--- a/Proyecto SIRCOVA.docx
+++ b/Proyecto SIRCOVA.docx
@@ -12906,7 +12906,23 @@
           <w:rFonts w:ascii="Arial" w:eastAsiaTheme="minorHAnsi" w:hAnsi="Arial" w:cs="Arial"/>
           <w:lang w:val="es-419" w:eastAsia="es-GT"/>
         </w:rPr>
-        <w:t xml:space="preserve"> sprints que abarcan desde el levantamiento de requerimientos y el diseño funcional del sistema, hasta el desarrollo, las pruebas y la elaboración de la documentación técnica y de usuario, favoreciendo un desarrollo iterativo y con </w:t>
+        <w:t xml:space="preserve"> </w:t>
+      </w:r>
+      <w:proofErr w:type="spellStart"/>
+      <w:r>
+        <w:rPr>
+          <w:rFonts w:ascii="Arial" w:eastAsiaTheme="minorHAnsi" w:hAnsi="Arial" w:cs="Arial"/>
+          <w:lang w:val="es-419" w:eastAsia="es-GT"/>
+        </w:rPr>
+        <w:t>sprints</w:t>
+      </w:r>
+      <w:proofErr w:type="spellEnd"/>
+      <w:r>
+        <w:rPr>
+          <w:rFonts w:ascii="Arial" w:eastAsiaTheme="minorHAnsi" w:hAnsi="Arial" w:cs="Arial"/>
+          <w:lang w:val="es-419" w:eastAsia="es-GT"/>
+        </w:rPr>
+        <w:t xml:space="preserve"> que abarcan desde el levantamiento de requerimientos y el diseño funcional del sistema, hasta el desarrollo, las pruebas y la elaboración de la documentación técnica y de usuario, favoreciendo un desarrollo iterativo y con </w:t>
       </w:r>
       <w:r>
         <w:rPr>
@@ -13218,7 +13234,23 @@
           <w:lang w:val="es-419" w:eastAsia="es-GT"/>
         </w:rPr>
         <w:lastRenderedPageBreak/>
-        <w:t>consolidar el archivo de cobertura antes de que finalice el mes, el cual es el que utiliza la epidemióloga para las reuniones del consejo técnico. Este proceso representa una carga de trabajo considerable, concentrada casi en su totalidad en una sola persona. Al respecto, la estadígrafa encargada del proceso señaló que un sistema que automatizara este trabajo le permitiría reducir el tiempo invertido en el ingreso y revisión de la información, así como evitar las llamadas y las interrupciones a reuniones que debe atender actualmente para resolver dudas sobre el proceso (A. Floria, comunicación personal, 7 de agosto de 2026).</w:t>
+        <w:t xml:space="preserve">consolidar el archivo de cobertura antes de que finalice el mes, el cual es el que utiliza la epidemióloga para las reuniones del consejo técnico. Este proceso representa una carga de trabajo considerable, concentrada casi en su totalidad en una sola persona. Al respecto, la estadígrafa encargada del proceso señaló que un sistema que automatizara este trabajo le permitiría reducir el tiempo invertido en el ingreso y revisión de la información, así como evitar las llamadas y las interrupciones a reuniones que debe atender actualmente para resolver dudas sobre el proceso (A. </w:t>
+      </w:r>
+      <w:proofErr w:type="spellStart"/>
+      <w:r>
+        <w:rPr>
+          <w:rFonts w:ascii="Arial" w:eastAsiaTheme="minorHAnsi" w:hAnsi="Arial" w:cs="Arial"/>
+          <w:lang w:val="es-419" w:eastAsia="es-GT"/>
+        </w:rPr>
+        <w:t>Floria</w:t>
+      </w:r>
+      <w:proofErr w:type="spellEnd"/>
+      <w:r>
+        <w:rPr>
+          <w:rFonts w:ascii="Arial" w:eastAsiaTheme="minorHAnsi" w:hAnsi="Arial" w:cs="Arial"/>
+          <w:lang w:val="es-419" w:eastAsia="es-GT"/>
+        </w:rPr>
+        <w:t>, comunicación personal, 7 de agosto de 2026).</w:t>
       </w:r>
     </w:p>
     <w:p>
@@ -13858,7 +13890,27 @@
           <w:bCs/>
           <w:lang w:val="es-419" w:eastAsia="es-GT"/>
         </w:rPr>
-        <w:t>stema de vigilancia y control y su influencia en el proceso de la toma de decisiones para el tratamiento del vector Aedes aegypti en la Dirección Regional de Salud de San Martín</w:t>
+        <w:t xml:space="preserve">stema de vigilancia y control y su influencia en el proceso de la toma de decisiones para el tratamiento del vector Aedes </w:t>
+      </w:r>
+      <w:proofErr w:type="spellStart"/>
+      <w:r>
+        <w:rPr>
+          <w:rFonts w:ascii="Arial" w:eastAsiaTheme="minorHAnsi" w:hAnsi="Arial" w:cs="Arial"/>
+          <w:b/>
+          <w:bCs/>
+          <w:lang w:val="es-419" w:eastAsia="es-GT"/>
+        </w:rPr>
+        <w:t>aegypti</w:t>
+      </w:r>
+      <w:proofErr w:type="spellEnd"/>
+      <w:r>
+        <w:rPr>
+          <w:rFonts w:ascii="Arial" w:eastAsiaTheme="minorHAnsi" w:hAnsi="Arial" w:cs="Arial"/>
+          <w:b/>
+          <w:bCs/>
+          <w:lang w:val="es-419" w:eastAsia="es-GT"/>
+        </w:rPr>
+        <w:t xml:space="preserve"> en la Dirección Regional de Salud de San Martín</w:t>
       </w:r>
     </w:p>
     <w:p>
@@ -14481,7 +14533,23 @@
           <w:lang w:eastAsia="es-GT"/>
         </w:rPr>
         <w:lastRenderedPageBreak/>
-        <w:t>Los beneficiados directos serán la estadígrafa, el personal encargado del registro en los establecimientos de salud, el área de tecnología e informática y el Departamento de Epidemiología. El personal de los establecimientos dispondrá de un proceso estandarizado para registrar y enviar la producción mensual, mientras que la estadígrafa reducirá las tareas manuales de digitación, consolidación y revisión. Al respecto, la estadígrafa indicó que una herramienta de este tipo permitiría disminuir el tiempo destinado al ingreso y revisión de los datos, así como las llamadas e interrupciones requeridas actualmente para resolver dudas sobre el proceso (A. Floria, comunicación personal, 7 de agosto de 2026). A su vez, tecnología e informática contará con mecanismos de trazabilidad y control, mientras que Epidemiología dispondrá de indicadores, alertas, mapas y proyecciones para identificar coberturas inferiores a las metas, brechas de dosis y tendencias que apoyen la planificación y toma de decisiones.</w:t>
+        <w:t xml:space="preserve">Los beneficiados directos serán la estadígrafa, el personal encargado del registro en los establecimientos de salud, el área de tecnología e informática y el Departamento de Epidemiología. El personal de los establecimientos dispondrá de un proceso estandarizado para registrar y enviar la producción mensual, mientras que la estadígrafa reducirá las tareas manuales de digitación, consolidación y revisión. Al respecto, la estadígrafa indicó que una herramienta de este tipo permitiría disminuir el tiempo destinado al ingreso y revisión de los datos, así como las llamadas e interrupciones requeridas actualmente para resolver dudas sobre el proceso (A. </w:t>
+      </w:r>
+      <w:proofErr w:type="spellStart"/>
+      <w:r>
+        <w:rPr>
+          <w:rFonts w:ascii="Arial" w:hAnsi="Arial" w:cs="Arial"/>
+          <w:lang w:eastAsia="es-GT"/>
+        </w:rPr>
+        <w:t>Floria</w:t>
+      </w:r>
+      <w:proofErr w:type="spellEnd"/>
+      <w:r>
+        <w:rPr>
+          <w:rFonts w:ascii="Arial" w:hAnsi="Arial" w:cs="Arial"/>
+          <w:lang w:eastAsia="es-GT"/>
+        </w:rPr>
+        <w:t>, comunicación personal, 7 de agosto de 2026). A su vez, tecnología e informática contará con mecanismos de trazabilidad y control, mientras que Epidemiología dispondrá de indicadores, alertas, mapas y proyecciones para identificar coberturas inferiores a las metas, brechas de dosis y tendencias que apoyen la planificación y toma de decisiones.</w:t>
       </w:r>
     </w:p>
     <w:p>
@@ -15269,7 +15337,25 @@
           <w:sz w:val="24"/>
           <w:szCs w:val="24"/>
         </w:rPr>
-        <w:t>El sistema utilizará una arquitectura web cliente-servidor, en la que la interfaz será desarrollada con React y se comunicará mediante una API REST con la lógica de negocio implementada en Node.js y Express.js. Para el almacenamiento se empleará una estrategia de persistencia políglota compuesta por MySQL y MongoDB. MySQL administrará principalmente la información estructurada y transaccional del sistema, mientras que MongoDB almacenará configuraciones flexibles y versionadas, como los esquemas de captura y determinadas reglas utilizadas durante el procesamiento de la información. Esta distribución permitirá mantener la integridad de los registros operativos y, al mismo tiempo, disponer de flexibilidad para adaptar la plataforma a futuros cambios en los procesos de vacunación.</w:t>
+        <w:t xml:space="preserve">El sistema utilizará una arquitectura web cliente-servidor, en la que la interfaz será desarrollada con </w:t>
+      </w:r>
+      <w:proofErr w:type="spellStart"/>
+      <w:r>
+        <w:rPr>
+          <w:rFonts w:ascii="Arial" w:hAnsi="Arial" w:cs="Arial"/>
+          <w:sz w:val="24"/>
+          <w:szCs w:val="24"/>
+        </w:rPr>
+        <w:t>React</w:t>
+      </w:r>
+      <w:proofErr w:type="spellEnd"/>
+      <w:r>
+        <w:rPr>
+          <w:rFonts w:ascii="Arial" w:hAnsi="Arial" w:cs="Arial"/>
+          <w:sz w:val="24"/>
+          <w:szCs w:val="24"/>
+        </w:rPr>
+        <w:t xml:space="preserve"> y se comunicará mediante una API REST con la lógica de negocio implementada en Node.js y Express.js. Para el almacenamiento se empleará una estrategia de persistencia políglota compuesta por MySQL y MongoDB. MySQL administrará principalmente la información estructurada y transaccional del sistema, mientras que MongoDB almacenará configuraciones flexibles y versionadas, como los esquemas de captura y determinadas reglas utilizadas durante el procesamiento de la información. Esta distribución permitirá mantener la integridad de los registros operativos y, al mismo tiempo, disponer de flexibilidad para adaptar la plataforma a futuros cambios en los procesos de vacunación.</w:t>
       </w:r>
     </w:p>
     <w:p>
@@ -15950,7 +16036,25 @@
           <w:sz w:val="24"/>
           <w:szCs w:val="24"/>
         </w:rPr>
-        <w:t>será desarrollada con React y constituirá el medio de interacción entre los usuarios y la plataforma. Las opciones disponibles dependerán del rol asignado, de manera que cada persona tenga acceso únicamente a las funcionalidades necesarias para desarrollar sus actividades.</w:t>
+        <w:t xml:space="preserve">será desarrollada con </w:t>
+      </w:r>
+      <w:proofErr w:type="spellStart"/>
+      <w:r>
+        <w:rPr>
+          <w:rFonts w:ascii="Arial" w:hAnsi="Arial" w:cs="Arial"/>
+          <w:sz w:val="24"/>
+          <w:szCs w:val="24"/>
+        </w:rPr>
+        <w:t>React</w:t>
+      </w:r>
+      <w:proofErr w:type="spellEnd"/>
+      <w:r>
+        <w:rPr>
+          <w:rFonts w:ascii="Arial" w:hAnsi="Arial" w:cs="Arial"/>
+          <w:sz w:val="24"/>
+          <w:szCs w:val="24"/>
+        </w:rPr>
+        <w:t xml:space="preserve"> y constituirá el medio de interacción entre los usuarios y la plataforma. Las opciones disponibles dependerán del rol asignado, de manera que cada persona tenga acceso únicamente a las funcionalidades necesarias para desarrollar sus actividades.</w:t>
       </w:r>
     </w:p>
     <w:p>
@@ -16313,9 +16417,9 @@
                                 <w:lang w:val="es-MX"/>
                               </w:rPr>
                             </w:pPr>
-                            <w:bookmarkStart w:id="99" w:name="_Toc236942819"/>
-                            <w:bookmarkStart w:id="100" w:name="_Toc237049805"/>
-                            <w:bookmarkStart w:id="101" w:name="_Toc236942482"/>
+                            <w:bookmarkStart w:id="97" w:name="_Toc236942819"/>
+                            <w:bookmarkStart w:id="98" w:name="_Toc237049805"/>
+                            <w:bookmarkStart w:id="99" w:name="_Toc236942482"/>
                             <w:r>
                               <w:t>Figura</w:t>
                             </w:r>
@@ -16349,8 +16453,8 @@
                             <w:r>
                               <w:t xml:space="preserve"> </w:t>
                             </w:r>
-                            <w:bookmarkEnd w:id="99"/>
-                            <w:bookmarkEnd w:id="100"/>
+                            <w:bookmarkEnd w:id="97"/>
+                            <w:bookmarkEnd w:id="98"/>
                             <w:r>
                               <w:t>Diagrama de contexto</w:t>
                             </w:r>
@@ -16365,8 +16469,8 @@
                                 <w:lang w:val="es-MX"/>
                               </w:rPr>
                             </w:pPr>
-                            <w:bookmarkStart w:id="102" w:name="_Toc236942820"/>
-                            <w:bookmarkStart w:id="103" w:name="_Toc237049806"/>
+                            <w:bookmarkStart w:id="100" w:name="_Toc236942820"/>
+                            <w:bookmarkStart w:id="101" w:name="_Toc237049806"/>
                             <w:r>
                               <w:t xml:space="preserve">Ilustración  </w:t>
                             </w:r>
@@ -16421,9 +16525,9 @@
                             <w:r>
                               <w:t xml:space="preserve"> Diagrama de contexto del sistema</w:t>
                             </w:r>
+                            <w:bookmarkEnd w:id="99"/>
+                            <w:bookmarkEnd w:id="100"/>
                             <w:bookmarkEnd w:id="101"/>
-                            <w:bookmarkEnd w:id="102"/>
-                            <w:bookmarkEnd w:id="103"/>
                           </w:p>
                         </w:txbxContent>
                       </wps:txbx>
@@ -17201,9 +17305,9 @@
                                 <w:lang w:val="es-MX"/>
                               </w:rPr>
                             </w:pPr>
-                            <w:bookmarkStart w:id="109" w:name="_Toc236942821"/>
-                            <w:bookmarkStart w:id="110" w:name="_Toc237049807"/>
-                            <w:bookmarkStart w:id="111" w:name="_Toc236942483"/>
+                            <w:bookmarkStart w:id="102" w:name="_Toc236942821"/>
+                            <w:bookmarkStart w:id="103" w:name="_Toc237049807"/>
+                            <w:bookmarkStart w:id="104" w:name="_Toc236942483"/>
                             <w:r>
                               <w:t>Figura</w:t>
                             </w:r>
@@ -17237,8 +17341,8 @@
                             <w:r>
                               <w:t xml:space="preserve"> </w:t>
                             </w:r>
-                            <w:bookmarkEnd w:id="109"/>
-                            <w:bookmarkEnd w:id="110"/>
+                            <w:bookmarkEnd w:id="102"/>
+                            <w:bookmarkEnd w:id="103"/>
                             <w:r>
                               <w:t>Flujo del proceso mensual de registro, revisión y análisis</w:t>
                             </w:r>
@@ -17256,8 +17360,8 @@
                                 <w:lang w:val="es-MX"/>
                               </w:rPr>
                             </w:pPr>
-                            <w:bookmarkStart w:id="112" w:name="_Toc236942822"/>
-                            <w:bookmarkStart w:id="113" w:name="_Toc237049808"/>
+                            <w:bookmarkStart w:id="105" w:name="_Toc236942822"/>
+                            <w:bookmarkStart w:id="106" w:name="_Toc237049808"/>
                             <w:r>
                               <w:t xml:space="preserve">Ilustración  </w:t>
                             </w:r>
@@ -17288,9 +17392,9 @@
                             <w:r>
                               <w:t>Diagrama de flujo del sistema</w:t>
                             </w:r>
-                            <w:bookmarkEnd w:id="111"/>
-                            <w:bookmarkEnd w:id="112"/>
-                            <w:bookmarkEnd w:id="113"/>
+                            <w:bookmarkEnd w:id="104"/>
+                            <w:bookmarkEnd w:id="105"/>
+                            <w:bookmarkEnd w:id="106"/>
                           </w:p>
                         </w:txbxContent>
                       </wps:txbx>
@@ -18704,7 +18808,25 @@
           <w:szCs w:val="24"/>
         </w:rPr>
         <w:lastRenderedPageBreak/>
-        <w:t>correspondiente. La lógica de ejecución permanecerá en el backend, mientras que MongoDB almacenará la configuración que determina cómo debe realizarse cada cálculo.</w:t>
+        <w:t xml:space="preserve">correspondiente. La lógica de ejecución permanecerá en el </w:t>
+      </w:r>
+      <w:proofErr w:type="spellStart"/>
+      <w:r>
+        <w:rPr>
+          <w:rFonts w:ascii="Arial" w:hAnsi="Arial" w:cs="Arial"/>
+          <w:sz w:val="24"/>
+          <w:szCs w:val="24"/>
+        </w:rPr>
+        <w:t>backend</w:t>
+      </w:r>
+      <w:proofErr w:type="spellEnd"/>
+      <w:r>
+        <w:rPr>
+          <w:rFonts w:ascii="Arial" w:hAnsi="Arial" w:cs="Arial"/>
+          <w:sz w:val="24"/>
+          <w:szCs w:val="24"/>
+        </w:rPr>
+        <w:t>, mientras que MongoDB almacenará la configuración que determina cómo debe realizarse cada cálculo.</w:t>
       </w:r>
     </w:p>
     <w:p>
@@ -18721,6 +18843,7 @@
           <w:szCs w:val="24"/>
         </w:rPr>
       </w:pPr>
+      <w:proofErr w:type="spellStart"/>
       <w:r>
         <w:rPr>
           <w:rFonts w:ascii="Arial" w:hAnsi="Arial" w:cs="Arial"/>
@@ -18729,15 +18852,44 @@
           <w:sz w:val="24"/>
           <w:szCs w:val="24"/>
         </w:rPr>
-        <w:t>Backend y comunicación con las bases de datos:</w:t>
-      </w:r>
-      <w:r>
-        <w:rPr>
-          <w:rFonts w:ascii="Arial" w:hAnsi="Arial" w:cs="Arial"/>
-          <w:sz w:val="24"/>
-          <w:szCs w:val="24"/>
-        </w:rPr>
-        <w:t xml:space="preserve"> Node.js y Express.js serán responsables de integrar ambos mecanismos de persistencia. El backend realizará las operaciones transaccionales y consultas estructuradas sobre MySQL, mientras que consultará MongoDB cuando sea necesario obtener los esquemas, reglas o configuraciones vigentes. Esta comunicación se realizará internamente desde la lógica de negocio y será transparente para los usuarios de la plataforma.</w:t>
+        <w:t>Backend</w:t>
+      </w:r>
+      <w:proofErr w:type="spellEnd"/>
+      <w:r>
+        <w:rPr>
+          <w:rFonts w:ascii="Arial" w:hAnsi="Arial" w:cs="Arial"/>
+          <w:b/>
+          <w:bCs/>
+          <w:sz w:val="24"/>
+          <w:szCs w:val="24"/>
+        </w:rPr>
+        <w:t xml:space="preserve"> y comunicación con las bases de datos:</w:t>
+      </w:r>
+      <w:r>
+        <w:rPr>
+          <w:rFonts w:ascii="Arial" w:hAnsi="Arial" w:cs="Arial"/>
+          <w:sz w:val="24"/>
+          <w:szCs w:val="24"/>
+        </w:rPr>
+        <w:t xml:space="preserve"> Node.js y Express.js serán responsables de integrar ambos mecanismos de persistencia. El </w:t>
+      </w:r>
+      <w:proofErr w:type="spellStart"/>
+      <w:r>
+        <w:rPr>
+          <w:rFonts w:ascii="Arial" w:hAnsi="Arial" w:cs="Arial"/>
+          <w:sz w:val="24"/>
+          <w:szCs w:val="24"/>
+        </w:rPr>
+        <w:t>backend</w:t>
+      </w:r>
+      <w:proofErr w:type="spellEnd"/>
+      <w:r>
+        <w:rPr>
+          <w:rFonts w:ascii="Arial" w:hAnsi="Arial" w:cs="Arial"/>
+          <w:sz w:val="24"/>
+          <w:szCs w:val="24"/>
+        </w:rPr>
+        <w:t xml:space="preserve"> realizará las operaciones transaccionales y consultas estructuradas sobre MySQL, mientras que consultará MongoDB cuando sea necesario obtener los esquemas, reglas o configuraciones vigentes. Esta comunicación se realizará internamente desde la lógica de negocio y será transparente para los usuarios de la plataforma.</w:t>
       </w:r>
     </w:p>
     <w:p>
@@ -18807,11 +18959,11 @@
         <w:pStyle w:val="Ttulo3"/>
         <w:spacing w:after="0" w:line="360" w:lineRule="auto"/>
       </w:pPr>
-      <w:bookmarkStart w:id="119" w:name="_Toc241563098"/>
+      <w:bookmarkStart w:id="107" w:name="_Toc241563098"/>
       <w:r>
         <w:t>2.1.2 Descripción de módulos</w:t>
       </w:r>
-      <w:bookmarkEnd w:id="119"/>
+      <w:bookmarkEnd w:id="107"/>
     </w:p>
     <w:p>
       <w:pPr>
@@ -21273,7 +21425,25 @@
           <w:sz w:val="24"/>
           <w:szCs w:val="24"/>
         </w:rPr>
-        <w:t xml:space="preserve"> permite obtener los resultados en formato pdf para su consulta, almacenamiento o impresión.</w:t>
+        <w:t xml:space="preserve"> permite obtener los resultados en formato </w:t>
+      </w:r>
+      <w:proofErr w:type="spellStart"/>
+      <w:r>
+        <w:rPr>
+          <w:rFonts w:ascii="Arial" w:hAnsi="Arial" w:cs="Arial"/>
+          <w:sz w:val="24"/>
+          <w:szCs w:val="24"/>
+        </w:rPr>
+        <w:t>pdf</w:t>
+      </w:r>
+      <w:proofErr w:type="spellEnd"/>
+      <w:r>
+        <w:rPr>
+          <w:rFonts w:ascii="Arial" w:hAnsi="Arial" w:cs="Arial"/>
+          <w:sz w:val="24"/>
+          <w:szCs w:val="24"/>
+        </w:rPr>
+        <w:t xml:space="preserve"> para su consulta, almacenamiento o impresión.</w:t>
       </w:r>
     </w:p>
     <w:p>
@@ -21711,7 +21881,7 @@
       <w:r>
         <w:t xml:space="preserve">  </w:t>
       </w:r>
-      <w:bookmarkStart w:id="120" w:name="_Toc241563099"/>
+      <w:bookmarkStart w:id="108" w:name="_Toc241563099"/>
       <w:r>
         <w:t xml:space="preserve">2.2 </w:t>
       </w:r>
@@ -21721,7 +21891,7 @@
         </w:rPr>
         <w:t>Método</w:t>
       </w:r>
-      <w:bookmarkEnd w:id="120"/>
+      <w:bookmarkEnd w:id="108"/>
     </w:p>
     <w:p>
       <w:pPr>
@@ -21738,8 +21908,25 @@
           <w:rFonts w:ascii="Arial" w:hAnsi="Arial" w:cs="Arial"/>
           <w:lang w:val="es-GT" w:eastAsia="es-GT"/>
         </w:rPr>
-        <w:t xml:space="preserve">Para el desarrollo del proyecto se utilizará Scrum como marco de trabajo ágil, debido a que permite desarrollar productos mediante ciclos iterativos e incrementales y realizar ajustes conforme se obtiene nueva información durante la ejecución. Según Schwaber y Sutherland (2020), Scrum permite que un equipo transforme elementos priorizados de trabajo en incrementos de valor dentro de períodos definidos denominados </w:t>
-      </w:r>
+        <w:t xml:space="preserve">Para el desarrollo del proyecto se utilizará Scrum como marco de trabajo ágil, debido a que permite desarrollar productos mediante ciclos iterativos e incrementales y realizar ajustes conforme se obtiene nueva información durante la ejecución. Según </w:t>
+      </w:r>
+      <w:proofErr w:type="spellStart"/>
+      <w:r>
+        <w:rPr>
+          <w:rFonts w:ascii="Arial" w:hAnsi="Arial" w:cs="Arial"/>
+          <w:lang w:val="es-GT" w:eastAsia="es-GT"/>
+        </w:rPr>
+        <w:t>Schwaber</w:t>
+      </w:r>
+      <w:proofErr w:type="spellEnd"/>
+      <w:r>
+        <w:rPr>
+          <w:rFonts w:ascii="Arial" w:hAnsi="Arial" w:cs="Arial"/>
+          <w:lang w:val="es-GT" w:eastAsia="es-GT"/>
+        </w:rPr>
+        <w:t xml:space="preserve"> y Sutherland (2020), Scrum permite que un equipo transforme elementos priorizados de trabajo en incrementos de valor dentro de períodos definidos denominados </w:t>
+      </w:r>
+      <w:proofErr w:type="spellStart"/>
       <w:r>
         <w:rPr>
           <w:rFonts w:ascii="Arial" w:hAnsi="Arial" w:cs="Arial"/>
@@ -21749,6 +21936,7 @@
         </w:rPr>
         <w:t>sprints</w:t>
       </w:r>
+      <w:proofErr w:type="spellEnd"/>
       <w:r>
         <w:rPr>
           <w:rFonts w:ascii="Arial" w:hAnsi="Arial" w:cs="Arial"/>
@@ -21814,7 +22002,119 @@
           <w:rFonts w:ascii="Arial" w:hAnsi="Arial" w:cs="Arial"/>
           <w:lang w:val="es-GT" w:eastAsia="es-GT"/>
         </w:rPr>
-        <w:t>El equipo Scrum estará integrado por un Product Owner, un Scrum Master y los Developers. El Product Owner será responsable de mantener y ordenar el Product Backlog de acuerdo con las necesidades identificadas en la DDRISS San Marcos y los objetivos del proyecto. El Scrum Master facilitará la correcta aplicación del marco de trabajo y apoyará al equipo en la eliminación de impedimentos. Los Developers estarán conformados por los integrantes responsables de realizar las actividades necesarias para producir los incrementos de la plataforma, incluyendo análisis, diseño, programación, integración, pruebas y documentación.</w:t>
+        <w:t xml:space="preserve">El equipo Scrum estará integrado por un </w:t>
+      </w:r>
+      <w:proofErr w:type="spellStart"/>
+      <w:r>
+        <w:rPr>
+          <w:rFonts w:ascii="Arial" w:hAnsi="Arial" w:cs="Arial"/>
+          <w:lang w:val="es-GT" w:eastAsia="es-GT"/>
+        </w:rPr>
+        <w:t>Product</w:t>
+      </w:r>
+      <w:proofErr w:type="spellEnd"/>
+      <w:r>
+        <w:rPr>
+          <w:rFonts w:ascii="Arial" w:hAnsi="Arial" w:cs="Arial"/>
+          <w:lang w:val="es-GT" w:eastAsia="es-GT"/>
+        </w:rPr>
+        <w:t xml:space="preserve"> </w:t>
+      </w:r>
+      <w:proofErr w:type="spellStart"/>
+      <w:r>
+        <w:rPr>
+          <w:rFonts w:ascii="Arial" w:hAnsi="Arial" w:cs="Arial"/>
+          <w:lang w:val="es-GT" w:eastAsia="es-GT"/>
+        </w:rPr>
+        <w:t>Owner</w:t>
+      </w:r>
+      <w:proofErr w:type="spellEnd"/>
+      <w:r>
+        <w:rPr>
+          <w:rFonts w:ascii="Arial" w:hAnsi="Arial" w:cs="Arial"/>
+          <w:lang w:val="es-GT" w:eastAsia="es-GT"/>
+        </w:rPr>
+        <w:t xml:space="preserve">, un Scrum Master y los </w:t>
+      </w:r>
+      <w:proofErr w:type="spellStart"/>
+      <w:r>
+        <w:rPr>
+          <w:rFonts w:ascii="Arial" w:hAnsi="Arial" w:cs="Arial"/>
+          <w:lang w:val="es-GT" w:eastAsia="es-GT"/>
+        </w:rPr>
+        <w:t>Developers</w:t>
+      </w:r>
+      <w:proofErr w:type="spellEnd"/>
+      <w:r>
+        <w:rPr>
+          <w:rFonts w:ascii="Arial" w:hAnsi="Arial" w:cs="Arial"/>
+          <w:lang w:val="es-GT" w:eastAsia="es-GT"/>
+        </w:rPr>
+        <w:t xml:space="preserve">. El </w:t>
+      </w:r>
+      <w:proofErr w:type="spellStart"/>
+      <w:r>
+        <w:rPr>
+          <w:rFonts w:ascii="Arial" w:hAnsi="Arial" w:cs="Arial"/>
+          <w:lang w:val="es-GT" w:eastAsia="es-GT"/>
+        </w:rPr>
+        <w:t>Product</w:t>
+      </w:r>
+      <w:proofErr w:type="spellEnd"/>
+      <w:r>
+        <w:rPr>
+          <w:rFonts w:ascii="Arial" w:hAnsi="Arial" w:cs="Arial"/>
+          <w:lang w:val="es-GT" w:eastAsia="es-GT"/>
+        </w:rPr>
+        <w:t xml:space="preserve"> </w:t>
+      </w:r>
+      <w:proofErr w:type="spellStart"/>
+      <w:r>
+        <w:rPr>
+          <w:rFonts w:ascii="Arial" w:hAnsi="Arial" w:cs="Arial"/>
+          <w:lang w:val="es-GT" w:eastAsia="es-GT"/>
+        </w:rPr>
+        <w:t>Owner</w:t>
+      </w:r>
+      <w:proofErr w:type="spellEnd"/>
+      <w:r>
+        <w:rPr>
+          <w:rFonts w:ascii="Arial" w:hAnsi="Arial" w:cs="Arial"/>
+          <w:lang w:val="es-GT" w:eastAsia="es-GT"/>
+        </w:rPr>
+        <w:t xml:space="preserve"> será responsable de mantener y ordenar el </w:t>
+      </w:r>
+      <w:proofErr w:type="spellStart"/>
+      <w:r>
+        <w:rPr>
+          <w:rFonts w:ascii="Arial" w:hAnsi="Arial" w:cs="Arial"/>
+          <w:lang w:val="es-GT" w:eastAsia="es-GT"/>
+        </w:rPr>
+        <w:t>Product</w:t>
+      </w:r>
+      <w:proofErr w:type="spellEnd"/>
+      <w:r>
+        <w:rPr>
+          <w:rFonts w:ascii="Arial" w:hAnsi="Arial" w:cs="Arial"/>
+          <w:lang w:val="es-GT" w:eastAsia="es-GT"/>
+        </w:rPr>
+        <w:t xml:space="preserve"> Backlog de acuerdo con las necesidades identificadas en la DDRISS San Marcos y los objetivos del proyecto. El Scrum Master facilitará la correcta aplicación del marco de trabajo y apoyará al equipo en la eliminación de impedimentos. Los </w:t>
+      </w:r>
+      <w:proofErr w:type="spellStart"/>
+      <w:r>
+        <w:rPr>
+          <w:rFonts w:ascii="Arial" w:hAnsi="Arial" w:cs="Arial"/>
+          <w:lang w:val="es-GT" w:eastAsia="es-GT"/>
+        </w:rPr>
+        <w:t>Developers</w:t>
+      </w:r>
+      <w:proofErr w:type="spellEnd"/>
+      <w:r>
+        <w:rPr>
+          <w:rFonts w:ascii="Arial" w:hAnsi="Arial" w:cs="Arial"/>
+          <w:lang w:val="es-GT" w:eastAsia="es-GT"/>
+        </w:rPr>
+        <w:t xml:space="preserve"> estarán conformados por los integrantes responsables de realizar las actividades necesarias para producir los incrementos de la plataforma, incluyendo análisis, diseño, programación, integración, pruebas y documentación.</w:t>
       </w:r>
     </w:p>
     <w:p>
@@ -21832,7 +22132,39 @@
           <w:rFonts w:ascii="Arial" w:hAnsi="Arial" w:cs="Arial"/>
           <w:lang w:val="es-GT" w:eastAsia="es-GT"/>
         </w:rPr>
-        <w:t>Los principales artefactos utilizados serán el Product Backlog, el Sprint Backlog y el Incremento. El Product Backlog contendrá las funcionalidades, requerimientos y demás elementos necesarios para desarrollar la plataforma, organizados de acuerdo con su prioridad. Como técnica para representar una parte de estos requerimientos se utilizarán historias de usuario. El Sprint Backlog contendrá los elementos seleccionados para cada sprint, el objetivo establecido y el plan de trabajo necesario para desarrollar el incremento. Finalmente, el Incremento corresponderá al conjunto de funcionalidades completadas, integradas y verificadas durante el ciclo.</w:t>
+        <w:t xml:space="preserve">Los principales artefactos utilizados serán el </w:t>
+      </w:r>
+      <w:proofErr w:type="spellStart"/>
+      <w:r>
+        <w:rPr>
+          <w:rFonts w:ascii="Arial" w:hAnsi="Arial" w:cs="Arial"/>
+          <w:lang w:val="es-GT" w:eastAsia="es-GT"/>
+        </w:rPr>
+        <w:t>Product</w:t>
+      </w:r>
+      <w:proofErr w:type="spellEnd"/>
+      <w:r>
+        <w:rPr>
+          <w:rFonts w:ascii="Arial" w:hAnsi="Arial" w:cs="Arial"/>
+          <w:lang w:val="es-GT" w:eastAsia="es-GT"/>
+        </w:rPr>
+        <w:t xml:space="preserve"> Backlog, el Sprint Backlog y el Incremento. El </w:t>
+      </w:r>
+      <w:proofErr w:type="spellStart"/>
+      <w:r>
+        <w:rPr>
+          <w:rFonts w:ascii="Arial" w:hAnsi="Arial" w:cs="Arial"/>
+          <w:lang w:val="es-GT" w:eastAsia="es-GT"/>
+        </w:rPr>
+        <w:t>Product</w:t>
+      </w:r>
+      <w:proofErr w:type="spellEnd"/>
+      <w:r>
+        <w:rPr>
+          <w:rFonts w:ascii="Arial" w:hAnsi="Arial" w:cs="Arial"/>
+          <w:lang w:val="es-GT" w:eastAsia="es-GT"/>
+        </w:rPr>
+        <w:t xml:space="preserve"> Backlog contendrá las funcionalidades, requerimientos y demás elementos necesarios para desarrollar la plataforma, organizados de acuerdo con su prioridad. Como técnica para representar una parte de estos requerimientos se utilizarán historias de usuario. El Sprint Backlog contendrá los elementos seleccionados para cada sprint, el objetivo establecido y el plan de trabajo necesario para desarrollar el incremento. Finalmente, el Incremento corresponderá al conjunto de funcionalidades completadas, integradas y verificadas durante el ciclo.</w:t>
       </w:r>
     </w:p>
     <w:p>
@@ -21850,13 +22182,45 @@
           <w:rFonts w:ascii="Arial" w:hAnsi="Arial" w:cs="Arial"/>
           <w:lang w:val="es-GT" w:eastAsia="es-GT"/>
         </w:rPr>
-        <w:t>Es importante aclarar que las historias de usuario no son un elemento obligatorio definido por Scrum, sino una técnica que puede utilizarse para describir elementos del Product Backlog. El Product Backlog, por su parte, es una lista ordenada y evolutiva, y su refinamiento se realiza de manera continua conforme los elementos requieren mayor detalle</w:t>
-      </w:r>
+        <w:t xml:space="preserve">Es importante aclarar que las historias de usuario no son un elemento obligatorio definido por Scrum, sino una técnica que puede utilizarse para describir elementos del </w:t>
+      </w:r>
+      <w:proofErr w:type="spellStart"/>
       <w:r>
         <w:rPr>
           <w:rFonts w:ascii="Arial" w:hAnsi="Arial" w:cs="Arial"/>
           <w:lang w:val="es-GT" w:eastAsia="es-GT"/>
         </w:rPr>
+        <w:t>Product</w:t>
+      </w:r>
+      <w:proofErr w:type="spellEnd"/>
+      <w:r>
+        <w:rPr>
+          <w:rFonts w:ascii="Arial" w:hAnsi="Arial" w:cs="Arial"/>
+          <w:lang w:val="es-GT" w:eastAsia="es-GT"/>
+        </w:rPr>
+        <w:t xml:space="preserve"> Backlog. El </w:t>
+      </w:r>
+      <w:proofErr w:type="spellStart"/>
+      <w:r>
+        <w:rPr>
+          <w:rFonts w:ascii="Arial" w:hAnsi="Arial" w:cs="Arial"/>
+          <w:lang w:val="es-GT" w:eastAsia="es-GT"/>
+        </w:rPr>
+        <w:t>Product</w:t>
+      </w:r>
+      <w:proofErr w:type="spellEnd"/>
+      <w:r>
+        <w:rPr>
+          <w:rFonts w:ascii="Arial" w:hAnsi="Arial" w:cs="Arial"/>
+          <w:lang w:val="es-GT" w:eastAsia="es-GT"/>
+        </w:rPr>
+        <w:t xml:space="preserve"> Backlog, por su parte, es una lista ordenada y evolutiva, y su refinamiento se realiza de manera continua conforme los elementos requieren mayor detalle</w:t>
+      </w:r>
+      <w:r>
+        <w:rPr>
+          <w:rFonts w:ascii="Arial" w:hAnsi="Arial" w:cs="Arial"/>
+          <w:lang w:val="es-GT" w:eastAsia="es-GT"/>
+        </w:rPr>
         <w:t>.</w:t>
       </w:r>
     </w:p>
@@ -21864,14 +22228,19 @@
       <w:pPr>
         <w:pStyle w:val="Ttulo3"/>
       </w:pPr>
-      <w:bookmarkStart w:id="121" w:name="_Toc241563100"/>
+      <w:bookmarkStart w:id="109" w:name="_Toc241563100"/>
       <w:r>
         <w:t xml:space="preserve">2.2.1 </w:t>
       </w:r>
       <w:r>
-        <w:t>Desarrollo de los sprints</w:t>
-      </w:r>
-      <w:bookmarkEnd w:id="121"/>
+        <w:t xml:space="preserve">Desarrollo de los </w:t>
+      </w:r>
+      <w:proofErr w:type="spellStart"/>
+      <w:r>
+        <w:t>sprints</w:t>
+      </w:r>
+      <w:bookmarkEnd w:id="109"/>
+      <w:proofErr w:type="spellEnd"/>
     </w:p>
     <w:p>
       <w:pPr>
@@ -21887,7 +22256,23 @@
           <w:rFonts w:ascii="Arial" w:hAnsi="Arial" w:cs="Arial"/>
           <w:lang w:eastAsia="es-GT"/>
         </w:rPr>
-        <w:t xml:space="preserve">El proyecto se desarrollará mediante cinco sprints. Cada uno tendrá un objetivo específico y estará orientado a producir un incremento funcional de la plataforma. </w:t>
+        <w:t xml:space="preserve">El proyecto se desarrollará mediante cinco </w:t>
+      </w:r>
+      <w:proofErr w:type="spellStart"/>
+      <w:r>
+        <w:rPr>
+          <w:rFonts w:ascii="Arial" w:hAnsi="Arial" w:cs="Arial"/>
+          <w:lang w:eastAsia="es-GT"/>
+        </w:rPr>
+        <w:t>sprints</w:t>
+      </w:r>
+      <w:proofErr w:type="spellEnd"/>
+      <w:r>
+        <w:rPr>
+          <w:rFonts w:ascii="Arial" w:hAnsi="Arial" w:cs="Arial"/>
+          <w:lang w:eastAsia="es-GT"/>
+        </w:rPr>
+        <w:t xml:space="preserve">. Cada uno tendrá un objetivo específico y estará orientado a producir un incremento funcional de la plataforma. </w:t>
       </w:r>
       <w:r>
         <w:rPr>
@@ -21897,6 +22282,7 @@
         <w:lastRenderedPageBreak/>
         <w:t xml:space="preserve">A diferencia de una metodología secuencial, los </w:t>
       </w:r>
+      <w:proofErr w:type="spellStart"/>
       <w:r>
         <w:rPr>
           <w:rFonts w:ascii="Arial" w:hAnsi="Arial" w:cs="Arial"/>
@@ -21906,6 +22292,7 @@
         </w:rPr>
         <w:t>sprints</w:t>
       </w:r>
+      <w:proofErr w:type="spellEnd"/>
       <w:r>
         <w:rPr>
           <w:rFonts w:ascii="Arial" w:hAnsi="Arial" w:cs="Arial"/>
@@ -21929,6 +22316,7 @@
           <w:lang w:val="en-US" w:eastAsia="es-GT"/>
         </w:rPr>
       </w:pPr>
+      <w:proofErr w:type="spellStart"/>
       <w:r>
         <w:rPr>
           <w:rFonts w:ascii="Arial" w:hAnsi="Arial" w:cs="Arial"/>
@@ -21936,7 +22324,37 @@
           <w:bCs/>
           <w:lang w:val="en-US" w:eastAsia="es-GT"/>
         </w:rPr>
-        <w:t>Inicio de cada sprint: Sprint Planning</w:t>
+        <w:t>Inicio</w:t>
+      </w:r>
+      <w:proofErr w:type="spellEnd"/>
+      <w:r>
+        <w:rPr>
+          <w:rFonts w:ascii="Arial" w:hAnsi="Arial" w:cs="Arial"/>
+          <w:b/>
+          <w:bCs/>
+          <w:lang w:val="en-US" w:eastAsia="es-GT"/>
+        </w:rPr>
+        <w:t xml:space="preserve"> de </w:t>
+      </w:r>
+      <w:proofErr w:type="spellStart"/>
+      <w:r>
+        <w:rPr>
+          <w:rFonts w:ascii="Arial" w:hAnsi="Arial" w:cs="Arial"/>
+          <w:b/>
+          <w:bCs/>
+          <w:lang w:val="en-US" w:eastAsia="es-GT"/>
+        </w:rPr>
+        <w:t>cada</w:t>
+      </w:r>
+      <w:proofErr w:type="spellEnd"/>
+      <w:r>
+        <w:rPr>
+          <w:rFonts w:ascii="Arial" w:hAnsi="Arial" w:cs="Arial"/>
+          <w:b/>
+          <w:bCs/>
+          <w:lang w:val="en-US" w:eastAsia="es-GT"/>
+        </w:rPr>
+        <w:t xml:space="preserve"> sprint: Sprint Planning</w:t>
       </w:r>
     </w:p>
     <w:p>
@@ -21972,7 +22390,55 @@
           <w:rFonts w:ascii="Arial" w:hAnsi="Arial" w:cs="Arial"/>
           <w:lang w:eastAsia="es-GT"/>
         </w:rPr>
-        <w:t xml:space="preserve"> iniciará con el Sprint Planning, en el cual el equipo revisará los elementos priorizados del Product Backlog y seleccionará aquellos que puedan desarrollarse durante el ciclo. A partir de esta selección se establecerá el Sprint Goal, que representará el objetivo principal del </w:t>
+        <w:t xml:space="preserve"> iniciará con el Sprint </w:t>
+      </w:r>
+      <w:proofErr w:type="spellStart"/>
+      <w:r>
+        <w:rPr>
+          <w:rFonts w:ascii="Arial" w:hAnsi="Arial" w:cs="Arial"/>
+          <w:lang w:eastAsia="es-GT"/>
+        </w:rPr>
+        <w:t>Planning</w:t>
+      </w:r>
+      <w:proofErr w:type="spellEnd"/>
+      <w:r>
+        <w:rPr>
+          <w:rFonts w:ascii="Arial" w:hAnsi="Arial" w:cs="Arial"/>
+          <w:lang w:eastAsia="es-GT"/>
+        </w:rPr>
+        <w:t xml:space="preserve">, en el cual el equipo revisará los elementos priorizados del </w:t>
+      </w:r>
+      <w:proofErr w:type="spellStart"/>
+      <w:r>
+        <w:rPr>
+          <w:rFonts w:ascii="Arial" w:hAnsi="Arial" w:cs="Arial"/>
+          <w:lang w:eastAsia="es-GT"/>
+        </w:rPr>
+        <w:t>Product</w:t>
+      </w:r>
+      <w:proofErr w:type="spellEnd"/>
+      <w:r>
+        <w:rPr>
+          <w:rFonts w:ascii="Arial" w:hAnsi="Arial" w:cs="Arial"/>
+          <w:lang w:eastAsia="es-GT"/>
+        </w:rPr>
+        <w:t xml:space="preserve"> Backlog y seleccionará aquellos que puedan desarrollarse durante el ciclo. A partir de esta selección se establecerá el Sprint </w:t>
+      </w:r>
+      <w:proofErr w:type="spellStart"/>
+      <w:r>
+        <w:rPr>
+          <w:rFonts w:ascii="Arial" w:hAnsi="Arial" w:cs="Arial"/>
+          <w:lang w:eastAsia="es-GT"/>
+        </w:rPr>
+        <w:t>Goal</w:t>
+      </w:r>
+      <w:proofErr w:type="spellEnd"/>
+      <w:r>
+        <w:rPr>
+          <w:rFonts w:ascii="Arial" w:hAnsi="Arial" w:cs="Arial"/>
+          <w:lang w:eastAsia="es-GT"/>
+        </w:rPr>
+        <w:t xml:space="preserve">, que representará el objetivo principal del </w:t>
       </w:r>
       <w:r>
         <w:rPr>
@@ -22008,7 +22474,23 @@
           <w:rFonts w:ascii="Arial" w:hAnsi="Arial" w:cs="Arial"/>
           <w:lang w:eastAsia="es-GT"/>
         </w:rPr>
-        <w:t xml:space="preserve">Durante esta planificación se determinará qué se pretende obtener en el ciclo y cómo se desarrollará el trabajo seleccionado. La Guía Scrum establece precisamente que el Sprint Planning debe responder por qué el </w:t>
+        <w:t xml:space="preserve">Durante esta planificación se determinará qué se pretende obtener en el ciclo y cómo se desarrollará el trabajo seleccionado. La Guía Scrum establece precisamente que el Sprint </w:t>
+      </w:r>
+      <w:proofErr w:type="spellStart"/>
+      <w:r>
+        <w:rPr>
+          <w:rFonts w:ascii="Arial" w:hAnsi="Arial" w:cs="Arial"/>
+          <w:lang w:eastAsia="es-GT"/>
+        </w:rPr>
+        <w:t>Planning</w:t>
+      </w:r>
+      <w:proofErr w:type="spellEnd"/>
+      <w:r>
+        <w:rPr>
+          <w:rFonts w:ascii="Arial" w:hAnsi="Arial" w:cs="Arial"/>
+          <w:lang w:eastAsia="es-GT"/>
+        </w:rPr>
+        <w:t xml:space="preserve"> debe responder por qué el </w:t>
       </w:r>
       <w:r>
         <w:rPr>
@@ -22042,6 +22524,7 @@
           <w:lang w:val="en-US" w:eastAsia="es-GT"/>
         </w:rPr>
       </w:pPr>
+      <w:proofErr w:type="spellStart"/>
       <w:r>
         <w:rPr>
           <w:rFonts w:ascii="Arial" w:hAnsi="Arial" w:cs="Arial"/>
@@ -22049,7 +22532,57 @@
           <w:bCs/>
           <w:lang w:val="en-US" w:eastAsia="es-GT"/>
         </w:rPr>
-        <w:t>Trabajo durante el sprint</w:t>
+        <w:t>Trabajo</w:t>
+      </w:r>
+      <w:proofErr w:type="spellEnd"/>
+      <w:r>
+        <w:rPr>
+          <w:rFonts w:ascii="Arial" w:hAnsi="Arial" w:cs="Arial"/>
+          <w:b/>
+          <w:bCs/>
+          <w:lang w:val="en-US" w:eastAsia="es-GT"/>
+        </w:rPr>
+        <w:t xml:space="preserve"> </w:t>
+      </w:r>
+      <w:proofErr w:type="spellStart"/>
+      <w:r>
+        <w:rPr>
+          <w:rFonts w:ascii="Arial" w:hAnsi="Arial" w:cs="Arial"/>
+          <w:b/>
+          <w:bCs/>
+          <w:lang w:val="en-US" w:eastAsia="es-GT"/>
+        </w:rPr>
+        <w:t>durante</w:t>
+      </w:r>
+      <w:proofErr w:type="spellEnd"/>
+      <w:r>
+        <w:rPr>
+          <w:rFonts w:ascii="Arial" w:hAnsi="Arial" w:cs="Arial"/>
+          <w:b/>
+          <w:bCs/>
+          <w:lang w:val="en-US" w:eastAsia="es-GT"/>
+        </w:rPr>
+        <w:t xml:space="preserve"> </w:t>
+      </w:r>
+      <w:proofErr w:type="spellStart"/>
+      <w:r>
+        <w:rPr>
+          <w:rFonts w:ascii="Arial" w:hAnsi="Arial" w:cs="Arial"/>
+          <w:b/>
+          <w:bCs/>
+          <w:lang w:val="en-US" w:eastAsia="es-GT"/>
+        </w:rPr>
+        <w:t>el</w:t>
+      </w:r>
+      <w:proofErr w:type="spellEnd"/>
+      <w:r>
+        <w:rPr>
+          <w:rFonts w:ascii="Arial" w:hAnsi="Arial" w:cs="Arial"/>
+          <w:b/>
+          <w:bCs/>
+          <w:lang w:val="en-US" w:eastAsia="es-GT"/>
+        </w:rPr>
+        <w:t xml:space="preserve"> sprint</w:t>
       </w:r>
     </w:p>
     <w:p>
@@ -22148,7 +22681,39 @@
           <w:rFonts w:ascii="Arial" w:hAnsi="Arial" w:cs="Arial"/>
           <w:lang w:eastAsia="es-GT"/>
         </w:rPr>
-        <w:t>desarrollo de frontend y backend;</w:t>
+        <w:t xml:space="preserve">desarrollo de </w:t>
+      </w:r>
+      <w:proofErr w:type="spellStart"/>
+      <w:r>
+        <w:rPr>
+          <w:rFonts w:ascii="Arial" w:hAnsi="Arial" w:cs="Arial"/>
+          <w:lang w:eastAsia="es-GT"/>
+        </w:rPr>
+        <w:t>frontend</w:t>
+      </w:r>
+      <w:proofErr w:type="spellEnd"/>
+      <w:r>
+        <w:rPr>
+          <w:rFonts w:ascii="Arial" w:hAnsi="Arial" w:cs="Arial"/>
+          <w:lang w:eastAsia="es-GT"/>
+        </w:rPr>
+        <w:t xml:space="preserve"> y </w:t>
+      </w:r>
+      <w:proofErr w:type="spellStart"/>
+      <w:r>
+        <w:rPr>
+          <w:rFonts w:ascii="Arial" w:hAnsi="Arial" w:cs="Arial"/>
+          <w:lang w:eastAsia="es-GT"/>
+        </w:rPr>
+        <w:t>backend</w:t>
+      </w:r>
+      <w:proofErr w:type="spellEnd"/>
+      <w:r>
+        <w:rPr>
+          <w:rFonts w:ascii="Arial" w:hAnsi="Arial" w:cs="Arial"/>
+          <w:lang w:eastAsia="es-GT"/>
+        </w:rPr>
+        <w:t>;</w:t>
       </w:r>
     </w:p>
     <w:p>
@@ -22310,7 +22875,23 @@
           <w:rFonts w:ascii="Arial" w:hAnsi="Arial" w:cs="Arial"/>
           <w:lang w:eastAsia="es-GT"/>
         </w:rPr>
-        <w:t xml:space="preserve">Durante el ciclo también se realizará el refinamiento del Product Backlog, </w:t>
+        <w:t xml:space="preserve">Durante el ciclo también se realizará el refinamiento del </w:t>
+      </w:r>
+      <w:proofErr w:type="spellStart"/>
+      <w:r>
+        <w:rPr>
+          <w:rFonts w:ascii="Arial" w:hAnsi="Arial" w:cs="Arial"/>
+          <w:lang w:eastAsia="es-GT"/>
+        </w:rPr>
+        <w:t>Product</w:t>
+      </w:r>
+      <w:proofErr w:type="spellEnd"/>
+      <w:r>
+        <w:rPr>
+          <w:rFonts w:ascii="Arial" w:hAnsi="Arial" w:cs="Arial"/>
+          <w:lang w:eastAsia="es-GT"/>
+        </w:rPr>
+        <w:t xml:space="preserve"> Backlog, </w:t>
       </w:r>
       <w:r>
         <w:rPr>
@@ -22379,7 +22960,55 @@
           <w:rFonts w:ascii="Arial" w:hAnsi="Arial" w:cs="Arial"/>
           <w:lang w:eastAsia="es-GT"/>
         </w:rPr>
-        <w:t>, los Developers realizarán reuniones breves de seguimiento mediante Daily Scrum, con el propósito de revisar el avance respecto del Sprint Goal, identificar impedimentos y ajustar el trabajo pendiente cuando sea necesario. Estas reuniones permitirán mantener coordinación entre los integrantes y complementar el seguimiento registrado mediante las herramientas de comunicación y gestión utilizadas por el equipo.</w:t>
+        <w:t xml:space="preserve">, los </w:t>
+      </w:r>
+      <w:proofErr w:type="spellStart"/>
+      <w:r>
+        <w:rPr>
+          <w:rFonts w:ascii="Arial" w:hAnsi="Arial" w:cs="Arial"/>
+          <w:lang w:eastAsia="es-GT"/>
+        </w:rPr>
+        <w:t>Developers</w:t>
+      </w:r>
+      <w:proofErr w:type="spellEnd"/>
+      <w:r>
+        <w:rPr>
+          <w:rFonts w:ascii="Arial" w:hAnsi="Arial" w:cs="Arial"/>
+          <w:lang w:eastAsia="es-GT"/>
+        </w:rPr>
+        <w:t xml:space="preserve"> realizarán reuniones breves de seguimiento mediante </w:t>
+      </w:r>
+      <w:proofErr w:type="spellStart"/>
+      <w:r>
+        <w:rPr>
+          <w:rFonts w:ascii="Arial" w:hAnsi="Arial" w:cs="Arial"/>
+          <w:lang w:eastAsia="es-GT"/>
+        </w:rPr>
+        <w:t>Daily</w:t>
+      </w:r>
+      <w:proofErr w:type="spellEnd"/>
+      <w:r>
+        <w:rPr>
+          <w:rFonts w:ascii="Arial" w:hAnsi="Arial" w:cs="Arial"/>
+          <w:lang w:eastAsia="es-GT"/>
+        </w:rPr>
+        <w:t xml:space="preserve"> Scrum, con el propósito de revisar el avance respecto del Sprint </w:t>
+      </w:r>
+      <w:proofErr w:type="spellStart"/>
+      <w:r>
+        <w:rPr>
+          <w:rFonts w:ascii="Arial" w:hAnsi="Arial" w:cs="Arial"/>
+          <w:lang w:eastAsia="es-GT"/>
+        </w:rPr>
+        <w:t>Goal</w:t>
+      </w:r>
+      <w:proofErr w:type="spellEnd"/>
+      <w:r>
+        <w:rPr>
+          <w:rFonts w:ascii="Arial" w:hAnsi="Arial" w:cs="Arial"/>
+          <w:lang w:eastAsia="es-GT"/>
+        </w:rPr>
+        <w:t>, identificar impedimentos y ajustar el trabajo pendiente cuando sea necesario. Estas reuniones permitirán mantener coordinación entre los integrantes y complementar el seguimiento registrado mediante las herramientas de comunicación y gestión utilizadas por el equipo.</w:t>
       </w:r>
     </w:p>
     <w:p>
@@ -22399,7 +23028,39 @@
           <w:rFonts w:ascii="Arial" w:hAnsi="Arial" w:cs="Arial"/>
           <w:lang w:eastAsia="es-GT"/>
         </w:rPr>
-        <w:t>La Guía Scrum establece el Daily Scrum como un evento de quince minutos orientado a inspeccionar el progreso hacia el Sprint Goal y adaptar el Sprint Backlog cuando sea necesario.</w:t>
+        <w:t xml:space="preserve">La Guía Scrum establece el </w:t>
+      </w:r>
+      <w:proofErr w:type="spellStart"/>
+      <w:r>
+        <w:rPr>
+          <w:rFonts w:ascii="Arial" w:hAnsi="Arial" w:cs="Arial"/>
+          <w:lang w:eastAsia="es-GT"/>
+        </w:rPr>
+        <w:t>Daily</w:t>
+      </w:r>
+      <w:proofErr w:type="spellEnd"/>
+      <w:r>
+        <w:rPr>
+          <w:rFonts w:ascii="Arial" w:hAnsi="Arial" w:cs="Arial"/>
+          <w:lang w:eastAsia="es-GT"/>
+        </w:rPr>
+        <w:t xml:space="preserve"> Scrum como un evento de quince minutos orientado a inspeccionar el progreso hacia el Sprint </w:t>
+      </w:r>
+      <w:proofErr w:type="spellStart"/>
+      <w:r>
+        <w:rPr>
+          <w:rFonts w:ascii="Arial" w:hAnsi="Arial" w:cs="Arial"/>
+          <w:lang w:eastAsia="es-GT"/>
+        </w:rPr>
+        <w:t>Goal</w:t>
+      </w:r>
+      <w:proofErr w:type="spellEnd"/>
+      <w:r>
+        <w:rPr>
+          <w:rFonts w:ascii="Arial" w:hAnsi="Arial" w:cs="Arial"/>
+          <w:lang w:eastAsia="es-GT"/>
+        </w:rPr>
+        <w:t xml:space="preserve"> y adaptar el Sprint Backlog cuando sea necesario.</w:t>
       </w:r>
     </w:p>
     <w:p>
@@ -22467,7 +23128,23 @@
           <w:rFonts w:ascii="Arial" w:hAnsi="Arial" w:cs="Arial"/>
           <w:lang w:eastAsia="es-GT"/>
         </w:rPr>
-        <w:t>Sprint Review,</w:t>
+        <w:t xml:space="preserve">Sprint </w:t>
+      </w:r>
+      <w:proofErr w:type="spellStart"/>
+      <w:r>
+        <w:rPr>
+          <w:rFonts w:ascii="Arial" w:hAnsi="Arial" w:cs="Arial"/>
+          <w:lang w:eastAsia="es-GT"/>
+        </w:rPr>
+        <w:t>Review</w:t>
+      </w:r>
+      <w:proofErr w:type="spellEnd"/>
+      <w:r>
+        <w:rPr>
+          <w:rFonts w:ascii="Arial" w:hAnsi="Arial" w:cs="Arial"/>
+          <w:lang w:eastAsia="es-GT"/>
+        </w:rPr>
+        <w:t>,</w:t>
       </w:r>
       <w:r>
         <w:rPr>
@@ -22494,7 +23171,39 @@
           <w:rFonts w:ascii="Arial" w:hAnsi="Arial" w:cs="Arial"/>
           <w:lang w:val="es-GT" w:eastAsia="es-GT"/>
         </w:rPr>
-        <w:t>Las observaciones obtenidas podrán generar modificaciones, nuevas necesidades o ajustes en la prioridad de los elementos pendientes del Product Backlog. Se conservará evidencia de cada Sprint Review como parte del seguimiento del proyecto.</w:t>
+        <w:t xml:space="preserve">Las observaciones obtenidas podrán generar modificaciones, nuevas necesidades o ajustes en la prioridad de los elementos pendientes del </w:t>
+      </w:r>
+      <w:proofErr w:type="spellStart"/>
+      <w:r>
+        <w:rPr>
+          <w:rFonts w:ascii="Arial" w:hAnsi="Arial" w:cs="Arial"/>
+          <w:lang w:val="es-GT" w:eastAsia="es-GT"/>
+        </w:rPr>
+        <w:t>Product</w:t>
+      </w:r>
+      <w:proofErr w:type="spellEnd"/>
+      <w:r>
+        <w:rPr>
+          <w:rFonts w:ascii="Arial" w:hAnsi="Arial" w:cs="Arial"/>
+          <w:lang w:val="es-GT" w:eastAsia="es-GT"/>
+        </w:rPr>
+        <w:t xml:space="preserve"> Backlog. Se conservará evidencia de cada Sprint </w:t>
+      </w:r>
+      <w:proofErr w:type="spellStart"/>
+      <w:r>
+        <w:rPr>
+          <w:rFonts w:ascii="Arial" w:hAnsi="Arial" w:cs="Arial"/>
+          <w:lang w:val="es-GT" w:eastAsia="es-GT"/>
+        </w:rPr>
+        <w:t>Review</w:t>
+      </w:r>
+      <w:proofErr w:type="spellEnd"/>
+      <w:r>
+        <w:rPr>
+          <w:rFonts w:ascii="Arial" w:hAnsi="Arial" w:cs="Arial"/>
+          <w:lang w:val="es-GT" w:eastAsia="es-GT"/>
+        </w:rPr>
+        <w:t xml:space="preserve"> como parte del seguimiento del proyecto.</w:t>
       </w:r>
     </w:p>
     <w:p>
@@ -22655,7 +23364,7 @@
                                 <w:noProof/>
                               </w:rPr>
                             </w:pPr>
-                            <w:bookmarkStart w:id="122" w:name="_Toc236943127"/>
+                            <w:bookmarkStart w:id="110" w:name="_Toc236943127"/>
                             <w:r>
                               <w:t xml:space="preserve">Imágen </w:t>
                             </w:r>
@@ -22686,7 +23395,7 @@
                             <w:r>
                               <w:t xml:space="preserve"> Metodología Scrum</w:t>
                             </w:r>
-                            <w:bookmarkEnd w:id="122"/>
+                            <w:bookmarkEnd w:id="110"/>
                           </w:p>
                           <w:p/>
                           <w:p>
@@ -22697,7 +23406,7 @@
                                 <w:noProof/>
                               </w:rPr>
                             </w:pPr>
-                            <w:bookmarkStart w:id="123" w:name="_Toc236943128"/>
+                            <w:bookmarkStart w:id="111" w:name="_Toc236943128"/>
                             <w:r>
                               <w:t xml:space="preserve">Imágen </w:t>
                             </w:r>
@@ -22725,7 +23434,7 @@
                             <w:r>
                               <w:t xml:space="preserve"> Metodología Scrum</w:t>
                             </w:r>
-                            <w:bookmarkEnd w:id="123"/>
+                            <w:bookmarkEnd w:id="111"/>
                           </w:p>
                         </w:txbxContent>
                       </wps:txbx>
@@ -22951,7 +23660,7 @@
       <w:pPr>
         <w:pStyle w:val="Ttulo3"/>
       </w:pPr>
-      <w:bookmarkStart w:id="126" w:name="_Toc241563101"/>
+      <w:bookmarkStart w:id="112" w:name="_Toc241563101"/>
       <w:r>
         <w:t>2.2.</w:t>
       </w:r>
@@ -22967,7 +23676,7 @@
       <w:r>
         <w:t>acceso, gestión de usuarios y configuración básica</w:t>
       </w:r>
-      <w:bookmarkEnd w:id="126"/>
+      <w:bookmarkEnd w:id="112"/>
     </w:p>
     <w:p>
       <w:pPr>
@@ -22989,7 +23698,21 @@
         <w:rPr>
           <w:rFonts w:ascii="Arial" w:hAnsi="Arial" w:cs="Arial"/>
         </w:rPr>
-        <w:t>El primer sprint estará orientado a establecer la estructura funcional inicial de la plataforma y desarrollar las funcionalidades necesarias para controlar el acceso de los usuarios y administrar la información básica que será utilizada posteriormente por los demás módulos. A partir del Product Backlog definido durante la actividad inicial, se seleccionarán y refinarán las historias de usuario relacionadas con autenticación, usuarios, roles, permisos y catálogos fundamentales del sistema.</w:t>
+        <w:t xml:space="preserve">El primer sprint estará orientado a establecer la estructura funcional inicial de la plataforma y desarrollar las funcionalidades necesarias para controlar el acceso de los usuarios y administrar la información básica que será utilizada posteriormente por los demás módulos. A partir del </w:t>
+      </w:r>
+      <w:proofErr w:type="spellStart"/>
+      <w:r>
+        <w:rPr>
+          <w:rFonts w:ascii="Arial" w:hAnsi="Arial" w:cs="Arial"/>
+        </w:rPr>
+        <w:t>Product</w:t>
+      </w:r>
+      <w:proofErr w:type="spellEnd"/>
+      <w:r>
+        <w:rPr>
+          <w:rFonts w:ascii="Arial" w:hAnsi="Arial" w:cs="Arial"/>
+        </w:rPr>
+        <w:t xml:space="preserve"> Backlog definido durante la actividad inicial, se seleccionarán y refinarán las historias de usuario relacionadas con autenticación, usuarios, roles, permisos y catálogos fundamentales del sistema.</w:t>
       </w:r>
     </w:p>
     <w:p>
@@ -23074,7 +23797,43 @@
           <w:sz w:val="24"/>
           <w:szCs w:val="24"/>
         </w:rPr>
-        <w:t>Para el desarrollo de este incremento se utilizarán React para la interfaz web; Node.js y Express.js para la API y la lógica de negocio; MySQL para la información estructurada relacionada con usuarios y catálogos; Git y GitHub para el control de versiones; Postman para comprobar los servicios desarrollados; y Docker para mantener un entorno uniforme de desarrollo e integración.</w:t>
+        <w:t xml:space="preserve">Para el desarrollo de este incremento se utilizarán </w:t>
+      </w:r>
+      <w:proofErr w:type="spellStart"/>
+      <w:r>
+        <w:rPr>
+          <w:rFonts w:ascii="Arial" w:hAnsi="Arial" w:cs="Arial"/>
+          <w:sz w:val="24"/>
+          <w:szCs w:val="24"/>
+        </w:rPr>
+        <w:t>React</w:t>
+      </w:r>
+      <w:proofErr w:type="spellEnd"/>
+      <w:r>
+        <w:rPr>
+          <w:rFonts w:ascii="Arial" w:hAnsi="Arial" w:cs="Arial"/>
+          <w:sz w:val="24"/>
+          <w:szCs w:val="24"/>
+        </w:rPr>
+        <w:t xml:space="preserve"> para la interfaz web; Node.js y Express.js para la API y la lógica de negocio; MySQL para la información estructurada relacionada con usuarios y catálogos; Git y GitHub para el control de versiones; </w:t>
+      </w:r>
+      <w:proofErr w:type="spellStart"/>
+      <w:r>
+        <w:rPr>
+          <w:rFonts w:ascii="Arial" w:hAnsi="Arial" w:cs="Arial"/>
+          <w:sz w:val="24"/>
+          <w:szCs w:val="24"/>
+        </w:rPr>
+        <w:t>Postman</w:t>
+      </w:r>
+      <w:proofErr w:type="spellEnd"/>
+      <w:r>
+        <w:rPr>
+          <w:rFonts w:ascii="Arial" w:hAnsi="Arial" w:cs="Arial"/>
+          <w:sz w:val="24"/>
+          <w:szCs w:val="24"/>
+        </w:rPr>
+        <w:t xml:space="preserve"> para comprobar los servicios desarrollados; y Docker para mantener un entorno uniforme de desarrollo e integración.</w:t>
       </w:r>
     </w:p>
     <w:p>
@@ -23093,7 +23852,25 @@
           <w:sz w:val="24"/>
           <w:szCs w:val="24"/>
         </w:rPr>
-        <w:t>Al finalizar el sprint se espera disponer de una primera versión funcional de la plataforma, en la que los usuarios autorizados puedan iniciar sesión y el personal con los permisos correspondientes pueda administrar usuarios, roles y catálogos básicos. Este incremento servirá como base para incorporar en los siguientes sprints las funcionalidades de configuración dinámica y registro de la producción de vacunación.</w:t>
+        <w:t xml:space="preserve">Al finalizar el sprint se espera disponer de una primera versión funcional de la plataforma, en la que los usuarios autorizados puedan iniciar sesión y el personal con los permisos correspondientes pueda administrar usuarios, roles y catálogos básicos. Este incremento servirá como base para incorporar en los siguientes </w:t>
+      </w:r>
+      <w:proofErr w:type="spellStart"/>
+      <w:r>
+        <w:rPr>
+          <w:rFonts w:ascii="Arial" w:hAnsi="Arial" w:cs="Arial"/>
+          <w:sz w:val="24"/>
+          <w:szCs w:val="24"/>
+        </w:rPr>
+        <w:t>sprints</w:t>
+      </w:r>
+      <w:proofErr w:type="spellEnd"/>
+      <w:r>
+        <w:rPr>
+          <w:rFonts w:ascii="Arial" w:hAnsi="Arial" w:cs="Arial"/>
+          <w:sz w:val="24"/>
+          <w:szCs w:val="24"/>
+        </w:rPr>
+        <w:t xml:space="preserve"> las funcionalidades de configuración dinámica y registro de la producción de vacunación.</w:t>
       </w:r>
     </w:p>
     <w:p>
@@ -23111,7 +23888,7 @@
       <w:pPr>
         <w:pStyle w:val="Ttulo3"/>
       </w:pPr>
-      <w:bookmarkStart w:id="127" w:name="_Toc241563102"/>
+      <w:bookmarkStart w:id="113" w:name="_Toc241563102"/>
       <w:r>
         <w:t>2.2.</w:t>
       </w:r>
@@ -23127,7 +23904,7 @@
       <w:r>
         <w:t>configuración dinámica y registro de producción</w:t>
       </w:r>
-      <w:bookmarkEnd w:id="127"/>
+      <w:bookmarkEnd w:id="113"/>
     </w:p>
     <w:p>
       <w:pPr>
@@ -23145,7 +23922,25 @@
           <w:sz w:val="24"/>
           <w:szCs w:val="24"/>
         </w:rPr>
-        <w:t xml:space="preserve">El segundo sprint estará orientado al desarrollo de las funcionalidades necesarias para configurar los esquemas de captura y registrar la producción de vacunación correspondiente a cada período. A partir del Product Backlog se </w:t>
+        <w:t xml:space="preserve">El segundo sprint estará orientado al desarrollo de las funcionalidades necesarias para configurar los esquemas de captura y registrar la producción de vacunación correspondiente a cada período. A partir del </w:t>
+      </w:r>
+      <w:proofErr w:type="spellStart"/>
+      <w:r>
+        <w:rPr>
+          <w:rFonts w:ascii="Arial" w:hAnsi="Arial" w:cs="Arial"/>
+          <w:sz w:val="24"/>
+          <w:szCs w:val="24"/>
+        </w:rPr>
+        <w:t>Product</w:t>
+      </w:r>
+      <w:proofErr w:type="spellEnd"/>
+      <w:r>
+        <w:rPr>
+          <w:rFonts w:ascii="Arial" w:hAnsi="Arial" w:cs="Arial"/>
+          <w:sz w:val="24"/>
+          <w:szCs w:val="24"/>
+        </w:rPr>
+        <w:t xml:space="preserve"> Backlog se </w:t>
       </w:r>
       <w:r>
         <w:rPr>
@@ -23258,7 +24053,79 @@
           <w:sz w:val="24"/>
           <w:szCs w:val="24"/>
         </w:rPr>
-        <w:t>Para este sprint se utilizarán React para las interfaces de configuración y registro; Node.js y Express.js para la API y la lógica de negocio; MySQL para la información estructurada y transaccional; MongoDB para almacenar los esquemas de captura y sus configuraciones versionadas; MySQL Workbench y MongoDB Compass para revisar las estructuras de persistencia; Postman para las pruebas de los servicios; Git y GitHub para el control de versiones; y Docker para mantener la integración del entorno de desarrollo.</w:t>
+        <w:t xml:space="preserve">Para este sprint se utilizarán </w:t>
+      </w:r>
+      <w:proofErr w:type="spellStart"/>
+      <w:r>
+        <w:rPr>
+          <w:rFonts w:ascii="Arial" w:hAnsi="Arial" w:cs="Arial"/>
+          <w:sz w:val="24"/>
+          <w:szCs w:val="24"/>
+        </w:rPr>
+        <w:t>React</w:t>
+      </w:r>
+      <w:proofErr w:type="spellEnd"/>
+      <w:r>
+        <w:rPr>
+          <w:rFonts w:ascii="Arial" w:hAnsi="Arial" w:cs="Arial"/>
+          <w:sz w:val="24"/>
+          <w:szCs w:val="24"/>
+        </w:rPr>
+        <w:t xml:space="preserve"> para las interfaces de configuración y registro; Node.js y Express.js para la API y la lógica de negocio; MySQL para la información estructurada y transaccional; MongoDB para almacenar los esquemas de captura y sus configuraciones versionadas; MySQL </w:t>
+      </w:r>
+      <w:proofErr w:type="spellStart"/>
+      <w:r>
+        <w:rPr>
+          <w:rFonts w:ascii="Arial" w:hAnsi="Arial" w:cs="Arial"/>
+          <w:sz w:val="24"/>
+          <w:szCs w:val="24"/>
+        </w:rPr>
+        <w:t>Workbench</w:t>
+      </w:r>
+      <w:proofErr w:type="spellEnd"/>
+      <w:r>
+        <w:rPr>
+          <w:rFonts w:ascii="Arial" w:hAnsi="Arial" w:cs="Arial"/>
+          <w:sz w:val="24"/>
+          <w:szCs w:val="24"/>
+        </w:rPr>
+        <w:t xml:space="preserve"> y MongoDB </w:t>
+      </w:r>
+      <w:proofErr w:type="spellStart"/>
+      <w:r>
+        <w:rPr>
+          <w:rFonts w:ascii="Arial" w:hAnsi="Arial" w:cs="Arial"/>
+          <w:sz w:val="24"/>
+          <w:szCs w:val="24"/>
+        </w:rPr>
+        <w:t>Compass</w:t>
+      </w:r>
+      <w:proofErr w:type="spellEnd"/>
+      <w:r>
+        <w:rPr>
+          <w:rFonts w:ascii="Arial" w:hAnsi="Arial" w:cs="Arial"/>
+          <w:sz w:val="24"/>
+          <w:szCs w:val="24"/>
+        </w:rPr>
+        <w:t xml:space="preserve"> para revisar las estructuras de persistencia; </w:t>
+      </w:r>
+      <w:proofErr w:type="spellStart"/>
+      <w:r>
+        <w:rPr>
+          <w:rFonts w:ascii="Arial" w:hAnsi="Arial" w:cs="Arial"/>
+          <w:sz w:val="24"/>
+          <w:szCs w:val="24"/>
+        </w:rPr>
+        <w:t>Postman</w:t>
+      </w:r>
+      <w:proofErr w:type="spellEnd"/>
+      <w:r>
+        <w:rPr>
+          <w:rFonts w:ascii="Arial" w:hAnsi="Arial" w:cs="Arial"/>
+          <w:sz w:val="24"/>
+          <w:szCs w:val="24"/>
+        </w:rPr>
+        <w:t xml:space="preserve"> para las pruebas de los servicios; Git y GitHub para el control de versiones; y Docker para mantener la integración del entorno de desarrollo.</w:t>
       </w:r>
     </w:p>
     <w:p>
@@ -23295,7 +24162,7 @@
       <w:pPr>
         <w:pStyle w:val="Ttulo3"/>
       </w:pPr>
-      <w:bookmarkStart w:id="128" w:name="_Toc241563103"/>
+      <w:bookmarkStart w:id="114" w:name="_Toc241563103"/>
       <w:r>
         <w:t>2.2.</w:t>
       </w:r>
@@ -23311,7 +24178,7 @@
       <w:r>
         <w:t>validación, revisión y cierre de reportes</w:t>
       </w:r>
-      <w:bookmarkEnd w:id="128"/>
+      <w:bookmarkEnd w:id="114"/>
     </w:p>
     <w:p>
       <w:pPr>
@@ -23333,7 +24200,21 @@
         <w:rPr>
           <w:rFonts w:ascii="Arial" w:hAnsi="Arial" w:cs="Arial"/>
         </w:rPr>
-        <w:t>El tercer sprint estará orientado al desarrollo de las funcionalidades necesarias para controlar la calidad de la información registrada y gestionar el flujo mediante el cual los reportes de producción pasan desde su preparación inicial hasta su aprobación y cierre. A partir del Product Backlog se seleccionarán y refinarán las historias de usuario relacionadas con la consulta de validaciones, envío a revisión, revisión de reportes, solicitud de correcciones, reenvío, aprobación, cierre de períodos y gestión de rectificaciones.</w:t>
+        <w:t xml:space="preserve">El tercer sprint estará orientado al desarrollo de las funcionalidades necesarias para controlar la calidad de la información registrada y gestionar el flujo mediante el cual los reportes de producción pasan desde su preparación inicial hasta su aprobación y cierre. A partir del </w:t>
+      </w:r>
+      <w:proofErr w:type="spellStart"/>
+      <w:r>
+        <w:rPr>
+          <w:rFonts w:ascii="Arial" w:hAnsi="Arial" w:cs="Arial"/>
+        </w:rPr>
+        <w:t>Product</w:t>
+      </w:r>
+      <w:proofErr w:type="spellEnd"/>
+      <w:r>
+        <w:rPr>
+          <w:rFonts w:ascii="Arial" w:hAnsi="Arial" w:cs="Arial"/>
+        </w:rPr>
+        <w:t xml:space="preserve"> Backlog se seleccionarán y refinarán las historias de usuario relacionadas con la consulta de validaciones, envío a revisión, revisión de reportes, solicitud de correcciones, reenvío, aprobación, cierre de períodos y gestión de rectificaciones.</w:t>
       </w:r>
     </w:p>
     <w:p>
@@ -23449,7 +24330,43 @@
           <w:szCs w:val="24"/>
         </w:rPr>
         <w:lastRenderedPageBreak/>
-        <w:t>Para este sprint se utilizarán React para las interfaces de revisión, corrección y seguimiento; Node.js y Express.js para la aplicación de reglas de negocio y control de estados; MySQL para almacenar los reportes, estados, observaciones y registros asociados al proceso; MongoDB para consultar las reglas de validación configuradas; Postman para verificar los servicios de la API; Git y GitHub para el control de versiones; y Docker para mantener el entorno de desarrollo e integración.</w:t>
+        <w:t xml:space="preserve">Para este sprint se utilizarán </w:t>
+      </w:r>
+      <w:proofErr w:type="spellStart"/>
+      <w:r>
+        <w:rPr>
+          <w:rFonts w:ascii="Arial" w:hAnsi="Arial" w:cs="Arial"/>
+          <w:sz w:val="24"/>
+          <w:szCs w:val="24"/>
+        </w:rPr>
+        <w:t>React</w:t>
+      </w:r>
+      <w:proofErr w:type="spellEnd"/>
+      <w:r>
+        <w:rPr>
+          <w:rFonts w:ascii="Arial" w:hAnsi="Arial" w:cs="Arial"/>
+          <w:sz w:val="24"/>
+          <w:szCs w:val="24"/>
+        </w:rPr>
+        <w:t xml:space="preserve"> para las interfaces de revisión, corrección y seguimiento; Node.js y Express.js para la aplicación de reglas de negocio y control de estados; MySQL para almacenar los reportes, estados, observaciones y registros asociados al proceso; MongoDB para consultar las reglas de validación configuradas; </w:t>
+      </w:r>
+      <w:proofErr w:type="spellStart"/>
+      <w:r>
+        <w:rPr>
+          <w:rFonts w:ascii="Arial" w:hAnsi="Arial" w:cs="Arial"/>
+          <w:sz w:val="24"/>
+          <w:szCs w:val="24"/>
+        </w:rPr>
+        <w:t>Postman</w:t>
+      </w:r>
+      <w:proofErr w:type="spellEnd"/>
+      <w:r>
+        <w:rPr>
+          <w:rFonts w:ascii="Arial" w:hAnsi="Arial" w:cs="Arial"/>
+          <w:sz w:val="24"/>
+          <w:szCs w:val="24"/>
+        </w:rPr>
+        <w:t xml:space="preserve"> para verificar los servicios de la API; Git y GitHub para el control de versiones; y Docker para mantener el entorno de desarrollo e integración.</w:t>
       </w:r>
     </w:p>
     <w:p>
@@ -23494,7 +24411,7 @@
       <w:pPr>
         <w:pStyle w:val="Ttulo3"/>
       </w:pPr>
-      <w:bookmarkStart w:id="129" w:name="_Toc241563104"/>
+      <w:bookmarkStart w:id="115" w:name="_Toc241563104"/>
       <w:r>
         <w:t>2.2.</w:t>
       </w:r>
@@ -23510,7 +24427,7 @@
       <w:r>
         <w:t>indicadores, análisis y visualización de resultados</w:t>
       </w:r>
-      <w:bookmarkEnd w:id="129"/>
+      <w:bookmarkEnd w:id="115"/>
     </w:p>
     <w:p>
       <w:pPr>
@@ -23528,7 +24445,25 @@
           <w:sz w:val="24"/>
           <w:szCs w:val="24"/>
         </w:rPr>
-        <w:t>El cuarto sprint estará orientado al desarrollo de las funcionalidades necesarias para consultar y analizar los indicadores generados a partir de la producción de vacunación previamente validada y aprobada. A partir del Product Backlog se seleccionarán y refinarán las historias de usuario relacionadas con cobertura de vacunación, comparación con metas, brechas de dosis, tasas de deserción, proyecciones, consultas consolidadas, tablero de control y visualización territorial.</w:t>
+        <w:t xml:space="preserve">El cuarto sprint estará orientado al desarrollo de las funcionalidades necesarias para consultar y analizar los indicadores generados a partir de la producción de vacunación previamente validada y aprobada. A partir del </w:t>
+      </w:r>
+      <w:proofErr w:type="spellStart"/>
+      <w:r>
+        <w:rPr>
+          <w:rFonts w:ascii="Arial" w:hAnsi="Arial" w:cs="Arial"/>
+          <w:sz w:val="24"/>
+          <w:szCs w:val="24"/>
+        </w:rPr>
+        <w:t>Product</w:t>
+      </w:r>
+      <w:proofErr w:type="spellEnd"/>
+      <w:r>
+        <w:rPr>
+          <w:rFonts w:ascii="Arial" w:hAnsi="Arial" w:cs="Arial"/>
+          <w:sz w:val="24"/>
+          <w:szCs w:val="24"/>
+        </w:rPr>
+        <w:t xml:space="preserve"> Backlog se seleccionarán y refinarán las historias de usuario relacionadas con cobertura de vacunación, comparación con metas, brechas de dosis, tasas de deserción, proyecciones, consultas consolidadas, tablero de control y visualización territorial.</w:t>
       </w:r>
     </w:p>
     <w:p>
@@ -23651,7 +24586,97 @@
           <w:sz w:val="24"/>
           <w:szCs w:val="24"/>
         </w:rPr>
-        <w:t>Para el desarrollo de este incremento se utilizarán React para las interfaces de consulta y visualización; Node.js y Express.js para la lógica de procesamiento; MySQL para consultar la producción aprobada, poblaciones objetivo y demás información estructurada; MongoDB para obtener las configuraciones necesarias para el cálculo de indicadores; JavaScript y SQL para el procesamiento de datos; una librería de gráficos compatible con React para el tablero de control; Leaflet y archivos GeoJSON para la representación territorial; Postman para verificar los servicios de la API; Git y GitHub para el control de versiones; y Docker para mantener el entorno de desarrollo e integración.</w:t>
+        <w:t xml:space="preserve">Para el desarrollo de este incremento se utilizarán </w:t>
+      </w:r>
+      <w:proofErr w:type="spellStart"/>
+      <w:r>
+        <w:rPr>
+          <w:rFonts w:ascii="Arial" w:hAnsi="Arial" w:cs="Arial"/>
+          <w:sz w:val="24"/>
+          <w:szCs w:val="24"/>
+        </w:rPr>
+        <w:t>React</w:t>
+      </w:r>
+      <w:proofErr w:type="spellEnd"/>
+      <w:r>
+        <w:rPr>
+          <w:rFonts w:ascii="Arial" w:hAnsi="Arial" w:cs="Arial"/>
+          <w:sz w:val="24"/>
+          <w:szCs w:val="24"/>
+        </w:rPr>
+        <w:t xml:space="preserve"> para las interfaces de consulta y visualización; Node.js y Express.js para la lógica de procesamiento; MySQL para consultar la producción aprobada, poblaciones objetivo y demás información estructurada; MongoDB para obtener las configuraciones necesarias para el cálculo de indicadores; JavaScript y SQL para el procesamiento de datos; una librería de gráficos compatible con </w:t>
+      </w:r>
+      <w:proofErr w:type="spellStart"/>
+      <w:r>
+        <w:rPr>
+          <w:rFonts w:ascii="Arial" w:hAnsi="Arial" w:cs="Arial"/>
+          <w:sz w:val="24"/>
+          <w:szCs w:val="24"/>
+        </w:rPr>
+        <w:t>React</w:t>
+      </w:r>
+      <w:proofErr w:type="spellEnd"/>
+      <w:r>
+        <w:rPr>
+          <w:rFonts w:ascii="Arial" w:hAnsi="Arial" w:cs="Arial"/>
+          <w:sz w:val="24"/>
+          <w:szCs w:val="24"/>
+        </w:rPr>
+        <w:t xml:space="preserve"> para el tablero de control; </w:t>
+      </w:r>
+      <w:proofErr w:type="spellStart"/>
+      <w:r>
+        <w:rPr>
+          <w:rFonts w:ascii="Arial" w:hAnsi="Arial" w:cs="Arial"/>
+          <w:sz w:val="24"/>
+          <w:szCs w:val="24"/>
+        </w:rPr>
+        <w:t>Leaflet</w:t>
+      </w:r>
+      <w:proofErr w:type="spellEnd"/>
+      <w:r>
+        <w:rPr>
+          <w:rFonts w:ascii="Arial" w:hAnsi="Arial" w:cs="Arial"/>
+          <w:sz w:val="24"/>
+          <w:szCs w:val="24"/>
+        </w:rPr>
+        <w:t xml:space="preserve"> y archivos </w:t>
+      </w:r>
+      <w:proofErr w:type="spellStart"/>
+      <w:r>
+        <w:rPr>
+          <w:rFonts w:ascii="Arial" w:hAnsi="Arial" w:cs="Arial"/>
+          <w:sz w:val="24"/>
+          <w:szCs w:val="24"/>
+        </w:rPr>
+        <w:t>GeoJSON</w:t>
+      </w:r>
+      <w:proofErr w:type="spellEnd"/>
+      <w:r>
+        <w:rPr>
+          <w:rFonts w:ascii="Arial" w:hAnsi="Arial" w:cs="Arial"/>
+          <w:sz w:val="24"/>
+          <w:szCs w:val="24"/>
+        </w:rPr>
+        <w:t xml:space="preserve"> para la representación territorial; </w:t>
+      </w:r>
+      <w:proofErr w:type="spellStart"/>
+      <w:r>
+        <w:rPr>
+          <w:rFonts w:ascii="Arial" w:hAnsi="Arial" w:cs="Arial"/>
+          <w:sz w:val="24"/>
+          <w:szCs w:val="24"/>
+        </w:rPr>
+        <w:t>Postman</w:t>
+      </w:r>
+      <w:proofErr w:type="spellEnd"/>
+      <w:r>
+        <w:rPr>
+          <w:rFonts w:ascii="Arial" w:hAnsi="Arial" w:cs="Arial"/>
+          <w:sz w:val="24"/>
+          <w:szCs w:val="24"/>
+        </w:rPr>
+        <w:t xml:space="preserve"> para verificar los servicios de la API; Git y GitHub para el control de versiones; y Docker para mantener el entorno de desarrollo e integración.</w:t>
       </w:r>
     </w:p>
     <w:p>
@@ -23689,7 +24714,7 @@
       <w:pPr>
         <w:pStyle w:val="Ttulo3"/>
       </w:pPr>
-      <w:bookmarkStart w:id="130" w:name="_Toc241563105"/>
+      <w:bookmarkStart w:id="116" w:name="_Toc241563105"/>
       <w:r>
         <w:t>2.2.</w:t>
       </w:r>
@@ -23708,7 +24733,7 @@
       <w:r>
         <w:t>reportes, alertas, auditoría y trazabilidad</w:t>
       </w:r>
-      <w:bookmarkEnd w:id="130"/>
+      <w:bookmarkEnd w:id="116"/>
     </w:p>
     <w:p>
       <w:pPr>
@@ -23726,7 +24751,25 @@
           <w:sz w:val="24"/>
           <w:szCs w:val="24"/>
         </w:rPr>
-        <w:t>El quinto sprint estará orientado al desarrollo de las funcionalidades necesarias para generar y consultar reportes, visualizar alertas y acceder a la información de auditoría y trazabilidad registrada por la plataforma. A partir del Product Backlog se seleccionarán y refinarán las historias de usuario relacionadas con generación de informes, exportación de resultados, consulta de alertas y revisión del historial de las operaciones realizadas en el sistema.</w:t>
+        <w:t xml:space="preserve">El quinto sprint estará orientado al desarrollo de las funcionalidades necesarias para generar y consultar reportes, visualizar alertas y acceder a la información de auditoría y trazabilidad registrada por la plataforma. A partir del </w:t>
+      </w:r>
+      <w:proofErr w:type="spellStart"/>
+      <w:r>
+        <w:rPr>
+          <w:rFonts w:ascii="Arial" w:hAnsi="Arial" w:cs="Arial"/>
+          <w:sz w:val="24"/>
+          <w:szCs w:val="24"/>
+        </w:rPr>
+        <w:t>Product</w:t>
+      </w:r>
+      <w:proofErr w:type="spellEnd"/>
+      <w:r>
+        <w:rPr>
+          <w:rFonts w:ascii="Arial" w:hAnsi="Arial" w:cs="Arial"/>
+          <w:sz w:val="24"/>
+          <w:szCs w:val="24"/>
+        </w:rPr>
+        <w:t xml:space="preserve"> Backlog se seleccionarán y refinarán las historias de usuario relacionadas con generación de informes, exportación de resultados, consulta de alertas y revisión del historial de las operaciones realizadas en el sistema.</w:t>
       </w:r>
     </w:p>
     <w:p>
@@ -23830,7 +24873,25 @@
           <w:sz w:val="24"/>
           <w:szCs w:val="24"/>
         </w:rPr>
-        <w:t>Las pruebas del sprint se realizarán paralelamente al desarrollo e incluirán pruebas unitarias sobre la generación de reportes, condiciones de alerta y consultas de auditoría, así como pruebas de integración con los módulos desarrollados en los sprints anteriores. Se verificará que los informes presenten información coherente con los filtros seleccionados, que las alertas correspondan con las condiciones configuradas, que los documentos puedan exportarse correctamente y que los registros de auditoría reflejen las acciones realizadas por los usuarios.</w:t>
+        <w:t xml:space="preserve">Las pruebas del sprint se realizarán paralelamente al desarrollo e incluirán pruebas unitarias sobre la generación de reportes, condiciones de alerta y consultas de auditoría, así como pruebas de integración con los módulos desarrollados en los </w:t>
+      </w:r>
+      <w:proofErr w:type="spellStart"/>
+      <w:r>
+        <w:rPr>
+          <w:rFonts w:ascii="Arial" w:hAnsi="Arial" w:cs="Arial"/>
+          <w:sz w:val="24"/>
+          <w:szCs w:val="24"/>
+        </w:rPr>
+        <w:t>sprints</w:t>
+      </w:r>
+      <w:proofErr w:type="spellEnd"/>
+      <w:r>
+        <w:rPr>
+          <w:rFonts w:ascii="Arial" w:hAnsi="Arial" w:cs="Arial"/>
+          <w:sz w:val="24"/>
+          <w:szCs w:val="24"/>
+        </w:rPr>
+        <w:t xml:space="preserve"> anteriores. Se verificará que los informes presenten información coherente con los filtros seleccionados, que las alertas correspondan con las condiciones configuradas, que los documentos puedan exportarse correctamente y que los registros de auditoría reflejen las acciones realizadas por los usuarios.</w:t>
       </w:r>
     </w:p>
     <w:p>
@@ -23849,7 +24910,43 @@
           <w:sz w:val="24"/>
           <w:szCs w:val="24"/>
         </w:rPr>
-        <w:t>Para el desarrollo de este incremento se utilizarán React para las interfaces de reportes, alertas y auditoría; Node.js y Express.js para la lógica de negocio y generación de resultados; MySQL para consultar la información operativa, indicadores y registros de auditoría; MongoDB para obtener configuraciones relacionadas con reglas e indicadores cuando corresponda; una herramienta o librería compatible con Node.js para la generación de documentos PDF; Postman para comprobar los servicios de la API; Git y GitHub para el control de versiones; y Docker para mantener el entorno de desarrollo e integración.</w:t>
+        <w:t xml:space="preserve">Para el desarrollo de este incremento se utilizarán </w:t>
+      </w:r>
+      <w:proofErr w:type="spellStart"/>
+      <w:r>
+        <w:rPr>
+          <w:rFonts w:ascii="Arial" w:hAnsi="Arial" w:cs="Arial"/>
+          <w:sz w:val="24"/>
+          <w:szCs w:val="24"/>
+        </w:rPr>
+        <w:t>React</w:t>
+      </w:r>
+      <w:proofErr w:type="spellEnd"/>
+      <w:r>
+        <w:rPr>
+          <w:rFonts w:ascii="Arial" w:hAnsi="Arial" w:cs="Arial"/>
+          <w:sz w:val="24"/>
+          <w:szCs w:val="24"/>
+        </w:rPr>
+        <w:t xml:space="preserve"> para las interfaces de reportes, alertas y auditoría; Node.js y Express.js para la lógica de negocio y generación de resultados; MySQL para consultar la información operativa, indicadores y registros de auditoría; MongoDB para obtener configuraciones relacionadas con reglas e indicadores cuando corresponda; una herramienta o librería compatible con Node.js para la generación de documentos PDF; </w:t>
+      </w:r>
+      <w:proofErr w:type="spellStart"/>
+      <w:r>
+        <w:rPr>
+          <w:rFonts w:ascii="Arial" w:hAnsi="Arial" w:cs="Arial"/>
+          <w:sz w:val="24"/>
+          <w:szCs w:val="24"/>
+        </w:rPr>
+        <w:t>Postman</w:t>
+      </w:r>
+      <w:proofErr w:type="spellEnd"/>
+      <w:r>
+        <w:rPr>
+          <w:rFonts w:ascii="Arial" w:hAnsi="Arial" w:cs="Arial"/>
+          <w:sz w:val="24"/>
+          <w:szCs w:val="24"/>
+        </w:rPr>
+        <w:t xml:space="preserve"> para comprobar los servicios de la API; Git y GitHub para el control de versiones; y Docker para mantener el entorno de desarrollo e integración.</w:t>
       </w:r>
     </w:p>
     <w:p>
@@ -23888,11 +24985,11 @@
           <w:numId w:val="54"/>
         </w:numPr>
       </w:pPr>
-      <w:bookmarkStart w:id="131" w:name="_Toc241563106"/>
+      <w:bookmarkStart w:id="117" w:name="_Toc241563106"/>
       <w:r>
         <w:t>Finalización del proyecto</w:t>
       </w:r>
-      <w:bookmarkEnd w:id="131"/>
+      <w:bookmarkEnd w:id="117"/>
     </w:p>
     <w:p>
       <w:pPr>
@@ -23910,7 +25007,25 @@
           <w:sz w:val="24"/>
           <w:szCs w:val="24"/>
         </w:rPr>
-        <w:t>Una vez concluidos los cinco sprints y completadas las principales funcionalidades previstas para la plataforma, se desarrollará una etapa de finalización orientada a comprobar el funcionamiento integral del sistema, realizar las adecuaciones necesarias para su utilización y preparar su implementación y entrega. Esta etapa será posterior al desarrollo incremental realizado mediante Scrum y no constituirá un sprint adicional.</w:t>
+        <w:t xml:space="preserve">Una vez concluidos los cinco </w:t>
+      </w:r>
+      <w:proofErr w:type="spellStart"/>
+      <w:r>
+        <w:rPr>
+          <w:rFonts w:ascii="Arial" w:hAnsi="Arial" w:cs="Arial"/>
+          <w:sz w:val="24"/>
+          <w:szCs w:val="24"/>
+        </w:rPr>
+        <w:t>sprints</w:t>
+      </w:r>
+      <w:proofErr w:type="spellEnd"/>
+      <w:r>
+        <w:rPr>
+          <w:rFonts w:ascii="Arial" w:hAnsi="Arial" w:cs="Arial"/>
+          <w:sz w:val="24"/>
+          <w:szCs w:val="24"/>
+        </w:rPr>
+        <w:t xml:space="preserve"> y completadas las principales funcionalidades previstas para la plataforma, se desarrollará una etapa de finalización orientada a comprobar el funcionamiento integral del sistema, realizar las adecuaciones necesarias para su utilización y preparar su implementación y entrega. Esta etapa será posterior al desarrollo incremental realizado mediante Scrum y no constituirá un sprint adicional.</w:t>
       </w:r>
     </w:p>
     <w:p>
@@ -23955,7 +25070,25 @@
           <w:sz w:val="24"/>
           <w:szCs w:val="24"/>
         </w:rPr>
-        <w:t>En esta actividad se verificará el funcionamiento de la plataforma como una solución integrada, considerando la interacción entre los módulos desarrollados durante los diferentes sprints. Se comprobará la comunicación entre la interfaz web, la API, la lógica de negocio y los mecanismos de persistencia utilizados por el sistema.</w:t>
+        <w:t xml:space="preserve">En esta actividad se verificará el funcionamiento de la plataforma como una solución integrada, considerando la interacción entre los módulos desarrollados durante los diferentes </w:t>
+      </w:r>
+      <w:proofErr w:type="spellStart"/>
+      <w:r>
+        <w:rPr>
+          <w:rFonts w:ascii="Arial" w:hAnsi="Arial" w:cs="Arial"/>
+          <w:sz w:val="24"/>
+          <w:szCs w:val="24"/>
+        </w:rPr>
+        <w:t>sprints</w:t>
+      </w:r>
+      <w:proofErr w:type="spellEnd"/>
+      <w:r>
+        <w:rPr>
+          <w:rFonts w:ascii="Arial" w:hAnsi="Arial" w:cs="Arial"/>
+          <w:sz w:val="24"/>
+          <w:szCs w:val="24"/>
+        </w:rPr>
+        <w:t>. Se comprobará la comunicación entre la interfaz web, la API, la lógica de negocio y los mecanismos de persistencia utilizados por el sistema.</w:t>
       </w:r>
     </w:p>
     <w:p>
@@ -24232,7 +25365,7 @@
       <w:r>
         <w:t xml:space="preserve"> </w:t>
       </w:r>
-      <w:bookmarkStart w:id="132" w:name="_Toc241563107"/>
+      <w:bookmarkStart w:id="118" w:name="_Toc241563107"/>
       <w:r>
         <w:t xml:space="preserve">2.3 </w:t>
       </w:r>
@@ -24242,7 +25375,7 @@
         </w:rPr>
         <w:t>Análisis de viabilidad</w:t>
       </w:r>
-      <w:bookmarkEnd w:id="132"/>
+      <w:bookmarkEnd w:id="118"/>
     </w:p>
     <w:p>
       <w:pPr>
@@ -24297,14 +25430,14 @@
       <w:pPr>
         <w:pStyle w:val="Ttulo3"/>
       </w:pPr>
-      <w:bookmarkStart w:id="133" w:name="_Toc241563108"/>
+      <w:bookmarkStart w:id="119" w:name="_Toc241563108"/>
       <w:r>
         <w:t xml:space="preserve">2.3.1 </w:t>
       </w:r>
       <w:r>
         <w:t>Factibilidad técnica</w:t>
       </w:r>
-      <w:bookmarkEnd w:id="133"/>
+      <w:bookmarkEnd w:id="119"/>
     </w:p>
     <w:p>
       <w:pPr>
@@ -24322,7 +25455,25 @@
           <w:sz w:val="24"/>
           <w:szCs w:val="24"/>
         </w:rPr>
-        <w:t>Desde el punto de vista técnico, las tecnologías necesarias para desarrollar la plataforma se encuentran disponibles y pueden utilizarse sin requerir equipos especializados. La solución será construida mediante React para la interfaz web y Node.js con Express.js para la API REST y la lógica de negocio. La información será administrada mediante una estrategia de persistencia políglota compuesta por MySQL, destinado principalmente a los datos estructurados y transaccionales, y MongoDB, utilizado para las configuraciones dinámicas y versionadas del sistema.</w:t>
+        <w:t xml:space="preserve">Desde el punto de vista técnico, las tecnologías necesarias para desarrollar la plataforma se encuentran disponibles y pueden utilizarse sin requerir equipos especializados. La solución será construida mediante </w:t>
+      </w:r>
+      <w:proofErr w:type="spellStart"/>
+      <w:r>
+        <w:rPr>
+          <w:rFonts w:ascii="Arial" w:hAnsi="Arial" w:cs="Arial"/>
+          <w:sz w:val="24"/>
+          <w:szCs w:val="24"/>
+        </w:rPr>
+        <w:t>React</w:t>
+      </w:r>
+      <w:proofErr w:type="spellEnd"/>
+      <w:r>
+        <w:rPr>
+          <w:rFonts w:ascii="Arial" w:hAnsi="Arial" w:cs="Arial"/>
+          <w:sz w:val="24"/>
+          <w:szCs w:val="24"/>
+        </w:rPr>
+        <w:t xml:space="preserve"> para la interfaz web y Node.js con Express.js para la API REST y la lógica de negocio. La información será administrada mediante una estrategia de persistencia políglota compuesta por MySQL, destinado principalmente a los datos estructurados y transaccionales, y MongoDB, utilizado para las configuraciones dinámicas y versionadas del sistema.</w:t>
       </w:r>
     </w:p>
     <w:p>
@@ -24341,7 +25492,61 @@
           <w:sz w:val="24"/>
           <w:szCs w:val="24"/>
         </w:rPr>
-        <w:t xml:space="preserve">Asimismo, la plataforma incorporará herramientas complementarias para las funciones de análisis y visualización. El tablero de control podrá utilizar librerías de gráficos compatibles con React, mientras que Leaflet y archivos GeoJSON permitirán </w:t>
+        <w:t xml:space="preserve">Asimismo, la plataforma incorporará herramientas complementarias para las funciones de análisis y visualización. El tablero de control podrá utilizar librerías de gráficos compatibles con </w:t>
+      </w:r>
+      <w:proofErr w:type="spellStart"/>
+      <w:r>
+        <w:rPr>
+          <w:rFonts w:ascii="Arial" w:hAnsi="Arial" w:cs="Arial"/>
+          <w:sz w:val="24"/>
+          <w:szCs w:val="24"/>
+        </w:rPr>
+        <w:t>React</w:t>
+      </w:r>
+      <w:proofErr w:type="spellEnd"/>
+      <w:r>
+        <w:rPr>
+          <w:rFonts w:ascii="Arial" w:hAnsi="Arial" w:cs="Arial"/>
+          <w:sz w:val="24"/>
+          <w:szCs w:val="24"/>
+        </w:rPr>
+        <w:t xml:space="preserve">, mientras que </w:t>
+      </w:r>
+      <w:proofErr w:type="spellStart"/>
+      <w:r>
+        <w:rPr>
+          <w:rFonts w:ascii="Arial" w:hAnsi="Arial" w:cs="Arial"/>
+          <w:sz w:val="24"/>
+          <w:szCs w:val="24"/>
+        </w:rPr>
+        <w:t>Leaflet</w:t>
+      </w:r>
+      <w:proofErr w:type="spellEnd"/>
+      <w:r>
+        <w:rPr>
+          <w:rFonts w:ascii="Arial" w:hAnsi="Arial" w:cs="Arial"/>
+          <w:sz w:val="24"/>
+          <w:szCs w:val="24"/>
+        </w:rPr>
+        <w:t xml:space="preserve"> y archivos </w:t>
+      </w:r>
+      <w:proofErr w:type="spellStart"/>
+      <w:r>
+        <w:rPr>
+          <w:rFonts w:ascii="Arial" w:hAnsi="Arial" w:cs="Arial"/>
+          <w:sz w:val="24"/>
+          <w:szCs w:val="24"/>
+        </w:rPr>
+        <w:t>GeoJSON</w:t>
+      </w:r>
+      <w:proofErr w:type="spellEnd"/>
+      <w:r>
+        <w:rPr>
+          <w:rFonts w:ascii="Arial" w:hAnsi="Arial" w:cs="Arial"/>
+          <w:sz w:val="24"/>
+          <w:szCs w:val="24"/>
+        </w:rPr>
+        <w:t xml:space="preserve"> permitirán </w:t>
       </w:r>
       <w:r>
         <w:rPr>
@@ -24350,7 +25555,25 @@
           <w:szCs w:val="24"/>
         </w:rPr>
         <w:lastRenderedPageBreak/>
-        <w:t>representar territorialmente las coberturas de los municipios de San Marcos. Los procesos relacionados con indicadores, brechas, tasas de deserción, validaciones y proyecciones se realizarán mediante la lógica implementada en el backend y consultas sobre la información almacenada.</w:t>
+        <w:t xml:space="preserve">representar territorialmente las coberturas de los municipios de San Marcos. Los procesos relacionados con indicadores, brechas, tasas de deserción, validaciones y proyecciones se realizarán mediante la lógica implementada en el </w:t>
+      </w:r>
+      <w:proofErr w:type="spellStart"/>
+      <w:r>
+        <w:rPr>
+          <w:rFonts w:ascii="Arial" w:hAnsi="Arial" w:cs="Arial"/>
+          <w:sz w:val="24"/>
+          <w:szCs w:val="24"/>
+        </w:rPr>
+        <w:t>backend</w:t>
+      </w:r>
+      <w:proofErr w:type="spellEnd"/>
+      <w:r>
+        <w:rPr>
+          <w:rFonts w:ascii="Arial" w:hAnsi="Arial" w:cs="Arial"/>
+          <w:sz w:val="24"/>
+          <w:szCs w:val="24"/>
+        </w:rPr>
+        <w:t xml:space="preserve"> y consultas sobre la información almacenada.</w:t>
       </w:r>
     </w:p>
     <w:p>
@@ -24388,7 +25611,25 @@
           <w:sz w:val="24"/>
           <w:szCs w:val="24"/>
         </w:rPr>
-        <w:t>El despliegue se realizará mediante contenedores Docker en un servidor virtual con distribución Linux alojado en DigitalOcean. Esta infraestructura permitirá ejecutar de manera centralizada la interfaz, la API y los servicios de persistencia necesarios. Antes de la implementación se verificará que la capacidad asignada al servidor sea suficiente para soportar simultáneamente los servicios de MySQL, MongoDB y la aplicación, permitiendo ajustar los recursos del alojamiento si las pruebas de funcionamiento lo requieren.</w:t>
+        <w:t xml:space="preserve">El despliegue se realizará mediante contenedores Docker en un servidor virtual con distribución Linux alojado en </w:t>
+      </w:r>
+      <w:proofErr w:type="spellStart"/>
+      <w:r>
+        <w:rPr>
+          <w:rFonts w:ascii="Arial" w:hAnsi="Arial" w:cs="Arial"/>
+          <w:sz w:val="24"/>
+          <w:szCs w:val="24"/>
+        </w:rPr>
+        <w:t>DigitalOcean</w:t>
+      </w:r>
+      <w:proofErr w:type="spellEnd"/>
+      <w:r>
+        <w:rPr>
+          <w:rFonts w:ascii="Arial" w:hAnsi="Arial" w:cs="Arial"/>
+          <w:sz w:val="24"/>
+          <w:szCs w:val="24"/>
+        </w:rPr>
+        <w:t>. Esta infraestructura permitirá ejecutar de manera centralizada la interfaz, la API y los servicios de persistencia necesarios. Antes de la implementación se verificará que la capacidad asignada al servidor sea suficiente para soportar simultáneamente los servicios de MySQL, MongoDB y la aplicación, permitiendo ajustar los recursos del alojamiento si las pruebas de funcionamiento lo requieren.</w:t>
       </w:r>
     </w:p>
     <w:p>
@@ -24425,14 +25666,14 @@
       <w:pPr>
         <w:pStyle w:val="Ttulo3"/>
       </w:pPr>
-      <w:bookmarkStart w:id="134" w:name="_Toc241563109"/>
+      <w:bookmarkStart w:id="120" w:name="_Toc241563109"/>
       <w:r>
         <w:t xml:space="preserve">2.3.2 </w:t>
       </w:r>
       <w:r>
         <w:t>Factibilidad operativa</w:t>
       </w:r>
-      <w:bookmarkEnd w:id="134"/>
+      <w:bookmarkEnd w:id="120"/>
     </w:p>
     <w:p>
       <w:pPr>
@@ -24545,14 +25786,14 @@
       <w:pPr>
         <w:pStyle w:val="Ttulo3"/>
       </w:pPr>
-      <w:bookmarkStart w:id="135" w:name="_Toc241563110"/>
+      <w:bookmarkStart w:id="121" w:name="_Toc241563110"/>
       <w:r>
         <w:t xml:space="preserve">2.3.3 </w:t>
       </w:r>
       <w:r>
         <w:t>Factibilidad económica</w:t>
       </w:r>
-      <w:bookmarkEnd w:id="135"/>
+      <w:bookmarkEnd w:id="121"/>
     </w:p>
     <w:p>
       <w:pPr>
@@ -24579,7 +25820,43 @@
           <w:szCs w:val="24"/>
         </w:rPr>
         <w:lastRenderedPageBreak/>
-        <w:t>sistema. Entre las tecnologías utilizadas se encuentran React, Node.js, Express.js, MySQL, MongoDB, Docker y Leaflet, por lo que la ampliación funcional del proyecto no implica necesariamente la adquisición de software propietario.</w:t>
+        <w:t xml:space="preserve">sistema. Entre las tecnologías utilizadas se encuentran </w:t>
+      </w:r>
+      <w:proofErr w:type="spellStart"/>
+      <w:r>
+        <w:rPr>
+          <w:rFonts w:ascii="Arial" w:hAnsi="Arial" w:cs="Arial"/>
+          <w:sz w:val="24"/>
+          <w:szCs w:val="24"/>
+        </w:rPr>
+        <w:t>React</w:t>
+      </w:r>
+      <w:proofErr w:type="spellEnd"/>
+      <w:r>
+        <w:rPr>
+          <w:rFonts w:ascii="Arial" w:hAnsi="Arial" w:cs="Arial"/>
+          <w:sz w:val="24"/>
+          <w:szCs w:val="24"/>
+        </w:rPr>
+        <w:t xml:space="preserve">, Node.js, Express.js, MySQL, MongoDB, Docker y </w:t>
+      </w:r>
+      <w:proofErr w:type="spellStart"/>
+      <w:r>
+        <w:rPr>
+          <w:rFonts w:ascii="Arial" w:hAnsi="Arial" w:cs="Arial"/>
+          <w:sz w:val="24"/>
+          <w:szCs w:val="24"/>
+        </w:rPr>
+        <w:t>Leaflet</w:t>
+      </w:r>
+      <w:proofErr w:type="spellEnd"/>
+      <w:r>
+        <w:rPr>
+          <w:rFonts w:ascii="Arial" w:hAnsi="Arial" w:cs="Arial"/>
+          <w:sz w:val="24"/>
+          <w:szCs w:val="24"/>
+        </w:rPr>
+        <w:t>, por lo que la ampliación funcional del proyecto no implica necesariamente la adquisición de software propietario.</w:t>
       </w:r>
     </w:p>
     <w:p>
@@ -24654,14 +25931,14 @@
       <w:pPr>
         <w:pStyle w:val="Ttulo3"/>
       </w:pPr>
-      <w:bookmarkStart w:id="136" w:name="_Toc241563111"/>
+      <w:bookmarkStart w:id="122" w:name="_Toc241563111"/>
       <w:r>
         <w:t xml:space="preserve">2.3.4 </w:t>
       </w:r>
       <w:r>
         <w:t>Factibilidad legal</w:t>
       </w:r>
-      <w:bookmarkEnd w:id="136"/>
+      <w:bookmarkEnd w:id="122"/>
     </w:p>
     <w:p>
       <w:pPr>
@@ -24780,14 +26057,14 @@
       <w:pPr>
         <w:pStyle w:val="Ttulo3"/>
       </w:pPr>
-      <w:bookmarkStart w:id="137" w:name="_Toc241563112"/>
+      <w:bookmarkStart w:id="123" w:name="_Toc241563112"/>
       <w:r>
         <w:t xml:space="preserve">2.3.5 </w:t>
       </w:r>
       <w:r>
         <w:t>Aspecto ético</w:t>
       </w:r>
-      <w:bookmarkEnd w:id="137"/>
+      <w:bookmarkEnd w:id="123"/>
     </w:p>
     <w:p>
       <w:pPr>
@@ -24888,7 +26165,7 @@
       <w:pPr>
         <w:pStyle w:val="Ttulo2"/>
       </w:pPr>
-      <w:bookmarkStart w:id="138" w:name="_Toc241563113"/>
+      <w:bookmarkStart w:id="124" w:name="_Toc241563113"/>
       <w:r>
         <w:t xml:space="preserve">2.4 </w:t>
       </w:r>
@@ -24898,7 +26175,7 @@
         </w:rPr>
         <w:t>Estimación de costos</w:t>
       </w:r>
-      <w:bookmarkEnd w:id="138"/>
+      <w:bookmarkEnd w:id="124"/>
     </w:p>
     <w:p>
       <w:pPr>
@@ -24945,8 +26222,8 @@
           <w:szCs w:val="24"/>
         </w:rPr>
       </w:pPr>
-      <w:bookmarkStart w:id="139" w:name="_Toc236943086"/>
-      <w:bookmarkStart w:id="140" w:name="_Toc237049718"/>
+      <w:bookmarkStart w:id="125" w:name="_Toc236943086"/>
+      <w:bookmarkStart w:id="126" w:name="_Toc237049718"/>
       <w:r>
         <w:rPr>
           <w:rFonts w:ascii="Arial" w:hAnsi="Arial" w:cs="Arial"/>
@@ -25082,8 +26359,8 @@
       </w:r>
       <w:bookmarkEnd w:id="2"/>
       <w:bookmarkEnd w:id="3"/>
-      <w:bookmarkEnd w:id="139"/>
-      <w:bookmarkEnd w:id="140"/>
+      <w:bookmarkEnd w:id="125"/>
+      <w:bookmarkEnd w:id="126"/>
     </w:p>
     <w:p>
       <w:pPr>
@@ -25139,7 +26416,7 @@
       <w:pPr>
         <w:pStyle w:val="Ttulo2"/>
       </w:pPr>
-      <w:bookmarkStart w:id="141" w:name="_Toc241563114"/>
+      <w:bookmarkStart w:id="127" w:name="_Toc241563114"/>
       <w:r>
         <w:t xml:space="preserve">2.5 </w:t>
       </w:r>
@@ -25149,7 +26426,7 @@
         </w:rPr>
         <w:t>Cronograma de actividades</w:t>
       </w:r>
-      <w:bookmarkEnd w:id="141"/>
+      <w:bookmarkEnd w:id="127"/>
     </w:p>
     <w:p>
       <w:pPr>
@@ -25169,6 +26446,7 @@
         </w:rPr>
         <w:t xml:space="preserve">El desarrollo del proyecto se organizará mediante un cronograma estructurado de acuerdo con la metodología definida en el apartado anterior. La planificación iniciará con una actividad inicial destinada a la visita a la institución, investigación y levantamiento de requerimientos, seguida de cinco </w:t>
       </w:r>
+      <w:proofErr w:type="spellStart"/>
       <w:r>
         <w:rPr>
           <w:rFonts w:ascii="Arial" w:hAnsi="Arial" w:cs="Arial"/>
@@ -25179,6 +26457,7 @@
         </w:rPr>
         <w:t>sprints</w:t>
       </w:r>
+      <w:proofErr w:type="spellEnd"/>
       <w:r>
         <w:rPr>
           <w:rFonts w:ascii="Arial" w:hAnsi="Arial" w:cs="Arial"/>
@@ -25260,7 +26539,7 @@
         <mc:AlternateContent>
           <mc:Choice Requires="wpg">
             <w:drawing>
-              <wp:anchor distT="0" distB="0" distL="114300" distR="114300" simplePos="0" relativeHeight="251693056" behindDoc="0" locked="0" layoutInCell="1" allowOverlap="1" wp14:anchorId="26CA3492" wp14:editId="5C783C98">
+              <wp:anchor distT="0" distB="0" distL="114300" distR="114300" simplePos="0" relativeHeight="251693056" behindDoc="0" locked="0" layoutInCell="1" allowOverlap="1" wp14:anchorId="26CA3492" wp14:editId="7174EAE6">
                 <wp:simplePos x="0" y="0"/>
                 <wp:positionH relativeFrom="margin">
                   <wp:align>center</wp:align>
@@ -25312,7 +26591,7 @@
                                 <w:spacing w:line="276" w:lineRule="auto"/>
                                 <w:jc w:val="center"/>
                               </w:pPr>
-                              <w:bookmarkStart w:id="142" w:name="_Toc236942823"/>
+                              <w:bookmarkStart w:id="128" w:name="_Toc236942823"/>
                               <w:r>
                                 <w:t>Figura</w:t>
                               </w:r>
@@ -25343,7 +26622,7 @@
                               <w:r>
                                 <w:t xml:space="preserve">  Diagrama de Gantt del proyecto</w:t>
                               </w:r>
-                              <w:bookmarkEnd w:id="142"/>
+                              <w:bookmarkEnd w:id="128"/>
                             </w:p>
                             <w:p>
                               <w:pPr>
@@ -25604,12 +26883,12 @@
         <w:pStyle w:val="Ttulo1"/>
         <w:jc w:val="left"/>
       </w:pPr>
-      <w:bookmarkStart w:id="144" w:name="_Toc241563115"/>
+      <w:bookmarkStart w:id="129" w:name="_Toc241563115"/>
       <w:r>
         <w:lastRenderedPageBreak/>
         <w:t>CAPÍTULO 3: MONOGRAFÍA DE LA INSTITUCIÓN</w:t>
       </w:r>
-      <w:bookmarkEnd w:id="144"/>
+      <w:bookmarkEnd w:id="129"/>
     </w:p>
     <w:p>
       <w:pPr>
@@ -25675,7 +26954,7 @@
       <w:pPr>
         <w:pStyle w:val="Ttulo2"/>
       </w:pPr>
-      <w:bookmarkStart w:id="145" w:name="_Toc241563116"/>
+      <w:bookmarkStart w:id="130" w:name="_Toc241563116"/>
       <w:r>
         <w:t xml:space="preserve">3.1 </w:t>
       </w:r>
@@ -25685,17 +26964,17 @@
         </w:rPr>
         <w:t>Reseña histórica</w:t>
       </w:r>
-      <w:bookmarkEnd w:id="145"/>
+      <w:bookmarkEnd w:id="130"/>
     </w:p>
     <w:p>
       <w:pPr>
         <w:pStyle w:val="Ttulo3"/>
       </w:pPr>
-      <w:bookmarkStart w:id="146" w:name="_Toc241563117"/>
+      <w:bookmarkStart w:id="131" w:name="_Toc241563117"/>
       <w:r>
         <w:t>3.1.1 Origen y primeros años</w:t>
       </w:r>
-      <w:bookmarkEnd w:id="146"/>
+      <w:bookmarkEnd w:id="131"/>
     </w:p>
     <w:p>
       <w:pPr>
@@ -25778,11 +27057,11 @@
       <w:pPr>
         <w:pStyle w:val="Ttulo3"/>
       </w:pPr>
-      <w:bookmarkStart w:id="147" w:name="_Toc241563118"/>
+      <w:bookmarkStart w:id="132" w:name="_Toc241563118"/>
       <w:r>
         <w:t>3.1.2 Cambios de sede y crecimiento de la infraestructura</w:t>
       </w:r>
-      <w:bookmarkEnd w:id="147"/>
+      <w:bookmarkEnd w:id="132"/>
     </w:p>
     <w:p>
       <w:pPr>
@@ -25884,11 +27163,11 @@
       <w:pPr>
         <w:pStyle w:val="Ttulo3"/>
       </w:pPr>
-      <w:bookmarkStart w:id="148" w:name="_Toc241563119"/>
+      <w:bookmarkStart w:id="133" w:name="_Toc241563119"/>
       <w:r>
         <w:t>3.1.3 Transformación de Área de Salud a DDRISS</w:t>
       </w:r>
-      <w:bookmarkEnd w:id="148"/>
+      <w:bookmarkEnd w:id="133"/>
     </w:p>
     <w:p>
       <w:pPr>
@@ -25982,7 +27261,7 @@
       <w:pPr>
         <w:pStyle w:val="Ttulo2"/>
       </w:pPr>
-      <w:bookmarkStart w:id="149" w:name="_Toc241563120"/>
+      <w:bookmarkStart w:id="134" w:name="_Toc241563120"/>
       <w:r>
         <w:t xml:space="preserve">3.2 </w:t>
       </w:r>
@@ -25992,7 +27271,7 @@
         </w:rPr>
         <w:t>Naturaleza institucional y dependencia administrativa</w:t>
       </w:r>
-      <w:bookmarkEnd w:id="149"/>
+      <w:bookmarkEnd w:id="134"/>
     </w:p>
     <w:p>
       <w:pPr>
@@ -26093,7 +27372,7 @@
       <w:pPr>
         <w:pStyle w:val="Ttulo2"/>
       </w:pPr>
-      <w:bookmarkStart w:id="150" w:name="_Toc241563121"/>
+      <w:bookmarkStart w:id="135" w:name="_Toc241563121"/>
       <w:r>
         <w:t xml:space="preserve">3.3 </w:t>
       </w:r>
@@ -26103,7 +27382,7 @@
         </w:rPr>
         <w:t>Ubicación y cobertura territorial</w:t>
       </w:r>
-      <w:bookmarkEnd w:id="150"/>
+      <w:bookmarkEnd w:id="135"/>
     </w:p>
     <w:p>
       <w:pPr>
@@ -26159,7 +27438,25 @@
           <w:sz w:val="24"/>
           <w:szCs w:val="24"/>
         </w:rPr>
-        <w:t>La cobertura territorial constituye uno de los elementos que explica la importancia de la organización mediante redes. Las necesidades sanitarias no se concentran exclusivamente en la cabecera departamental, sino que abarcan áreas urbanas, rurales y comunidades con diferentes condiciones de acceso. En años recientes, la DDRISS ha continuado ampliando y fortaleciendo la red; por ejemplo, en mayo de 2026 se puso en funcionamiento un nuevo puesto de salud en Nueva Esperanza, Concepción Tutuapa, destinado a acercar servicios básicos a más de 7,000 habitantes de comunidades del sector (Agencia Guatemalteca de Noticias [AGN], 2026).</w:t>
+        <w:t xml:space="preserve">La cobertura territorial constituye uno de los elementos que explica la importancia de la organización mediante redes. Las necesidades sanitarias no se concentran exclusivamente en la cabecera departamental, sino que abarcan áreas urbanas, rurales y comunidades con diferentes condiciones de acceso. En años recientes, la DDRISS ha continuado ampliando y fortaleciendo la red; por ejemplo, en mayo de 2026 se puso en funcionamiento un nuevo puesto de salud en Nueva Esperanza, Concepción </w:t>
+      </w:r>
+      <w:proofErr w:type="spellStart"/>
+      <w:r>
+        <w:rPr>
+          <w:rFonts w:ascii="Arial" w:hAnsi="Arial" w:cs="Arial"/>
+          <w:sz w:val="24"/>
+          <w:szCs w:val="24"/>
+        </w:rPr>
+        <w:t>Tutuapa</w:t>
+      </w:r>
+      <w:proofErr w:type="spellEnd"/>
+      <w:r>
+        <w:rPr>
+          <w:rFonts w:ascii="Arial" w:hAnsi="Arial" w:cs="Arial"/>
+          <w:sz w:val="24"/>
+          <w:szCs w:val="24"/>
+        </w:rPr>
+        <w:t>, destinado a acercar servicios básicos a más de 7,000 habitantes de comunidades del sector (Agencia Guatemalteca de Noticias [AGN], 2026).</w:t>
       </w:r>
     </w:p>
     <w:p>
@@ -26180,7 +27477,7 @@
           <w:rStyle w:val="Encabezadonivel2"/>
         </w:rPr>
       </w:pPr>
-      <w:bookmarkStart w:id="151" w:name="_Toc241563122"/>
+      <w:bookmarkStart w:id="136" w:name="_Toc241563122"/>
       <w:r>
         <w:t xml:space="preserve">3.4 </w:t>
       </w:r>
@@ -26190,7 +27487,7 @@
         </w:rPr>
         <w:t>Funciones, programas y ámbitos de atención</w:t>
       </w:r>
-      <w:bookmarkEnd w:id="151"/>
+      <w:bookmarkEnd w:id="136"/>
     </w:p>
     <w:p>
       <w:pPr>
@@ -26255,7 +27552,25 @@
           <w:sz w:val="24"/>
           <w:szCs w:val="24"/>
         </w:rPr>
-        <w:t>La atención primaria posee un papel importante dentro de este modelo. Las Normas de Atención Integral para la Red Integrada de Servicios de Salud promueven una atención integral, integrada y continua orientada a la persona, la familia y la comunidad, en el marco del derecho a la salud. Esto implica que la organización departamental debe coordinar servicios que atienden distintas etapas del curso de vida y diferentes necesidades sanitarias (MSPAS, 2025).</w:t>
+        <w:t xml:space="preserve">La atención primaria posee un papel importante dentro de este modelo. Las Normas de Atención Integral para la Red Integrada de Servicios de Salud promueven una atención integral, integrada y </w:t>
+      </w:r>
+      <w:proofErr w:type="gramStart"/>
+      <w:r>
+        <w:rPr>
+          <w:rFonts w:ascii="Arial" w:hAnsi="Arial" w:cs="Arial"/>
+          <w:sz w:val="24"/>
+          <w:szCs w:val="24"/>
+        </w:rPr>
+        <w:t>continua</w:t>
+      </w:r>
+      <w:proofErr w:type="gramEnd"/>
+      <w:r>
+        <w:rPr>
+          <w:rFonts w:ascii="Arial" w:hAnsi="Arial" w:cs="Arial"/>
+          <w:sz w:val="24"/>
+          <w:szCs w:val="24"/>
+        </w:rPr>
+        <w:t xml:space="preserve"> orientada a la persona, la familia y la comunidad, en el marco del derecho a la salud. Esto implica que la organización departamental debe coordinar servicios que atienden distintas etapas del curso de vida y diferentes necesidades sanitarias (MSPAS, 2025).</w:t>
       </w:r>
     </w:p>
     <w:p>
@@ -26310,7 +27625,7 @@
       <w:pPr>
         <w:pStyle w:val="Ttulo2"/>
       </w:pPr>
-      <w:bookmarkStart w:id="152" w:name="_Toc241563123"/>
+      <w:bookmarkStart w:id="137" w:name="_Toc241563123"/>
       <w:r>
         <w:t>3.5</w:t>
       </w:r>
@@ -26320,17 +27635,17 @@
         </w:rPr>
         <w:t xml:space="preserve"> Identidad institucional</w:t>
       </w:r>
-      <w:bookmarkEnd w:id="152"/>
+      <w:bookmarkEnd w:id="137"/>
     </w:p>
     <w:p>
       <w:pPr>
         <w:pStyle w:val="Ttulo3"/>
       </w:pPr>
-      <w:bookmarkStart w:id="153" w:name="_Toc241563124"/>
+      <w:bookmarkStart w:id="138" w:name="_Toc241563124"/>
       <w:r>
         <w:t>3.5.1 Misión y visión</w:t>
       </w:r>
-      <w:bookmarkEnd w:id="153"/>
+      <w:bookmarkEnd w:id="138"/>
     </w:p>
     <w:p>
       <w:pPr>
@@ -26436,11 +27751,11 @@
           <w:bCs w:val="0"/>
         </w:rPr>
       </w:pPr>
-      <w:bookmarkStart w:id="154" w:name="_Toc241563125"/>
+      <w:bookmarkStart w:id="139" w:name="_Toc241563125"/>
       <w:r>
         <w:t>3.5.2 Valores y orientación institucional</w:t>
       </w:r>
-      <w:bookmarkEnd w:id="154"/>
+      <w:bookmarkEnd w:id="139"/>
     </w:p>
     <w:p>
       <w:pPr>
@@ -26523,7 +27838,7 @@
       <w:pPr>
         <w:pStyle w:val="Ttulo2"/>
       </w:pPr>
-      <w:bookmarkStart w:id="155" w:name="_Toc241563126"/>
+      <w:bookmarkStart w:id="140" w:name="_Toc241563126"/>
       <w:r>
         <w:t xml:space="preserve">3.6 </w:t>
       </w:r>
@@ -26533,17 +27848,17 @@
         </w:rPr>
         <w:t>Estructura organizativa</w:t>
       </w:r>
-      <w:bookmarkEnd w:id="155"/>
+      <w:bookmarkEnd w:id="140"/>
     </w:p>
     <w:p>
       <w:pPr>
         <w:pStyle w:val="Ttulo3"/>
       </w:pPr>
-      <w:bookmarkStart w:id="156" w:name="_Toc241563127"/>
+      <w:bookmarkStart w:id="141" w:name="_Toc241563127"/>
       <w:r>
         <w:t>3.6.1 Dirección departamental y departamentos</w:t>
       </w:r>
-      <w:bookmarkEnd w:id="156"/>
+      <w:bookmarkEnd w:id="141"/>
     </w:p>
     <w:p>
       <w:pPr>
@@ -26842,11 +28157,11 @@
       <w:pPr>
         <w:pStyle w:val="Ttulo3"/>
       </w:pPr>
-      <w:bookmarkStart w:id="157" w:name="_Toc241563128"/>
+      <w:bookmarkStart w:id="142" w:name="_Toc241563128"/>
       <w:r>
         <w:t>3.6.2 Organización del área de Enfermería</w:t>
       </w:r>
-      <w:bookmarkEnd w:id="157"/>
+      <w:bookmarkEnd w:id="142"/>
     </w:p>
     <w:p>
       <w:pPr>
@@ -26929,7 +28244,7 @@
       <w:pPr>
         <w:pStyle w:val="Ttulo2"/>
       </w:pPr>
-      <w:bookmarkStart w:id="158" w:name="_Toc241563129"/>
+      <w:bookmarkStart w:id="143" w:name="_Toc241563129"/>
       <w:r>
         <w:t xml:space="preserve">3.7 </w:t>
       </w:r>
@@ -26939,7 +28254,7 @@
         </w:rPr>
         <w:t>Financiamiento y cooperación institucional</w:t>
       </w:r>
-      <w:bookmarkEnd w:id="158"/>
+      <w:bookmarkEnd w:id="143"/>
     </w:p>
     <w:p>
       <w:pPr>
@@ -27023,7 +28338,43 @@
           <w:sz w:val="24"/>
           <w:szCs w:val="24"/>
         </w:rPr>
-        <w:t>Existen antecedentes documentados de esta cooperación. En 2020, la OPS/OMS y organismos del Sistema de Naciones Unidas entregaron equipo de cómputo destinado a fortalecer el manejo de información en distintas Direcciones de Área de Salud, entre ellas San Marcos. Ese mismo año, el MSPAS y la OPS/OMS implementaron redes de telemedicina en municipios de San Marcos como Comitancillo, Concepción Tutuapa y Tejutla, con apoyo financiero de cooperación internacional. Más recientemente, en 2025, equipos de la DDRISS participaron en procesos de fortalecimiento de capacidades epidemiológicas impulsados por la OPS/OMS (Organización Panamericana de la Salud [OPS], 2020a, 2020b, 2025).</w:t>
+        <w:t xml:space="preserve">Existen antecedentes documentados de esta cooperación. En 2020, la OPS/OMS y organismos del Sistema de Naciones Unidas entregaron equipo de cómputo destinado a fortalecer el manejo de información en distintas Direcciones de Área de Salud, entre ellas San Marcos. Ese mismo año, el MSPAS y la OPS/OMS implementaron redes de telemedicina en municipios de San Marcos como Comitancillo, Concepción </w:t>
+      </w:r>
+      <w:proofErr w:type="spellStart"/>
+      <w:r>
+        <w:rPr>
+          <w:rFonts w:ascii="Arial" w:hAnsi="Arial" w:cs="Arial"/>
+          <w:sz w:val="24"/>
+          <w:szCs w:val="24"/>
+        </w:rPr>
+        <w:t>Tutuapa</w:t>
+      </w:r>
+      <w:proofErr w:type="spellEnd"/>
+      <w:r>
+        <w:rPr>
+          <w:rFonts w:ascii="Arial" w:hAnsi="Arial" w:cs="Arial"/>
+          <w:sz w:val="24"/>
+          <w:szCs w:val="24"/>
+        </w:rPr>
+        <w:t xml:space="preserve"> y </w:t>
+      </w:r>
+      <w:proofErr w:type="spellStart"/>
+      <w:r>
+        <w:rPr>
+          <w:rFonts w:ascii="Arial" w:hAnsi="Arial" w:cs="Arial"/>
+          <w:sz w:val="24"/>
+          <w:szCs w:val="24"/>
+        </w:rPr>
+        <w:t>Tejutla</w:t>
+      </w:r>
+      <w:proofErr w:type="spellEnd"/>
+      <w:r>
+        <w:rPr>
+          <w:rFonts w:ascii="Arial" w:hAnsi="Arial" w:cs="Arial"/>
+          <w:sz w:val="24"/>
+          <w:szCs w:val="24"/>
+        </w:rPr>
+        <w:t>, con apoyo financiero de cooperación internacional. Más recientemente, en 2025, equipos de la DDRISS participaron en procesos de fortalecimiento de capacidades epidemiológicas impulsados por la OPS/OMS (Organización Panamericana de la Salud [OPS], 2020a, 2020b, 2025).</w:t>
       </w:r>
     </w:p>
     <w:p>
@@ -27063,7 +28414,7 @@
           <w:bCs/>
         </w:rPr>
       </w:pPr>
-      <w:bookmarkStart w:id="159" w:name="_Toc241563130"/>
+      <w:bookmarkStart w:id="144" w:name="_Toc241563130"/>
       <w:r>
         <w:rPr>
           <w:rStyle w:val="Encabezadonivel2"/>
@@ -27071,7 +28422,7 @@
         </w:rPr>
         <w:t>3.8 Red de establecimientos y población atendida</w:t>
       </w:r>
-      <w:bookmarkEnd w:id="159"/>
+      <w:bookmarkEnd w:id="144"/>
     </w:p>
     <w:p>
       <w:pPr>
@@ -27189,7 +28540,7 @@
         <w:spacing w:line="360" w:lineRule="auto"/>
         <w:ind w:firstLineChars="0" w:firstLine="0"/>
       </w:pPr>
-      <w:bookmarkStart w:id="160" w:name="_Toc241563131"/>
+      <w:bookmarkStart w:id="145" w:name="_Toc241563131"/>
       <w:r>
         <w:lastRenderedPageBreak/>
         <w:t>CAP</w:t>
@@ -27206,7 +28557,7 @@
       <w:r>
         <w:t>RICO</w:t>
       </w:r>
-      <w:bookmarkEnd w:id="160"/>
+      <w:bookmarkEnd w:id="145"/>
     </w:p>
     <w:p>
       <w:pPr>
@@ -27223,7 +28574,7 @@
       <w:pPr>
         <w:pStyle w:val="Ttulo2"/>
       </w:pPr>
-      <w:bookmarkStart w:id="161" w:name="_Toc241563132"/>
+      <w:bookmarkStart w:id="146" w:name="_Toc241563132"/>
       <w:r>
         <w:t xml:space="preserve">4.1 </w:t>
       </w:r>
@@ -27233,7 +28584,7 @@
         </w:rPr>
         <w:t>Aplicación web</w:t>
       </w:r>
-      <w:bookmarkEnd w:id="161"/>
+      <w:bookmarkEnd w:id="146"/>
     </w:p>
     <w:p>
       <w:pPr>
@@ -27269,11 +28620,11 @@
       <w:pPr>
         <w:pStyle w:val="Ttulo3"/>
       </w:pPr>
-      <w:bookmarkStart w:id="162" w:name="_Toc241563133"/>
+      <w:bookmarkStart w:id="147" w:name="_Toc241563133"/>
       <w:r>
         <w:t>4.1.1 Concepto y evolución de las aplicaciones web</w:t>
       </w:r>
-      <w:bookmarkEnd w:id="162"/>
+      <w:bookmarkEnd w:id="147"/>
     </w:p>
     <w:p>
       <w:pPr>
@@ -27291,7 +28642,25 @@
           <w:sz w:val="24"/>
           <w:szCs w:val="24"/>
         </w:rPr>
-        <w:t>Una aplicación web es un sistema de software al que se accede principalmente mediante un navegador y que permite al usuario ejecutar funciones, ingresar información y obtener resultados derivados del procesamiento de datos. A diferencia de los sitios orientados principalmente a la presentación de contenido, estas aplicaciones incorporan operaciones que permiten modificar, consultar, almacenar o procesar información según las acciones efectuadas por quien utiliza el sistema. Kappel et al. (2006) señalan que las aplicaciones web modernas deben entenderse como sistemas de software completos, cuyo desarrollo requiere principios y métodos propios de la ingeniería.</w:t>
+        <w:t xml:space="preserve">Una aplicación web es un sistema de software al que se accede principalmente mediante un navegador y que permite al usuario ejecutar funciones, ingresar información y obtener resultados derivados del procesamiento de datos. A diferencia de los sitios orientados principalmente a la presentación de contenido, estas aplicaciones incorporan operaciones que permiten modificar, consultar, almacenar o procesar información según las acciones efectuadas por quien utiliza el sistema. </w:t>
+      </w:r>
+      <w:proofErr w:type="spellStart"/>
+      <w:r>
+        <w:rPr>
+          <w:rFonts w:ascii="Arial" w:hAnsi="Arial" w:cs="Arial"/>
+          <w:sz w:val="24"/>
+          <w:szCs w:val="24"/>
+        </w:rPr>
+        <w:t>Kappel</w:t>
+      </w:r>
+      <w:proofErr w:type="spellEnd"/>
+      <w:r>
+        <w:rPr>
+          <w:rFonts w:ascii="Arial" w:hAnsi="Arial" w:cs="Arial"/>
+          <w:sz w:val="24"/>
+          <w:szCs w:val="24"/>
+        </w:rPr>
+        <w:t xml:space="preserve"> et al. (2006) señalan que las aplicaciones web modernas deben entenderse como sistemas de software completos, cuyo desarrollo requiere principios y métodos propios de la ingeniería.</w:t>
       </w:r>
     </w:p>
     <w:p>
@@ -27310,7 +28679,25 @@
           <w:sz w:val="24"/>
           <w:szCs w:val="24"/>
         </w:rPr>
-        <w:t>La evolución de este tipo de aplicaciones se encuentra vinculada con el desarrollo de la propia Web. En sus primeras etapas predominaban documentos de hipertexto cuyo contenido era esencialmente estático; posteriormente, la incorporación de tecnologías del lado del servidor permitió generar respuestas dinámicas y utilizar información almacenada en bases de datos (Kappel et al., 2006). Más adelante surgieron mecanismos capaces de actualizar partes específicas de una interfaz y de establecer intercambios de datos con el servidor sin reconstruir completamente la página, lo que favoreció experiencias de interacción más fluidas y sistemas con mayor capacidad funcional.</w:t>
+        <w:t>La evolución de este tipo de aplicaciones se encuentra vinculada con el desarrollo de la propia Web. En sus primeras etapas predominaban documentos de hipertexto cuyo contenido era esencialmente estático; posteriormente, la incorporación de tecnologías del lado del servidor permitió generar respuestas dinámicas y utilizar información almacenada en bases de datos (</w:t>
+      </w:r>
+      <w:proofErr w:type="spellStart"/>
+      <w:r>
+        <w:rPr>
+          <w:rFonts w:ascii="Arial" w:hAnsi="Arial" w:cs="Arial"/>
+          <w:sz w:val="24"/>
+          <w:szCs w:val="24"/>
+        </w:rPr>
+        <w:t>Kappel</w:t>
+      </w:r>
+      <w:proofErr w:type="spellEnd"/>
+      <w:r>
+        <w:rPr>
+          <w:rFonts w:ascii="Arial" w:hAnsi="Arial" w:cs="Arial"/>
+          <w:sz w:val="24"/>
+          <w:szCs w:val="24"/>
+        </w:rPr>
+        <w:t xml:space="preserve"> et al., 2006). Más adelante surgieron mecanismos capaces de actualizar partes específicas de una interfaz y de establecer intercambios de datos con el servidor sin reconstruir completamente la página, lo que favoreció experiencias de interacción más fluidas y sistemas con mayor capacidad funcional.</w:t>
       </w:r>
     </w:p>
     <w:p>
@@ -27348,11 +28735,11 @@
       <w:pPr>
         <w:pStyle w:val="Ttulo3"/>
       </w:pPr>
-      <w:bookmarkStart w:id="163" w:name="_Toc241563134"/>
+      <w:bookmarkStart w:id="148" w:name="_Toc241563134"/>
       <w:r>
         <w:t>4.1.2 Arquitectura de aplicaciones web</w:t>
       </w:r>
-      <w:bookmarkEnd w:id="163"/>
+      <w:bookmarkEnd w:id="148"/>
     </w:p>
     <w:p>
       <w:pPr>
@@ -27508,11 +28895,11 @@
       <w:pPr>
         <w:pStyle w:val="Ttulo3"/>
       </w:pPr>
-      <w:bookmarkStart w:id="164" w:name="_Toc241563135"/>
+      <w:bookmarkStart w:id="149" w:name="_Toc241563135"/>
       <w:r>
         <w:t>4.1.3 Arquitectura cliente-servidor</w:t>
       </w:r>
-      <w:bookmarkEnd w:id="164"/>
+      <w:bookmarkEnd w:id="149"/>
     </w:p>
     <w:p>
       <w:pPr>
@@ -27614,11 +29001,11 @@
       <w:pPr>
         <w:pStyle w:val="Ttulo3"/>
       </w:pPr>
-      <w:bookmarkStart w:id="165" w:name="_Toc241563136"/>
+      <w:bookmarkStart w:id="150" w:name="_Toc241563136"/>
       <w:r>
         <w:t>4.1.4 Arquitectura Modelo-Vista-Controlador (MVC)</w:t>
       </w:r>
-      <w:bookmarkEnd w:id="165"/>
+      <w:bookmarkEnd w:id="150"/>
     </w:p>
     <w:p>
       <w:pPr>
@@ -27692,11 +29079,16 @@
       <w:pPr>
         <w:pStyle w:val="Ttulo3"/>
       </w:pPr>
-      <w:bookmarkStart w:id="166" w:name="_Toc241563137"/>
-      <w:r>
-        <w:t>4.1.5 Interfaz de usuario y frontend</w:t>
-      </w:r>
-      <w:bookmarkEnd w:id="166"/>
+      <w:bookmarkStart w:id="151" w:name="_Toc241563137"/>
+      <w:r>
+        <w:t xml:space="preserve">4.1.5 Interfaz de usuario y </w:t>
+      </w:r>
+      <w:proofErr w:type="spellStart"/>
+      <w:r>
+        <w:t>frontend</w:t>
+      </w:r>
+      <w:bookmarkEnd w:id="151"/>
+      <w:proofErr w:type="spellEnd"/>
     </w:p>
     <w:p>
       <w:pPr>
@@ -27723,7 +29115,25 @@
           <w:szCs w:val="24"/>
         </w:rPr>
         <w:lastRenderedPageBreak/>
-        <w:t>obtenidos. El frontend es la parte de la solución encargada de construir y presentar estos elementos gráficos en el entorno que el usuario utiliza.</w:t>
+        <w:t xml:space="preserve">obtenidos. El </w:t>
+      </w:r>
+      <w:proofErr w:type="spellStart"/>
+      <w:r>
+        <w:rPr>
+          <w:rFonts w:ascii="Arial" w:hAnsi="Arial" w:cs="Arial"/>
+          <w:sz w:val="24"/>
+          <w:szCs w:val="24"/>
+        </w:rPr>
+        <w:t>frontend</w:t>
+      </w:r>
+      <w:proofErr w:type="spellEnd"/>
+      <w:r>
+        <w:rPr>
+          <w:rFonts w:ascii="Arial" w:hAnsi="Arial" w:cs="Arial"/>
+          <w:sz w:val="24"/>
+          <w:szCs w:val="24"/>
+        </w:rPr>
+        <w:t xml:space="preserve"> es la parte de la solución encargada de construir y presentar estos elementos gráficos en el entorno que el usuario utiliza.</w:t>
       </w:r>
     </w:p>
     <w:p>
@@ -27742,7 +29152,43 @@
           <w:sz w:val="24"/>
           <w:szCs w:val="24"/>
         </w:rPr>
-        <w:t>Las interfaces actuales pueden organizarse mediante componentes reutilizables que mantienen responsabilidades específicas. La documentación de React señala que una interfaz puede dividirse en unidades como botones, formularios o secciones completas, las cuales posteriormente se combinan para construir estructuras de mayor tamaño (React, s. f.). Este enfoque facilita mantener criterios de presentación consistentes y reutilizar elementos cuando distintas pantallas requieren comportamientos similares.</w:t>
+        <w:t xml:space="preserve">Las interfaces actuales pueden organizarse mediante componentes reutilizables que mantienen responsabilidades específicas. La documentación de </w:t>
+      </w:r>
+      <w:proofErr w:type="spellStart"/>
+      <w:r>
+        <w:rPr>
+          <w:rFonts w:ascii="Arial" w:hAnsi="Arial" w:cs="Arial"/>
+          <w:sz w:val="24"/>
+          <w:szCs w:val="24"/>
+        </w:rPr>
+        <w:t>React</w:t>
+      </w:r>
+      <w:proofErr w:type="spellEnd"/>
+      <w:r>
+        <w:rPr>
+          <w:rFonts w:ascii="Arial" w:hAnsi="Arial" w:cs="Arial"/>
+          <w:sz w:val="24"/>
+          <w:szCs w:val="24"/>
+        </w:rPr>
+        <w:t xml:space="preserve"> señala que una interfaz puede dividirse en unidades como botones, formularios o secciones completas, las cuales posteriormente se combinan para construir estructuras de mayor tamaño (</w:t>
+      </w:r>
+      <w:proofErr w:type="spellStart"/>
+      <w:r>
+        <w:rPr>
+          <w:rFonts w:ascii="Arial" w:hAnsi="Arial" w:cs="Arial"/>
+          <w:sz w:val="24"/>
+          <w:szCs w:val="24"/>
+        </w:rPr>
+        <w:t>React</w:t>
+      </w:r>
+      <w:proofErr w:type="spellEnd"/>
+      <w:r>
+        <w:rPr>
+          <w:rFonts w:ascii="Arial" w:hAnsi="Arial" w:cs="Arial"/>
+          <w:sz w:val="24"/>
+          <w:szCs w:val="24"/>
+        </w:rPr>
+        <w:t>, s. f.). Este enfoque facilita mantener criterios de presentación consistentes y reutilizar elementos cuando distintas pantallas requieren comportamientos similares.</w:t>
       </w:r>
     </w:p>
     <w:p>
@@ -27779,11 +29225,19 @@
       <w:pPr>
         <w:pStyle w:val="Ttulo3"/>
       </w:pPr>
-      <w:bookmarkStart w:id="167" w:name="_Toc241563138"/>
-      <w:r>
-        <w:t>4.1.6 Backend y lógica de negocio</w:t>
-      </w:r>
-      <w:bookmarkEnd w:id="167"/>
+      <w:bookmarkStart w:id="152" w:name="_Toc241563138"/>
+      <w:r>
+        <w:t xml:space="preserve">4.1.6 </w:t>
+      </w:r>
+      <w:proofErr w:type="spellStart"/>
+      <w:r>
+        <w:t>Backend</w:t>
+      </w:r>
+      <w:proofErr w:type="spellEnd"/>
+      <w:r>
+        <w:t xml:space="preserve"> y lógica de negocio</w:t>
+      </w:r>
+      <w:bookmarkEnd w:id="152"/>
     </w:p>
     <w:p>
       <w:pPr>
@@ -27801,7 +29255,25 @@
           <w:sz w:val="24"/>
           <w:szCs w:val="24"/>
         </w:rPr>
-        <w:t>El backend comprende los componentes que atienden las solicitudes procedentes del cliente y ejecutan las operaciones que no forman parte de la presentación visible de la aplicación. Entre sus responsabilidades pueden encontrarse la validación de información, la aplicación de reglas de negocio, el control de acceso, la realización de cálculos y la comunicación con la base de datos. Estas funciones permiten determinar qué debe ocurrir después de cada solicitud recibida.</w:t>
+        <w:t xml:space="preserve">El </w:t>
+      </w:r>
+      <w:proofErr w:type="spellStart"/>
+      <w:r>
+        <w:rPr>
+          <w:rFonts w:ascii="Arial" w:hAnsi="Arial" w:cs="Arial"/>
+          <w:sz w:val="24"/>
+          <w:szCs w:val="24"/>
+        </w:rPr>
+        <w:t>backend</w:t>
+      </w:r>
+      <w:proofErr w:type="spellEnd"/>
+      <w:r>
+        <w:rPr>
+          <w:rFonts w:ascii="Arial" w:hAnsi="Arial" w:cs="Arial"/>
+          <w:sz w:val="24"/>
+          <w:szCs w:val="24"/>
+        </w:rPr>
+        <w:t xml:space="preserve"> comprende los componentes que atienden las solicitudes procedentes del cliente y ejecutan las operaciones que no forman parte de la presentación visible de la aplicación. Entre sus responsabilidades pueden encontrarse la validación de información, la aplicación de reglas de negocio, el control de acceso, la realización de cálculos y la comunicación con la base de datos. Estas funciones permiten determinar qué debe ocurrir después de cada solicitud recibida.</w:t>
       </w:r>
     </w:p>
     <w:p>
@@ -27858,11 +29330,11 @@
       <w:pPr>
         <w:pStyle w:val="Ttulo3"/>
       </w:pPr>
-      <w:bookmarkStart w:id="168" w:name="_Toc241563139"/>
+      <w:bookmarkStart w:id="153" w:name="_Toc241563139"/>
       <w:r>
         <w:t>4.1.7 Bases de datos relacionales</w:t>
       </w:r>
-      <w:bookmarkEnd w:id="168"/>
+      <w:bookmarkEnd w:id="153"/>
     </w:p>
     <w:p>
       <w:pPr>
@@ -27880,7 +29352,43 @@
           <w:sz w:val="24"/>
           <w:szCs w:val="24"/>
         </w:rPr>
-        <w:t>Una base de datos relacional organiza la información mediante tablas compuestas por filas y columnas, donde cada estructura representa entidades o relaciones relevantes para el sistema. Las filas contienen registros y las columnas representan sus atributos. Elmasri y Navathe (2016) explican que este modelo permite establecer relaciones entre diferentes conjuntos de datos y aplicar restricciones destinadas a preservar la coherencia de la información almacenada.</w:t>
+        <w:t xml:space="preserve">Una base de datos relacional organiza la información mediante tablas compuestas por filas y columnas, donde cada estructura representa entidades o relaciones relevantes para el sistema. Las filas contienen registros y las columnas representan sus atributos. </w:t>
+      </w:r>
+      <w:proofErr w:type="spellStart"/>
+      <w:r>
+        <w:rPr>
+          <w:rFonts w:ascii="Arial" w:hAnsi="Arial" w:cs="Arial"/>
+          <w:sz w:val="24"/>
+          <w:szCs w:val="24"/>
+        </w:rPr>
+        <w:t>Elmasri</w:t>
+      </w:r>
+      <w:proofErr w:type="spellEnd"/>
+      <w:r>
+        <w:rPr>
+          <w:rFonts w:ascii="Arial" w:hAnsi="Arial" w:cs="Arial"/>
+          <w:sz w:val="24"/>
+          <w:szCs w:val="24"/>
+        </w:rPr>
+        <w:t xml:space="preserve"> y </w:t>
+      </w:r>
+      <w:proofErr w:type="spellStart"/>
+      <w:r>
+        <w:rPr>
+          <w:rFonts w:ascii="Arial" w:hAnsi="Arial" w:cs="Arial"/>
+          <w:sz w:val="24"/>
+          <w:szCs w:val="24"/>
+        </w:rPr>
+        <w:t>Navathe</w:t>
+      </w:r>
+      <w:proofErr w:type="spellEnd"/>
+      <w:r>
+        <w:rPr>
+          <w:rFonts w:ascii="Arial" w:hAnsi="Arial" w:cs="Arial"/>
+          <w:sz w:val="24"/>
+          <w:szCs w:val="24"/>
+        </w:rPr>
+        <w:t xml:space="preserve"> (2016) explican que este modelo permite establecer relaciones entre diferentes conjuntos de datos y aplicar restricciones destinadas a preservar la coherencia de la información almacenada.</w:t>
       </w:r>
     </w:p>
     <w:p>
@@ -27899,7 +29407,25 @@
           <w:sz w:val="24"/>
           <w:szCs w:val="24"/>
         </w:rPr>
-        <w:t>Las claves primarias permiten identificar de forma única los registros, mientras que las claves foráneas establecen relaciones entre tablas. La documentación oficial de MySQL señala que estas últimas permiten relacionar datos distribuidos entre diferentes estructuras y que sus restricciones contribuyen a mantener la consistencia de esas relaciones (Oracle Corporation, 2026). Asimismo, pueden establecerse condiciones sobre determinados campos para impedir valores que incumplan las reglas definidas dentro del esquema.</w:t>
+        <w:t xml:space="preserve">Las claves primarias permiten identificar de forma única los registros, mientras que las claves foráneas establecen relaciones entre tablas. La documentación oficial de MySQL señala que estas últimas permiten relacionar datos distribuidos entre diferentes estructuras y que sus restricciones contribuyen a mantener la consistencia de esas relaciones (Oracle </w:t>
+      </w:r>
+      <w:proofErr w:type="spellStart"/>
+      <w:r>
+        <w:rPr>
+          <w:rFonts w:ascii="Arial" w:hAnsi="Arial" w:cs="Arial"/>
+          <w:sz w:val="24"/>
+          <w:szCs w:val="24"/>
+        </w:rPr>
+        <w:t>Corporation</w:t>
+      </w:r>
+      <w:proofErr w:type="spellEnd"/>
+      <w:r>
+        <w:rPr>
+          <w:rFonts w:ascii="Arial" w:hAnsi="Arial" w:cs="Arial"/>
+          <w:sz w:val="24"/>
+          <w:szCs w:val="24"/>
+        </w:rPr>
+        <w:t>, 2026). Asimismo, pueden establecerse condiciones sobre determinados campos para impedir valores que incumplan las reglas definidas dentro del esquema.</w:t>
       </w:r>
     </w:p>
     <w:p>
@@ -27964,11 +29490,11 @@
       <w:pPr>
         <w:pStyle w:val="Ttulo3"/>
       </w:pPr>
-      <w:bookmarkStart w:id="169" w:name="_Toc241563140"/>
+      <w:bookmarkStart w:id="154" w:name="_Toc241563140"/>
       <w:r>
         <w:t>4.1.8 Comunicación entre componentes de una aplicación web</w:t>
       </w:r>
-      <w:bookmarkEnd w:id="169"/>
+      <w:bookmarkEnd w:id="154"/>
     </w:p>
     <w:p>
       <w:pPr>
@@ -28005,7 +29531,43 @@
           <w:sz w:val="24"/>
           <w:szCs w:val="24"/>
         </w:rPr>
-        <w:t>Cuando el frontend y el backend se encuentran diferenciados, su comunicación puede organizarse mediante una interfaz de programación de aplicaciones (API). Una API establece puntos de acceso y estructuras que ambas partes deben respetar para intercambiar información. Si se adopta el estilo REST, además deben considerarse las restricciones que lo definen. Al explicar la condición de ausencia de estado entre solicitudes, Fielding (2000) señala que “cada solicitud del cliente al servidor debe contener toda la información necesaria para comprender la solicitud” [traducción propia] (sección 5.1.3, párr. 1).</w:t>
+        <w:t xml:space="preserve">Cuando el </w:t>
+      </w:r>
+      <w:proofErr w:type="spellStart"/>
+      <w:r>
+        <w:rPr>
+          <w:rFonts w:ascii="Arial" w:hAnsi="Arial" w:cs="Arial"/>
+          <w:sz w:val="24"/>
+          <w:szCs w:val="24"/>
+        </w:rPr>
+        <w:t>frontend</w:t>
+      </w:r>
+      <w:proofErr w:type="spellEnd"/>
+      <w:r>
+        <w:rPr>
+          <w:rFonts w:ascii="Arial" w:hAnsi="Arial" w:cs="Arial"/>
+          <w:sz w:val="24"/>
+          <w:szCs w:val="24"/>
+        </w:rPr>
+        <w:t xml:space="preserve"> y el </w:t>
+      </w:r>
+      <w:proofErr w:type="spellStart"/>
+      <w:r>
+        <w:rPr>
+          <w:rFonts w:ascii="Arial" w:hAnsi="Arial" w:cs="Arial"/>
+          <w:sz w:val="24"/>
+          <w:szCs w:val="24"/>
+        </w:rPr>
+        <w:t>backend</w:t>
+      </w:r>
+      <w:proofErr w:type="spellEnd"/>
+      <w:r>
+        <w:rPr>
+          <w:rFonts w:ascii="Arial" w:hAnsi="Arial" w:cs="Arial"/>
+          <w:sz w:val="24"/>
+          <w:szCs w:val="24"/>
+        </w:rPr>
+        <w:t xml:space="preserve"> se encuentran diferenciados, su comunicación puede organizarse mediante una interfaz de programación de aplicaciones (API). Una API establece puntos de acceso y estructuras que ambas partes deben respetar para intercambiar información. Si se adopta el estilo REST, además deben considerarse las restricciones que lo definen. Al explicar la condición de ausencia de estado entre solicitudes, Fielding (2000) señala que “cada solicitud del cliente al servidor debe contener toda la información necesaria para comprender la solicitud” [traducción propia] (sección 5.1.3, párr. 1).</w:t>
       </w:r>
     </w:p>
     <w:p>
@@ -28024,7 +29586,25 @@
           <w:sz w:val="24"/>
           <w:szCs w:val="24"/>
         </w:rPr>
-        <w:t>Dentro de la solución definida, React deberá intercambiar información con el servidor construido mediante Node.js y Express.js. Las operaciones de registro, consulta o modificación podrán generar solicitudes dirigidas a rutas específicas de la API; posteriormente, el servidor realizará las validaciones requeridas, para luego interactuar con la base de datos cuando corresponda y devolverá una respuesta. Esta comunicación permite mantener separadas la presentación de los datos y las operaciones responsables de procesarlos.</w:t>
+        <w:t xml:space="preserve">Dentro de la solución definida, </w:t>
+      </w:r>
+      <w:proofErr w:type="spellStart"/>
+      <w:r>
+        <w:rPr>
+          <w:rFonts w:ascii="Arial" w:hAnsi="Arial" w:cs="Arial"/>
+          <w:sz w:val="24"/>
+          <w:szCs w:val="24"/>
+        </w:rPr>
+        <w:t>React</w:t>
+      </w:r>
+      <w:proofErr w:type="spellEnd"/>
+      <w:r>
+        <w:rPr>
+          <w:rFonts w:ascii="Arial" w:hAnsi="Arial" w:cs="Arial"/>
+          <w:sz w:val="24"/>
+          <w:szCs w:val="24"/>
+        </w:rPr>
+        <w:t xml:space="preserve"> deberá intercambiar información con el servidor construido mediante Node.js y Express.js. Las operaciones de registro, consulta o modificación podrán generar solicitudes dirigidas a rutas específicas de la API; posteriormente, el servidor realizará las validaciones requeridas, para luego interactuar con la base de datos cuando corresponda y devolverá una respuesta. Esta comunicación permite mantener separadas la presentación de los datos y las operaciones responsables de procesarlos.</w:t>
       </w:r>
     </w:p>
     <w:p>
@@ -28042,11 +29622,11 @@
       <w:pPr>
         <w:pStyle w:val="Ttulo3"/>
       </w:pPr>
-      <w:bookmarkStart w:id="170" w:name="_Toc241563141"/>
+      <w:bookmarkStart w:id="155" w:name="_Toc241563141"/>
       <w:r>
         <w:t>4.1.9 Gestión de usuarios, autenticación y autorización</w:t>
       </w:r>
-      <w:bookmarkEnd w:id="170"/>
+      <w:bookmarkEnd w:id="155"/>
     </w:p>
     <w:p>
       <w:pPr>
@@ -28064,7 +29644,25 @@
           <w:sz w:val="24"/>
           <w:szCs w:val="24"/>
         </w:rPr>
-        <w:t xml:space="preserve">La gestión de usuarios comprende los mecanismos utilizados para identificar a quienes acceden a una aplicación y controlar las operaciones disponibles para cada cuenta. Dentro de este proceso deben distinguirse la autenticación y la autorización. OWASP Foundation (s. f.) define la autenticación como “el proceso de verificar que un </w:t>
+        <w:t xml:space="preserve">La gestión de usuarios comprende los mecanismos utilizados para identificar a quienes acceden a una aplicación y controlar las operaciones disponibles para cada cuenta. Dentro de este proceso deben distinguirse la autenticación y la autorización. OWASP </w:t>
+      </w:r>
+      <w:proofErr w:type="spellStart"/>
+      <w:r>
+        <w:rPr>
+          <w:rFonts w:ascii="Arial" w:hAnsi="Arial" w:cs="Arial"/>
+          <w:sz w:val="24"/>
+          <w:szCs w:val="24"/>
+        </w:rPr>
+        <w:t>Foundation</w:t>
+      </w:r>
+      <w:proofErr w:type="spellEnd"/>
+      <w:r>
+        <w:rPr>
+          <w:rFonts w:ascii="Arial" w:hAnsi="Arial" w:cs="Arial"/>
+          <w:sz w:val="24"/>
+          <w:szCs w:val="24"/>
+        </w:rPr>
+        <w:t xml:space="preserve"> (s. f.) define la autenticación como “el proceso de verificar que un </w:t>
       </w:r>
       <w:r>
         <w:rPr>
@@ -28073,7 +29671,25 @@
           <w:szCs w:val="24"/>
         </w:rPr>
         <w:lastRenderedPageBreak/>
-        <w:t>individuo, entidad o sitio web sea quien o lo que afirma ser” [traducción propia] (sección “Introduction”, párr. 1). La autorización, en cambio, determina qué recursos y acciones puede utilizar una identidad después de haber sido autenticada.</w:t>
+        <w:t>individuo, entidad o sitio web sea quien o lo que afirma ser” [traducción propia] (sección “</w:t>
+      </w:r>
+      <w:proofErr w:type="spellStart"/>
+      <w:r>
+        <w:rPr>
+          <w:rFonts w:ascii="Arial" w:hAnsi="Arial" w:cs="Arial"/>
+          <w:sz w:val="24"/>
+          <w:szCs w:val="24"/>
+        </w:rPr>
+        <w:t>Introduction</w:t>
+      </w:r>
+      <w:proofErr w:type="spellEnd"/>
+      <w:r>
+        <w:rPr>
+          <w:rFonts w:ascii="Arial" w:hAnsi="Arial" w:cs="Arial"/>
+          <w:sz w:val="24"/>
+          <w:szCs w:val="24"/>
+        </w:rPr>
+        <w:t>”, párr. 1). La autorización, en cambio, determina qué recursos y acciones puede utilizar una identidad después de haber sido autenticada.</w:t>
       </w:r>
     </w:p>
     <w:p>
@@ -28092,7 +29708,25 @@
           <w:sz w:val="24"/>
           <w:szCs w:val="24"/>
         </w:rPr>
-        <w:t>Un principio relacionado con este control es el mínimo privilegio, según el cual cada usuario debe disponer únicamente de los permisos necesarios para realizar sus responsabilidades. OWASP Foundation (s. f.) recomienda aplicar este criterio tanto en los accesos horizontales como verticales y verificar las decisiones de autorización en los componentes responsables de procesar las solicitudes. Ocultar una opción en la interfaz no constituye por sí mismo un mecanismo suficiente de protección.</w:t>
+        <w:t xml:space="preserve">Un principio relacionado con este control es el mínimo privilegio, según el cual cada usuario debe disponer únicamente de los permisos necesarios para realizar sus responsabilidades. OWASP </w:t>
+      </w:r>
+      <w:proofErr w:type="spellStart"/>
+      <w:r>
+        <w:rPr>
+          <w:rFonts w:ascii="Arial" w:hAnsi="Arial" w:cs="Arial"/>
+          <w:sz w:val="24"/>
+          <w:szCs w:val="24"/>
+        </w:rPr>
+        <w:t>Foundation</w:t>
+      </w:r>
+      <w:proofErr w:type="spellEnd"/>
+      <w:r>
+        <w:rPr>
+          <w:rFonts w:ascii="Arial" w:hAnsi="Arial" w:cs="Arial"/>
+          <w:sz w:val="24"/>
+          <w:szCs w:val="24"/>
+        </w:rPr>
+        <w:t xml:space="preserve"> (s. f.) recomienda aplicar este criterio tanto en los accesos horizontales como verticales y verificar las decisiones de autorización en los componentes responsables de procesar las solicitudes. Ocultar una opción en la interfaz no constituye por sí mismo un mecanismo suficiente de protección.</w:t>
       </w:r>
     </w:p>
     <w:p>
@@ -28129,11 +29763,11 @@
       <w:pPr>
         <w:pStyle w:val="Ttulo3"/>
       </w:pPr>
-      <w:bookmarkStart w:id="171" w:name="_Toc241563142"/>
+      <w:bookmarkStart w:id="156" w:name="_Toc241563142"/>
       <w:r>
         <w:t>4.1.10 Usabilidad y diseño adaptable</w:t>
       </w:r>
-      <w:bookmarkEnd w:id="171"/>
+      <w:bookmarkEnd w:id="156"/>
     </w:p>
     <w:p>
       <w:pPr>
@@ -28151,7 +29785,61 @@
           <w:sz w:val="24"/>
           <w:szCs w:val="24"/>
         </w:rPr>
-        <w:t>La usabilidad se relaciona con la posibilidad de que las personas alcancen determinados objetivos al interactuar con un sistema dentro de un contexto específico. La norma ISO 9241-11:2018 establece un marco para comprender este concepto y lo vincula con la efectividad, eficiencia y satisfacción obtenidas durante el uso (International Organization for Standardization [ISO], 2018). Por ello, evaluar una interfaz requiere considerar no solo si las funciones existen, sino también si pueden utilizarse correctamente y con un esfuerzo razonable.</w:t>
+        <w:t xml:space="preserve">La usabilidad se relaciona con la posibilidad de que las personas alcancen determinados objetivos al interactuar con un sistema dentro de un contexto específico. La norma ISO 9241-11:2018 establece un marco para comprender este concepto y lo vincula con la efectividad, eficiencia y satisfacción obtenidas durante el uso (International </w:t>
+      </w:r>
+      <w:proofErr w:type="spellStart"/>
+      <w:r>
+        <w:rPr>
+          <w:rFonts w:ascii="Arial" w:hAnsi="Arial" w:cs="Arial"/>
+          <w:sz w:val="24"/>
+          <w:szCs w:val="24"/>
+        </w:rPr>
+        <w:t>Organization</w:t>
+      </w:r>
+      <w:proofErr w:type="spellEnd"/>
+      <w:r>
+        <w:rPr>
+          <w:rFonts w:ascii="Arial" w:hAnsi="Arial" w:cs="Arial"/>
+          <w:sz w:val="24"/>
+          <w:szCs w:val="24"/>
+        </w:rPr>
+        <w:t xml:space="preserve"> </w:t>
+      </w:r>
+      <w:proofErr w:type="spellStart"/>
+      <w:r>
+        <w:rPr>
+          <w:rFonts w:ascii="Arial" w:hAnsi="Arial" w:cs="Arial"/>
+          <w:sz w:val="24"/>
+          <w:szCs w:val="24"/>
+        </w:rPr>
+        <w:t>for</w:t>
+      </w:r>
+      <w:proofErr w:type="spellEnd"/>
+      <w:r>
+        <w:rPr>
+          <w:rFonts w:ascii="Arial" w:hAnsi="Arial" w:cs="Arial"/>
+          <w:sz w:val="24"/>
+          <w:szCs w:val="24"/>
+        </w:rPr>
+        <w:t xml:space="preserve"> </w:t>
+      </w:r>
+      <w:proofErr w:type="spellStart"/>
+      <w:r>
+        <w:rPr>
+          <w:rFonts w:ascii="Arial" w:hAnsi="Arial" w:cs="Arial"/>
+          <w:sz w:val="24"/>
+          <w:szCs w:val="24"/>
+        </w:rPr>
+        <w:t>Standardization</w:t>
+      </w:r>
+      <w:proofErr w:type="spellEnd"/>
+      <w:r>
+        <w:rPr>
+          <w:rFonts w:ascii="Arial" w:hAnsi="Arial" w:cs="Arial"/>
+          <w:sz w:val="24"/>
+          <w:szCs w:val="24"/>
+        </w:rPr>
+        <w:t xml:space="preserve"> [ISO], 2018). Por ello, evaluar una interfaz requiere considerar no solo si las funciones existen, sino también si pueden utilizarse correctamente y con un esfuerzo razonable.</w:t>
       </w:r>
     </w:p>
     <w:p>
@@ -28190,7 +29878,97 @@
           <w:szCs w:val="24"/>
         </w:rPr>
         <w:lastRenderedPageBreak/>
-        <w:t>El diseño adaptable complementa estos principios al permitir que el contenido responda a diferentes dimensiones de visualización. Las Web Content Accessibility Guidelines (WCAG)  versión 2.2 establecen, en su criterio de reajuste, que el contenido debe conservar la información y funcionalidad al adaptarse a determinadas dimensiones de pantalla (World Wide Web Consortium [W3C], 2023). En la solución desarrollada, este criterio contribuye a mantener formularios, consultas y elementos de navegación utilizables ante variaciones en las características de los equipos, sin asumir que todos los usuarios dispondrán exactamente de la misma resolución.</w:t>
+        <w:t xml:space="preserve">El diseño adaptable complementa estos principios al permitir que el contenido responda a diferentes dimensiones de visualización. Las Web Content </w:t>
+      </w:r>
+      <w:proofErr w:type="spellStart"/>
+      <w:r>
+        <w:rPr>
+          <w:rFonts w:ascii="Arial" w:hAnsi="Arial" w:cs="Arial"/>
+          <w:sz w:val="24"/>
+          <w:szCs w:val="24"/>
+        </w:rPr>
+        <w:t>Accessibility</w:t>
+      </w:r>
+      <w:proofErr w:type="spellEnd"/>
+      <w:r>
+        <w:rPr>
+          <w:rFonts w:ascii="Arial" w:hAnsi="Arial" w:cs="Arial"/>
+          <w:sz w:val="24"/>
+          <w:szCs w:val="24"/>
+        </w:rPr>
+        <w:t xml:space="preserve"> </w:t>
+      </w:r>
+      <w:proofErr w:type="spellStart"/>
+      <w:r>
+        <w:rPr>
+          <w:rFonts w:ascii="Arial" w:hAnsi="Arial" w:cs="Arial"/>
+          <w:sz w:val="24"/>
+          <w:szCs w:val="24"/>
+        </w:rPr>
+        <w:t>Guidelines</w:t>
+      </w:r>
+      <w:proofErr w:type="spellEnd"/>
+      <w:r>
+        <w:rPr>
+          <w:rFonts w:ascii="Arial" w:hAnsi="Arial" w:cs="Arial"/>
+          <w:sz w:val="24"/>
+          <w:szCs w:val="24"/>
+        </w:rPr>
+        <w:t xml:space="preserve"> (</w:t>
+      </w:r>
+      <w:proofErr w:type="gramStart"/>
+      <w:r>
+        <w:rPr>
+          <w:rFonts w:ascii="Arial" w:hAnsi="Arial" w:cs="Arial"/>
+          <w:sz w:val="24"/>
+          <w:szCs w:val="24"/>
+        </w:rPr>
+        <w:t>WCAG)  versión</w:t>
+      </w:r>
+      <w:proofErr w:type="gramEnd"/>
+      <w:r>
+        <w:rPr>
+          <w:rFonts w:ascii="Arial" w:hAnsi="Arial" w:cs="Arial"/>
+          <w:sz w:val="24"/>
+          <w:szCs w:val="24"/>
+        </w:rPr>
+        <w:t xml:space="preserve"> 2.2 establecen, en su criterio de reajuste, que el contenido debe conservar la información y funcionalidad al adaptarse a determinadas dimensiones de pantalla (</w:t>
+      </w:r>
+      <w:proofErr w:type="spellStart"/>
+      <w:r>
+        <w:rPr>
+          <w:rFonts w:ascii="Arial" w:hAnsi="Arial" w:cs="Arial"/>
+          <w:sz w:val="24"/>
+          <w:szCs w:val="24"/>
+        </w:rPr>
+        <w:t>World</w:t>
+      </w:r>
+      <w:proofErr w:type="spellEnd"/>
+      <w:r>
+        <w:rPr>
+          <w:rFonts w:ascii="Arial" w:hAnsi="Arial" w:cs="Arial"/>
+          <w:sz w:val="24"/>
+          <w:szCs w:val="24"/>
+        </w:rPr>
+        <w:t xml:space="preserve"> Wide Web </w:t>
+      </w:r>
+      <w:proofErr w:type="spellStart"/>
+      <w:r>
+        <w:rPr>
+          <w:rFonts w:ascii="Arial" w:hAnsi="Arial" w:cs="Arial"/>
+          <w:sz w:val="24"/>
+          <w:szCs w:val="24"/>
+        </w:rPr>
+        <w:t>Consortium</w:t>
+      </w:r>
+      <w:proofErr w:type="spellEnd"/>
+      <w:r>
+        <w:rPr>
+          <w:rFonts w:ascii="Arial" w:hAnsi="Arial" w:cs="Arial"/>
+          <w:sz w:val="24"/>
+          <w:szCs w:val="24"/>
+        </w:rPr>
+        <w:t xml:space="preserve"> [W3C], 2023). En la solución desarrollada, este criterio contribuye a mantener formularios, consultas y elementos de navegación utilizables ante variaciones en las características de los equipos, sin asumir que todos los usuarios dispondrán exactamente de la misma resolución.</w:t>
       </w:r>
     </w:p>
     <w:p>
@@ -28208,11 +29986,11 @@
       <w:pPr>
         <w:pStyle w:val="Ttulo3"/>
       </w:pPr>
-      <w:bookmarkStart w:id="172" w:name="_Toc241563143"/>
+      <w:bookmarkStart w:id="157" w:name="_Toc241563143"/>
       <w:r>
         <w:t>4.1.11 Seguridad e integridad de la información</w:t>
       </w:r>
-      <w:bookmarkEnd w:id="172"/>
+      <w:bookmarkEnd w:id="157"/>
     </w:p>
     <w:p>
       <w:pPr>
@@ -28230,7 +30008,97 @@
           <w:sz w:val="24"/>
           <w:szCs w:val="24"/>
         </w:rPr>
-        <w:t>La seguridad de la información busca proteger los datos y los sistemas frente a accesos, modificaciones, divulgaciones, interrupciones o destrucciones no autorizadas. El National Institute of Standards and Technology [NIST] (s. f.) relaciona este propósito con tres objetivos fundamentales: confidencialidad, integridad y disponibilidad. La confidencialidad procura preservar las restricciones de acceso; la integridad busca proteger la información frente a alteraciones inapropiadas; y la disponibilidad pretende asegurar que los usuarios autorizados puedan utilizar los recursos cuando sea necesario.</w:t>
+        <w:t xml:space="preserve">La seguridad de la información busca proteger los datos y los sistemas frente a accesos, modificaciones, divulgaciones, interrupciones o destrucciones no autorizadas. El </w:t>
+      </w:r>
+      <w:proofErr w:type="spellStart"/>
+      <w:r>
+        <w:rPr>
+          <w:rFonts w:ascii="Arial" w:hAnsi="Arial" w:cs="Arial"/>
+          <w:sz w:val="24"/>
+          <w:szCs w:val="24"/>
+        </w:rPr>
+        <w:t>National</w:t>
+      </w:r>
+      <w:proofErr w:type="spellEnd"/>
+      <w:r>
+        <w:rPr>
+          <w:rFonts w:ascii="Arial" w:hAnsi="Arial" w:cs="Arial"/>
+          <w:sz w:val="24"/>
+          <w:szCs w:val="24"/>
+        </w:rPr>
+        <w:t xml:space="preserve"> </w:t>
+      </w:r>
+      <w:proofErr w:type="spellStart"/>
+      <w:r>
+        <w:rPr>
+          <w:rFonts w:ascii="Arial" w:hAnsi="Arial" w:cs="Arial"/>
+          <w:sz w:val="24"/>
+          <w:szCs w:val="24"/>
+        </w:rPr>
+        <w:t>Institute</w:t>
+      </w:r>
+      <w:proofErr w:type="spellEnd"/>
+      <w:r>
+        <w:rPr>
+          <w:rFonts w:ascii="Arial" w:hAnsi="Arial" w:cs="Arial"/>
+          <w:sz w:val="24"/>
+          <w:szCs w:val="24"/>
+        </w:rPr>
+        <w:t xml:space="preserve"> </w:t>
+      </w:r>
+      <w:proofErr w:type="spellStart"/>
+      <w:r>
+        <w:rPr>
+          <w:rFonts w:ascii="Arial" w:hAnsi="Arial" w:cs="Arial"/>
+          <w:sz w:val="24"/>
+          <w:szCs w:val="24"/>
+        </w:rPr>
+        <w:t>of</w:t>
+      </w:r>
+      <w:proofErr w:type="spellEnd"/>
+      <w:r>
+        <w:rPr>
+          <w:rFonts w:ascii="Arial" w:hAnsi="Arial" w:cs="Arial"/>
+          <w:sz w:val="24"/>
+          <w:szCs w:val="24"/>
+        </w:rPr>
+        <w:t xml:space="preserve"> </w:t>
+      </w:r>
+      <w:proofErr w:type="spellStart"/>
+      <w:r>
+        <w:rPr>
+          <w:rFonts w:ascii="Arial" w:hAnsi="Arial" w:cs="Arial"/>
+          <w:sz w:val="24"/>
+          <w:szCs w:val="24"/>
+        </w:rPr>
+        <w:t>Standards</w:t>
+      </w:r>
+      <w:proofErr w:type="spellEnd"/>
+      <w:r>
+        <w:rPr>
+          <w:rFonts w:ascii="Arial" w:hAnsi="Arial" w:cs="Arial"/>
+          <w:sz w:val="24"/>
+          <w:szCs w:val="24"/>
+        </w:rPr>
+        <w:t xml:space="preserve"> and </w:t>
+      </w:r>
+      <w:proofErr w:type="spellStart"/>
+      <w:r>
+        <w:rPr>
+          <w:rFonts w:ascii="Arial" w:hAnsi="Arial" w:cs="Arial"/>
+          <w:sz w:val="24"/>
+          <w:szCs w:val="24"/>
+        </w:rPr>
+        <w:t>Technology</w:t>
+      </w:r>
+      <w:proofErr w:type="spellEnd"/>
+      <w:r>
+        <w:rPr>
+          <w:rFonts w:ascii="Arial" w:hAnsi="Arial" w:cs="Arial"/>
+          <w:sz w:val="24"/>
+          <w:szCs w:val="24"/>
+        </w:rPr>
+        <w:t xml:space="preserve"> [NIST] (s. f.) relaciona este propósito con tres objetivos fundamentales: confidencialidad, integridad y disponibilidad. La confidencialidad procura preservar las restricciones de acceso; la integridad busca proteger la información frente a alteraciones inapropiadas; y la disponibilidad pretende asegurar que los usuarios autorizados puedan utilizar los recursos cuando sea necesario.</w:t>
       </w:r>
     </w:p>
     <w:p>
@@ -28249,7 +30117,25 @@
           <w:sz w:val="24"/>
           <w:szCs w:val="24"/>
         </w:rPr>
-        <w:t>Estos principios deben complementarse con controles como autenticación, autorización, validación de entradas, protección de comunicaciones y respaldo de información. La autorización cobra especial importancia cuando diferentes perfiles utilizan una misma plataforma, debido a que una cuenta autenticada no debería adquirir automáticamente acceso a todas las operaciones. OWASP Foundation (s. f.) recomienda aplicar permisos mínimos y comprobar las decisiones de autorización en cada solicitud que requiera acceso a recursos protegidos.</w:t>
+        <w:t xml:space="preserve">Estos principios deben complementarse con controles como autenticación, autorización, validación de entradas, protección de comunicaciones y respaldo de información. La autorización cobra especial importancia cuando diferentes perfiles utilizan una misma plataforma, debido a que una cuenta autenticada no debería adquirir automáticamente acceso a todas las operaciones. OWASP </w:t>
+      </w:r>
+      <w:proofErr w:type="spellStart"/>
+      <w:r>
+        <w:rPr>
+          <w:rFonts w:ascii="Arial" w:hAnsi="Arial" w:cs="Arial"/>
+          <w:sz w:val="24"/>
+          <w:szCs w:val="24"/>
+        </w:rPr>
+        <w:t>Foundation</w:t>
+      </w:r>
+      <w:proofErr w:type="spellEnd"/>
+      <w:r>
+        <w:rPr>
+          <w:rFonts w:ascii="Arial" w:hAnsi="Arial" w:cs="Arial"/>
+          <w:sz w:val="24"/>
+          <w:szCs w:val="24"/>
+        </w:rPr>
+        <w:t xml:space="preserve"> (s. f.) recomienda aplicar permisos mínimos y comprobar las decisiones de autorización en cada solicitud que requiera acceso a recursos protegidos.</w:t>
       </w:r>
     </w:p>
     <w:p>
@@ -28295,11 +30181,11 @@
       <w:pPr>
         <w:pStyle w:val="Ttulo3"/>
       </w:pPr>
-      <w:bookmarkStart w:id="173" w:name="_Toc241563144"/>
+      <w:bookmarkStart w:id="158" w:name="_Toc241563144"/>
       <w:r>
         <w:t>4.1.12 Despliegue de aplicaciones web en la nube</w:t>
       </w:r>
-      <w:bookmarkEnd w:id="173"/>
+      <w:bookmarkEnd w:id="158"/>
     </w:p>
     <w:p>
       <w:pPr>
@@ -28317,7 +30203,43 @@
           <w:sz w:val="24"/>
           <w:szCs w:val="24"/>
         </w:rPr>
-        <w:t>La computación en la nube es un modelo que permite acceder mediante red a recursos computacionales configurables que pueden ofrecerse y administrarse según las necesidades del servicio. Mell y Grance (2011) incluyen entre estos recursos redes, servidores, almacenamiento, aplicaciones y servicios. Pero la computación en la nube no exige necesariamente que toda infraestructura sea pública, ya que puede adoptar diferentes formas de implementación; sin embargo, permite utilizar recursos proporcionados y administrados sobre infraestructura remota.</w:t>
+        <w:t xml:space="preserve">La computación en la nube es un modelo que permite acceder mediante red a recursos computacionales configurables que pueden ofrecerse y administrarse según las necesidades del servicio. </w:t>
+      </w:r>
+      <w:proofErr w:type="spellStart"/>
+      <w:r>
+        <w:rPr>
+          <w:rFonts w:ascii="Arial" w:hAnsi="Arial" w:cs="Arial"/>
+          <w:sz w:val="24"/>
+          <w:szCs w:val="24"/>
+        </w:rPr>
+        <w:t>Mell</w:t>
+      </w:r>
+      <w:proofErr w:type="spellEnd"/>
+      <w:r>
+        <w:rPr>
+          <w:rFonts w:ascii="Arial" w:hAnsi="Arial" w:cs="Arial"/>
+          <w:sz w:val="24"/>
+          <w:szCs w:val="24"/>
+        </w:rPr>
+        <w:t xml:space="preserve"> y </w:t>
+      </w:r>
+      <w:proofErr w:type="spellStart"/>
+      <w:r>
+        <w:rPr>
+          <w:rFonts w:ascii="Arial" w:hAnsi="Arial" w:cs="Arial"/>
+          <w:sz w:val="24"/>
+          <w:szCs w:val="24"/>
+        </w:rPr>
+        <w:t>Grance</w:t>
+      </w:r>
+      <w:proofErr w:type="spellEnd"/>
+      <w:r>
+        <w:rPr>
+          <w:rFonts w:ascii="Arial" w:hAnsi="Arial" w:cs="Arial"/>
+          <w:sz w:val="24"/>
+          <w:szCs w:val="24"/>
+        </w:rPr>
+        <w:t xml:space="preserve"> (2011) incluyen entre estos recursos redes, servidores, almacenamiento, aplicaciones y servicios. Pero la computación en la nube no exige necesariamente que toda infraestructura sea pública, ya que puede adoptar diferentes formas de implementación; sin embargo, permite utilizar recursos proporcionados y administrados sobre infraestructura remota.</w:t>
       </w:r>
     </w:p>
     <w:p>
@@ -28373,11 +30295,11 @@
       <w:pPr>
         <w:pStyle w:val="Ttulo3"/>
       </w:pPr>
-      <w:bookmarkStart w:id="174" w:name="_Toc241563145"/>
+      <w:bookmarkStart w:id="159" w:name="_Toc241563145"/>
       <w:r>
         <w:t>4.1.13 Tecnologías utilizadas en el proyecto</w:t>
       </w:r>
-      <w:bookmarkEnd w:id="174"/>
+      <w:bookmarkEnd w:id="159"/>
     </w:p>
     <w:p>
       <w:pPr>
@@ -28395,7 +30317,61 @@
           <w:sz w:val="24"/>
           <w:szCs w:val="24"/>
         </w:rPr>
-        <w:t xml:space="preserve">La arquitectura definida combina distintas tecnologías de acuerdo con la responsabilidad que cada una desempeña. La propuesta establece React para la interfaz, Node.js y Express.js para la lógica del servidor, MySQL para el almacenamiento relacional, Docker para la contenerización de los componentes y DigitalOcean como proveedor de infraestructura para el despliegue. Esta combinación </w:t>
+        <w:t xml:space="preserve">La arquitectura definida combina distintas tecnologías de acuerdo con la responsabilidad que cada una desempeña. La propuesta establece </w:t>
+      </w:r>
+      <w:proofErr w:type="spellStart"/>
+      <w:r>
+        <w:rPr>
+          <w:rFonts w:ascii="Arial" w:hAnsi="Arial" w:cs="Arial"/>
+          <w:sz w:val="24"/>
+          <w:szCs w:val="24"/>
+        </w:rPr>
+        <w:t>React</w:t>
+      </w:r>
+      <w:proofErr w:type="spellEnd"/>
+      <w:r>
+        <w:rPr>
+          <w:rFonts w:ascii="Arial" w:hAnsi="Arial" w:cs="Arial"/>
+          <w:sz w:val="24"/>
+          <w:szCs w:val="24"/>
+        </w:rPr>
+        <w:t xml:space="preserve"> para la interfaz, Node.js y Express.js para la lógica del servidor, MySQL para el almacenamiento relacional, Docker para la </w:t>
+      </w:r>
+      <w:proofErr w:type="spellStart"/>
+      <w:r>
+        <w:rPr>
+          <w:rFonts w:ascii="Arial" w:hAnsi="Arial" w:cs="Arial"/>
+          <w:sz w:val="24"/>
+          <w:szCs w:val="24"/>
+        </w:rPr>
+        <w:t>contenerización</w:t>
+      </w:r>
+      <w:proofErr w:type="spellEnd"/>
+      <w:r>
+        <w:rPr>
+          <w:rFonts w:ascii="Arial" w:hAnsi="Arial" w:cs="Arial"/>
+          <w:sz w:val="24"/>
+          <w:szCs w:val="24"/>
+        </w:rPr>
+        <w:t xml:space="preserve"> de los componentes y </w:t>
+      </w:r>
+      <w:proofErr w:type="spellStart"/>
+      <w:r>
+        <w:rPr>
+          <w:rFonts w:ascii="Arial" w:hAnsi="Arial" w:cs="Arial"/>
+          <w:sz w:val="24"/>
+          <w:szCs w:val="24"/>
+        </w:rPr>
+        <w:t>DigitalOcean</w:t>
+      </w:r>
+      <w:proofErr w:type="spellEnd"/>
+      <w:r>
+        <w:rPr>
+          <w:rFonts w:ascii="Arial" w:hAnsi="Arial" w:cs="Arial"/>
+          <w:sz w:val="24"/>
+          <w:szCs w:val="24"/>
+        </w:rPr>
+        <w:t xml:space="preserve"> como proveedor de infraestructura para el despliegue. Esta combinación </w:t>
       </w:r>
       <w:r>
         <w:rPr>
@@ -28417,13 +30393,59 @@
           <w:szCs w:val="24"/>
         </w:rPr>
       </w:pPr>
-      <w:r>
-        <w:rPr>
-          <w:rFonts w:ascii="Arial" w:hAnsi="Arial" w:cs="Arial"/>
-          <w:sz w:val="24"/>
-          <w:szCs w:val="24"/>
-        </w:rPr>
-        <w:t>React es una biblioteca de JavaScript orientada a la construcción de interfaces de usuario. Su documentación establece que las interfaces se organizan mediante componentes reutilizables y anidables, los cuales pueden representar desde controles pequeños hasta secciones completas de una aplicación (React, s. f.). Dentro del sistema, esta tecnología permitirá construir los formularios, tablas, consultas y demás elementos utilizados por el personal para interactuar con la información.</w:t>
+      <w:proofErr w:type="spellStart"/>
+      <w:r>
+        <w:rPr>
+          <w:rFonts w:ascii="Arial" w:hAnsi="Arial" w:cs="Arial"/>
+          <w:sz w:val="24"/>
+          <w:szCs w:val="24"/>
+        </w:rPr>
+        <w:t>React</w:t>
+      </w:r>
+      <w:proofErr w:type="spellEnd"/>
+      <w:r>
+        <w:rPr>
+          <w:rFonts w:ascii="Arial" w:hAnsi="Arial" w:cs="Arial"/>
+          <w:sz w:val="24"/>
+          <w:szCs w:val="24"/>
+        </w:rPr>
+        <w:t xml:space="preserve"> es una biblioteca de JavaScript orientada a la construcción de interfaces de usuario. Su documentación establece que las interfaces se organizan mediante componentes reutilizables y </w:t>
+      </w:r>
+      <w:proofErr w:type="spellStart"/>
+      <w:r>
+        <w:rPr>
+          <w:rFonts w:ascii="Arial" w:hAnsi="Arial" w:cs="Arial"/>
+          <w:sz w:val="24"/>
+          <w:szCs w:val="24"/>
+        </w:rPr>
+        <w:t>anidables</w:t>
+      </w:r>
+      <w:proofErr w:type="spellEnd"/>
+      <w:r>
+        <w:rPr>
+          <w:rFonts w:ascii="Arial" w:hAnsi="Arial" w:cs="Arial"/>
+          <w:sz w:val="24"/>
+          <w:szCs w:val="24"/>
+        </w:rPr>
+        <w:t>, los cuales pueden representar desde controles pequeños hasta secciones completas de una aplicación (</w:t>
+      </w:r>
+      <w:proofErr w:type="spellStart"/>
+      <w:r>
+        <w:rPr>
+          <w:rFonts w:ascii="Arial" w:hAnsi="Arial" w:cs="Arial"/>
+          <w:sz w:val="24"/>
+          <w:szCs w:val="24"/>
+        </w:rPr>
+        <w:t>React</w:t>
+      </w:r>
+      <w:proofErr w:type="spellEnd"/>
+      <w:r>
+        <w:rPr>
+          <w:rFonts w:ascii="Arial" w:hAnsi="Arial" w:cs="Arial"/>
+          <w:sz w:val="24"/>
+          <w:szCs w:val="24"/>
+        </w:rPr>
+        <w:t>, s. f.). Dentro del sistema, esta tecnología permitirá construir los formularios, tablas, consultas y demás elementos utilizados por el personal para interactuar con la información.</w:t>
       </w:r>
     </w:p>
     <w:p>
@@ -28442,7 +30464,25 @@
           <w:sz w:val="24"/>
           <w:szCs w:val="24"/>
         </w:rPr>
-        <w:t>Node.js es un entorno de ejecución de JavaScript de código abierto y multiplataforma que permite ejecutar este lenguaje fuera del navegador. Su modelo utiliza operaciones de entrada y salida asíncronas, característica apropiada para aplicaciones que deben atender solicitudes de red (Node.js, s. f.). Sobre este entorno se empleará Express.js, un framework de enrutamiento y middleware que permite organizar la atención de solicitudes y respuestas HTTP mediante rutas y funciones responsables de procesarlas (Express.js, s. f.). Ambos elementos conformarán la base de la lógica ejecutada en el servidor.</w:t>
+        <w:t xml:space="preserve">Node.js es un entorno de ejecución de JavaScript de código abierto y multiplataforma que permite ejecutar este lenguaje fuera del navegador. Su modelo utiliza operaciones de entrada y salida asíncronas, característica apropiada para aplicaciones que deben atender solicitudes de red (Node.js, s. f.). Sobre este entorno se empleará Express.js, un </w:t>
+      </w:r>
+      <w:proofErr w:type="spellStart"/>
+      <w:r>
+        <w:rPr>
+          <w:rFonts w:ascii="Arial" w:hAnsi="Arial" w:cs="Arial"/>
+          <w:sz w:val="24"/>
+          <w:szCs w:val="24"/>
+        </w:rPr>
+        <w:t>framework</w:t>
+      </w:r>
+      <w:proofErr w:type="spellEnd"/>
+      <w:r>
+        <w:rPr>
+          <w:rFonts w:ascii="Arial" w:hAnsi="Arial" w:cs="Arial"/>
+          <w:sz w:val="24"/>
+          <w:szCs w:val="24"/>
+        </w:rPr>
+        <w:t xml:space="preserve"> de enrutamiento y middleware que permite organizar la atención de solicitudes y respuestas HTTP mediante rutas y funciones responsables de procesarlas (Express.js, s. f.). Ambos elementos conformarán la base de la lógica ejecutada en el servidor.</w:t>
       </w:r>
     </w:p>
     <w:p>
@@ -28461,7 +30501,25 @@
           <w:sz w:val="24"/>
           <w:szCs w:val="24"/>
         </w:rPr>
-        <w:t>Para la persistencia se utilizará MySQL, un sistema gestor de bases de datos relacionales. Su capacidad para establecer tablas, claves y restricciones permite representar las relaciones existentes entre municipios, establecimientos, instituciones, vacunas, usuarios y registros de producción. Las claves foráneas permiten vincular información distribuida en varias tablas y ayudan a mantener consistencia entre datos relacionados (Oracle Corporation, 2026).</w:t>
+        <w:t xml:space="preserve">Para la persistencia se utilizará MySQL, un sistema gestor de bases de datos relacionales. Su capacidad para establecer tablas, claves y restricciones permite representar las relaciones existentes entre municipios, establecimientos, instituciones, vacunas, usuarios y registros de producción. Las claves foráneas permiten vincular información distribuida en varias tablas y ayudan a mantener consistencia entre datos relacionados (Oracle </w:t>
+      </w:r>
+      <w:proofErr w:type="spellStart"/>
+      <w:r>
+        <w:rPr>
+          <w:rFonts w:ascii="Arial" w:hAnsi="Arial" w:cs="Arial"/>
+          <w:sz w:val="24"/>
+          <w:szCs w:val="24"/>
+        </w:rPr>
+        <w:t>Corporation</w:t>
+      </w:r>
+      <w:proofErr w:type="spellEnd"/>
+      <w:r>
+        <w:rPr>
+          <w:rFonts w:ascii="Arial" w:hAnsi="Arial" w:cs="Arial"/>
+          <w:sz w:val="24"/>
+          <w:szCs w:val="24"/>
+        </w:rPr>
+        <w:t>, 2026).</w:t>
       </w:r>
     </w:p>
     <w:p>
@@ -28499,7 +30557,61 @@
           <w:sz w:val="24"/>
           <w:szCs w:val="24"/>
         </w:rPr>
-        <w:t xml:space="preserve">Finalmente, la infraestructura se alojará mediante DigitalOcean, utilizando un Droplet basado en Linux. DigitalOcean (2026) define estos recursos como máquinas </w:t>
+        <w:t xml:space="preserve">Finalmente, la infraestructura se alojará mediante </w:t>
+      </w:r>
+      <w:proofErr w:type="spellStart"/>
+      <w:r>
+        <w:rPr>
+          <w:rFonts w:ascii="Arial" w:hAnsi="Arial" w:cs="Arial"/>
+          <w:sz w:val="24"/>
+          <w:szCs w:val="24"/>
+        </w:rPr>
+        <w:t>DigitalOcean</w:t>
+      </w:r>
+      <w:proofErr w:type="spellEnd"/>
+      <w:r>
+        <w:rPr>
+          <w:rFonts w:ascii="Arial" w:hAnsi="Arial" w:cs="Arial"/>
+          <w:sz w:val="24"/>
+          <w:szCs w:val="24"/>
+        </w:rPr>
+        <w:t xml:space="preserve">, utilizando un </w:t>
+      </w:r>
+      <w:proofErr w:type="spellStart"/>
+      <w:r>
+        <w:rPr>
+          <w:rFonts w:ascii="Arial" w:hAnsi="Arial" w:cs="Arial"/>
+          <w:sz w:val="24"/>
+          <w:szCs w:val="24"/>
+        </w:rPr>
+        <w:t>Droplet</w:t>
+      </w:r>
+      <w:proofErr w:type="spellEnd"/>
+      <w:r>
+        <w:rPr>
+          <w:rFonts w:ascii="Arial" w:hAnsi="Arial" w:cs="Arial"/>
+          <w:sz w:val="24"/>
+          <w:szCs w:val="24"/>
+        </w:rPr>
+        <w:t xml:space="preserve"> basado en Linux. </w:t>
+      </w:r>
+      <w:proofErr w:type="spellStart"/>
+      <w:r>
+        <w:rPr>
+          <w:rFonts w:ascii="Arial" w:hAnsi="Arial" w:cs="Arial"/>
+          <w:sz w:val="24"/>
+          <w:szCs w:val="24"/>
+        </w:rPr>
+        <w:t>DigitalOcean</w:t>
+      </w:r>
+      <w:proofErr w:type="spellEnd"/>
+      <w:r>
+        <w:rPr>
+          <w:rFonts w:ascii="Arial" w:hAnsi="Arial" w:cs="Arial"/>
+          <w:sz w:val="24"/>
+          <w:szCs w:val="24"/>
+        </w:rPr>
+        <w:t xml:space="preserve"> (2026) define estos recursos como máquinas </w:t>
       </w:r>
       <w:r>
         <w:rPr>
@@ -28545,7 +30657,7 @@
       <w:pPr>
         <w:pStyle w:val="Ttulo2"/>
       </w:pPr>
-      <w:bookmarkStart w:id="175" w:name="_Toc241563146"/>
+      <w:bookmarkStart w:id="160" w:name="_Toc241563146"/>
       <w:r>
         <w:t xml:space="preserve">4.2 </w:t>
       </w:r>
@@ -28555,7 +30667,7 @@
         </w:rPr>
         <w:t>Registro de producción de vacunación</w:t>
       </w:r>
-      <w:bookmarkEnd w:id="175"/>
+      <w:bookmarkEnd w:id="160"/>
     </w:p>
     <w:p>
       <w:pPr>
@@ -28621,12 +30733,12 @@
       <w:pPr>
         <w:pStyle w:val="Ttulo3"/>
       </w:pPr>
-      <w:bookmarkStart w:id="176" w:name="_Toc241563147"/>
+      <w:bookmarkStart w:id="161" w:name="_Toc241563147"/>
       <w:r>
         <w:lastRenderedPageBreak/>
         <w:t>4.2.1 Vacunación e inmunización</w:t>
       </w:r>
-      <w:bookmarkEnd w:id="176"/>
+      <w:bookmarkEnd w:id="161"/>
     </w:p>
     <w:p>
       <w:pPr>
@@ -28700,11 +30812,11 @@
       <w:pPr>
         <w:pStyle w:val="Ttulo3"/>
       </w:pPr>
-      <w:bookmarkStart w:id="177" w:name="_Toc241563148"/>
+      <w:bookmarkStart w:id="162" w:name="_Toc241563148"/>
       <w:r>
         <w:t>4.2.2 Importancia de los programas de vacunación</w:t>
       </w:r>
-      <w:bookmarkEnd w:id="177"/>
+      <w:bookmarkEnd w:id="162"/>
     </w:p>
     <w:p>
       <w:pPr>
@@ -28798,11 +30910,11 @@
       <w:pPr>
         <w:pStyle w:val="Ttulo3"/>
       </w:pPr>
-      <w:bookmarkStart w:id="178" w:name="_Toc241563149"/>
+      <w:bookmarkStart w:id="163" w:name="_Toc241563149"/>
       <w:r>
         <w:t>4.2.3 Producción de vacunación</w:t>
       </w:r>
-      <w:bookmarkEnd w:id="178"/>
+      <w:bookmarkEnd w:id="163"/>
     </w:p>
     <w:p>
       <w:pPr>
@@ -28904,11 +31016,11 @@
       <w:pPr>
         <w:pStyle w:val="Ttulo3"/>
       </w:pPr>
-      <w:bookmarkStart w:id="179" w:name="_Toc241563150"/>
+      <w:bookmarkStart w:id="164" w:name="_Toc241563150"/>
       <w:r>
         <w:t>4.2.4 Datos que integran un registro de producción de vacunación</w:t>
       </w:r>
-      <w:bookmarkEnd w:id="179"/>
+      <w:bookmarkEnd w:id="164"/>
     </w:p>
     <w:p>
       <w:pPr>
@@ -29165,11 +31277,11 @@
       <w:pPr>
         <w:pStyle w:val="Ttulo3"/>
       </w:pPr>
-      <w:bookmarkStart w:id="180" w:name="_Toc241563151"/>
+      <w:bookmarkStart w:id="165" w:name="_Toc241563151"/>
       <w:r>
         <w:t>4.2.5 Registro de información sanitaria</w:t>
       </w:r>
-      <w:bookmarkEnd w:id="180"/>
+      <w:bookmarkEnd w:id="165"/>
     </w:p>
     <w:p>
       <w:pPr>
@@ -29271,11 +31383,11 @@
       <w:pPr>
         <w:pStyle w:val="Ttulo3"/>
       </w:pPr>
-      <w:bookmarkStart w:id="181" w:name="_Toc241563152"/>
+      <w:bookmarkStart w:id="166" w:name="_Toc241563152"/>
       <w:r>
         <w:t>4.2.6 Estandarización de registros</w:t>
       </w:r>
-      <w:bookmarkEnd w:id="181"/>
+      <w:bookmarkEnd w:id="166"/>
     </w:p>
     <w:p>
       <w:pPr>
@@ -29369,11 +31481,11 @@
       <w:pPr>
         <w:pStyle w:val="Ttulo3"/>
       </w:pPr>
-      <w:bookmarkStart w:id="182" w:name="_Toc241563153"/>
+      <w:bookmarkStart w:id="167" w:name="_Toc241563153"/>
       <w:r>
         <w:t>4.2.7 Calidad de los datos</w:t>
       </w:r>
-      <w:bookmarkEnd w:id="182"/>
+      <w:bookmarkEnd w:id="167"/>
     </w:p>
     <w:p>
       <w:pPr>
@@ -29502,7 +31614,25 @@
           <w:sz w:val="24"/>
           <w:szCs w:val="24"/>
         </w:rPr>
-        <w:t>Estas dimensiones se encuentran relacionadas. Un informe puede estar completo porque contiene todos los campos requeridos y, aún así, presentar cifras incorrectas; de igual manera, un dato exacto pierde parte de su utilidad si se encuentra disponible después del momento en que debía utilizarse. La calidad debe evaluarse, como un conjunto de características y no únicamente mediante la ausencia de campos vacíos.</w:t>
+        <w:t xml:space="preserve">Estas dimensiones se encuentran relacionadas. Un informe puede estar completo porque contiene todos los campos requeridos y, </w:t>
+      </w:r>
+      <w:proofErr w:type="spellStart"/>
+      <w:r>
+        <w:rPr>
+          <w:rFonts w:ascii="Arial" w:hAnsi="Arial" w:cs="Arial"/>
+          <w:sz w:val="24"/>
+          <w:szCs w:val="24"/>
+        </w:rPr>
+        <w:t>aún</w:t>
+      </w:r>
+      <w:proofErr w:type="spellEnd"/>
+      <w:r>
+        <w:rPr>
+          <w:rFonts w:ascii="Arial" w:hAnsi="Arial" w:cs="Arial"/>
+          <w:sz w:val="24"/>
+          <w:szCs w:val="24"/>
+        </w:rPr>
+        <w:t xml:space="preserve"> así, presentar cifras incorrectas; de igual manera, un dato exacto pierde parte de su utilidad si se encuentra disponible después del momento en que debía utilizarse. La calidad debe evaluarse, como un conjunto de características y no únicamente mediante la ausencia de campos vacíos.</w:t>
       </w:r>
     </w:p>
     <w:p>
@@ -29539,11 +31669,11 @@
       <w:pPr>
         <w:pStyle w:val="Ttulo3"/>
       </w:pPr>
-      <w:bookmarkStart w:id="183" w:name="_Toc241563154"/>
+      <w:bookmarkStart w:id="168" w:name="_Toc241563154"/>
       <w:r>
         <w:t>4.2.8 Validación e integridad de los registros</w:t>
       </w:r>
-      <w:bookmarkEnd w:id="183"/>
+      <w:bookmarkEnd w:id="168"/>
     </w:p>
     <w:p>
       <w:pPr>
@@ -29645,11 +31775,11 @@
       <w:pPr>
         <w:pStyle w:val="Ttulo3"/>
       </w:pPr>
-      <w:bookmarkStart w:id="184" w:name="_Toc241563155"/>
+      <w:bookmarkStart w:id="169" w:name="_Toc241563155"/>
       <w:r>
         <w:t>4.2.9 Consolidación de información</w:t>
       </w:r>
-      <w:bookmarkEnd w:id="184"/>
+      <w:bookmarkEnd w:id="169"/>
     </w:p>
     <w:p>
       <w:pPr>
@@ -29751,11 +31881,11 @@
       <w:pPr>
         <w:pStyle w:val="Ttulo3"/>
       </w:pPr>
-      <w:bookmarkStart w:id="185" w:name="_Toc241563156"/>
+      <w:bookmarkStart w:id="170" w:name="_Toc241563156"/>
       <w:r>
         <w:t>4.2.10 Centralización de datos</w:t>
       </w:r>
-      <w:bookmarkEnd w:id="185"/>
+      <w:bookmarkEnd w:id="170"/>
     </w:p>
     <w:p>
       <w:pPr>
@@ -29837,12 +31967,12 @@
       <w:pPr>
         <w:pStyle w:val="Ttulo3"/>
       </w:pPr>
-      <w:bookmarkStart w:id="186" w:name="_Toc241563157"/>
+      <w:bookmarkStart w:id="171" w:name="_Toc241563157"/>
       <w:r>
         <w:lastRenderedPageBreak/>
         <w:t>4.2.11 Digitalización de registros sanitarios</w:t>
       </w:r>
-      <w:bookmarkEnd w:id="186"/>
+      <w:bookmarkEnd w:id="171"/>
     </w:p>
     <w:p>
       <w:pPr>
@@ -29957,12 +32087,12 @@
       <w:pPr>
         <w:pStyle w:val="Ttulo3"/>
       </w:pPr>
-      <w:bookmarkStart w:id="187" w:name="_Toc241563158"/>
+      <w:bookmarkStart w:id="172" w:name="_Toc241563158"/>
       <w:r>
         <w:lastRenderedPageBreak/>
         <w:t>4.2.12 Formulario SIGSA 5C o Consolidado Mensual de Vacunación</w:t>
       </w:r>
-      <w:bookmarkEnd w:id="187"/>
+      <w:bookmarkEnd w:id="172"/>
     </w:p>
     <w:p>
       <w:pPr>
@@ -30083,7 +32213,7 @@
       <w:pPr>
         <w:pStyle w:val="Ttulo2"/>
       </w:pPr>
-      <w:bookmarkStart w:id="188" w:name="_Toc241563159"/>
+      <w:bookmarkStart w:id="173" w:name="_Toc241563159"/>
       <w:r>
         <w:t>4.3</w:t>
       </w:r>
@@ -30093,7 +32223,7 @@
         </w:rPr>
         <w:t xml:space="preserve"> Automatización de procesos de información</w:t>
       </w:r>
-      <w:bookmarkEnd w:id="188"/>
+      <w:bookmarkEnd w:id="173"/>
     </w:p>
     <w:p>
       <w:pPr>
@@ -30153,11 +32283,11 @@
       <w:pPr>
         <w:pStyle w:val="Ttulo3"/>
       </w:pPr>
-      <w:bookmarkStart w:id="189" w:name="_Toc241563160"/>
+      <w:bookmarkStart w:id="174" w:name="_Toc241563160"/>
       <w:r>
         <w:t>4.3.1 Concepto y evolución de la automatización</w:t>
       </w:r>
-      <w:bookmarkEnd w:id="189"/>
+      <w:bookmarkEnd w:id="174"/>
     </w:p>
     <w:p>
       <w:pPr>
@@ -30269,11 +32399,11 @@
       <w:pPr>
         <w:pStyle w:val="Ttulo3"/>
       </w:pPr>
-      <w:bookmarkStart w:id="190" w:name="_Toc241563161"/>
+      <w:bookmarkStart w:id="175" w:name="_Toc241563161"/>
       <w:r>
         <w:t>4.3.2 Procesamiento de información</w:t>
       </w:r>
-      <w:bookmarkEnd w:id="190"/>
+      <w:bookmarkEnd w:id="175"/>
     </w:p>
     <w:p>
       <w:pPr>
@@ -30496,11 +32626,11 @@
       <w:pPr>
         <w:pStyle w:val="Ttulo3"/>
       </w:pPr>
-      <w:bookmarkStart w:id="191" w:name="_Toc241563162"/>
+      <w:bookmarkStart w:id="176" w:name="_Toc241563162"/>
       <w:r>
         <w:t>4.3.3 Automatización de procesos administrativos</w:t>
       </w:r>
-      <w:bookmarkEnd w:id="191"/>
+      <w:bookmarkEnd w:id="176"/>
     </w:p>
     <w:p>
       <w:pPr>
@@ -30591,11 +32721,11 @@
       <w:pPr>
         <w:pStyle w:val="Ttulo3"/>
       </w:pPr>
-      <w:bookmarkStart w:id="192" w:name="_Toc241563163"/>
+      <w:bookmarkStart w:id="177" w:name="_Toc241563163"/>
       <w:r>
         <w:t>4.3.4 Reglas de negocio</w:t>
       </w:r>
-      <w:bookmarkEnd w:id="192"/>
+      <w:bookmarkEnd w:id="177"/>
     </w:p>
     <w:p>
       <w:pPr>
@@ -30636,7 +32766,107 @@
           <w:szCs w:val="24"/>
           <w:lang w:eastAsia="es-GT"/>
         </w:rPr>
-        <w:t>La Object Management Group [OMG] mantiene la especificación Decision Model and Notation (DMN), orientada a representar decisiones y reglas de negocio de una manera estructurada (OMG, 2024). Este tipo de estándares evidencia la importancia de definir con precisión las condiciones que intervienen en una decisión antes de trasladarlas hacia un sistema automatizado. Su utilización como fundamento conceptual no implica que la aplicación deba implementar directamente DMN.</w:t>
+        <w:t xml:space="preserve">La </w:t>
+      </w:r>
+      <w:proofErr w:type="spellStart"/>
+      <w:r>
+        <w:rPr>
+          <w:rFonts w:ascii="Arial" w:hAnsi="Arial" w:cs="Arial"/>
+          <w:sz w:val="24"/>
+          <w:szCs w:val="24"/>
+          <w:lang w:eastAsia="es-GT"/>
+        </w:rPr>
+        <w:t>Object</w:t>
+      </w:r>
+      <w:proofErr w:type="spellEnd"/>
+      <w:r>
+        <w:rPr>
+          <w:rFonts w:ascii="Arial" w:hAnsi="Arial" w:cs="Arial"/>
+          <w:sz w:val="24"/>
+          <w:szCs w:val="24"/>
+          <w:lang w:eastAsia="es-GT"/>
+        </w:rPr>
+        <w:t xml:space="preserve"> Management </w:t>
+      </w:r>
+      <w:proofErr w:type="spellStart"/>
+      <w:r>
+        <w:rPr>
+          <w:rFonts w:ascii="Arial" w:hAnsi="Arial" w:cs="Arial"/>
+          <w:sz w:val="24"/>
+          <w:szCs w:val="24"/>
+          <w:lang w:eastAsia="es-GT"/>
+        </w:rPr>
+        <w:t>Group</w:t>
+      </w:r>
+      <w:proofErr w:type="spellEnd"/>
+      <w:r>
+        <w:rPr>
+          <w:rFonts w:ascii="Arial" w:hAnsi="Arial" w:cs="Arial"/>
+          <w:sz w:val="24"/>
+          <w:szCs w:val="24"/>
+          <w:lang w:eastAsia="es-GT"/>
+        </w:rPr>
+        <w:t xml:space="preserve"> [OMG] mantiene la especificación </w:t>
+      </w:r>
+      <w:proofErr w:type="spellStart"/>
+      <w:r>
+        <w:rPr>
+          <w:rFonts w:ascii="Arial" w:hAnsi="Arial" w:cs="Arial"/>
+          <w:sz w:val="24"/>
+          <w:szCs w:val="24"/>
+          <w:lang w:eastAsia="es-GT"/>
+        </w:rPr>
+        <w:t>Decision</w:t>
+      </w:r>
+      <w:proofErr w:type="spellEnd"/>
+      <w:r>
+        <w:rPr>
+          <w:rFonts w:ascii="Arial" w:hAnsi="Arial" w:cs="Arial"/>
+          <w:sz w:val="24"/>
+          <w:szCs w:val="24"/>
+          <w:lang w:eastAsia="es-GT"/>
+        </w:rPr>
+        <w:t xml:space="preserve"> </w:t>
+      </w:r>
+      <w:proofErr w:type="spellStart"/>
+      <w:r>
+        <w:rPr>
+          <w:rFonts w:ascii="Arial" w:hAnsi="Arial" w:cs="Arial"/>
+          <w:sz w:val="24"/>
+          <w:szCs w:val="24"/>
+          <w:lang w:eastAsia="es-GT"/>
+        </w:rPr>
+        <w:t>Model</w:t>
+      </w:r>
+      <w:proofErr w:type="spellEnd"/>
+      <w:r>
+        <w:rPr>
+          <w:rFonts w:ascii="Arial" w:hAnsi="Arial" w:cs="Arial"/>
+          <w:sz w:val="24"/>
+          <w:szCs w:val="24"/>
+          <w:lang w:eastAsia="es-GT"/>
+        </w:rPr>
+        <w:t xml:space="preserve"> and </w:t>
+      </w:r>
+      <w:proofErr w:type="spellStart"/>
+      <w:r>
+        <w:rPr>
+          <w:rFonts w:ascii="Arial" w:hAnsi="Arial" w:cs="Arial"/>
+          <w:sz w:val="24"/>
+          <w:szCs w:val="24"/>
+          <w:lang w:eastAsia="es-GT"/>
+        </w:rPr>
+        <w:t>Notation</w:t>
+      </w:r>
+      <w:proofErr w:type="spellEnd"/>
+      <w:r>
+        <w:rPr>
+          <w:rFonts w:ascii="Arial" w:hAnsi="Arial" w:cs="Arial"/>
+          <w:sz w:val="24"/>
+          <w:szCs w:val="24"/>
+          <w:lang w:eastAsia="es-GT"/>
+        </w:rPr>
+        <w:t xml:space="preserve"> (DMN), orientada a representar decisiones y reglas de negocio de una manera estructurada (OMG, 2024). Este tipo de estándares evidencia la importancia de definir con precisión las condiciones que intervienen en una decisión antes de trasladarlas hacia un sistema automatizado. Su utilización como fundamento conceptual no implica que la aplicación deba implementar directamente DMN.</w:t>
       </w:r>
     </w:p>
     <w:p>
@@ -30707,11 +32937,11 @@
       <w:pPr>
         <w:pStyle w:val="Ttulo3"/>
       </w:pPr>
-      <w:bookmarkStart w:id="193" w:name="_Toc241563164"/>
+      <w:bookmarkStart w:id="178" w:name="_Toc241563164"/>
       <w:r>
         <w:t>4.3.5 Validación automática de datos</w:t>
       </w:r>
-      <w:bookmarkEnd w:id="193"/>
+      <w:bookmarkEnd w:id="178"/>
     </w:p>
     <w:p>
       <w:pPr>
@@ -30731,7 +32961,27 @@
           <w:szCs w:val="24"/>
           <w:lang w:eastAsia="es-GT"/>
         </w:rPr>
-        <w:t>La validación automática consiste en aplicar reglas programadas para comprobar que la información ingresada cumple determinadas condiciones antes de utilizarse en operaciones posteriores. OWASP Foundation (s. f.) señala que la validación de entradas busca impedir que datos incorrectamente formados ingresen al flujo de un sistema y recomienda efectuar estas verificaciones tan pronto como sea posible después de recibirlos.</w:t>
+        <w:t xml:space="preserve">La validación automática consiste en aplicar reglas programadas para comprobar que la información ingresada cumple determinadas condiciones antes de utilizarse en operaciones posteriores. OWASP </w:t>
+      </w:r>
+      <w:proofErr w:type="spellStart"/>
+      <w:r>
+        <w:rPr>
+          <w:rFonts w:ascii="Arial" w:hAnsi="Arial" w:cs="Arial"/>
+          <w:sz w:val="24"/>
+          <w:szCs w:val="24"/>
+          <w:lang w:eastAsia="es-GT"/>
+        </w:rPr>
+        <w:t>Foundation</w:t>
+      </w:r>
+      <w:proofErr w:type="spellEnd"/>
+      <w:r>
+        <w:rPr>
+          <w:rFonts w:ascii="Arial" w:hAnsi="Arial" w:cs="Arial"/>
+          <w:sz w:val="24"/>
+          <w:szCs w:val="24"/>
+          <w:lang w:eastAsia="es-GT"/>
+        </w:rPr>
+        <w:t xml:space="preserve"> (s. f.) señala que la validación de entradas busca impedir que datos incorrectamente formados ingresen al flujo de un sistema y recomienda efectuar estas verificaciones tan pronto como sea posible después de recibirlos.</w:t>
       </w:r>
     </w:p>
     <w:p>
@@ -30836,7 +33086,27 @@
           <w:szCs w:val="24"/>
           <w:lang w:eastAsia="es-GT"/>
         </w:rPr>
-        <w:t>En la aplicación, estas verificaciones pueden impedir que se almacene una cantidad sin elementos esenciales como vacuna, establecimiento o periodo, además de comprobar relaciones entre los campos que forman parte de cada registro. Los controles relevantes deberán ejecutarse también desde el servidor, ya que las validaciones incorporadas únicamente en la interfaz pueden ser omitidas o alteradas (OWASP Foundation, s. f.).</w:t>
+        <w:t xml:space="preserve">En la aplicación, estas verificaciones pueden impedir que se almacene una cantidad sin elementos esenciales como vacuna, establecimiento o periodo, además de comprobar relaciones entre los campos que forman parte de cada registro. Los controles relevantes deberán ejecutarse también desde el servidor, ya que las validaciones incorporadas únicamente en la interfaz pueden ser omitidas o alteradas (OWASP </w:t>
+      </w:r>
+      <w:proofErr w:type="spellStart"/>
+      <w:r>
+        <w:rPr>
+          <w:rFonts w:ascii="Arial" w:hAnsi="Arial" w:cs="Arial"/>
+          <w:sz w:val="24"/>
+          <w:szCs w:val="24"/>
+          <w:lang w:eastAsia="es-GT"/>
+        </w:rPr>
+        <w:t>Foundation</w:t>
+      </w:r>
+      <w:proofErr w:type="spellEnd"/>
+      <w:r>
+        <w:rPr>
+          <w:rFonts w:ascii="Arial" w:hAnsi="Arial" w:cs="Arial"/>
+          <w:sz w:val="24"/>
+          <w:szCs w:val="24"/>
+          <w:lang w:eastAsia="es-GT"/>
+        </w:rPr>
+        <w:t>, s. f.).</w:t>
       </w:r>
     </w:p>
     <w:p>
@@ -30855,12 +33125,12 @@
       <w:pPr>
         <w:pStyle w:val="Ttulo3"/>
       </w:pPr>
-      <w:bookmarkStart w:id="194" w:name="_Toc241563165"/>
+      <w:bookmarkStart w:id="179" w:name="_Toc241563165"/>
       <w:r>
         <w:lastRenderedPageBreak/>
         <w:t>4.3.6 Consolidación y cálculo automatizado</w:t>
       </w:r>
-      <w:bookmarkEnd w:id="194"/>
+      <w:bookmarkEnd w:id="179"/>
     </w:p>
     <w:p>
       <w:pPr>
@@ -30962,11 +33232,11 @@
       <w:pPr>
         <w:pStyle w:val="Ttulo3"/>
       </w:pPr>
-      <w:bookmarkStart w:id="195" w:name="_Toc241563166"/>
+      <w:bookmarkStart w:id="180" w:name="_Toc241563166"/>
       <w:r>
         <w:t>4.3.7 Automatización de reportes</w:t>
       </w:r>
-      <w:bookmarkEnd w:id="195"/>
+      <w:bookmarkEnd w:id="180"/>
     </w:p>
     <w:p>
       <w:pPr>
@@ -31078,11 +33348,11 @@
       <w:pPr>
         <w:pStyle w:val="Ttulo3"/>
       </w:pPr>
-      <w:bookmarkStart w:id="196" w:name="_Toc241563167"/>
+      <w:bookmarkStart w:id="181" w:name="_Toc241563167"/>
       <w:r>
         <w:t>4.3.8 Beneficios de la automatización</w:t>
       </w:r>
-      <w:bookmarkEnd w:id="196"/>
+      <w:bookmarkEnd w:id="181"/>
     </w:p>
     <w:p>
       <w:pPr>
@@ -31265,7 +33535,27 @@
           <w:szCs w:val="24"/>
           <w:lang w:eastAsia="es-GT"/>
         </w:rPr>
-        <w:t>Estas ventajas deben manejarse como resultados esperados y no como efectos ya demostrados. Durante la entrevista, la estadígrafa manifestó que una herramienta de este tipo podría disminuir el tiempo que actualmente dedica al ingreso y revisión de información, además de reducir algunas interrupciones relacionadas con el proceso (A. Floria, comunicación personal, 7 de agosto de 2026). Esa expectativa proporciona una referencia para evaluar posteriormente si la aplicación produce efectivamente una mejora en las condiciones identificadas.</w:t>
+        <w:t xml:space="preserve">Estas ventajas deben manejarse como resultados esperados y no como efectos ya demostrados. Durante la entrevista, la estadígrafa manifestó que una herramienta de este tipo podría disminuir el tiempo que actualmente dedica al ingreso y revisión de información, además de reducir algunas interrupciones relacionadas con el proceso (A. </w:t>
+      </w:r>
+      <w:proofErr w:type="spellStart"/>
+      <w:r>
+        <w:rPr>
+          <w:rFonts w:ascii="Arial" w:hAnsi="Arial" w:cs="Arial"/>
+          <w:sz w:val="24"/>
+          <w:szCs w:val="24"/>
+          <w:lang w:eastAsia="es-GT"/>
+        </w:rPr>
+        <w:t>Floria</w:t>
+      </w:r>
+      <w:proofErr w:type="spellEnd"/>
+      <w:r>
+        <w:rPr>
+          <w:rFonts w:ascii="Arial" w:hAnsi="Arial" w:cs="Arial"/>
+          <w:sz w:val="24"/>
+          <w:szCs w:val="24"/>
+          <w:lang w:eastAsia="es-GT"/>
+        </w:rPr>
+        <w:t>, comunicación personal, 7 de agosto de 2026). Esa expectativa proporciona una referencia para evaluar posteriormente si la aplicación produce efectivamente una mejora en las condiciones identificadas.</w:t>
       </w:r>
     </w:p>
     <w:p>
@@ -31284,11 +33574,11 @@
       <w:pPr>
         <w:pStyle w:val="Ttulo3"/>
       </w:pPr>
-      <w:bookmarkStart w:id="197" w:name="_Toc241563168"/>
+      <w:bookmarkStart w:id="182" w:name="_Toc241563168"/>
       <w:r>
         <w:t>4.3.9 Limitaciones y supervisión humana</w:t>
       </w:r>
-      <w:bookmarkEnd w:id="197"/>
+      <w:bookmarkEnd w:id="182"/>
     </w:p>
     <w:p>
       <w:pPr>
@@ -31400,7 +33690,7 @@
       <w:pPr>
         <w:pStyle w:val="Ttulo2"/>
       </w:pPr>
-      <w:bookmarkStart w:id="198" w:name="_Toc241563169"/>
+      <w:bookmarkStart w:id="183" w:name="_Toc241563169"/>
       <w:r>
         <w:t>4.4</w:t>
       </w:r>
@@ -31410,7 +33700,7 @@
         </w:rPr>
         <w:t xml:space="preserve"> Informes y cobertura de vacunación</w:t>
       </w:r>
-      <w:bookmarkEnd w:id="198"/>
+      <w:bookmarkEnd w:id="183"/>
     </w:p>
     <w:p>
       <w:pPr>
@@ -31458,12 +33748,12 @@
       <w:pPr>
         <w:pStyle w:val="Ttulo3"/>
       </w:pPr>
-      <w:bookmarkStart w:id="199" w:name="_Toc241563170"/>
+      <w:bookmarkStart w:id="184" w:name="_Toc241563170"/>
       <w:r>
         <w:lastRenderedPageBreak/>
         <w:t>4.4.1 Informes en los sistemas de información</w:t>
       </w:r>
-      <w:bookmarkEnd w:id="199"/>
+      <w:bookmarkEnd w:id="184"/>
     </w:p>
     <w:p>
       <w:pPr>
@@ -31544,11 +33834,11 @@
       <w:pPr>
         <w:pStyle w:val="Ttulo3"/>
       </w:pPr>
-      <w:bookmarkStart w:id="200" w:name="_Toc241563171"/>
+      <w:bookmarkStart w:id="185" w:name="_Toc241563171"/>
       <w:r>
         <w:t>4.4.2 Informes sanitarios</w:t>
       </w:r>
-      <w:bookmarkEnd w:id="200"/>
+      <w:bookmarkEnd w:id="185"/>
     </w:p>
     <w:p>
       <w:pPr>
@@ -31639,11 +33929,11 @@
       <w:pPr>
         <w:pStyle w:val="Ttulo3"/>
       </w:pPr>
-      <w:bookmarkStart w:id="201" w:name="_Toc241563172"/>
+      <w:bookmarkStart w:id="186" w:name="_Toc241563172"/>
       <w:r>
         <w:t>4.4.3 Periodicidad y consolidación de informes</w:t>
       </w:r>
-      <w:bookmarkEnd w:id="201"/>
+      <w:bookmarkEnd w:id="186"/>
     </w:p>
     <w:p>
       <w:pPr>
@@ -31751,11 +34041,11 @@
           <w:lang w:eastAsia="es-GT"/>
         </w:rPr>
       </w:pPr>
-      <w:bookmarkStart w:id="202" w:name="_Toc241563173"/>
+      <w:bookmarkStart w:id="187" w:name="_Toc241563173"/>
       <w:r>
         <w:t>4.4.4 Indicadores de salud</w:t>
       </w:r>
-      <w:bookmarkEnd w:id="202"/>
+      <w:bookmarkEnd w:id="187"/>
     </w:p>
     <w:p>
       <w:pPr>
@@ -31872,12 +34162,12 @@
       <w:pPr>
         <w:pStyle w:val="Ttulo3"/>
       </w:pPr>
-      <w:bookmarkStart w:id="203" w:name="_Toc241563174"/>
+      <w:bookmarkStart w:id="188" w:name="_Toc241563174"/>
       <w:r>
         <w:lastRenderedPageBreak/>
         <w:t>4.4.5 Cobertura de vacunación</w:t>
       </w:r>
-      <w:bookmarkEnd w:id="203"/>
+      <w:bookmarkEnd w:id="188"/>
     </w:p>
     <w:p>
       <w:pPr>
@@ -31958,11 +34248,11 @@
       <w:pPr>
         <w:pStyle w:val="Ttulo3"/>
       </w:pPr>
-      <w:bookmarkStart w:id="204" w:name="_Toc241563175"/>
+      <w:bookmarkStart w:id="189" w:name="_Toc241563175"/>
       <w:r>
         <w:t>4.4.6 Cálculo de la cobertura de vacunación</w:t>
       </w:r>
-      <w:bookmarkEnd w:id="204"/>
+      <w:bookmarkEnd w:id="189"/>
     </w:p>
     <w:p>
       <w:pPr>
@@ -32116,11 +34406,11 @@
       <w:pPr>
         <w:pStyle w:val="Ttulo3"/>
       </w:pPr>
-      <w:bookmarkStart w:id="205" w:name="_Toc241563176"/>
+      <w:bookmarkStart w:id="190" w:name="_Toc241563176"/>
       <w:r>
         <w:t>4.4.7 Metas de cobertura de vacunación</w:t>
       </w:r>
-      <w:bookmarkEnd w:id="205"/>
+      <w:bookmarkEnd w:id="190"/>
     </w:p>
     <w:p>
       <w:pPr>
@@ -32211,11 +34501,11 @@
       <w:pPr>
         <w:pStyle w:val="Ttulo3"/>
       </w:pPr>
-      <w:bookmarkStart w:id="206" w:name="_Toc241563177"/>
+      <w:bookmarkStart w:id="191" w:name="_Toc241563177"/>
       <w:r>
         <w:t>4.4.8 Homogeneidad de la cobertura</w:t>
       </w:r>
-      <w:bookmarkEnd w:id="206"/>
+      <w:bookmarkEnd w:id="191"/>
     </w:p>
     <w:p>
       <w:pPr>
@@ -32317,11 +34607,11 @@
       <w:pPr>
         <w:pStyle w:val="Ttulo3"/>
       </w:pPr>
-      <w:bookmarkStart w:id="207" w:name="_Toc241563178"/>
+      <w:bookmarkStart w:id="192" w:name="_Toc241563178"/>
       <w:r>
         <w:t>4.4.9 Interpretación de indicadores de cobertura</w:t>
       </w:r>
-      <w:bookmarkEnd w:id="207"/>
+      <w:bookmarkEnd w:id="192"/>
     </w:p>
     <w:p>
       <w:pPr>
@@ -32433,11 +34723,11 @@
       <w:pPr>
         <w:pStyle w:val="Ttulo3"/>
       </w:pPr>
-      <w:bookmarkStart w:id="208" w:name="_Toc241563179"/>
+      <w:bookmarkStart w:id="193" w:name="_Toc241563179"/>
       <w:r>
         <w:t>4.4.10 Visualización de información</w:t>
       </w:r>
-      <w:bookmarkEnd w:id="208"/>
+      <w:bookmarkEnd w:id="193"/>
     </w:p>
     <w:p>
       <w:pPr>
@@ -32549,11 +34839,11 @@
       <w:pPr>
         <w:pStyle w:val="Ttulo3"/>
       </w:pPr>
-      <w:bookmarkStart w:id="209" w:name="_Toc241563180"/>
+      <w:bookmarkStart w:id="194" w:name="_Toc241563180"/>
       <w:r>
         <w:t>4.4.11 Tableros de control</w:t>
       </w:r>
-      <w:bookmarkEnd w:id="209"/>
+      <w:bookmarkEnd w:id="194"/>
     </w:p>
     <w:p>
       <w:pPr>
@@ -32573,7 +34863,27 @@
           <w:szCs w:val="24"/>
           <w:lang w:eastAsia="es-GT"/>
         </w:rPr>
-        <w:t>Un tablero de control o dashboard integra indicadores y representaciones visuales dentro de un mismo espacio para facilitar el monitoreo de información relevante. Puede contener cifras resumidas, gráficos, tablas, filtros u otros recursos que permitan analizar una situación desde diferentes perspectivas sin consultar numerosos documentos de forma independiente.</w:t>
+        <w:t xml:space="preserve">Un tablero de control o </w:t>
+      </w:r>
+      <w:proofErr w:type="spellStart"/>
+      <w:r>
+        <w:rPr>
+          <w:rFonts w:ascii="Arial" w:hAnsi="Arial" w:cs="Arial"/>
+          <w:sz w:val="24"/>
+          <w:szCs w:val="24"/>
+          <w:lang w:eastAsia="es-GT"/>
+        </w:rPr>
+        <w:t>dashboard</w:t>
+      </w:r>
+      <w:proofErr w:type="spellEnd"/>
+      <w:r>
+        <w:rPr>
+          <w:rFonts w:ascii="Arial" w:hAnsi="Arial" w:cs="Arial"/>
+          <w:sz w:val="24"/>
+          <w:szCs w:val="24"/>
+          <w:lang w:eastAsia="es-GT"/>
+        </w:rPr>
+        <w:t xml:space="preserve"> integra indicadores y representaciones visuales dentro de un mismo espacio para facilitar el monitoreo de información relevante. Puede contener cifras resumidas, gráficos, tablas, filtros u otros recursos que permitan analizar una situación desde diferentes perspectivas sin consultar numerosos documentos de forma independiente.</w:t>
       </w:r>
     </w:p>
     <w:p>
@@ -32686,11 +34996,11 @@
       <w:pPr>
         <w:pStyle w:val="Ttulo3"/>
       </w:pPr>
-      <w:bookmarkStart w:id="210" w:name="_Toc241563181"/>
+      <w:bookmarkStart w:id="195" w:name="_Toc241563181"/>
       <w:r>
         <w:t>4.4.12 Información para la toma de decisiones</w:t>
       </w:r>
-      <w:bookmarkEnd w:id="210"/>
+      <w:bookmarkEnd w:id="195"/>
     </w:p>
     <w:p>
       <w:pPr>
@@ -32826,7 +35136,7 @@
           <w:rStyle w:val="Encabezadonivel2"/>
         </w:rPr>
       </w:pPr>
-      <w:bookmarkStart w:id="211" w:name="_Toc241563182"/>
+      <w:bookmarkStart w:id="196" w:name="_Toc241563182"/>
       <w:r>
         <w:t xml:space="preserve">4.5 </w:t>
       </w:r>
@@ -32836,7 +35146,7 @@
         </w:rPr>
         <w:t>DDRISS de San Marcos y gestión de información sanitaria</w:t>
       </w:r>
-      <w:bookmarkEnd w:id="211"/>
+      <w:bookmarkEnd w:id="196"/>
     </w:p>
     <w:p>
       <w:pPr>
@@ -32880,12 +35190,12 @@
       <w:pPr>
         <w:pStyle w:val="Ttulo3"/>
       </w:pPr>
-      <w:bookmarkStart w:id="212" w:name="_Toc241563183"/>
+      <w:bookmarkStart w:id="197" w:name="_Toc241563183"/>
       <w:r>
         <w:lastRenderedPageBreak/>
         <w:t>4.5.1 Sistemas de información en salud</w:t>
       </w:r>
-      <w:bookmarkEnd w:id="212"/>
+      <w:bookmarkEnd w:id="197"/>
     </w:p>
     <w:p>
       <w:pPr>
@@ -32978,11 +35288,11 @@
       <w:pPr>
         <w:pStyle w:val="Ttulo3"/>
       </w:pPr>
-      <w:bookmarkStart w:id="213" w:name="_Toc241563184"/>
+      <w:bookmarkStart w:id="198" w:name="_Toc241563184"/>
       <w:r>
         <w:t>4.5.2 Gestión de información en salud</w:t>
       </w:r>
-      <w:bookmarkEnd w:id="213"/>
+      <w:bookmarkEnd w:id="198"/>
     </w:p>
     <w:p>
       <w:pPr>
@@ -33084,11 +35394,11 @@
       <w:pPr>
         <w:pStyle w:val="Ttulo3"/>
       </w:pPr>
-      <w:bookmarkStart w:id="214" w:name="_Toc241563185"/>
+      <w:bookmarkStart w:id="199" w:name="_Toc241563185"/>
       <w:r>
         <w:t>4.5.3 Organización del sistema de salud pública de Guatemala</w:t>
       </w:r>
-      <w:bookmarkEnd w:id="214"/>
+      <w:bookmarkEnd w:id="199"/>
     </w:p>
     <w:p>
       <w:pPr>
@@ -33182,11 +35492,11 @@
       <w:pPr>
         <w:pStyle w:val="Ttulo3"/>
       </w:pPr>
-      <w:bookmarkStart w:id="215" w:name="_Toc241563186"/>
+      <w:bookmarkStart w:id="200" w:name="_Toc241563186"/>
       <w:r>
         <w:t>4.5.4 Ministerio de Salud Pública y Asistencia Social</w:t>
       </w:r>
-      <w:bookmarkEnd w:id="215"/>
+      <w:bookmarkEnd w:id="200"/>
     </w:p>
     <w:p>
       <w:pPr>
@@ -33280,11 +35590,11 @@
       <w:pPr>
         <w:pStyle w:val="Ttulo3"/>
       </w:pPr>
-      <w:bookmarkStart w:id="216" w:name="_Toc241563187"/>
+      <w:bookmarkStart w:id="201" w:name="_Toc241563187"/>
       <w:r>
         <w:t>4.5.5 Sistema de Información Gerencial de Salud</w:t>
       </w:r>
-      <w:bookmarkEnd w:id="216"/>
+      <w:bookmarkEnd w:id="201"/>
     </w:p>
     <w:p>
       <w:pPr>
@@ -33386,11 +35696,11 @@
       <w:pPr>
         <w:pStyle w:val="Ttulo3"/>
       </w:pPr>
-      <w:bookmarkStart w:id="217" w:name="_Toc241563188"/>
+      <w:bookmarkStart w:id="202" w:name="_Toc241563188"/>
       <w:r>
         <w:t>4.5.6 Direcciones Departamentales de Redes Integradas de Servicios de Salud</w:t>
       </w:r>
-      <w:bookmarkEnd w:id="217"/>
+      <w:bookmarkEnd w:id="202"/>
     </w:p>
     <w:p>
       <w:pPr>
@@ -33464,11 +35774,11 @@
       <w:pPr>
         <w:pStyle w:val="Ttulo3"/>
       </w:pPr>
-      <w:bookmarkStart w:id="218" w:name="_Toc241563189"/>
+      <w:bookmarkStart w:id="203" w:name="_Toc241563189"/>
       <w:r>
         <w:t>4.5.7 Gestión de información en una DDRISS</w:t>
       </w:r>
-      <w:bookmarkEnd w:id="218"/>
+      <w:bookmarkEnd w:id="203"/>
     </w:p>
     <w:p>
       <w:pPr>
@@ -33533,7 +35843,25 @@
           <w:sz w:val="24"/>
           <w:szCs w:val="24"/>
         </w:rPr>
-        <w:t>Dentro de la DDRISS San Marcos existen además responsabilidades diferenciadas en el manejo de la información de vacunación. La estadigrafa participa actualmente en la digitación y consolidación de los datos; el área de tecnología e informática efectúa una revisión posterior, y epidemiología analiza los resultados que serán utilizados en las reuniones correspondientes. Esta distribución demuestra que la gestión comprende diferentes momentos y usuarios, no únicamente el ingreso inicial de los registros.</w:t>
+        <w:t xml:space="preserve">Dentro de la DDRISS San Marcos existen además responsabilidades diferenciadas en el manejo de la información de vacunación. La </w:t>
+      </w:r>
+      <w:proofErr w:type="spellStart"/>
+      <w:r>
+        <w:rPr>
+          <w:rFonts w:ascii="Arial" w:hAnsi="Arial" w:cs="Arial"/>
+          <w:sz w:val="24"/>
+          <w:szCs w:val="24"/>
+        </w:rPr>
+        <w:t>estadigrafa</w:t>
+      </w:r>
+      <w:proofErr w:type="spellEnd"/>
+      <w:r>
+        <w:rPr>
+          <w:rFonts w:ascii="Arial" w:hAnsi="Arial" w:cs="Arial"/>
+          <w:sz w:val="24"/>
+          <w:szCs w:val="24"/>
+        </w:rPr>
+        <w:t xml:space="preserve"> participa actualmente en la digitación y consolidación de los datos; el área de tecnología e informática efectúa una revisión posterior, y epidemiología analiza los resultados que serán utilizados en las reuniones correspondientes. Esta distribución demuestra que la gestión comprende diferentes momentos y usuarios, no únicamente el ingreso inicial de los registros.</w:t>
       </w:r>
     </w:p>
     <w:p>
@@ -33570,11 +35898,11 @@
       <w:pPr>
         <w:pStyle w:val="Ttulo3"/>
       </w:pPr>
-      <w:bookmarkStart w:id="219" w:name="_Toc241563190"/>
+      <w:bookmarkStart w:id="204" w:name="_Toc241563190"/>
       <w:r>
         <w:t>4.5.8 Flujo de información sanitaria</w:t>
       </w:r>
-      <w:bookmarkEnd w:id="219"/>
+      <w:bookmarkEnd w:id="204"/>
     </w:p>
     <w:p>
       <w:pPr>
@@ -33714,11 +36042,11 @@
       <w:pPr>
         <w:pStyle w:val="Ttulo3"/>
       </w:pPr>
-      <w:bookmarkStart w:id="220" w:name="_Toc241563191"/>
+      <w:bookmarkStart w:id="205" w:name="_Toc241563191"/>
       <w:r>
         <w:t>4.5.9 Municipios y establecimientos de salud como unidades de reporte</w:t>
       </w:r>
-      <w:bookmarkEnd w:id="220"/>
+      <w:bookmarkEnd w:id="205"/>
     </w:p>
     <w:p>
       <w:pPr>
@@ -33820,11 +36148,11 @@
       <w:pPr>
         <w:pStyle w:val="Ttulo3"/>
       </w:pPr>
-      <w:bookmarkStart w:id="221" w:name="_Toc241563192"/>
+      <w:bookmarkStart w:id="206" w:name="_Toc241563192"/>
       <w:r>
         <w:t>4.5.10 Información epidemiológica y vigilancia</w:t>
       </w:r>
-      <w:bookmarkEnd w:id="221"/>
+      <w:bookmarkEnd w:id="206"/>
     </w:p>
     <w:p>
       <w:pPr>
@@ -33926,11 +36254,11 @@
       <w:pPr>
         <w:pStyle w:val="Ttulo3"/>
       </w:pPr>
-      <w:bookmarkStart w:id="222" w:name="_Toc241563193"/>
+      <w:bookmarkStart w:id="207" w:name="_Toc241563193"/>
       <w:r>
         <w:t>4.5.11 DDRISS San Marcos como contexto de aplicación</w:t>
       </w:r>
-      <w:bookmarkEnd w:id="222"/>
+      <w:bookmarkEnd w:id="207"/>
     </w:p>
     <w:p>
       <w:pPr>
@@ -34045,12 +36373,12 @@
       <w:pPr>
         <w:pStyle w:val="Ttulo3"/>
       </w:pPr>
-      <w:bookmarkStart w:id="223" w:name="_Toc241563194"/>
+      <w:bookmarkStart w:id="208" w:name="_Toc241563194"/>
       <w:r>
         <w:lastRenderedPageBreak/>
         <w:t>4.5.12 Marco normativo relacionado con vacunación e información sanitaria</w:t>
       </w:r>
-      <w:bookmarkEnd w:id="223"/>
+      <w:bookmarkEnd w:id="208"/>
     </w:p>
     <w:p>
       <w:pPr>
@@ -34167,6 +36495,2629 @@
           <w:lang w:eastAsia="es-GT"/>
         </w:rPr>
       </w:pPr>
+    </w:p>
+    <w:p>
+      <w:pPr>
+        <w:spacing w:line="276" w:lineRule="auto"/>
+        <w:ind w:left="709" w:hanging="709"/>
+        <w:rPr>
+          <w:rFonts w:ascii="Arial" w:hAnsi="Arial" w:cs="Arial"/>
+          <w:sz w:val="24"/>
+          <w:szCs w:val="24"/>
+          <w:lang w:eastAsia="es-GT"/>
+        </w:rPr>
+      </w:pPr>
+    </w:p>
+    <w:p>
+      <w:pPr>
+        <w:spacing w:line="276" w:lineRule="auto"/>
+        <w:ind w:left="709" w:hanging="709"/>
+        <w:rPr>
+          <w:rFonts w:ascii="Arial" w:hAnsi="Arial" w:cs="Arial"/>
+          <w:sz w:val="24"/>
+          <w:szCs w:val="24"/>
+          <w:lang w:eastAsia="es-GT"/>
+        </w:rPr>
+      </w:pPr>
+    </w:p>
+    <w:p>
+      <w:pPr>
+        <w:spacing w:line="276" w:lineRule="auto"/>
+        <w:ind w:left="709" w:hanging="709"/>
+        <w:rPr>
+          <w:rFonts w:ascii="Arial" w:hAnsi="Arial" w:cs="Arial"/>
+          <w:sz w:val="24"/>
+          <w:szCs w:val="24"/>
+          <w:lang w:eastAsia="es-GT"/>
+        </w:rPr>
+      </w:pPr>
+    </w:p>
+    <w:p>
+      <w:pPr>
+        <w:spacing w:line="276" w:lineRule="auto"/>
+        <w:ind w:left="709" w:hanging="709"/>
+        <w:rPr>
+          <w:rFonts w:ascii="Arial" w:hAnsi="Arial" w:cs="Arial"/>
+          <w:sz w:val="24"/>
+          <w:szCs w:val="24"/>
+          <w:lang w:eastAsia="es-GT"/>
+        </w:rPr>
+      </w:pPr>
+    </w:p>
+    <w:p>
+      <w:pPr>
+        <w:spacing w:line="276" w:lineRule="auto"/>
+        <w:ind w:left="709" w:hanging="709"/>
+        <w:rPr>
+          <w:rFonts w:ascii="Arial" w:hAnsi="Arial" w:cs="Arial"/>
+          <w:sz w:val="24"/>
+          <w:szCs w:val="24"/>
+          <w:lang w:eastAsia="es-GT"/>
+        </w:rPr>
+      </w:pPr>
+    </w:p>
+    <w:p>
+      <w:pPr>
+        <w:spacing w:line="276" w:lineRule="auto"/>
+        <w:ind w:left="709" w:hanging="709"/>
+        <w:rPr>
+          <w:rFonts w:ascii="Arial" w:hAnsi="Arial" w:cs="Arial"/>
+          <w:sz w:val="24"/>
+          <w:szCs w:val="24"/>
+          <w:lang w:eastAsia="es-GT"/>
+        </w:rPr>
+      </w:pPr>
+    </w:p>
+    <w:p>
+      <w:pPr>
+        <w:spacing w:line="276" w:lineRule="auto"/>
+        <w:ind w:left="709" w:hanging="709"/>
+        <w:rPr>
+          <w:rFonts w:ascii="Arial" w:hAnsi="Arial" w:cs="Arial"/>
+          <w:sz w:val="24"/>
+          <w:szCs w:val="24"/>
+          <w:lang w:eastAsia="es-GT"/>
+        </w:rPr>
+      </w:pPr>
+    </w:p>
+    <w:p>
+      <w:pPr>
+        <w:spacing w:line="276" w:lineRule="auto"/>
+        <w:ind w:left="709" w:hanging="709"/>
+        <w:rPr>
+          <w:rFonts w:ascii="Arial" w:hAnsi="Arial" w:cs="Arial"/>
+          <w:sz w:val="24"/>
+          <w:szCs w:val="24"/>
+          <w:lang w:eastAsia="es-GT"/>
+        </w:rPr>
+      </w:pPr>
+    </w:p>
+    <w:p>
+      <w:pPr>
+        <w:spacing w:line="276" w:lineRule="auto"/>
+        <w:ind w:left="709" w:hanging="709"/>
+        <w:rPr>
+          <w:rFonts w:ascii="Arial" w:hAnsi="Arial" w:cs="Arial"/>
+          <w:sz w:val="24"/>
+          <w:szCs w:val="24"/>
+          <w:lang w:eastAsia="es-GT"/>
+        </w:rPr>
+      </w:pPr>
+    </w:p>
+    <w:p>
+      <w:pPr>
+        <w:spacing w:line="276" w:lineRule="auto"/>
+        <w:ind w:left="709" w:hanging="709"/>
+        <w:rPr>
+          <w:rFonts w:ascii="Arial" w:hAnsi="Arial" w:cs="Arial"/>
+          <w:sz w:val="24"/>
+          <w:szCs w:val="24"/>
+          <w:lang w:eastAsia="es-GT"/>
+        </w:rPr>
+      </w:pPr>
+    </w:p>
+    <w:p>
+      <w:pPr>
+        <w:spacing w:line="276" w:lineRule="auto"/>
+        <w:ind w:left="709" w:hanging="709"/>
+        <w:rPr>
+          <w:rFonts w:ascii="Arial" w:hAnsi="Arial" w:cs="Arial"/>
+          <w:sz w:val="24"/>
+          <w:szCs w:val="24"/>
+          <w:lang w:eastAsia="es-GT"/>
+        </w:rPr>
+      </w:pPr>
+    </w:p>
+    <w:p>
+      <w:pPr>
+        <w:spacing w:line="276" w:lineRule="auto"/>
+        <w:ind w:left="709" w:hanging="709"/>
+        <w:rPr>
+          <w:rFonts w:ascii="Arial" w:hAnsi="Arial" w:cs="Arial"/>
+          <w:sz w:val="24"/>
+          <w:szCs w:val="24"/>
+          <w:lang w:eastAsia="es-GT"/>
+        </w:rPr>
+      </w:pPr>
+    </w:p>
+    <w:p>
+      <w:pPr>
+        <w:spacing w:line="276" w:lineRule="auto"/>
+        <w:ind w:left="709" w:hanging="709"/>
+        <w:rPr>
+          <w:rFonts w:ascii="Arial" w:hAnsi="Arial" w:cs="Arial"/>
+          <w:sz w:val="24"/>
+          <w:szCs w:val="24"/>
+          <w:lang w:eastAsia="es-GT"/>
+        </w:rPr>
+      </w:pPr>
+    </w:p>
+    <w:p>
+      <w:pPr>
+        <w:spacing w:line="276" w:lineRule="auto"/>
+        <w:ind w:left="709" w:hanging="709"/>
+        <w:rPr>
+          <w:rFonts w:ascii="Arial" w:hAnsi="Arial" w:cs="Arial"/>
+          <w:sz w:val="24"/>
+          <w:szCs w:val="24"/>
+          <w:lang w:eastAsia="es-GT"/>
+        </w:rPr>
+      </w:pPr>
+    </w:p>
+    <w:p>
+      <w:pPr>
+        <w:spacing w:line="276" w:lineRule="auto"/>
+        <w:ind w:left="709" w:hanging="709"/>
+        <w:rPr>
+          <w:rFonts w:ascii="Arial" w:hAnsi="Arial" w:cs="Arial"/>
+          <w:sz w:val="24"/>
+          <w:szCs w:val="24"/>
+          <w:lang w:eastAsia="es-GT"/>
+        </w:rPr>
+      </w:pPr>
+    </w:p>
+    <w:p>
+      <w:pPr>
+        <w:spacing w:line="276" w:lineRule="auto"/>
+        <w:ind w:left="709" w:hanging="709"/>
+        <w:rPr>
+          <w:rFonts w:ascii="Arial" w:hAnsi="Arial" w:cs="Arial"/>
+          <w:sz w:val="24"/>
+          <w:szCs w:val="24"/>
+          <w:lang w:eastAsia="es-GT"/>
+        </w:rPr>
+      </w:pPr>
+    </w:p>
+    <w:p>
+      <w:pPr>
+        <w:spacing w:line="276" w:lineRule="auto"/>
+        <w:ind w:left="709" w:hanging="709"/>
+        <w:rPr>
+          <w:rFonts w:ascii="Arial" w:hAnsi="Arial" w:cs="Arial"/>
+          <w:sz w:val="24"/>
+          <w:szCs w:val="24"/>
+          <w:lang w:eastAsia="es-GT"/>
+        </w:rPr>
+      </w:pPr>
+    </w:p>
+    <w:p>
+      <w:pPr>
+        <w:spacing w:line="276" w:lineRule="auto"/>
+        <w:ind w:left="709" w:hanging="709"/>
+        <w:rPr>
+          <w:rFonts w:ascii="Arial" w:hAnsi="Arial" w:cs="Arial"/>
+          <w:sz w:val="24"/>
+          <w:szCs w:val="24"/>
+          <w:lang w:eastAsia="es-GT"/>
+        </w:rPr>
+      </w:pPr>
+    </w:p>
+    <w:p>
+      <w:pPr>
+        <w:spacing w:line="276" w:lineRule="auto"/>
+        <w:ind w:left="709" w:hanging="709"/>
+        <w:rPr>
+          <w:rFonts w:ascii="Arial" w:hAnsi="Arial" w:cs="Arial"/>
+          <w:sz w:val="24"/>
+          <w:szCs w:val="24"/>
+          <w:lang w:eastAsia="es-GT"/>
+        </w:rPr>
+      </w:pPr>
+    </w:p>
+    <w:p>
+      <w:pPr>
+        <w:spacing w:line="276" w:lineRule="auto"/>
+        <w:ind w:left="709" w:hanging="709"/>
+        <w:rPr>
+          <w:rFonts w:ascii="Arial" w:hAnsi="Arial" w:cs="Arial"/>
+          <w:sz w:val="24"/>
+          <w:szCs w:val="24"/>
+          <w:lang w:eastAsia="es-GT"/>
+        </w:rPr>
+      </w:pPr>
+    </w:p>
+    <w:p>
+      <w:pPr>
+        <w:spacing w:line="276" w:lineRule="auto"/>
+        <w:ind w:left="709" w:hanging="709"/>
+        <w:rPr>
+          <w:rFonts w:ascii="Arial" w:hAnsi="Arial" w:cs="Arial"/>
+          <w:sz w:val="24"/>
+          <w:szCs w:val="24"/>
+          <w:lang w:eastAsia="es-GT"/>
+        </w:rPr>
+      </w:pPr>
+    </w:p>
+    <w:p>
+      <w:pPr>
+        <w:spacing w:line="276" w:lineRule="auto"/>
+        <w:ind w:left="709" w:hanging="709"/>
+        <w:rPr>
+          <w:rFonts w:ascii="Arial" w:hAnsi="Arial" w:cs="Arial"/>
+          <w:sz w:val="24"/>
+          <w:szCs w:val="24"/>
+          <w:lang w:eastAsia="es-GT"/>
+        </w:rPr>
+      </w:pPr>
+    </w:p>
+    <w:p>
+      <w:pPr>
+        <w:spacing w:line="276" w:lineRule="auto"/>
+        <w:ind w:left="709" w:hanging="709"/>
+        <w:rPr>
+          <w:rFonts w:ascii="Arial" w:hAnsi="Arial" w:cs="Arial"/>
+          <w:sz w:val="24"/>
+          <w:szCs w:val="24"/>
+          <w:lang w:eastAsia="es-GT"/>
+        </w:rPr>
+      </w:pPr>
+    </w:p>
+    <w:p>
+      <w:pPr>
+        <w:spacing w:line="276" w:lineRule="auto"/>
+        <w:ind w:left="709" w:hanging="709"/>
+        <w:rPr>
+          <w:rFonts w:ascii="Arial" w:hAnsi="Arial" w:cs="Arial"/>
+          <w:sz w:val="24"/>
+          <w:szCs w:val="24"/>
+          <w:lang w:eastAsia="es-GT"/>
+        </w:rPr>
+      </w:pPr>
+    </w:p>
+    <w:p>
+      <w:pPr>
+        <w:pStyle w:val="Ttulo1"/>
+        <w:spacing w:line="360" w:lineRule="auto"/>
+        <w:ind w:firstLineChars="0" w:firstLine="0"/>
+      </w:pPr>
+      <w:r>
+        <w:lastRenderedPageBreak/>
+        <w:t>BIBLIOGRAFÍA</w:t>
+      </w:r>
+    </w:p>
+    <w:p>
+      <w:pPr>
+        <w:pStyle w:val="Bibliografa"/>
+        <w:ind w:left="720" w:hanging="720"/>
+        <w:rPr>
+          <w:noProof/>
+          <w:sz w:val="24"/>
+          <w:szCs w:val="24"/>
+        </w:rPr>
+      </w:pPr>
+      <w:r>
+        <w:rPr>
+          <w:lang w:val="es-419" w:eastAsia="es-GT"/>
+        </w:rPr>
+        <w:fldChar w:fldCharType="begin"/>
+      </w:r>
+      <w:r>
+        <w:rPr>
+          <w:lang w:val="es-MX" w:eastAsia="es-GT"/>
+        </w:rPr>
+        <w:instrText xml:space="preserve"> BIBLIOGRAPHY  \l 2058 </w:instrText>
+      </w:r>
+      <w:r>
+        <w:rPr>
+          <w:lang w:val="es-419" w:eastAsia="es-GT"/>
+        </w:rPr>
+        <w:fldChar w:fldCharType="separate"/>
+      </w:r>
+      <w:r>
+        <w:rPr>
+          <w:noProof/>
+        </w:rPr>
+        <w:t xml:space="preserve">Agencia Guatemalteca de Noticias. (2026). </w:t>
+      </w:r>
+      <w:r>
+        <w:rPr>
+          <w:i/>
+          <w:iCs/>
+          <w:noProof/>
+        </w:rPr>
+        <w:t>Inauguran puesto de Salud para el beneficio de más de 7 mil 600 habitantes de Nueva Esperanza, Concepción Tutuapa</w:t>
+      </w:r>
+      <w:r>
+        <w:rPr>
+          <w:noProof/>
+        </w:rPr>
+        <w:t>. Obtenido de https://agn.gt/inauguran-puesto-de-salud-para-el-beneficio-de-mas-de-7-mil-600-habitantes-de-nueva-esperanza-concepcion-tutuapa/</w:t>
+      </w:r>
+    </w:p>
+    <w:p>
+      <w:pPr>
+        <w:pStyle w:val="Bibliografa"/>
+        <w:ind w:left="720" w:hanging="720"/>
+        <w:rPr>
+          <w:noProof/>
+        </w:rPr>
+      </w:pPr>
+      <w:r>
+        <w:rPr>
+          <w:noProof/>
+        </w:rPr>
+        <w:t xml:space="preserve">Castro Calderón, P. (2026). </w:t>
+      </w:r>
+      <w:r>
+        <w:rPr>
+          <w:i/>
+          <w:iCs/>
+          <w:noProof/>
+        </w:rPr>
+        <w:t>Implementación de un sistema web para la gestión de inventario de insumos en el Laboratorio y Banco de Sangre del Hospital Nacional de Especialidades Quirúrgicas de Villa Nueva.</w:t>
+      </w:r>
+      <w:r>
+        <w:rPr>
+          <w:noProof/>
+        </w:rPr>
+        <w:t xml:space="preserve"> Universidad de San Carlos de Guatemala. Obtenido de https://biblio.ingenieria.usac.edu.gt/tesis26/T17362.pdf</w:t>
+      </w:r>
+    </w:p>
+    <w:p>
+      <w:pPr>
+        <w:pStyle w:val="Bibliografa"/>
+        <w:ind w:left="720" w:hanging="720"/>
+        <w:rPr>
+          <w:noProof/>
+        </w:rPr>
+      </w:pPr>
+      <w:r>
+        <w:rPr>
+          <w:noProof/>
+        </w:rPr>
+        <w:t xml:space="preserve">Chávez Hernández, S. (2025). </w:t>
+      </w:r>
+      <w:r>
+        <w:rPr>
+          <w:i/>
+          <w:iCs/>
+          <w:noProof/>
+        </w:rPr>
+        <w:t>Diagnóstico institucional y propuesta de solución al impacto de la evaluación de desempeño en la efectividad organizacional del Departamento de Recursos Humanos del Área de Salud de San Marcos.</w:t>
+      </w:r>
+      <w:r>
+        <w:rPr>
+          <w:noProof/>
+        </w:rPr>
+        <w:t xml:space="preserve"> Universidad de San Carlos de Guatemala, Centro Universitario de San Marcos. Obtenido de https://cusam.edu.gt/wp-content/uploads/2025/04/LAE-08-CHHSA-Chavez-Hernandez-Sofy-Antonieta.pdf</w:t>
+      </w:r>
+    </w:p>
+    <w:p>
+      <w:pPr>
+        <w:pStyle w:val="Bibliografa"/>
+        <w:ind w:left="720" w:hanging="720"/>
+        <w:rPr>
+          <w:noProof/>
+        </w:rPr>
+      </w:pPr>
+      <w:r>
+        <w:rPr>
+          <w:noProof/>
+        </w:rPr>
+        <w:t xml:space="preserve">Congreso de la República de Guatemala. (2024). </w:t>
+      </w:r>
+      <w:r>
+        <w:rPr>
+          <w:i/>
+          <w:iCs/>
+          <w:noProof/>
+        </w:rPr>
+        <w:t>Decreto Número 25-2024, Ley de Vacunación.</w:t>
+      </w:r>
+      <w:r>
+        <w:rPr>
+          <w:noProof/>
+        </w:rPr>
+        <w:t xml:space="preserve"> Congreso de la República de Guatemala. Obtenido de https://www.congreso.gob.gt/detalle_pdf/decretos/13653</w:t>
+      </w:r>
+    </w:p>
+    <w:p>
+      <w:pPr>
+        <w:pStyle w:val="Bibliografa"/>
+        <w:ind w:left="720" w:hanging="720"/>
+        <w:rPr>
+          <w:noProof/>
+        </w:rPr>
+      </w:pPr>
+      <w:r>
+        <w:rPr>
+          <w:noProof/>
+        </w:rPr>
+        <w:t xml:space="preserve">Congreso de la República de Guatemala, Departamento de Información Legislativa. (2025). </w:t>
+      </w:r>
+      <w:r>
+        <w:rPr>
+          <w:i/>
+          <w:iCs/>
+          <w:noProof/>
+        </w:rPr>
+        <w:t>Diario de sesiones: Sesión ordinaria del 17 de junio de 2025.</w:t>
+      </w:r>
+      <w:r>
+        <w:rPr>
+          <w:noProof/>
+        </w:rPr>
+        <w:t xml:space="preserve"> Congreso de la República de Guatemala. Obtenido de https://www.congreso.gob.gt/assets/uploads/info_legislativo/diario_de_sesiones/d81e4-diario-final-se_03_17-06-2025.pdf</w:t>
+      </w:r>
+    </w:p>
+    <w:p>
+      <w:pPr>
+        <w:pStyle w:val="Bibliografa"/>
+        <w:ind w:left="720" w:hanging="720"/>
+        <w:rPr>
+          <w:noProof/>
+        </w:rPr>
+      </w:pPr>
+      <w:r>
+        <w:rPr>
+          <w:noProof/>
+        </w:rPr>
+        <w:t xml:space="preserve">Contraloría General de Cuentas. (2014). </w:t>
+      </w:r>
+      <w:r>
+        <w:rPr>
+          <w:i/>
+          <w:iCs/>
+          <w:noProof/>
+        </w:rPr>
+        <w:t>Informe de auditoría a la liquidación del presupuesto de ingresos y egresos del 1 de enero al 31 de diciembre de 2013: Entidades de la Administración Central, Tomo V/XI.</w:t>
+      </w:r>
+      <w:r>
+        <w:rPr>
+          <w:noProof/>
+        </w:rPr>
+        <w:t xml:space="preserve"> Contraloría General de Cuentas. Obtenido de https://www.contraloria.gob.gt/imagenes/i_docs/i_DAG013/archivos/Central/TOMO_V.pdf</w:t>
+      </w:r>
+    </w:p>
+    <w:p>
+      <w:pPr>
+        <w:pStyle w:val="Bibliografa"/>
+        <w:ind w:left="720" w:hanging="720"/>
+        <w:rPr>
+          <w:noProof/>
+        </w:rPr>
+      </w:pPr>
+      <w:r>
+        <w:rPr>
+          <w:noProof/>
+        </w:rPr>
+        <w:t xml:space="preserve">DigitalOcean. (2026). </w:t>
+      </w:r>
+      <w:r>
+        <w:rPr>
+          <w:i/>
+          <w:iCs/>
+          <w:noProof/>
+        </w:rPr>
+        <w:t>Droplets</w:t>
+      </w:r>
+      <w:r>
+        <w:rPr>
+          <w:noProof/>
+        </w:rPr>
+        <w:t>. Obtenido de https://docs.digitalocean.com/products/droplets/</w:t>
+      </w:r>
+    </w:p>
+    <w:p>
+      <w:pPr>
+        <w:pStyle w:val="Bibliografa"/>
+        <w:ind w:left="720" w:hanging="720"/>
+        <w:rPr>
+          <w:noProof/>
+          <w:lang w:val="en-US"/>
+        </w:rPr>
+      </w:pPr>
+      <w:r>
+        <w:rPr>
+          <w:noProof/>
+          <w:lang w:val="en-US"/>
+        </w:rPr>
+        <w:t xml:space="preserve">Docker. (2026). </w:t>
+      </w:r>
+      <w:r>
+        <w:rPr>
+          <w:i/>
+          <w:iCs/>
+          <w:noProof/>
+          <w:lang w:val="en-US"/>
+        </w:rPr>
+        <w:t>What is Docker?</w:t>
+      </w:r>
+      <w:r>
+        <w:rPr>
+          <w:noProof/>
+          <w:lang w:val="en-US"/>
+        </w:rPr>
+        <w:t xml:space="preserve"> Obtenido de https://docs.docker.com/get-started/docker-overview/</w:t>
+      </w:r>
+    </w:p>
+    <w:p>
+      <w:pPr>
+        <w:pStyle w:val="Bibliografa"/>
+        <w:ind w:left="720" w:hanging="720"/>
+        <w:rPr>
+          <w:noProof/>
+        </w:rPr>
+      </w:pPr>
+      <w:r>
+        <w:rPr>
+          <w:noProof/>
+        </w:rPr>
+        <w:t xml:space="preserve">DoneTonic. (2023). </w:t>
+      </w:r>
+      <w:r>
+        <w:rPr>
+          <w:i/>
+          <w:iCs/>
+          <w:noProof/>
+        </w:rPr>
+        <w:t>Pasos para configurar tu flujo de trabajo Scrum</w:t>
+      </w:r>
+      <w:r>
+        <w:rPr>
+          <w:noProof/>
+        </w:rPr>
+        <w:t>. Obtenido de https://donetonic.com/es/pasos-para-configurar-tu-flujo-de-trabajo-scrum/</w:t>
+      </w:r>
+    </w:p>
+    <w:p>
+      <w:pPr>
+        <w:pStyle w:val="Bibliografa"/>
+        <w:ind w:left="720" w:hanging="720"/>
+        <w:rPr>
+          <w:noProof/>
+        </w:rPr>
+      </w:pPr>
+      <w:r>
+        <w:rPr>
+          <w:noProof/>
+        </w:rPr>
+        <w:t xml:space="preserve">Dumas, M., La Rosa, M., Mendling, J., &amp; Reijers, H. (2018). </w:t>
+      </w:r>
+      <w:r>
+        <w:rPr>
+          <w:i/>
+          <w:iCs/>
+          <w:noProof/>
+          <w:lang w:val="en-US"/>
+        </w:rPr>
+        <w:t>Fundamentals of business process management.</w:t>
+      </w:r>
+      <w:r>
+        <w:rPr>
+          <w:noProof/>
+          <w:lang w:val="en-US"/>
+        </w:rPr>
+        <w:t xml:space="preserve"> </w:t>
+      </w:r>
+      <w:r>
+        <w:rPr>
+          <w:noProof/>
+        </w:rPr>
+        <w:t>Springer. Obtenido de https://doi.org/10.1007/978-3-662-56509-4</w:t>
+      </w:r>
+    </w:p>
+    <w:p>
+      <w:pPr>
+        <w:pStyle w:val="Bibliografa"/>
+        <w:ind w:left="720" w:hanging="720"/>
+        <w:rPr>
+          <w:noProof/>
+          <w:lang w:val="en-US"/>
+        </w:rPr>
+      </w:pPr>
+      <w:r>
+        <w:rPr>
+          <w:noProof/>
+        </w:rPr>
+        <w:t xml:space="preserve">Elmasri, R., &amp; Navathe, S. (2016). </w:t>
+      </w:r>
+      <w:r>
+        <w:rPr>
+          <w:i/>
+          <w:iCs/>
+          <w:noProof/>
+          <w:lang w:val="en-US"/>
+        </w:rPr>
+        <w:t>Fundamentals of database systems.</w:t>
+      </w:r>
+      <w:r>
+        <w:rPr>
+          <w:noProof/>
+          <w:lang w:val="en-US"/>
+        </w:rPr>
+        <w:t xml:space="preserve"> Pearson.</w:t>
+      </w:r>
+    </w:p>
+    <w:p>
+      <w:pPr>
+        <w:pStyle w:val="Bibliografa"/>
+        <w:ind w:left="720" w:hanging="720"/>
+        <w:rPr>
+          <w:noProof/>
+        </w:rPr>
+      </w:pPr>
+      <w:r>
+        <w:rPr>
+          <w:noProof/>
+          <w:lang w:val="en-US"/>
+        </w:rPr>
+        <w:t xml:space="preserve">Express.js. (s.f.). </w:t>
+      </w:r>
+      <w:r>
+        <w:rPr>
+          <w:i/>
+          <w:iCs/>
+          <w:noProof/>
+          <w:lang w:val="en-US"/>
+        </w:rPr>
+        <w:t>Using middleware</w:t>
+      </w:r>
+      <w:r>
+        <w:rPr>
+          <w:noProof/>
+          <w:lang w:val="en-US"/>
+        </w:rPr>
+        <w:t xml:space="preserve">. </w:t>
+      </w:r>
+      <w:r>
+        <w:rPr>
+          <w:noProof/>
+        </w:rPr>
+        <w:t>Obtenido de https://expressjs.com/en/guide/using-middleware/</w:t>
+      </w:r>
+    </w:p>
+    <w:p>
+      <w:pPr>
+        <w:pStyle w:val="Bibliografa"/>
+        <w:ind w:left="720" w:hanging="720"/>
+        <w:rPr>
+          <w:noProof/>
+          <w:lang w:val="en-US"/>
+        </w:rPr>
+      </w:pPr>
+      <w:r>
+        <w:rPr>
+          <w:noProof/>
+          <w:lang w:val="en-US"/>
+        </w:rPr>
+        <w:t xml:space="preserve">Fielding, R. (2000). </w:t>
+      </w:r>
+      <w:r>
+        <w:rPr>
+          <w:i/>
+          <w:iCs/>
+          <w:noProof/>
+          <w:lang w:val="en-US"/>
+        </w:rPr>
+        <w:t>Architectural styles and the design of network-based software architectures.</w:t>
+      </w:r>
+      <w:r>
+        <w:rPr>
+          <w:noProof/>
+          <w:lang w:val="en-US"/>
+        </w:rPr>
+        <w:t xml:space="preserve"> University of California, Irvine. Obtenido de https://www.ics.uci.edu/~fielding/pubs/dissertation/top.htm</w:t>
+      </w:r>
+    </w:p>
+    <w:p>
+      <w:pPr>
+        <w:pStyle w:val="Bibliografa"/>
+        <w:ind w:left="720" w:hanging="720"/>
+        <w:rPr>
+          <w:noProof/>
+        </w:rPr>
+      </w:pPr>
+      <w:r>
+        <w:rPr>
+          <w:noProof/>
+          <w:lang w:val="en-US"/>
+        </w:rPr>
+        <w:lastRenderedPageBreak/>
+        <w:t xml:space="preserve">Fielding, R., Nottingham, M., &amp; Reschke, J. (2022). </w:t>
+      </w:r>
+      <w:r>
+        <w:rPr>
+          <w:i/>
+          <w:iCs/>
+          <w:noProof/>
+        </w:rPr>
+        <w:t>HTTP semantics.</w:t>
+      </w:r>
+      <w:r>
+        <w:rPr>
+          <w:noProof/>
+        </w:rPr>
+        <w:t xml:space="preserve"> RFC Editor. Obtenido de https://www.rfc-editor.org/rfc/rfc9110.html</w:t>
+      </w:r>
+    </w:p>
+    <w:p>
+      <w:pPr>
+        <w:pStyle w:val="Bibliografa"/>
+        <w:ind w:left="720" w:hanging="720"/>
+        <w:rPr>
+          <w:noProof/>
+          <w:lang w:val="en-US"/>
+        </w:rPr>
+      </w:pPr>
+      <w:r>
+        <w:rPr>
+          <w:noProof/>
+          <w:lang w:val="en-US"/>
+        </w:rPr>
+        <w:t xml:space="preserve">International Organization for Standardization. (2018). </w:t>
+      </w:r>
+      <w:r>
+        <w:rPr>
+          <w:i/>
+          <w:iCs/>
+          <w:noProof/>
+          <w:lang w:val="en-US"/>
+        </w:rPr>
+        <w:t>ISO 9241-11:2018 Ergonomics of human-system interaction—Part 11: Usability: Definitions and concepts.</w:t>
+      </w:r>
+      <w:r>
+        <w:rPr>
+          <w:noProof/>
+          <w:lang w:val="en-US"/>
+        </w:rPr>
+        <w:t xml:space="preserve"> International Organization for Standardization. Obtenido de https://www.iso.org/standard/63500.html</w:t>
+      </w:r>
+    </w:p>
+    <w:p>
+      <w:pPr>
+        <w:pStyle w:val="Bibliografa"/>
+        <w:ind w:left="720" w:hanging="720"/>
+        <w:rPr>
+          <w:noProof/>
+        </w:rPr>
+      </w:pPr>
+      <w:r>
+        <w:rPr>
+          <w:noProof/>
+          <w:lang w:val="en-US"/>
+        </w:rPr>
+        <w:t xml:space="preserve">Kappel, G., Pröll, B., Reich, S., &amp; Retschitzegger, W. (2006). </w:t>
+      </w:r>
+      <w:r>
+        <w:rPr>
+          <w:i/>
+          <w:iCs/>
+          <w:noProof/>
+          <w:lang w:val="en-US"/>
+        </w:rPr>
+        <w:t>Web engineering: The discipline of systematic development of web applications.</w:t>
+      </w:r>
+      <w:r>
+        <w:rPr>
+          <w:noProof/>
+          <w:lang w:val="en-US"/>
+        </w:rPr>
+        <w:t xml:space="preserve"> </w:t>
+      </w:r>
+      <w:r>
+        <w:rPr>
+          <w:noProof/>
+        </w:rPr>
+        <w:t>John Wiley &amp; Sons.</w:t>
+      </w:r>
+    </w:p>
+    <w:p>
+      <w:pPr>
+        <w:pStyle w:val="Bibliografa"/>
+        <w:ind w:left="720" w:hanging="720"/>
+        <w:rPr>
+          <w:noProof/>
+          <w:lang w:val="en-US"/>
+        </w:rPr>
+      </w:pPr>
+      <w:r>
+        <w:rPr>
+          <w:noProof/>
+        </w:rPr>
+        <w:t xml:space="preserve">Kendall, K., &amp; Kendall, J. (2011). </w:t>
+      </w:r>
+      <w:r>
+        <w:rPr>
+          <w:i/>
+          <w:iCs/>
+          <w:noProof/>
+        </w:rPr>
+        <w:t>Análisis y diseño de sistemas.</w:t>
+      </w:r>
+      <w:r>
+        <w:rPr>
+          <w:noProof/>
+        </w:rPr>
+        <w:t xml:space="preserve"> </w:t>
+      </w:r>
+      <w:r>
+        <w:rPr>
+          <w:noProof/>
+          <w:lang w:val="en-US"/>
+        </w:rPr>
+        <w:t>Pearson Educación.</w:t>
+      </w:r>
+    </w:p>
+    <w:p>
+      <w:pPr>
+        <w:pStyle w:val="Bibliografa"/>
+        <w:ind w:left="720" w:hanging="720"/>
+        <w:rPr>
+          <w:noProof/>
+          <w:lang w:val="en-US"/>
+        </w:rPr>
+      </w:pPr>
+      <w:r>
+        <w:rPr>
+          <w:noProof/>
+          <w:lang w:val="en-US"/>
+        </w:rPr>
+        <w:t xml:space="preserve">Mell, P., &amp; Grance, T. (2011). </w:t>
+      </w:r>
+      <w:r>
+        <w:rPr>
+          <w:i/>
+          <w:iCs/>
+          <w:noProof/>
+          <w:lang w:val="en-US"/>
+        </w:rPr>
+        <w:t>The NIST definition of cloud computing.</w:t>
+      </w:r>
+      <w:r>
+        <w:rPr>
+          <w:noProof/>
+          <w:lang w:val="en-US"/>
+        </w:rPr>
+        <w:t xml:space="preserve"> National Institute of Standards and Technology. Obtenido de https://doi.org/10.6028/NIST.SP.800-145</w:t>
+      </w:r>
+    </w:p>
+    <w:p>
+      <w:pPr>
+        <w:pStyle w:val="Bibliografa"/>
+        <w:ind w:left="720" w:hanging="720"/>
+        <w:rPr>
+          <w:noProof/>
+        </w:rPr>
+      </w:pPr>
+      <w:r>
+        <w:rPr>
+          <w:noProof/>
+        </w:rPr>
+        <w:t xml:space="preserve">Ministerio de Salud Pública y Asistencia Social. (2014). </w:t>
+      </w:r>
+      <w:r>
+        <w:rPr>
+          <w:i/>
+          <w:iCs/>
+          <w:noProof/>
+        </w:rPr>
+        <w:t>Manual para el llenado de formularios SIGSA: Versión 1.0-2014.</w:t>
+      </w:r>
+      <w:r>
+        <w:rPr>
+          <w:noProof/>
+        </w:rPr>
+        <w:t xml:space="preserve"> Sistema de Información Gerencial de Salud. Obtenido de https://fliphtml5.com/jewwc/yfbt/Manual_de_llenado_de_formularios_SIGSA_%28V1.0-2014%29/</w:t>
+      </w:r>
+    </w:p>
+    <w:p>
+      <w:pPr>
+        <w:pStyle w:val="Bibliografa"/>
+        <w:ind w:left="720" w:hanging="720"/>
+        <w:rPr>
+          <w:noProof/>
+        </w:rPr>
+      </w:pPr>
+      <w:r>
+        <w:rPr>
+          <w:noProof/>
+        </w:rPr>
+        <w:t xml:space="preserve">Ministerio de Salud Pública y Asistencia Social. (2015). </w:t>
+      </w:r>
+      <w:r>
+        <w:rPr>
+          <w:i/>
+          <w:iCs/>
+          <w:noProof/>
+        </w:rPr>
+        <w:t>Acuerdo Ministerial Número 192-2015: Manual de Organización y Funciones de la Unidad del Sistema de Información Gerencial de Salud (SIGSA).</w:t>
+      </w:r>
+      <w:r>
+        <w:rPr>
+          <w:noProof/>
+        </w:rPr>
+        <w:t xml:space="preserve"> Ministerio de Salud Pública y Asistencia Social. Obtenido de https://sigsa.mspas.gob.gt/sigsa/que-es-sigsa</w:t>
+      </w:r>
+    </w:p>
+    <w:p>
+      <w:pPr>
+        <w:pStyle w:val="Bibliografa"/>
+        <w:ind w:left="720" w:hanging="720"/>
+        <w:rPr>
+          <w:noProof/>
+        </w:rPr>
+      </w:pPr>
+      <w:r>
+        <w:rPr>
+          <w:noProof/>
+        </w:rPr>
+        <w:t xml:space="preserve">Ministerio de Salud Pública y Asistencia Social. (2023). </w:t>
+      </w:r>
+      <w:r>
+        <w:rPr>
+          <w:i/>
+          <w:iCs/>
+          <w:noProof/>
+        </w:rPr>
+        <w:t>Acuerdo Ministerial Número 171-2023: Implementar la estructura orgánica interna del Ministerio de Salud Pública y Asistencia Social.</w:t>
+      </w:r>
+      <w:r>
+        <w:rPr>
+          <w:noProof/>
+        </w:rPr>
+        <w:t xml:space="preserve"> Ministerio de Salud Pública y Asistencia Social. Obtenido de https://medicamentos.mspas.gob.gt/index.php/legislacion-vigente/acuerdos?download=354%3Aacuerdo-ministerial-numero-171-2023</w:t>
+      </w:r>
+    </w:p>
+    <w:p>
+      <w:pPr>
+        <w:pStyle w:val="Bibliografa"/>
+        <w:ind w:left="720" w:hanging="720"/>
+        <w:rPr>
+          <w:noProof/>
+        </w:rPr>
+      </w:pPr>
+      <w:r>
+        <w:rPr>
+          <w:noProof/>
+        </w:rPr>
+        <w:t xml:space="preserve">Ministerio de Salud Pública y Asistencia Social. (2025). </w:t>
+      </w:r>
+      <w:r>
+        <w:rPr>
+          <w:i/>
+          <w:iCs/>
+          <w:noProof/>
+        </w:rPr>
+        <w:t>Normas de Atención Integral para la Red Integrada de Servicios de Salud.</w:t>
+      </w:r>
+      <w:r>
+        <w:rPr>
+          <w:noProof/>
+        </w:rPr>
+        <w:t xml:space="preserve"> Ministerio de Salud Pública y Asistencia Social. Obtenido de https://www.mspas.gob.gt/institucional/normas-de-atencion-integral-para-la-red-integrada-de-servicios-de-salud</w:t>
+      </w:r>
+    </w:p>
+    <w:p>
+      <w:pPr>
+        <w:pStyle w:val="Bibliografa"/>
+        <w:ind w:left="720" w:hanging="720"/>
+        <w:rPr>
+          <w:noProof/>
+        </w:rPr>
+      </w:pPr>
+      <w:r>
+        <w:rPr>
+          <w:noProof/>
+        </w:rPr>
+        <w:t xml:space="preserve">Ministerio de Salud Pública y Asistencia Social. (s.f.). </w:t>
+      </w:r>
+      <w:r>
+        <w:rPr>
+          <w:i/>
+          <w:iCs/>
+          <w:noProof/>
+        </w:rPr>
+        <w:t>Acerca del MSPAS</w:t>
+      </w:r>
+      <w:r>
+        <w:rPr>
+          <w:noProof/>
+        </w:rPr>
+        <w:t>. Obtenido de https://www.mspas.gob.gt/institucional/acerca-del-mspas</w:t>
+      </w:r>
+    </w:p>
+    <w:p>
+      <w:pPr>
+        <w:pStyle w:val="Bibliografa"/>
+        <w:ind w:left="720" w:hanging="720"/>
+        <w:rPr>
+          <w:noProof/>
+        </w:rPr>
+      </w:pPr>
+      <w:r>
+        <w:rPr>
+          <w:noProof/>
+        </w:rPr>
+        <w:t xml:space="preserve">Ministerio de Salud y Protección Social de Colombia. (2021). </w:t>
+      </w:r>
+      <w:r>
+        <w:rPr>
+          <w:i/>
+          <w:iCs/>
+          <w:noProof/>
+        </w:rPr>
+        <w:t>Manual de usuario módulo reportes sistema de información nominal del Programa Ampliado de Inmunizaciones PAI–PAIWEB, versión 2.0.</w:t>
+      </w:r>
+      <w:r>
+        <w:rPr>
+          <w:noProof/>
+        </w:rPr>
+        <w:t xml:space="preserve"> Ministerio de Salud y Protección Social de Colombia. Obtenido de https://www.minsalud.gov.co/sites/rid/Lists/BibliotecaDigital/RIDE/VS/PP/PAI/manual-usuario-reportes-paiweb.pdf</w:t>
+      </w:r>
+    </w:p>
+    <w:p>
+      <w:pPr>
+        <w:pStyle w:val="Bibliografa"/>
+        <w:ind w:left="720" w:hanging="720"/>
+        <w:rPr>
+          <w:noProof/>
+        </w:rPr>
+      </w:pPr>
+      <w:r>
+        <w:rPr>
+          <w:noProof/>
+          <w:lang w:val="en-US"/>
+        </w:rPr>
+        <w:t xml:space="preserve">National Institute of Standards and Technology. </w:t>
+      </w:r>
+      <w:r>
+        <w:rPr>
+          <w:noProof/>
+        </w:rPr>
+        <w:t xml:space="preserve">(s.f.). </w:t>
+      </w:r>
+      <w:r>
+        <w:rPr>
+          <w:i/>
+          <w:iCs/>
+          <w:noProof/>
+        </w:rPr>
+        <w:t>Information security</w:t>
+      </w:r>
+      <w:r>
+        <w:rPr>
+          <w:noProof/>
+        </w:rPr>
+        <w:t>. Obtenido de https://csrc.nist.gov/glossary/term/information_security</w:t>
+      </w:r>
+    </w:p>
+    <w:p>
+      <w:pPr>
+        <w:pStyle w:val="Bibliografa"/>
+        <w:ind w:left="720" w:hanging="720"/>
+        <w:rPr>
+          <w:noProof/>
+        </w:rPr>
+      </w:pPr>
+      <w:r>
+        <w:rPr>
+          <w:noProof/>
+        </w:rPr>
+        <w:t xml:space="preserve">Node.js. (s.f.). </w:t>
+      </w:r>
+      <w:r>
+        <w:rPr>
+          <w:i/>
+          <w:iCs/>
+          <w:noProof/>
+        </w:rPr>
+        <w:t>Introduction to Node.js</w:t>
+      </w:r>
+      <w:r>
+        <w:rPr>
+          <w:noProof/>
+        </w:rPr>
+        <w:t>. Obtenido de https://nodejs.org/learn</w:t>
+      </w:r>
+    </w:p>
+    <w:p>
+      <w:pPr>
+        <w:pStyle w:val="Bibliografa"/>
+        <w:ind w:left="720" w:hanging="720"/>
+        <w:rPr>
+          <w:noProof/>
+          <w:lang w:val="en-US"/>
+        </w:rPr>
+      </w:pPr>
+      <w:r>
+        <w:rPr>
+          <w:noProof/>
+          <w:lang w:val="en-US"/>
+        </w:rPr>
+        <w:lastRenderedPageBreak/>
+        <w:t xml:space="preserve">Object Management Group. (2024). </w:t>
+      </w:r>
+      <w:r>
+        <w:rPr>
+          <w:i/>
+          <w:iCs/>
+          <w:noProof/>
+          <w:lang w:val="en-US"/>
+        </w:rPr>
+        <w:t>Decision Model and Notation (DMN), Version 1.5.</w:t>
+      </w:r>
+      <w:r>
+        <w:rPr>
+          <w:noProof/>
+          <w:lang w:val="en-US"/>
+        </w:rPr>
+        <w:t xml:space="preserve"> Object Management Group. Obtenido de https://www.omg.org/spec/DMN/1.5/PDF</w:t>
+      </w:r>
+    </w:p>
+    <w:p>
+      <w:pPr>
+        <w:pStyle w:val="Bibliografa"/>
+        <w:ind w:left="720" w:hanging="720"/>
+        <w:rPr>
+          <w:noProof/>
+        </w:rPr>
+      </w:pPr>
+      <w:r>
+        <w:rPr>
+          <w:noProof/>
+          <w:lang w:val="en-US"/>
+        </w:rPr>
+        <w:t xml:space="preserve">Open Worldwide Application Security Project Foundation. (s.f.). </w:t>
+      </w:r>
+      <w:r>
+        <w:rPr>
+          <w:i/>
+          <w:iCs/>
+          <w:noProof/>
+          <w:lang w:val="en-US"/>
+        </w:rPr>
+        <w:t>Authentication Cheat Sheet</w:t>
+      </w:r>
+      <w:r>
+        <w:rPr>
+          <w:noProof/>
+          <w:lang w:val="en-US"/>
+        </w:rPr>
+        <w:t xml:space="preserve">. </w:t>
+      </w:r>
+      <w:r>
+        <w:rPr>
+          <w:noProof/>
+        </w:rPr>
+        <w:t>Obtenido de https://cheatsheetseries.owasp.org/cheatsheets/Authentication_Cheat_Sheet.html</w:t>
+      </w:r>
+    </w:p>
+    <w:p>
+      <w:pPr>
+        <w:pStyle w:val="Bibliografa"/>
+        <w:ind w:left="720" w:hanging="720"/>
+        <w:rPr>
+          <w:noProof/>
+        </w:rPr>
+      </w:pPr>
+      <w:r>
+        <w:rPr>
+          <w:noProof/>
+          <w:lang w:val="en-US"/>
+        </w:rPr>
+        <w:t xml:space="preserve">Open Worldwide Application Security Project Foundation. (s.f.). </w:t>
+      </w:r>
+      <w:r>
+        <w:rPr>
+          <w:i/>
+          <w:iCs/>
+          <w:noProof/>
+          <w:lang w:val="en-US"/>
+        </w:rPr>
+        <w:t>Authorization Cheat Sheet</w:t>
+      </w:r>
+      <w:r>
+        <w:rPr>
+          <w:noProof/>
+          <w:lang w:val="en-US"/>
+        </w:rPr>
+        <w:t xml:space="preserve">. </w:t>
+      </w:r>
+      <w:r>
+        <w:rPr>
+          <w:noProof/>
+        </w:rPr>
+        <w:t>Obtenido de https://cheatsheetseries.owasp.org/cheatsheets/Authorization_Cheat_Sheet.html</w:t>
+      </w:r>
+    </w:p>
+    <w:p>
+      <w:pPr>
+        <w:pStyle w:val="Bibliografa"/>
+        <w:ind w:left="720" w:hanging="720"/>
+        <w:rPr>
+          <w:noProof/>
+        </w:rPr>
+      </w:pPr>
+      <w:r>
+        <w:rPr>
+          <w:noProof/>
+          <w:lang w:val="en-US"/>
+        </w:rPr>
+        <w:t xml:space="preserve">Open Worldwide Application Security Project Foundation. (s.f.). </w:t>
+      </w:r>
+      <w:r>
+        <w:rPr>
+          <w:i/>
+          <w:iCs/>
+          <w:noProof/>
+          <w:lang w:val="en-US"/>
+        </w:rPr>
+        <w:t>Input Validation Cheat Sheet</w:t>
+      </w:r>
+      <w:r>
+        <w:rPr>
+          <w:noProof/>
+          <w:lang w:val="en-US"/>
+        </w:rPr>
+        <w:t xml:space="preserve">. </w:t>
+      </w:r>
+      <w:r>
+        <w:rPr>
+          <w:noProof/>
+        </w:rPr>
+        <w:t>Obtenido de https://cheatsheetseries.owasp.org/cheatsheets/Input_Validation_Cheat_Sheet.html</w:t>
+      </w:r>
+    </w:p>
+    <w:p>
+      <w:pPr>
+        <w:pStyle w:val="Bibliografa"/>
+        <w:ind w:left="720" w:hanging="720"/>
+        <w:rPr>
+          <w:noProof/>
+        </w:rPr>
+      </w:pPr>
+      <w:r>
+        <w:rPr>
+          <w:noProof/>
+          <w:lang w:val="en-US"/>
+        </w:rPr>
+        <w:t xml:space="preserve">Oracle Corporation. (2026). </w:t>
+      </w:r>
+      <w:r>
+        <w:rPr>
+          <w:i/>
+          <w:iCs/>
+          <w:noProof/>
+          <w:lang w:val="en-US"/>
+        </w:rPr>
+        <w:t>MySQL 8.4 Reference Manual: FOREIGN KEY constraints</w:t>
+      </w:r>
+      <w:r>
+        <w:rPr>
+          <w:noProof/>
+          <w:lang w:val="en-US"/>
+        </w:rPr>
+        <w:t xml:space="preserve">. </w:t>
+      </w:r>
+      <w:r>
+        <w:rPr>
+          <w:noProof/>
+        </w:rPr>
+        <w:t>Obtenido de https://dev.mysql.com/doc/refman/8.4/en/create-table-foreign-keys.html</w:t>
+      </w:r>
+    </w:p>
+    <w:p>
+      <w:pPr>
+        <w:pStyle w:val="Bibliografa"/>
+        <w:ind w:left="720" w:hanging="720"/>
+        <w:rPr>
+          <w:noProof/>
+        </w:rPr>
+      </w:pPr>
+      <w:r>
+        <w:rPr>
+          <w:noProof/>
+        </w:rPr>
+        <w:t xml:space="preserve">Organización Mundial de la Salud. (2020). </w:t>
+      </w:r>
+      <w:r>
+        <w:rPr>
+          <w:i/>
+          <w:iCs/>
+          <w:noProof/>
+        </w:rPr>
+        <w:t>Core health facility indicators.</w:t>
+      </w:r>
+      <w:r>
+        <w:rPr>
+          <w:noProof/>
+        </w:rPr>
+        <w:t xml:space="preserve"> Organización Mundial de la Salud. Obtenido de https://www.who.int/publications/m/item/core-health-facility-indicators</w:t>
+      </w:r>
+    </w:p>
+    <w:p>
+      <w:pPr>
+        <w:pStyle w:val="Bibliografa"/>
+        <w:ind w:left="720" w:hanging="720"/>
+        <w:rPr>
+          <w:noProof/>
+        </w:rPr>
+      </w:pPr>
+      <w:r>
+        <w:rPr>
+          <w:noProof/>
+        </w:rPr>
+        <w:t xml:space="preserve">Organización Mundial de la Salud. </w:t>
+      </w:r>
+      <w:r>
+        <w:rPr>
+          <w:noProof/>
+          <w:lang w:val="en-US"/>
+        </w:rPr>
+        <w:t xml:space="preserve">(2022). </w:t>
+      </w:r>
+      <w:r>
+        <w:rPr>
+          <w:i/>
+          <w:iCs/>
+          <w:noProof/>
+          <w:lang w:val="en-US"/>
+        </w:rPr>
+        <w:t>Assessing and improving the accuracy of target population estimates for immunization coverage.</w:t>
+      </w:r>
+      <w:r>
+        <w:rPr>
+          <w:noProof/>
+          <w:lang w:val="en-US"/>
+        </w:rPr>
+        <w:t xml:space="preserve"> </w:t>
+      </w:r>
+      <w:r>
+        <w:rPr>
+          <w:noProof/>
+        </w:rPr>
+        <w:t>Organización Mundial de la Salud. Obtenido de https://www.who.int/publications/m/item/assessing-and-improving-the-accuracy-of-target-population-estimates-for-immunization-coverage</w:t>
+      </w:r>
+    </w:p>
+    <w:p>
+      <w:pPr>
+        <w:pStyle w:val="Bibliografa"/>
+        <w:ind w:left="720" w:hanging="720"/>
+        <w:rPr>
+          <w:noProof/>
+        </w:rPr>
+      </w:pPr>
+      <w:r>
+        <w:rPr>
+          <w:noProof/>
+        </w:rPr>
+        <w:t xml:space="preserve">Organización Mundial de la Salud. </w:t>
+      </w:r>
+      <w:r>
+        <w:rPr>
+          <w:noProof/>
+          <w:lang w:val="en-US"/>
+        </w:rPr>
+        <w:t xml:space="preserve">(2023). </w:t>
+      </w:r>
+      <w:r>
+        <w:rPr>
+          <w:i/>
+          <w:iCs/>
+          <w:noProof/>
+          <w:lang w:val="en-US"/>
+        </w:rPr>
+        <w:t>Data quality assurance: Module 1: Framework and metrics.</w:t>
+      </w:r>
+      <w:r>
+        <w:rPr>
+          <w:noProof/>
+          <w:lang w:val="en-US"/>
+        </w:rPr>
+        <w:t xml:space="preserve"> </w:t>
+      </w:r>
+      <w:r>
+        <w:rPr>
+          <w:noProof/>
+        </w:rPr>
+        <w:t>Organización Mundial de la Salud. Obtenido de https://www.who.int/publications/i/item/9789240047365</w:t>
+      </w:r>
+    </w:p>
+    <w:p>
+      <w:pPr>
+        <w:pStyle w:val="Bibliografa"/>
+        <w:ind w:left="720" w:hanging="720"/>
+        <w:rPr>
+          <w:noProof/>
+        </w:rPr>
+      </w:pPr>
+      <w:r>
+        <w:rPr>
+          <w:noProof/>
+        </w:rPr>
+        <w:t xml:space="preserve">Organización Mundial de la Salud. </w:t>
+      </w:r>
+      <w:r>
+        <w:rPr>
+          <w:noProof/>
+          <w:lang w:val="en-US"/>
+        </w:rPr>
+        <w:t xml:space="preserve">(2023). </w:t>
+      </w:r>
+      <w:r>
+        <w:rPr>
+          <w:i/>
+          <w:iCs/>
+          <w:noProof/>
+          <w:lang w:val="en-US"/>
+        </w:rPr>
+        <w:t>Toolkit for analysis and use of routine health facility data: General principles.</w:t>
+      </w:r>
+      <w:r>
+        <w:rPr>
+          <w:noProof/>
+          <w:lang w:val="en-US"/>
+        </w:rPr>
+        <w:t xml:space="preserve"> </w:t>
+      </w:r>
+      <w:r>
+        <w:rPr>
+          <w:noProof/>
+        </w:rPr>
+        <w:t>Organización Mundial de la Salud. Obtenido de https://www.who.int/publications/i/item/9789240063938</w:t>
+      </w:r>
+    </w:p>
+    <w:p>
+      <w:pPr>
+        <w:pStyle w:val="Bibliografa"/>
+        <w:ind w:left="720" w:hanging="720"/>
+        <w:rPr>
+          <w:noProof/>
+        </w:rPr>
+      </w:pPr>
+      <w:r>
+        <w:rPr>
+          <w:noProof/>
+        </w:rPr>
+        <w:t xml:space="preserve">Organización Mundial de la Salud. </w:t>
+      </w:r>
+      <w:r>
+        <w:rPr>
+          <w:noProof/>
+          <w:lang w:val="en-US"/>
+        </w:rPr>
+        <w:t xml:space="preserve">(2023). </w:t>
+      </w:r>
+      <w:r>
+        <w:rPr>
+          <w:i/>
+          <w:iCs/>
+          <w:noProof/>
+          <w:lang w:val="en-US"/>
+        </w:rPr>
+        <w:t>Toolkit for analysis and use of routine health facility data: Integrated health services analysis: District and facility level.</w:t>
+      </w:r>
+      <w:r>
+        <w:rPr>
+          <w:noProof/>
+          <w:lang w:val="en-US"/>
+        </w:rPr>
+        <w:t xml:space="preserve"> </w:t>
+      </w:r>
+      <w:r>
+        <w:rPr>
+          <w:noProof/>
+        </w:rPr>
+        <w:t>Organización Mundial de la Salud. Obtenido de https://www.who.int/publications/i/item/9789240060616</w:t>
+      </w:r>
+    </w:p>
+    <w:p>
+      <w:pPr>
+        <w:pStyle w:val="Bibliografa"/>
+        <w:ind w:left="720" w:hanging="720"/>
+        <w:rPr>
+          <w:noProof/>
+        </w:rPr>
+      </w:pPr>
+      <w:r>
+        <w:rPr>
+          <w:noProof/>
+        </w:rPr>
+        <w:t xml:space="preserve">Organización Mundial de la Salud. </w:t>
+      </w:r>
+      <w:r>
+        <w:rPr>
+          <w:noProof/>
+          <w:lang w:val="en-US"/>
+        </w:rPr>
+        <w:t xml:space="preserve">(2024). </w:t>
+      </w:r>
+      <w:r>
+        <w:rPr>
+          <w:i/>
+          <w:iCs/>
+          <w:noProof/>
+          <w:lang w:val="en-US"/>
+        </w:rPr>
+        <w:t>Implementation guide to the routine health information system toolkit.</w:t>
+      </w:r>
+      <w:r>
+        <w:rPr>
+          <w:noProof/>
+          <w:lang w:val="en-US"/>
+        </w:rPr>
+        <w:t xml:space="preserve"> </w:t>
+      </w:r>
+      <w:r>
+        <w:rPr>
+          <w:noProof/>
+        </w:rPr>
+        <w:t>Organización Mundial de la Salud. Obtenido de https://www.who.int/publications/i/item/9789240089204</w:t>
+      </w:r>
+    </w:p>
+    <w:p>
+      <w:pPr>
+        <w:pStyle w:val="Bibliografa"/>
+        <w:ind w:left="720" w:hanging="720"/>
+        <w:rPr>
+          <w:noProof/>
+        </w:rPr>
+      </w:pPr>
+      <w:r>
+        <w:rPr>
+          <w:noProof/>
+        </w:rPr>
+        <w:t xml:space="preserve">Organización Mundial de la Salud. </w:t>
+      </w:r>
+      <w:r>
+        <w:rPr>
+          <w:noProof/>
+          <w:lang w:val="en-US"/>
+        </w:rPr>
+        <w:t xml:space="preserve">(2025). </w:t>
+      </w:r>
+      <w:r>
+        <w:rPr>
+          <w:i/>
+          <w:iCs/>
+          <w:noProof/>
+          <w:lang w:val="en-US"/>
+        </w:rPr>
+        <w:t>Strategy for optimizing national routine health information systems: Strengthening routine health information systems to deliver primary health care and universal health coverage.</w:t>
+      </w:r>
+      <w:r>
+        <w:rPr>
+          <w:noProof/>
+          <w:lang w:val="en-US"/>
+        </w:rPr>
+        <w:t xml:space="preserve"> </w:t>
+      </w:r>
+      <w:r>
+        <w:rPr>
+          <w:noProof/>
+        </w:rPr>
+        <w:t>Organización Mundial de la Salud. Obtenido de https://www.who.int/publications/i/item/9789240087163</w:t>
+      </w:r>
+    </w:p>
+    <w:p>
+      <w:pPr>
+        <w:pStyle w:val="Bibliografa"/>
+        <w:ind w:left="720" w:hanging="720"/>
+        <w:rPr>
+          <w:noProof/>
+        </w:rPr>
+      </w:pPr>
+      <w:r>
+        <w:rPr>
+          <w:noProof/>
+        </w:rPr>
+        <w:t xml:space="preserve">Organización Mundial de la Salud. </w:t>
+      </w:r>
+      <w:r>
+        <w:rPr>
+          <w:noProof/>
+          <w:lang w:val="en-US"/>
+        </w:rPr>
+        <w:t xml:space="preserve">(2025). </w:t>
+      </w:r>
+      <w:r>
+        <w:rPr>
+          <w:i/>
+          <w:iCs/>
+          <w:noProof/>
+          <w:lang w:val="en-US"/>
+        </w:rPr>
+        <w:t>Vaccines and immunization: What is vaccination?</w:t>
+      </w:r>
+      <w:r>
+        <w:rPr>
+          <w:noProof/>
+          <w:lang w:val="en-US"/>
+        </w:rPr>
+        <w:t xml:space="preserve"> </w:t>
+      </w:r>
+      <w:r>
+        <w:rPr>
+          <w:noProof/>
+        </w:rPr>
+        <w:t>Obtenido de https://www.who.int/news-room/questions-and-answers/item/vaccines-and-immunization-what-is-vaccination</w:t>
+      </w:r>
+    </w:p>
+    <w:p>
+      <w:pPr>
+        <w:pStyle w:val="Bibliografa"/>
+        <w:ind w:left="720" w:hanging="720"/>
+        <w:rPr>
+          <w:noProof/>
+        </w:rPr>
+      </w:pPr>
+      <w:r>
+        <w:rPr>
+          <w:noProof/>
+        </w:rPr>
+        <w:lastRenderedPageBreak/>
+        <w:t xml:space="preserve">Organización Mundial de la Salud. </w:t>
+      </w:r>
+      <w:r>
+        <w:rPr>
+          <w:noProof/>
+          <w:lang w:val="en-US"/>
+        </w:rPr>
+        <w:t xml:space="preserve">(s.f.). </w:t>
+      </w:r>
+      <w:r>
+        <w:rPr>
+          <w:i/>
+          <w:iCs/>
+          <w:noProof/>
+          <w:lang w:val="en-US"/>
+        </w:rPr>
+        <w:t>Administrative method: Immunization coverage</w:t>
+      </w:r>
+      <w:r>
+        <w:rPr>
+          <w:noProof/>
+          <w:lang w:val="en-US"/>
+        </w:rPr>
+        <w:t xml:space="preserve">. </w:t>
+      </w:r>
+      <w:r>
+        <w:rPr>
+          <w:noProof/>
+        </w:rPr>
+        <w:t>Obtenido de https://www.who.int/teams/immunization-vaccines-and-biologicals/immunization-analysis-and-insights/global-monitoring/immunization-coverage/administrative-method</w:t>
+      </w:r>
+    </w:p>
+    <w:p>
+      <w:pPr>
+        <w:pStyle w:val="Bibliografa"/>
+        <w:ind w:left="720" w:hanging="720"/>
+        <w:rPr>
+          <w:noProof/>
+        </w:rPr>
+      </w:pPr>
+      <w:r>
+        <w:rPr>
+          <w:noProof/>
+        </w:rPr>
+        <w:t xml:space="preserve">Organización Mundial de la Salud. </w:t>
+      </w:r>
+      <w:r>
+        <w:rPr>
+          <w:noProof/>
+          <w:lang w:val="en-US"/>
+        </w:rPr>
+        <w:t xml:space="preserve">(s.f.). </w:t>
+      </w:r>
+      <w:r>
+        <w:rPr>
+          <w:i/>
+          <w:iCs/>
+          <w:noProof/>
+          <w:lang w:val="en-US"/>
+        </w:rPr>
+        <w:t>Health Service Data</w:t>
+      </w:r>
+      <w:r>
+        <w:rPr>
+          <w:noProof/>
+          <w:lang w:val="en-US"/>
+        </w:rPr>
+        <w:t xml:space="preserve">. </w:t>
+      </w:r>
+      <w:r>
+        <w:rPr>
+          <w:noProof/>
+        </w:rPr>
+        <w:t>Obtenido de https://www.who.int/data/data-collection-tools/health-service-data/</w:t>
+      </w:r>
+    </w:p>
+    <w:p>
+      <w:pPr>
+        <w:pStyle w:val="Bibliografa"/>
+        <w:ind w:left="720" w:hanging="720"/>
+        <w:rPr>
+          <w:noProof/>
+        </w:rPr>
+      </w:pPr>
+      <w:r>
+        <w:rPr>
+          <w:noProof/>
+        </w:rPr>
+        <w:t xml:space="preserve">Organización Mundial de la Salud. </w:t>
+      </w:r>
+      <w:r>
+        <w:rPr>
+          <w:noProof/>
+          <w:lang w:val="en-US"/>
+        </w:rPr>
+        <w:t xml:space="preserve">(s.f.). </w:t>
+      </w:r>
+      <w:r>
+        <w:rPr>
+          <w:i/>
+          <w:iCs/>
+          <w:noProof/>
+          <w:lang w:val="en-US"/>
+        </w:rPr>
+        <w:t>IA2030 IG 3.1: Vaccination coverage across the life course (DTP3, MCV2, PCV3, HPVc)</w:t>
+      </w:r>
+      <w:r>
+        <w:rPr>
+          <w:noProof/>
+          <w:lang w:val="en-US"/>
+        </w:rPr>
+        <w:t xml:space="preserve">. </w:t>
+      </w:r>
+      <w:r>
+        <w:rPr>
+          <w:noProof/>
+        </w:rPr>
+        <w:t>Obtenido de https://www.who.int/data/gho/indicator-metadata-registry/imr-details/7791</w:t>
+      </w:r>
+    </w:p>
+    <w:p>
+      <w:pPr>
+        <w:pStyle w:val="Bibliografa"/>
+        <w:ind w:left="720" w:hanging="720"/>
+        <w:rPr>
+          <w:noProof/>
+        </w:rPr>
+      </w:pPr>
+      <w:r>
+        <w:rPr>
+          <w:noProof/>
+        </w:rPr>
+        <w:t xml:space="preserve">Organización Mundial de la Salud. </w:t>
+      </w:r>
+      <w:r>
+        <w:rPr>
+          <w:noProof/>
+          <w:lang w:val="en-US"/>
+        </w:rPr>
+        <w:t xml:space="preserve">(s.f.). </w:t>
+      </w:r>
+      <w:r>
+        <w:rPr>
+          <w:i/>
+          <w:iCs/>
+          <w:noProof/>
+          <w:lang w:val="en-US"/>
+        </w:rPr>
+        <w:t>Subnational immunization coverage data</w:t>
+      </w:r>
+      <w:r>
+        <w:rPr>
+          <w:noProof/>
+          <w:lang w:val="en-US"/>
+        </w:rPr>
+        <w:t xml:space="preserve">. </w:t>
+      </w:r>
+      <w:r>
+        <w:rPr>
+          <w:noProof/>
+        </w:rPr>
+        <w:t>Obtenido de https://www.who.int/teams/immunization-vaccines-and-biologicals/immunization-analysis-and-insights/global-monitoring/immunization-coverage/subnational-immunization-coverage-data</w:t>
+      </w:r>
+    </w:p>
+    <w:p>
+      <w:pPr>
+        <w:pStyle w:val="Bibliografa"/>
+        <w:ind w:left="720" w:hanging="720"/>
+        <w:rPr>
+          <w:noProof/>
+        </w:rPr>
+      </w:pPr>
+      <w:r>
+        <w:rPr>
+          <w:noProof/>
+        </w:rPr>
+        <w:t xml:space="preserve">Organización Mundial de la Salud. </w:t>
+      </w:r>
+      <w:r>
+        <w:rPr>
+          <w:noProof/>
+          <w:lang w:val="en-US"/>
+        </w:rPr>
+        <w:t xml:space="preserve">(s.f.). </w:t>
+      </w:r>
+      <w:r>
+        <w:rPr>
+          <w:i/>
+          <w:iCs/>
+          <w:noProof/>
+          <w:lang w:val="en-US"/>
+        </w:rPr>
+        <w:t>Toolkit for Routine Health Information Systems data</w:t>
+      </w:r>
+      <w:r>
+        <w:rPr>
+          <w:noProof/>
+          <w:lang w:val="en-US"/>
+        </w:rPr>
+        <w:t xml:space="preserve">. </w:t>
+      </w:r>
+      <w:r>
+        <w:rPr>
+          <w:noProof/>
+        </w:rPr>
+        <w:t>Obtenido de https://www.who.int/data/data-collection-tools/health-service-data/toolkit-for-routine-health-information-system-data</w:t>
+      </w:r>
+    </w:p>
+    <w:p>
+      <w:pPr>
+        <w:pStyle w:val="Bibliografa"/>
+        <w:ind w:left="720" w:hanging="720"/>
+        <w:rPr>
+          <w:noProof/>
+        </w:rPr>
+      </w:pPr>
+      <w:r>
+        <w:rPr>
+          <w:noProof/>
+        </w:rPr>
+        <w:t xml:space="preserve">Organización Mundial de la Salud. </w:t>
+      </w:r>
+      <w:r>
+        <w:rPr>
+          <w:noProof/>
+          <w:lang w:val="en-US"/>
+        </w:rPr>
+        <w:t xml:space="preserve">(s.f.). </w:t>
+      </w:r>
+      <w:r>
+        <w:rPr>
+          <w:i/>
+          <w:iCs/>
+          <w:noProof/>
+          <w:lang w:val="en-US"/>
+        </w:rPr>
+        <w:t>Vaccines and immunization</w:t>
+      </w:r>
+      <w:r>
+        <w:rPr>
+          <w:noProof/>
+          <w:lang w:val="en-US"/>
+        </w:rPr>
+        <w:t xml:space="preserve">. </w:t>
+      </w:r>
+      <w:r>
+        <w:rPr>
+          <w:noProof/>
+        </w:rPr>
+        <w:t>Obtenido de https://www.who.int/health-topics/vaccines-and-immunization</w:t>
+      </w:r>
+    </w:p>
+    <w:p>
+      <w:pPr>
+        <w:pStyle w:val="Bibliografa"/>
+        <w:ind w:left="720" w:hanging="720"/>
+        <w:rPr>
+          <w:noProof/>
+        </w:rPr>
+      </w:pPr>
+      <w:r>
+        <w:rPr>
+          <w:noProof/>
+        </w:rPr>
+        <w:t xml:space="preserve">Organización Mundial de la Salud. </w:t>
+      </w:r>
+      <w:r>
+        <w:rPr>
+          <w:noProof/>
+          <w:lang w:val="en-US"/>
+        </w:rPr>
+        <w:t xml:space="preserve">(s.f.). </w:t>
+      </w:r>
+      <w:r>
+        <w:rPr>
+          <w:i/>
+          <w:iCs/>
+          <w:noProof/>
+          <w:lang w:val="en-US"/>
+        </w:rPr>
+        <w:t>WHO Toolkit for Routine Health Information Systems Data: Modules</w:t>
+      </w:r>
+      <w:r>
+        <w:rPr>
+          <w:noProof/>
+          <w:lang w:val="en-US"/>
+        </w:rPr>
+        <w:t xml:space="preserve">. </w:t>
+      </w:r>
+      <w:r>
+        <w:rPr>
+          <w:noProof/>
+        </w:rPr>
+        <w:t>Obtenido de https://www.who.int/data/data-collection-tools/health-service-data/toolkit-for-routine-health-information-system-data/modules</w:t>
+      </w:r>
+    </w:p>
+    <w:p>
+      <w:pPr>
+        <w:pStyle w:val="Bibliografa"/>
+        <w:ind w:left="720" w:hanging="720"/>
+        <w:rPr>
+          <w:noProof/>
+        </w:rPr>
+      </w:pPr>
+      <w:r>
+        <w:rPr>
+          <w:noProof/>
+        </w:rPr>
+        <w:t xml:space="preserve">Organización Panamericana de la Salud. (2020). </w:t>
+      </w:r>
+      <w:r>
+        <w:rPr>
+          <w:i/>
+          <w:iCs/>
+          <w:noProof/>
+        </w:rPr>
+        <w:t>Ministerio de Salud Pública con apoyo de OPS/OMS lanza las primeras redes de telemedicina en tiempo real de Guatemala</w:t>
+      </w:r>
+      <w:r>
+        <w:rPr>
+          <w:noProof/>
+        </w:rPr>
+        <w:t>. Obtenido de https://www.paho.org/es/noticias/10-12-2020-ministerio-salud-publica-con-apoyo-opsoms-lanza-primeras-redes-telemedicina</w:t>
+      </w:r>
+    </w:p>
+    <w:p>
+      <w:pPr>
+        <w:pStyle w:val="Bibliografa"/>
+        <w:ind w:left="720" w:hanging="720"/>
+        <w:rPr>
+          <w:noProof/>
+        </w:rPr>
+      </w:pPr>
+      <w:r>
+        <w:rPr>
+          <w:noProof/>
+        </w:rPr>
+        <w:t xml:space="preserve">Organización Panamericana de la Salud. (2020). </w:t>
+      </w:r>
+      <w:r>
+        <w:rPr>
+          <w:i/>
+          <w:iCs/>
+          <w:noProof/>
+        </w:rPr>
+        <w:t>ONU y OPS/OMS entregan equipo de cómputo para fortalecer el manejo y acceso a la información de las Direcciones de Área de Salud del país</w:t>
+      </w:r>
+      <w:r>
+        <w:rPr>
+          <w:noProof/>
+        </w:rPr>
+        <w:t>. Obtenido de https://www.paho.org/es/noticias/8-9-2020-onu-opsoms-entregan-equipo-computo-para-fortalecer-manejo-acceso-informacion</w:t>
+      </w:r>
+    </w:p>
+    <w:p>
+      <w:pPr>
+        <w:pStyle w:val="Bibliografa"/>
+        <w:ind w:left="720" w:hanging="720"/>
+        <w:rPr>
+          <w:noProof/>
+        </w:rPr>
+      </w:pPr>
+      <w:r>
+        <w:rPr>
+          <w:noProof/>
+        </w:rPr>
+        <w:t xml:space="preserve">Organización Panamericana de la Salud. (2023). </w:t>
+      </w:r>
+      <w:r>
+        <w:rPr>
+          <w:i/>
+          <w:iCs/>
+          <w:noProof/>
+        </w:rPr>
+        <w:t>Lanzamiento del Tablero de Coberturas de Vacunación de Guatemala</w:t>
+      </w:r>
+      <w:r>
+        <w:rPr>
+          <w:noProof/>
+        </w:rPr>
+        <w:t>. Obtenido de https://www.paho.org/es/noticias/9-5-2023-lanzamiento-tablero-coberturas-vacunacion-guatemala</w:t>
+      </w:r>
+    </w:p>
+    <w:p>
+      <w:pPr>
+        <w:pStyle w:val="Bibliografa"/>
+        <w:ind w:left="720" w:hanging="720"/>
+        <w:rPr>
+          <w:noProof/>
+        </w:rPr>
+      </w:pPr>
+      <w:r>
+        <w:rPr>
+          <w:noProof/>
+        </w:rPr>
+        <w:t xml:space="preserve">Organización Panamericana de la Salud. (2024). </w:t>
+      </w:r>
+      <w:r>
+        <w:rPr>
+          <w:i/>
+          <w:iCs/>
+          <w:noProof/>
+        </w:rPr>
+        <w:t>Ministerio de Salud automatiza Programa Ampliado de Inmunizaciones</w:t>
+      </w:r>
+      <w:r>
+        <w:rPr>
+          <w:noProof/>
+        </w:rPr>
+        <w:t>. Obtenido de https://www.paho.org/en/node/96676</w:t>
+      </w:r>
+    </w:p>
+    <w:p>
+      <w:pPr>
+        <w:pStyle w:val="Bibliografa"/>
+        <w:ind w:left="720" w:hanging="720"/>
+        <w:rPr>
+          <w:noProof/>
+        </w:rPr>
+      </w:pPr>
+      <w:r>
+        <w:rPr>
+          <w:noProof/>
+        </w:rPr>
+        <w:t xml:space="preserve">Organización Panamericana de la Salud. (2025). </w:t>
+      </w:r>
+      <w:r>
+        <w:rPr>
+          <w:i/>
+          <w:iCs/>
+          <w:noProof/>
+        </w:rPr>
+        <w:t>Fortalecimiento de capacidades locales en epidemiología para el control de enfermedades</w:t>
+      </w:r>
+      <w:r>
+        <w:rPr>
+          <w:noProof/>
+        </w:rPr>
+        <w:t>. Obtenido de https://www.paho.org/es/noticias/27-2-2025-fortalecimiento-capacidades-locales-epidemiologia-para-control-enfermedades</w:t>
+      </w:r>
+    </w:p>
+    <w:p>
+      <w:pPr>
+        <w:pStyle w:val="Bibliografa"/>
+        <w:ind w:left="720" w:hanging="720"/>
+        <w:rPr>
+          <w:noProof/>
+        </w:rPr>
+      </w:pPr>
+      <w:r>
+        <w:rPr>
+          <w:noProof/>
+        </w:rPr>
+        <w:lastRenderedPageBreak/>
+        <w:t xml:space="preserve">Organización Panamericana de la Salud. </w:t>
+      </w:r>
+      <w:r>
+        <w:rPr>
+          <w:noProof/>
+          <w:lang w:val="en-US"/>
+        </w:rPr>
+        <w:t xml:space="preserve">(2025). </w:t>
+      </w:r>
+      <w:r>
+        <w:rPr>
+          <w:i/>
+          <w:iCs/>
+          <w:noProof/>
+          <w:lang w:val="en-US"/>
+        </w:rPr>
+        <w:t>PAHO promotes digital innovation to improve vaccination recordkeeping in communities with limited connectivity</w:t>
+      </w:r>
+      <w:r>
+        <w:rPr>
+          <w:noProof/>
+          <w:lang w:val="en-US"/>
+        </w:rPr>
+        <w:t xml:space="preserve">. </w:t>
+      </w:r>
+      <w:r>
+        <w:rPr>
+          <w:noProof/>
+        </w:rPr>
+        <w:t>Obtenido de https://www.paho.org/en/news/5-11-2025-paho-promotes-digital-innovation-improve-vaccination-recordkeeping-communities</w:t>
+      </w:r>
+    </w:p>
+    <w:p>
+      <w:pPr>
+        <w:pStyle w:val="Bibliografa"/>
+        <w:ind w:left="720" w:hanging="720"/>
+        <w:rPr>
+          <w:noProof/>
+        </w:rPr>
+      </w:pPr>
+      <w:r>
+        <w:rPr>
+          <w:noProof/>
+        </w:rPr>
+        <w:t xml:space="preserve">Organización Panamericana de la Salud. (s.f.). </w:t>
+      </w:r>
+      <w:r>
+        <w:rPr>
+          <w:i/>
+          <w:iCs/>
+          <w:noProof/>
+        </w:rPr>
+        <w:t>Inmunización</w:t>
+      </w:r>
+      <w:r>
+        <w:rPr>
+          <w:noProof/>
+        </w:rPr>
+        <w:t>. Obtenido de https://www.paho.org/es/temas/inmunizacion</w:t>
+      </w:r>
+    </w:p>
+    <w:p>
+      <w:pPr>
+        <w:pStyle w:val="Bibliografa"/>
+        <w:ind w:left="720" w:hanging="720"/>
+        <w:rPr>
+          <w:noProof/>
+        </w:rPr>
+      </w:pPr>
+      <w:r>
+        <w:rPr>
+          <w:noProof/>
+        </w:rPr>
+        <w:t xml:space="preserve">Organización Panamericana de la Salud. (s.f.). </w:t>
+      </w:r>
+      <w:r>
+        <w:rPr>
+          <w:i/>
+          <w:iCs/>
+          <w:noProof/>
+        </w:rPr>
+        <w:t>Red Impulsora de las Redes Integradas de Servicios de Salud (Impulsa-RISS)</w:t>
+      </w:r>
+      <w:r>
+        <w:rPr>
+          <w:noProof/>
+        </w:rPr>
+        <w:t>. Obtenido de https://www.paho.org/es/red-impulsora-redes-integradas-servicios-salud-impulsa-riss</w:t>
+      </w:r>
+    </w:p>
+    <w:p>
+      <w:pPr>
+        <w:pStyle w:val="Bibliografa"/>
+        <w:ind w:left="720" w:hanging="720"/>
+        <w:rPr>
+          <w:noProof/>
+        </w:rPr>
+      </w:pPr>
+      <w:r>
+        <w:rPr>
+          <w:noProof/>
+        </w:rPr>
+        <w:t xml:space="preserve">Presidencia de la República de Guatemala. (2023). </w:t>
+      </w:r>
+      <w:r>
+        <w:rPr>
+          <w:i/>
+          <w:iCs/>
+          <w:noProof/>
+        </w:rPr>
+        <w:t>Acuerdo Gubernativo Número 59-2023: Reglamento Orgánico Interno del Ministerio de Salud Pública y Asistencia Social.</w:t>
+      </w:r>
+      <w:r>
+        <w:rPr>
+          <w:noProof/>
+        </w:rPr>
+        <w:t xml:space="preserve"> Presidencia de la República de Guatemala. Obtenido de https://medicamentos.mspas.gob.gt/index.php/legislacion-vigente/acuerdos?limitstart=0</w:t>
+      </w:r>
+    </w:p>
+    <w:p>
+      <w:pPr>
+        <w:pStyle w:val="Bibliografa"/>
+        <w:ind w:left="720" w:hanging="720"/>
+        <w:rPr>
+          <w:noProof/>
+        </w:rPr>
+      </w:pPr>
+      <w:r>
+        <w:rPr>
+          <w:noProof/>
+          <w:lang w:val="en-US"/>
+        </w:rPr>
+        <w:t xml:space="preserve">React. (s.f.). </w:t>
+      </w:r>
+      <w:r>
+        <w:rPr>
+          <w:i/>
+          <w:iCs/>
+          <w:noProof/>
+          <w:lang w:val="en-US"/>
+        </w:rPr>
+        <w:t>Describing the UI</w:t>
+      </w:r>
+      <w:r>
+        <w:rPr>
+          <w:noProof/>
+          <w:lang w:val="en-US"/>
+        </w:rPr>
+        <w:t xml:space="preserve">. </w:t>
+      </w:r>
+      <w:r>
+        <w:rPr>
+          <w:noProof/>
+        </w:rPr>
+        <w:t>Obtenido de https://react.dev/learn/describing-the-ui</w:t>
+      </w:r>
+    </w:p>
+    <w:p>
+      <w:pPr>
+        <w:pStyle w:val="Bibliografa"/>
+        <w:ind w:left="720" w:hanging="720"/>
+        <w:rPr>
+          <w:noProof/>
+        </w:rPr>
+      </w:pPr>
+      <w:r>
+        <w:rPr>
+          <w:noProof/>
+        </w:rPr>
+        <w:t xml:space="preserve">Schwaber, K., &amp; Sutherland, J. (2020). </w:t>
+      </w:r>
+      <w:r>
+        <w:rPr>
+          <w:i/>
+          <w:iCs/>
+          <w:noProof/>
+        </w:rPr>
+        <w:t>La Guía de Scrum: La guía definitiva de Scrum: Las reglas del juego.</w:t>
+      </w:r>
+      <w:r>
+        <w:rPr>
+          <w:noProof/>
+        </w:rPr>
+        <w:t xml:space="preserve"> Scrum Guides. Obtenido de https://scrumguides.org/</w:t>
+      </w:r>
+    </w:p>
+    <w:p>
+      <w:pPr>
+        <w:pStyle w:val="Bibliografa"/>
+        <w:ind w:left="720" w:hanging="720"/>
+        <w:rPr>
+          <w:noProof/>
+        </w:rPr>
+      </w:pPr>
+      <w:r>
+        <w:rPr>
+          <w:noProof/>
+        </w:rPr>
+        <w:t xml:space="preserve">Scrum.org. (s.f.). </w:t>
+      </w:r>
+      <w:r>
+        <w:rPr>
+          <w:i/>
+          <w:iCs/>
+          <w:noProof/>
+        </w:rPr>
+        <w:t>Product Backlog Refinement</w:t>
+      </w:r>
+      <w:r>
+        <w:rPr>
+          <w:noProof/>
+        </w:rPr>
+        <w:t>. Obtenido de https://www.scrum.org/resources/product-backlog-refinement</w:t>
+      </w:r>
+    </w:p>
+    <w:p>
+      <w:pPr>
+        <w:pStyle w:val="Bibliografa"/>
+        <w:ind w:left="720" w:hanging="720"/>
+        <w:rPr>
+          <w:noProof/>
+        </w:rPr>
+      </w:pPr>
+      <w:r>
+        <w:rPr>
+          <w:noProof/>
+        </w:rPr>
+        <w:t xml:space="preserve">Secretaría de Coordinación Ejecutiva de la Presidencia. (2023). </w:t>
+      </w:r>
+      <w:r>
+        <w:rPr>
+          <w:i/>
+          <w:iCs/>
+          <w:noProof/>
+        </w:rPr>
+        <w:t>Caracterización municipal: San Marcos.</w:t>
+      </w:r>
+      <w:r>
+        <w:rPr>
+          <w:noProof/>
+        </w:rPr>
+        <w:t xml:space="preserve"> Gobierno de Guatemala.</w:t>
+      </w:r>
+    </w:p>
+    <w:p>
+      <w:pPr>
+        <w:pStyle w:val="Bibliografa"/>
+        <w:ind w:left="720" w:hanging="720"/>
+        <w:rPr>
+          <w:noProof/>
+        </w:rPr>
+      </w:pPr>
+      <w:r>
+        <w:rPr>
+          <w:noProof/>
+        </w:rPr>
+        <w:t xml:space="preserve">Secretaría de Planificación y Programación de la Presidencia. (2010). </w:t>
+      </w:r>
+      <w:r>
+        <w:rPr>
+          <w:i/>
+          <w:iCs/>
+          <w:noProof/>
+        </w:rPr>
+        <w:t>Plan de Desarrollo Departamental de San Marcos.</w:t>
+      </w:r>
+      <w:r>
+        <w:rPr>
+          <w:noProof/>
+        </w:rPr>
+        <w:t xml:space="preserve"> SEGEPLAN.</w:t>
+      </w:r>
+    </w:p>
+    <w:p>
+      <w:pPr>
+        <w:pStyle w:val="Bibliografa"/>
+        <w:ind w:left="720" w:hanging="720"/>
+        <w:rPr>
+          <w:noProof/>
+        </w:rPr>
+      </w:pPr>
+      <w:r>
+        <w:rPr>
+          <w:noProof/>
+        </w:rPr>
+        <w:t xml:space="preserve">Secretaría de Planificación y Programación de la Presidencia. (2022). </w:t>
+      </w:r>
+      <w:r>
+        <w:rPr>
+          <w:i/>
+          <w:iCs/>
+          <w:noProof/>
+        </w:rPr>
+        <w:t>Informe técnico de las variables a considerar para la construcción y equipamiento del Centro Comunitario de Aldea San Andrés Cheoj, municipio de Sibinal, departamento de San Marcos.</w:t>
+      </w:r>
+      <w:r>
+        <w:rPr>
+          <w:noProof/>
+        </w:rPr>
+        <w:t xml:space="preserve"> Sistema Nacional de Inversión Pública. Obtenido de https://snip.segeplan.gob.gt/share/SCHE%24SINIP/OTROS_DOCUMENTOS/278352-WTGNXSWRUY.pdf</w:t>
+      </w:r>
+    </w:p>
+    <w:p>
+      <w:pPr>
+        <w:pStyle w:val="Bibliografa"/>
+        <w:ind w:left="720" w:hanging="720"/>
+        <w:rPr>
+          <w:noProof/>
+        </w:rPr>
+      </w:pPr>
+      <w:r>
+        <w:rPr>
+          <w:noProof/>
+        </w:rPr>
+        <w:t xml:space="preserve">Secretaría de Planificación y Programación de la Presidencia. (2026). </w:t>
+      </w:r>
+      <w:r>
+        <w:rPr>
+          <w:i/>
+          <w:iCs/>
+          <w:noProof/>
+        </w:rPr>
+        <w:t>Construcción puesto de salud Aldea Champollap, San Pedro Sacatepéquez, San Marcos.</w:t>
+      </w:r>
+      <w:r>
+        <w:rPr>
+          <w:noProof/>
+        </w:rPr>
+        <w:t xml:space="preserve"> Sistema Nacional de Inversión Pública. Obtenido de https://sistemas.segeplan.gob.gt/share/SCHE%24SINIP/OTROS_DOCUMENTOS/333600-BPOCEFWRIG.pdf</w:t>
+      </w:r>
+    </w:p>
+    <w:p>
+      <w:pPr>
+        <w:pStyle w:val="Bibliografa"/>
+        <w:ind w:left="720" w:hanging="720"/>
+        <w:rPr>
+          <w:noProof/>
+        </w:rPr>
+      </w:pPr>
+      <w:r>
+        <w:rPr>
+          <w:noProof/>
+        </w:rPr>
+        <w:t xml:space="preserve">Sistema de Información Gerencial de Salud. (s.f.). </w:t>
+      </w:r>
+      <w:r>
+        <w:rPr>
+          <w:i/>
+          <w:iCs/>
+          <w:noProof/>
+        </w:rPr>
+        <w:t>Qué es SIGSA</w:t>
+      </w:r>
+      <w:r>
+        <w:rPr>
+          <w:noProof/>
+        </w:rPr>
+        <w:t>. Obtenido de https://sigsa.mspas.gob.gt/sigsa/que-es-sigsa</w:t>
+      </w:r>
+    </w:p>
+    <w:p>
+      <w:pPr>
+        <w:pStyle w:val="Bibliografa"/>
+        <w:ind w:left="720" w:hanging="720"/>
+        <w:rPr>
+          <w:noProof/>
+          <w:lang w:val="en-US"/>
+        </w:rPr>
+      </w:pPr>
+      <w:r>
+        <w:rPr>
+          <w:noProof/>
+          <w:lang w:val="en-US"/>
+        </w:rPr>
+        <w:t xml:space="preserve">Sommerville, I. (2011). </w:t>
+      </w:r>
+      <w:r>
+        <w:rPr>
+          <w:i/>
+          <w:iCs/>
+          <w:noProof/>
+          <w:lang w:val="en-US"/>
+        </w:rPr>
+        <w:t>Software engineering.</w:t>
+      </w:r>
+      <w:r>
+        <w:rPr>
+          <w:noProof/>
+          <w:lang w:val="en-US"/>
+        </w:rPr>
+        <w:t xml:space="preserve"> Pearson.</w:t>
+      </w:r>
+    </w:p>
+    <w:p>
+      <w:pPr>
+        <w:pStyle w:val="Bibliografa"/>
+        <w:ind w:left="720" w:hanging="720"/>
+        <w:rPr>
+          <w:noProof/>
+        </w:rPr>
+      </w:pPr>
+      <w:r>
+        <w:rPr>
+          <w:noProof/>
+        </w:rPr>
+        <w:lastRenderedPageBreak/>
+        <w:t xml:space="preserve">Tucto Pinedo, D. (2019). </w:t>
+      </w:r>
+      <w:r>
+        <w:rPr>
+          <w:i/>
+          <w:iCs/>
+          <w:noProof/>
+        </w:rPr>
+        <w:t>Sistema de vigilancia y control y su influencia en el proceso de la toma de decisiones para el tratamiento del vector Aedes aegypti en la Dirección Regional de Salud de San Martín.</w:t>
+      </w:r>
+      <w:r>
+        <w:rPr>
+          <w:noProof/>
+        </w:rPr>
+        <w:t xml:space="preserve"> Universidad Nacional de San Martín–Tarapoto.</w:t>
+      </w:r>
+    </w:p>
+    <w:p>
+      <w:pPr>
+        <w:pStyle w:val="Bibliografa"/>
+        <w:ind w:left="720" w:hanging="720"/>
+        <w:rPr>
+          <w:noProof/>
+        </w:rPr>
+      </w:pPr>
+      <w:r>
+        <w:rPr>
+          <w:noProof/>
+        </w:rPr>
+        <w:t xml:space="preserve">Universidad Mesoamericana, Facultad de Ingeniería. (2026). </w:t>
+      </w:r>
+      <w:r>
+        <w:rPr>
+          <w:i/>
+          <w:iCs/>
+          <w:noProof/>
+        </w:rPr>
+        <w:t>Guía de anteproyecto 2026.</w:t>
+      </w:r>
+      <w:r>
+        <w:rPr>
+          <w:noProof/>
+        </w:rPr>
+        <w:t xml:space="preserve"> Universidad Mesoamericana.</w:t>
+      </w:r>
+    </w:p>
+    <w:p>
+      <w:pPr>
+        <w:pStyle w:val="Bibliografa"/>
+        <w:ind w:left="720" w:hanging="720"/>
+        <w:rPr>
+          <w:noProof/>
+          <w:lang w:val="en-US"/>
+        </w:rPr>
+      </w:pPr>
+      <w:r>
+        <w:rPr>
+          <w:noProof/>
+          <w:lang w:val="en-US"/>
+        </w:rPr>
+        <w:t xml:space="preserve">World Wide Web Consortium. (2023). </w:t>
+      </w:r>
+      <w:r>
+        <w:rPr>
+          <w:i/>
+          <w:iCs/>
+          <w:noProof/>
+          <w:lang w:val="en-US"/>
+        </w:rPr>
+        <w:t>Web Content Accessibility Guidelines (WCAG) 2.2.</w:t>
+      </w:r>
+      <w:r>
+        <w:rPr>
+          <w:noProof/>
+          <w:lang w:val="en-US"/>
+        </w:rPr>
+        <w:t xml:space="preserve"> World Wide Web Consortium. Obtenido de https://www.w3.org/TR/2023/REC-WCAG22-20231005/</w:t>
+      </w:r>
+    </w:p>
+    <w:p>
+      <w:pPr>
+        <w:rPr>
+          <w:lang w:val="es-419" w:eastAsia="es-GT"/>
+        </w:rPr>
+      </w:pPr>
+      <w:r>
+        <w:rPr>
+          <w:lang w:val="es-419" w:eastAsia="es-GT"/>
+        </w:rPr>
+        <w:fldChar w:fldCharType="end"/>
+      </w:r>
     </w:p>
     <w:sectPr>
       <w:type w:val="oddPage"/>
@@ -34649,7 +39600,7 @@
         <w:sz w:val="20"/>
         <w:szCs w:val="20"/>
       </w:rPr>
-      <w:t>Planteamiento del problema</w:t>
+      <w:t>Antecedentes</w:t>
     </w:r>
     <w:r>
       <w:rPr>
@@ -34695,6 +39646,23 @@
         <w:iCs/>
       </w:rPr>
       <w:instrText xml:space="preserve"> STYLEREF  "Título 1"  \* MERGEFORMAT </w:instrText>
+    </w:r>
+    <w:r>
+      <w:rPr>
+        <w:rFonts w:ascii="Arial" w:hAnsi="Arial" w:cs="Arial"/>
+        <w:i/>
+        <w:iCs/>
+      </w:rPr>
+      <w:fldChar w:fldCharType="separate"/>
+    </w:r>
+    <w:r>
+      <w:rPr>
+        <w:rFonts w:ascii="Arial" w:hAnsi="Arial" w:cs="Arial"/>
+        <w:i/>
+        <w:iCs/>
+        <w:noProof/>
+      </w:rPr>
+      <w:t>BIBLIOGRAFÍA</w:t>
     </w:r>
     <w:r>
       <w:rPr>
@@ -34749,7 +39717,15 @@
         <w:iCs/>
         <w:noProof/>
       </w:rPr>
-      <w:t>Diseño</w:t>
+      <w:t>DDRISS de San Marcos y gestión de información sanitaria</w:t>
+    </w:r>
+    <w:r>
+      <w:rPr>
+        <w:i/>
+        <w:iCs/>
+        <w:noProof/>
+      </w:rPr>
+      <w:cr/>
     </w:r>
     <w:r>
       <w:rPr>
@@ -42051,6 +47027,14 @@
       <w:szCs w:val="20"/>
     </w:rPr>
   </w:style>
+  <w:style w:type="paragraph" w:styleId="Bibliografa">
+    <w:name w:val="Bibliography"/>
+    <w:basedOn w:val="Normal"/>
+    <w:next w:val="Normal"/>
+    <w:uiPriority w:val="37"/>
+    <w:unhideWhenUsed/>
+    <w:rsid w:val="00B06305"/>
+  </w:style>
 </w:styles>
 </file>
 
@@ -42372,11 +47356,1146 @@
 </file>
 
 <file path=customXml/item1.xml><?xml version="1.0" encoding="utf-8"?>
-<b:Sources xmlns:b="http://schemas.openxmlformats.org/officeDocument/2006/bibliography" xmlns="http://schemas.openxmlformats.org/officeDocument/2006/bibliography" SelectedStyle="\IEEE2006OfficeOnline.xsl" StyleName="IEEE" Version="2006"/>
+<b:Sources xmlns:b="http://schemas.openxmlformats.org/officeDocument/2006/bibliography" xmlns="http://schemas.openxmlformats.org/officeDocument/2006/bibliography" SelectedStyle="\APASixthEditionOfficeOnline.xsl" StyleName="APA" Version="6">
+  <b:Source>
+    <b:Tag>OMSFg</b:Tag>
+    <b:SourceType>InternetSite</b:SourceType>
+    <b:Guid>{936AF268-AFC4-4A1E-941D-7027DFC46AC6}</b:Guid>
+    <b:LCID>es-GT</b:LCID>
+    <b:Author>
+      <b:Author>
+        <b:Corporate>Organización Mundial de la Salud</b:Corporate>
+      </b:Author>
+    </b:Author>
+    <b:Title>WHO Toolkit for Routine Health Information Systems Data: Modules</b:Title>
+    <b:URL>https://www.who.int/data/data-collection-tools/health-service-data/toolkit-for-routine-health-information-system-data/modules</b:URL>
+    <b:RefOrder>1</b:RefOrder>
+  </b:Source>
+  <b:Source>
+    <b:Tag>Docker2026</b:Tag>
+    <b:SourceType>InternetSite</b:SourceType>
+    <b:Guid>{BB4937F0-A282-41D3-BD96-92E7F2285FA5}</b:Guid>
+    <b:LCID>es-GT</b:LCID>
+    <b:Author>
+      <b:Author>
+        <b:Corporate>Docker</b:Corporate>
+      </b:Author>
+    </b:Author>
+    <b:Title>What is Docker?</b:Title>
+    <b:Year>2026</b:Year>
+    <b:Publisher>Docker Docs</b:Publisher>
+    <b:URL>https://docs.docker.com/get-started/docker-overview/</b:URL>
+    <b:RefOrder>2</b:RefOrder>
+  </b:Source>
+  <b:Source>
+    <b:Tag>Kappel2006</b:Tag>
+    <b:SourceType>Book</b:SourceType>
+    <b:Guid>{A9A39893-C1CC-4AE7-ADDD-2ACC608EBC68}</b:Guid>
+    <b:LCID>es-GT</b:LCID>
+    <b:Author>
+      <b:Author>
+        <b:NameList>
+          <b:Person>
+            <b:Last>Kappel</b:Last>
+            <b:First>Gerti</b:First>
+          </b:Person>
+          <b:Person>
+            <b:Last>Pröll</b:Last>
+            <b:First>Birgit</b:First>
+          </b:Person>
+          <b:Person>
+            <b:Last>Reich</b:Last>
+            <b:First>Siegfried</b:First>
+          </b:Person>
+          <b:Person>
+            <b:Last>Retschitzegger</b:Last>
+            <b:First>Werner</b:First>
+          </b:Person>
+        </b:NameList>
+      </b:Author>
+    </b:Author>
+    <b:Title>Web engineering: The discipline of systematic development of web applications</b:Title>
+    <b:Year>2006</b:Year>
+    <b:City/>
+    <b:Publisher>John Wiley &amp; Sons</b:Publisher>
+    <b:RefOrder>3</b:RefOrder>
+  </b:Source>
+  <b:Source>
+    <b:Tag>W3C2023</b:Tag>
+    <b:SourceType>Report</b:SourceType>
+    <b:Guid>{98CA0EBD-06F5-4B8C-8969-95CF248871F2}</b:Guid>
+    <b:LCID>es-GT</b:LCID>
+    <b:Author>
+      <b:Author>
+        <b:Corporate>World Wide Web Consortium</b:Corporate>
+      </b:Author>
+    </b:Author>
+    <b:Title>Web Content Accessibility Guidelines (WCAG) 2.2</b:Title>
+    <b:Year>2023</b:Year>
+    <b:Institution>World Wide Web Consortium</b:Institution>
+    <b:URL>https://www.w3.org/TR/2023/REC-WCAG22-20231005/</b:URL>
+    <b:RefOrder>4</b:RefOrder>
+  </b:Source>
+  <b:Source>
+    <b:Tag>OMS2025b</b:Tag>
+    <b:SourceType>InternetSite</b:SourceType>
+    <b:Guid>{34AD56A1-4733-4ACA-9019-C7D4038E2F28}</b:Guid>
+    <b:LCID>es-GT</b:LCID>
+    <b:Author>
+      <b:Author>
+        <b:Corporate>Organización Mundial de la Salud</b:Corporate>
+      </b:Author>
+    </b:Author>
+    <b:Title>Vaccines and immunization: What is vaccination?</b:Title>
+    <b:Year>2025</b:Year>
+    <b:URL>https://www.who.int/news-room/questions-and-answers/item/vaccines-and-immunization-what-is-vaccination</b:URL>
+    <b:RefOrder>5</b:RefOrder>
+  </b:Source>
+  <b:Source>
+    <b:Tag>OMSFf</b:Tag>
+    <b:SourceType>InternetSite</b:SourceType>
+    <b:Guid>{ACADB245-E622-4A8A-A13D-01F54E52659E}</b:Guid>
+    <b:LCID>es-GT</b:LCID>
+    <b:Author>
+      <b:Author>
+        <b:Corporate>Organización Mundial de la Salud</b:Corporate>
+      </b:Author>
+    </b:Author>
+    <b:Title>Vaccines and immunization</b:Title>
+    <b:URL>https://www.who.int/health-topics/vaccines-and-immunization</b:URL>
+    <b:RefOrder>6</b:RefOrder>
+  </b:Source>
+  <b:Source>
+    <b:Tag>ExpressSF</b:Tag>
+    <b:SourceType>InternetSite</b:SourceType>
+    <b:Guid>{2582CC69-11B9-47C1-A7CE-99D8041FCB2E}</b:Guid>
+    <b:LCID>es-GT</b:LCID>
+    <b:Author>
+      <b:Author>
+        <b:Corporate>Express.js</b:Corporate>
+      </b:Author>
+    </b:Author>
+    <b:Title>Using middleware</b:Title>
+    <b:URL>https://expressjs.com/en/guide/using-middleware/</b:URL>
+    <b:RefOrder>7</b:RefOrder>
+  </b:Source>
+  <b:Source>
+    <b:Tag>OMSFe</b:Tag>
+    <b:SourceType>InternetSite</b:SourceType>
+    <b:Guid>{8FF8F293-9B9C-42C9-B335-3E305635DCCE}</b:Guid>
+    <b:LCID>es-GT</b:LCID>
+    <b:Author>
+      <b:Author>
+        <b:Corporate>Organización Mundial de la Salud</b:Corporate>
+      </b:Author>
+    </b:Author>
+    <b:Title>Toolkit for Routine Health Information Systems data</b:Title>
+    <b:URL>https://www.who.int/data/data-collection-tools/health-service-data/toolkit-for-routine-health-information-system-data</b:URL>
+    <b:RefOrder>8</b:RefOrder>
+  </b:Source>
+  <b:Source>
+    <b:Tag>OMS2023c</b:Tag>
+    <b:SourceType>Report</b:SourceType>
+    <b:Guid>{F806B564-C3BA-4667-B10C-4749D13C668F}</b:Guid>
+    <b:LCID>es-GT</b:LCID>
+    <b:Author>
+      <b:Author>
+        <b:Corporate>Organización Mundial de la Salud</b:Corporate>
+      </b:Author>
+    </b:Author>
+    <b:Title>Toolkit for analysis and use of routine health facility data: Integrated health services analysis: District and facility level</b:Title>
+    <b:Year>2023</b:Year>
+    <b:Institution>Organización Mundial de la Salud</b:Institution>
+    <b:URL>https://www.who.int/publications/i/item/9789240060616</b:URL>
+    <b:RefOrder>9</b:RefOrder>
+  </b:Source>
+  <b:Source>
+    <b:Tag>OMS2023b</b:Tag>
+    <b:SourceType>Report</b:SourceType>
+    <b:Guid>{6E38794A-B5E0-4700-BDB6-FC8D389D2DA3}</b:Guid>
+    <b:LCID>es-GT</b:LCID>
+    <b:Author>
+      <b:Author>
+        <b:Corporate>Organización Mundial de la Salud</b:Corporate>
+      </b:Author>
+    </b:Author>
+    <b:Title>Toolkit for analysis and use of routine health facility data: General principles</b:Title>
+    <b:Year>2023</b:Year>
+    <b:Institution>Organización Mundial de la Salud</b:Institution>
+    <b:URL>https://www.who.int/publications/i/item/9789240063938</b:URL>
+    <b:RefOrder>10</b:RefOrder>
+  </b:Source>
+  <b:Source>
+    <b:Tag>Mell2011</b:Tag>
+    <b:SourceType>Report</b:SourceType>
+    <b:Guid>{9EDBC5FE-A756-4CEA-A1D7-D6933F792012}</b:Guid>
+    <b:LCID>es-GT</b:LCID>
+    <b:Author>
+      <b:Author>
+        <b:NameList>
+          <b:Person>
+            <b:Last>Mell</b:Last>
+            <b:First>Peter</b:First>
+          </b:Person>
+          <b:Person>
+            <b:Last>Grance</b:Last>
+            <b:First>Timothy</b:First>
+          </b:Person>
+        </b:NameList>
+      </b:Author>
+    </b:Author>
+    <b:Title>The NIST definition of cloud computing</b:Title>
+    <b:Year>2011</b:Year>
+    <b:Institution>National Institute of Standards and Technology</b:Institution>
+    <b:URL>https://doi.org/10.6028/NIST.SP.800-145</b:URL>
+    <b:RefOrder>11</b:RefOrder>
+  </b:Source>
+  <b:Source>
+    <b:Tag>OMSFd</b:Tag>
+    <b:SourceType>InternetSite</b:SourceType>
+    <b:Guid>{E7F19119-0DB2-4050-B9DD-629A72E58E13}</b:Guid>
+    <b:LCID>es-GT</b:LCID>
+    <b:Author>
+      <b:Author>
+        <b:Corporate>Organización Mundial de la Salud</b:Corporate>
+      </b:Author>
+    </b:Author>
+    <b:Title>Subnational immunization coverage data</b:Title>
+    <b:URL>https://www.who.int/teams/immunization-vaccines-and-biologicals/immunization-analysis-and-insights/global-monitoring/immunization-coverage/subnational-immunization-coverage-data</b:URL>
+    <b:RefOrder>12</b:RefOrder>
+  </b:Source>
+  <b:Source>
+    <b:Tag>OMS2025a</b:Tag>
+    <b:SourceType>Report</b:SourceType>
+    <b:Guid>{E3D8CF49-FDDF-4DF7-B917-6741B8C366FA}</b:Guid>
+    <b:LCID>es-GT</b:LCID>
+    <b:Author>
+      <b:Author>
+        <b:Corporate>Organización Mundial de la Salud</b:Corporate>
+      </b:Author>
+    </b:Author>
+    <b:Title>Strategy for optimizing national routine health information systems: Strengthening routine health information systems to deliver primary health care and universal health coverage</b:Title>
+    <b:Year>2025</b:Year>
+    <b:Institution>Organización Mundial de la Salud</b:Institution>
+    <b:URL>https://www.who.int/publications/i/item/9789240087163</b:URL>
+    <b:RefOrder>13</b:RefOrder>
+  </b:Source>
+  <b:Source>
+    <b:Tag>Sommerville2011</b:Tag>
+    <b:SourceType>Book</b:SourceType>
+    <b:Guid>{F66B09FE-5F3F-4B1D-AC57-5BD44F996BE5}</b:Guid>
+    <b:LCID>es-GT</b:LCID>
+    <b:Author>
+      <b:Author>
+        <b:NameList>
+          <b:Person>
+            <b:Last>Sommerville</b:Last>
+            <b:First>Ian</b:First>
+          </b:Person>
+        </b:NameList>
+      </b:Author>
+    </b:Author>
+    <b:Title>Software engineering</b:Title>
+    <b:Year>2011</b:Year>
+    <b:City/>
+    <b:Publisher>Pearson</b:Publisher>
+    <b:RefOrder>14</b:RefOrder>
+  </b:Source>
+  <b:Source>
+    <b:Tag>Tucto2019</b:Tag>
+    <b:SourceType>Report</b:SourceType>
+    <b:Guid>{54CCBC02-13EC-4448-9FDC-64AE899BC6CA}</b:Guid>
+    <b:LCID>es-GT</b:LCID>
+    <b:Author>
+      <b:Author>
+        <b:NameList>
+          <b:Person>
+            <b:Last>Tucto Pinedo</b:Last>
+            <b:First>D. K.</b:First>
+          </b:Person>
+        </b:NameList>
+      </b:Author>
+    </b:Author>
+    <b:Title>Sistema de vigilancia y control y su influencia en el proceso de la toma de decisiones para el tratamiento del vector Aedes aegypti en la Dirección Regional de Salud de San Martín</b:Title>
+    <b:Year>2019</b:Year>
+    <b:Institution>Universidad Nacional de San Martín–Tarapoto</b:Institution>
+    <b:RefOrder>15</b:RefOrder>
+  </b:Source>
+  <b:Source>
+    <b:Tag>OPSSFb</b:Tag>
+    <b:SourceType>InternetSite</b:SourceType>
+    <b:Guid>{7D7295E6-FCD2-4DED-8028-68EB32965856}</b:Guid>
+    <b:LCID>es-GT</b:LCID>
+    <b:Author>
+      <b:Author>
+        <b:Corporate>Organización Panamericana de la Salud</b:Corporate>
+      </b:Author>
+    </b:Author>
+    <b:Title>Red Impulsora de las Redes Integradas de Servicios de Salud (Impulsa-RISS)</b:Title>
+    <b:URL>https://www.paho.org/es/red-impulsora-redes-integradas-servicios-salud-impulsa-riss</b:URL>
+    <b:RefOrder>16</b:RefOrder>
+  </b:Source>
+  <b:Source>
+    <b:Tag>SIGSASF</b:Tag>
+    <b:SourceType>InternetSite</b:SourceType>
+    <b:Guid>{ACBAF08A-8BEB-45CD-8DE0-1CE17C3F734F}</b:Guid>
+    <b:LCID>es-GT</b:LCID>
+    <b:Author>
+      <b:Author>
+        <b:Corporate>Sistema de Información Gerencial de Salud</b:Corporate>
+      </b:Author>
+    </b:Author>
+    <b:Title>Qué es SIGSA</b:Title>
+    <b:Publisher>Ministerio de Salud Pública y Asistencia Social</b:Publisher>
+    <b:URL>https://sigsa.mspas.gob.gt/sigsa/que-es-sigsa</b:URL>
+    <b:RefOrder>17</b:RefOrder>
+  </b:Source>
+  <b:Source>
+    <b:Tag>ScrumOrgSF</b:Tag>
+    <b:SourceType>InternetSite</b:SourceType>
+    <b:Guid>{F59C3613-0058-4954-ACAC-18D6D663A100}</b:Guid>
+    <b:LCID>es-GT</b:LCID>
+    <b:Author>
+      <b:Author>
+        <b:Corporate>Scrum.org</b:Corporate>
+      </b:Author>
+    </b:Author>
+    <b:Title>Product Backlog Refinement</b:Title>
+    <b:URL>https://www.scrum.org/resources/product-backlog-refinement</b:URL>
+    <b:RefOrder>18</b:RefOrder>
+  </b:Source>
+  <b:Source>
+    <b:Tag>SEGEPLAN2010</b:Tag>
+    <b:SourceType>Report</b:SourceType>
+    <b:Guid>{6534F83E-BD77-4E08-B5FA-8ABC6B8DBCDC}</b:Guid>
+    <b:LCID>es-GT</b:LCID>
+    <b:Author>
+      <b:Author>
+        <b:Corporate>Secretaría de Planificación y Programación de la Presidencia</b:Corporate>
+      </b:Author>
+    </b:Author>
+    <b:Title>Plan de Desarrollo Departamental de San Marcos</b:Title>
+    <b:Year>2010</b:Year>
+    <b:Institution>SEGEPLAN</b:Institution>
+    <b:RefOrder>19</b:RefOrder>
+  </b:Source>
+  <b:Source>
+    <b:Tag>DoneTonic2023</b:Tag>
+    <b:SourceType>InternetSite</b:SourceType>
+    <b:Guid>{27F43EAE-46F7-49DB-8026-CA73AD3921F2}</b:Guid>
+    <b:LCID>es-GT</b:LCID>
+    <b:Author>
+      <b:Author>
+        <b:Corporate>DoneTonic</b:Corporate>
+      </b:Author>
+    </b:Author>
+    <b:Title>Pasos para configurar tu flujo de trabajo Scrum</b:Title>
+    <b:Year>2023</b:Year>
+    <b:URL>https://donetonic.com/es/pasos-para-configurar-tu-flujo-de-trabajo-scrum/</b:URL>
+    <b:RefOrder>20</b:RefOrder>
+  </b:Source>
+  <b:Source>
+    <b:Tag>OPS2025b</b:Tag>
+    <b:SourceType>InternetSite</b:SourceType>
+    <b:Guid>{E10A206A-9C89-41FA-9388-68DCD1B06917}</b:Guid>
+    <b:LCID>es-GT</b:LCID>
+    <b:Author>
+      <b:Author>
+        <b:Corporate>Organización Panamericana de la Salud</b:Corporate>
+      </b:Author>
+    </b:Author>
+    <b:Title>PAHO promotes digital innovation to improve vaccination recordkeeping in communities with limited connectivity</b:Title>
+    <b:Year>2025</b:Year>
+    <b:URL>https://www.paho.org/en/news/5-11-2025-paho-promotes-digital-innovation-improve-vaccination-recordkeeping-communities</b:URL>
+    <b:RefOrder>21</b:RefOrder>
+  </b:Source>
+  <b:Source>
+    <b:Tag>OPS2020b</b:Tag>
+    <b:SourceType>InternetSite</b:SourceType>
+    <b:Guid>{167A4F29-54B1-4280-AFC1-E6717A924007}</b:Guid>
+    <b:LCID>es-GT</b:LCID>
+    <b:Author>
+      <b:Author>
+        <b:Corporate>Organización Panamericana de la Salud</b:Corporate>
+      </b:Author>
+    </b:Author>
+    <b:Title>ONU y OPS/OMS entregan equipo de cómputo para fortalecer el manejo y acceso a la información de las Direcciones de Área de Salud del país</b:Title>
+    <b:Year>2020</b:Year>
+    <b:URL>https://www.paho.org/es/noticias/8-9-2020-onu-opsoms-entregan-equipo-computo-para-fortalecer-manejo-acceso-informacion</b:URL>
+    <b:RefOrder>22</b:RefOrder>
+  </b:Source>
+  <b:Source>
+    <b:Tag>MSPAS2025</b:Tag>
+    <b:SourceType>Report</b:SourceType>
+    <b:Guid>{37B90243-1E7B-4F42-99C9-A805C3C7B466}</b:Guid>
+    <b:LCID>es-GT</b:LCID>
+    <b:Author>
+      <b:Author>
+        <b:Corporate>Ministerio de Salud Pública y Asistencia Social</b:Corporate>
+      </b:Author>
+    </b:Author>
+    <b:Title>Normas de Atención Integral para la Red Integrada de Servicios de Salud</b:Title>
+    <b:Year>2025</b:Year>
+    <b:Institution>Ministerio de Salud Pública y Asistencia Social</b:Institution>
+    <b:URL>https://www.mspas.gob.gt/institucional/normas-de-atencion-integral-para-la-red-integrada-de-servicios-de-salud</b:URL>
+    <b:RefOrder>23</b:RefOrder>
+  </b:Source>
+  <b:Source>
+    <b:Tag>Oracle2026</b:Tag>
+    <b:SourceType>InternetSite</b:SourceType>
+    <b:Guid>{69397D3D-F8D3-44B3-BCEE-6BEBFC3A19EE}</b:Guid>
+    <b:LCID>es-GT</b:LCID>
+    <b:Author>
+      <b:Author>
+        <b:Corporate>Oracle Corporation</b:Corporate>
+      </b:Author>
+    </b:Author>
+    <b:Title>MySQL 8.4 Reference Manual: FOREIGN KEY constraints</b:Title>
+    <b:Year>2026</b:Year>
+    <b:URL>https://dev.mysql.com/doc/refman/8.4/en/create-table-foreign-keys.html</b:URL>
+    <b:RefOrder>24</b:RefOrder>
+  </b:Source>
+  <b:Source>
+    <b:Tag>OPS2020a</b:Tag>
+    <b:SourceType>InternetSite</b:SourceType>
+    <b:Guid>{FE0FBB5F-2578-4CEE-8B4C-53395075808C}</b:Guid>
+    <b:LCID>es-GT</b:LCID>
+    <b:Author>
+      <b:Author>
+        <b:Corporate>Organización Panamericana de la Salud</b:Corporate>
+      </b:Author>
+    </b:Author>
+    <b:Title>Ministerio de Salud Pública con apoyo de OPS/OMS lanza las primeras redes de telemedicina en tiempo real de Guatemala</b:Title>
+    <b:Year>2020</b:Year>
+    <b:URL>https://www.paho.org/es/noticias/10-12-2020-ministerio-salud-publica-con-apoyo-opsoms-lanza-primeras-redes-telemedicina</b:URL>
+    <b:RefOrder>25</b:RefOrder>
+  </b:Source>
+  <b:Source>
+    <b:Tag>OPS2024</b:Tag>
+    <b:SourceType>InternetSite</b:SourceType>
+    <b:Guid>{2E545649-1307-49F7-8DAA-38FCDDB459BD}</b:Guid>
+    <b:LCID>es-GT</b:LCID>
+    <b:Author>
+      <b:Author>
+        <b:Corporate>Organización Panamericana de la Salud</b:Corporate>
+      </b:Author>
+    </b:Author>
+    <b:Title>Ministerio de Salud automatiza Programa Ampliado de Inmunizaciones</b:Title>
+    <b:Year>2024</b:Year>
+    <b:URL>https://www.paho.org/en/node/96676</b:URL>
+    <b:RefOrder>26</b:RefOrder>
+  </b:Source>
+  <b:Source>
+    <b:Tag>MSPAS2014</b:Tag>
+    <b:SourceType>Report</b:SourceType>
+    <b:Guid>{EB379EBF-696E-4B3A-89D5-04E328A7957C}</b:Guid>
+    <b:LCID>es-GT</b:LCID>
+    <b:Author>
+      <b:Author>
+        <b:Corporate>Ministerio de Salud Pública y Asistencia Social</b:Corporate>
+      </b:Author>
+    </b:Author>
+    <b:Title>Manual para el llenado de formularios SIGSA: Versión 1.0-2014</b:Title>
+    <b:Year>2014</b:Year>
+    <b:Institution>Sistema de Información Gerencial de Salud</b:Institution>
+    <b:URL>https://fliphtml5.com/jewwc/yfbt/Manual_de_llenado_de_formularios_SIGSA_%28V1.0-2014%29/</b:URL>
+    <b:RefOrder>27</b:RefOrder>
+  </b:Source>
+  <b:Source>
+    <b:Tag>PAIWEB2021</b:Tag>
+    <b:SourceType>Report</b:SourceType>
+    <b:Guid>{0296AACD-2D1E-4875-B05C-47BF0936E705}</b:Guid>
+    <b:LCID>es-GT</b:LCID>
+    <b:Author>
+      <b:Author>
+        <b:Corporate>Ministerio de Salud y Protección Social de Colombia</b:Corporate>
+      </b:Author>
+    </b:Author>
+    <b:Title>Manual de usuario módulo reportes sistema de información nominal del Programa Ampliado de Inmunizaciones PAI–PAIWEB, versión 2.0</b:Title>
+    <b:Year>2021</b:Year>
+    <b:Institution>Ministerio de Salud y Protección Social de Colombia</b:Institution>
+    <b:URL>https://www.minsalud.gov.co/sites/rid/Lists/BibliotecaDigital/RIDE/VS/PP/PAI/manual-usuario-reportes-paiweb.pdf</b:URL>
+    <b:RefOrder>28</b:RefOrder>
+  </b:Source>
+  <b:Source>
+    <b:Tag>OPS2023</b:Tag>
+    <b:SourceType>InternetSite</b:SourceType>
+    <b:Guid>{FD0FF46F-6FBB-4B0B-B409-7A18F202C163}</b:Guid>
+    <b:LCID>es-GT</b:LCID>
+    <b:Author>
+      <b:Author>
+        <b:Corporate>Organización Panamericana de la Salud</b:Corporate>
+      </b:Author>
+    </b:Author>
+    <b:Title>Lanzamiento del Tablero de Coberturas de Vacunación de Guatemala</b:Title>
+    <b:Year>2023</b:Year>
+    <b:URL>https://www.paho.org/es/noticias/9-5-2023-lanzamiento-tablero-coberturas-vacunacion-guatemala</b:URL>
+    <b:RefOrder>29</b:RefOrder>
+  </b:Source>
+  <b:Source>
+    <b:Tag>Schwaber2020</b:Tag>
+    <b:SourceType>Report</b:SourceType>
+    <b:Guid>{A5255152-BC2B-4DA6-BE09-B2E46393A475}</b:Guid>
+    <b:LCID>es-GT</b:LCID>
+    <b:Author>
+      <b:Author>
+        <b:NameList>
+          <b:Person>
+            <b:Last>Schwaber</b:Last>
+            <b:First>Ken</b:First>
+          </b:Person>
+          <b:Person>
+            <b:Last>Sutherland</b:Last>
+            <b:First>Jeff</b:First>
+          </b:Person>
+        </b:NameList>
+      </b:Author>
+    </b:Author>
+    <b:Title>La Guía de Scrum: La guía definitiva de Scrum: Las reglas del juego</b:Title>
+    <b:Year>2020</b:Year>
+    <b:Institution>Scrum Guides</b:Institution>
+    <b:URL>https://scrumguides.org/</b:URL>
+    <b:RefOrder>30</b:RefOrder>
+  </b:Source>
+  <b:Source>
+    <b:Tag>ISO2018</b:Tag>
+    <b:SourceType>Report</b:SourceType>
+    <b:Guid>{2A78CD55-28C8-421F-B2E5-CB0BF2B0E8D3}</b:Guid>
+    <b:LCID>es-GT</b:LCID>
+    <b:Author>
+      <b:Author>
+        <b:Corporate>International Organization for Standardization</b:Corporate>
+      </b:Author>
+    </b:Author>
+    <b:Title>ISO 9241-11:2018 Ergonomics of human-system interaction—Part 11: Usability: Definitions and concepts</b:Title>
+    <b:Year>2018</b:Year>
+    <b:Institution>International Organization for Standardization</b:Institution>
+    <b:URL>https://www.iso.org/standard/63500.html</b:URL>
+    <b:RefOrder>31</b:RefOrder>
+  </b:Source>
+  <b:Source>
+    <b:Tag>NodeSF</b:Tag>
+    <b:SourceType>InternetSite</b:SourceType>
+    <b:Guid>{56E675E6-E1A3-47D2-9199-087BC66C8273}</b:Guid>
+    <b:LCID>es-GT</b:LCID>
+    <b:Author>
+      <b:Author>
+        <b:Corporate>Node.js</b:Corporate>
+      </b:Author>
+    </b:Author>
+    <b:Title>Introduction to Node.js</b:Title>
+    <b:URL>https://nodejs.org/learn</b:URL>
+    <b:RefOrder>32</b:RefOrder>
+  </b:Source>
+  <b:Source>
+    <b:Tag>OWASPInputSF</b:Tag>
+    <b:SourceType>InternetSite</b:SourceType>
+    <b:Guid>{79A43374-51CC-4759-ADEA-3CE79CD34EBF}</b:Guid>
+    <b:LCID>es-GT</b:LCID>
+    <b:Author>
+      <b:Author>
+        <b:Corporate>Open Worldwide Application Security Project Foundation</b:Corporate>
+      </b:Author>
+    </b:Author>
+    <b:Title>Input Validation Cheat Sheet</b:Title>
+    <b:Publisher>OWASP Cheat Sheet Series</b:Publisher>
+    <b:URL>https://cheatsheetseries.owasp.org/cheatsheets/Input_Validation_Cheat_Sheet.html</b:URL>
+    <b:RefOrder>33</b:RefOrder>
+  </b:Source>
+  <b:Source>
+    <b:Tag>OPSSFa</b:Tag>
+    <b:SourceType>InternetSite</b:SourceType>
+    <b:Guid>{C1A798D4-647A-4D48-82FA-7F1152ABF355}</b:Guid>
+    <b:LCID>es-GT</b:LCID>
+    <b:Author>
+      <b:Author>
+        <b:Corporate>Organización Panamericana de la Salud</b:Corporate>
+      </b:Author>
+    </b:Author>
+    <b:Title>Inmunización</b:Title>
+    <b:URL>https://www.paho.org/es/temas/inmunizacion</b:URL>
+    <b:RefOrder>34</b:RefOrder>
+  </b:Source>
+  <b:Source>
+    <b:Tag>SEGEPLAN2022</b:Tag>
+    <b:SourceType>Report</b:SourceType>
+    <b:Guid>{5F7783DA-190E-448A-92B2-5B889DB4D81A}</b:Guid>
+    <b:LCID>es-GT</b:LCID>
+    <b:Author>
+      <b:Author>
+        <b:Corporate>Secretaría de Planificación y Programación de la Presidencia</b:Corporate>
+      </b:Author>
+    </b:Author>
+    <b:Title>Informe técnico de las variables a considerar para la construcción y equipamiento del Centro Comunitario de Aldea San Andrés Cheoj, municipio de Sibinal, departamento de San Marcos</b:Title>
+    <b:Year>2022</b:Year>
+    <b:Institution>Sistema Nacional de Inversión Pública</b:Institution>
+    <b:URL>https://snip.segeplan.gob.gt/share/SCHE%24SINIP/OTROS_DOCUMENTOS/278352-WTGNXSWRUY.pdf</b:URL>
+    <b:RefOrder>35</b:RefOrder>
+  </b:Source>
+  <b:Source>
+    <b:Tag>CGC2014</b:Tag>
+    <b:SourceType>Report</b:SourceType>
+    <b:Guid>{918966ED-06AA-49D1-8D71-FA143629E281}</b:Guid>
+    <b:LCID>es-GT</b:LCID>
+    <b:Author>
+      <b:Author>
+        <b:Corporate>Contraloría General de Cuentas</b:Corporate>
+      </b:Author>
+    </b:Author>
+    <b:Title>Informe de auditoría a la liquidación del presupuesto de ingresos y egresos del 1 de enero al 31 de diciembre de 2013: Entidades de la Administración Central, Tomo V/XI</b:Title>
+    <b:Year>2014</b:Year>
+    <b:Institution>Contraloría General de Cuentas</b:Institution>
+    <b:URL>https://www.contraloria.gob.gt/imagenes/i_docs/i_DAG013/archivos/Central/TOMO_V.pdf</b:URL>
+    <b:RefOrder>36</b:RefOrder>
+  </b:Source>
+  <b:Source>
+    <b:Tag>NISTSF</b:Tag>
+    <b:SourceType>InternetSite</b:SourceType>
+    <b:Guid>{3EBB09B9-CA3E-46F1-A286-20D997B79099}</b:Guid>
+    <b:LCID>es-GT</b:LCID>
+    <b:Author>
+      <b:Author>
+        <b:Corporate>National Institute of Standards and Technology</b:Corporate>
+      </b:Author>
+    </b:Author>
+    <b:Title>Information security</b:Title>
+    <b:Publisher>Computer Security Resource Center Glossary</b:Publisher>
+    <b:URL>https://csrc.nist.gov/glossary/term/information_security</b:URL>
+    <b:RefOrder>37</b:RefOrder>
+  </b:Source>
+  <b:Source>
+    <b:Tag>AGN2026</b:Tag>
+    <b:SourceType>InternetSite</b:SourceType>
+    <b:Guid>{A777412D-B3F8-4FE7-AE1B-F8E6C89FC36D}</b:Guid>
+    <b:LCID>es-GT</b:LCID>
+    <b:Author>
+      <b:Author>
+        <b:Corporate>Agencia Guatemalteca de Noticias</b:Corporate>
+      </b:Author>
+    </b:Author>
+    <b:Title>Inauguran puesto de Salud para el beneficio de más de 7 mil 600 habitantes de Nueva Esperanza, Concepción Tutuapa</b:Title>
+    <b:Year>2026</b:Year>
+    <b:URL>https://agn.gt/inauguran-puesto-de-salud-para-el-beneficio-de-mas-de-7-mil-600-habitantes-de-nueva-esperanza-concepcion-tutuapa/</b:URL>
+    <b:RefOrder>38</b:RefOrder>
+  </b:Source>
+  <b:Source>
+    <b:Tag>OMS2024</b:Tag>
+    <b:SourceType>Report</b:SourceType>
+    <b:Guid>{0F21FC65-53F8-4D6E-8897-17BBE9CD33AA}</b:Guid>
+    <b:LCID>es-GT</b:LCID>
+    <b:Author>
+      <b:Author>
+        <b:Corporate>Organización Mundial de la Salud</b:Corporate>
+      </b:Author>
+    </b:Author>
+    <b:Title>Implementation guide to the routine health information system toolkit</b:Title>
+    <b:Year>2024</b:Year>
+    <b:Institution>Organización Mundial de la Salud</b:Institution>
+    <b:URL>https://www.who.int/publications/i/item/9789240089204</b:URL>
+    <b:RefOrder>39</b:RefOrder>
+  </b:Source>
+  <b:Source>
+    <b:Tag>Castro2026</b:Tag>
+    <b:SourceType>Report</b:SourceType>
+    <b:Guid>{0C79E952-7E35-4820-8693-CD96DD2C2631}</b:Guid>
+    <b:LCID>es-GT</b:LCID>
+    <b:Author>
+      <b:Author>
+        <b:NameList>
+          <b:Person>
+            <b:Last>Castro Calderón</b:Last>
+            <b:First>P. A.</b:First>
+          </b:Person>
+        </b:NameList>
+      </b:Author>
+    </b:Author>
+    <b:Title>Implementación de un sistema web para la gestión de inventario de insumos en el Laboratorio y Banco de Sangre del Hospital Nacional de Especialidades Quirúrgicas de Villa Nueva</b:Title>
+    <b:Year>2026</b:Year>
+    <b:Institution>Universidad de San Carlos de Guatemala</b:Institution>
+    <b:URL>https://biblio.ingenieria.usac.edu.gt/tesis26/T17362.pdf</b:URL>
+    <b:RefOrder>40</b:RefOrder>
+  </b:Source>
+  <b:Source>
+    <b:Tag>OMSFc</b:Tag>
+    <b:SourceType>InternetSite</b:SourceType>
+    <b:Guid>{F9E11497-2398-4F1D-A869-DA1CE2ACD9D8}</b:Guid>
+    <b:LCID>es-GT</b:LCID>
+    <b:Author>
+      <b:Author>
+        <b:Corporate>Organización Mundial de la Salud</b:Corporate>
+      </b:Author>
+    </b:Author>
+    <b:Title>IA2030 IG 3.1: Vaccination coverage across the life course (DTP3, MCV2, PCV3, HPVc)</b:Title>
+    <b:URL>https://www.who.int/data/gho/indicator-metadata-registry/imr-details/7791</b:URL>
+    <b:RefOrder>41</b:RefOrder>
+  </b:Source>
+  <b:Source>
+    <b:Tag>Fielding2022</b:Tag>
+    <b:SourceType>Report</b:SourceType>
+    <b:Guid>{9E2B6C1C-4976-4960-984C-7B3E9BE3C94A}</b:Guid>
+    <b:LCID>es-GT</b:LCID>
+    <b:Author>
+      <b:Author>
+        <b:NameList>
+          <b:Person>
+            <b:Last>Fielding</b:Last>
+            <b:First>Roy</b:First>
+          </b:Person>
+          <b:Person>
+            <b:Last>Nottingham</b:Last>
+            <b:First>Mark</b:First>
+          </b:Person>
+          <b:Person>
+            <b:Last>Reschke</b:Last>
+            <b:First>Julian</b:First>
+          </b:Person>
+        </b:NameList>
+      </b:Author>
+    </b:Author>
+    <b:Title>HTTP semantics</b:Title>
+    <b:Year>2022</b:Year>
+    <b:Institution>RFC Editor</b:Institution>
+    <b:URL>https://www.rfc-editor.org/rfc/rfc9110.html</b:URL>
+    <b:RefOrder>42</b:RefOrder>
+  </b:Source>
+  <b:Source>
+    <b:Tag>OMSSFb</b:Tag>
+    <b:SourceType>InternetSite</b:SourceType>
+    <b:Guid>{B12B1DC9-877B-49D4-A28B-03D92B3AA5F0}</b:Guid>
+    <b:LCID>es-GT</b:LCID>
+    <b:Author>
+      <b:Author>
+        <b:Corporate>Organización Mundial de la Salud</b:Corporate>
+      </b:Author>
+    </b:Author>
+    <b:Title>Health Service Data</b:Title>
+    <b:URL>https://www.who.int/data/data-collection-tools/health-service-data/</b:URL>
+    <b:RefOrder>43</b:RefOrder>
+  </b:Source>
+  <b:Source>
+    <b:Tag>UMES2026</b:Tag>
+    <b:SourceType>Report</b:SourceType>
+    <b:Guid>{FA2D80CB-CBF2-4BC1-A29D-FCF732DB7480}</b:Guid>
+    <b:LCID>es-GT</b:LCID>
+    <b:Author>
+      <b:Author>
+        <b:Corporate>Universidad Mesoamericana, Facultad de Ingeniería</b:Corporate>
+      </b:Author>
+    </b:Author>
+    <b:Title>Guía de anteproyecto 2026</b:Title>
+    <b:Year>2026</b:Year>
+    <b:Institution>Universidad Mesoamericana</b:Institution>
+    <b:RefOrder>44</b:RefOrder>
+  </b:Source>
+  <b:Source>
+    <b:Tag>Elmasri2016</b:Tag>
+    <b:SourceType>Book</b:SourceType>
+    <b:Guid>{55592BF6-80B5-4326-B331-4CE92C817EC6}</b:Guid>
+    <b:LCID>es-GT</b:LCID>
+    <b:Author>
+      <b:Author>
+        <b:NameList>
+          <b:Person>
+            <b:Last>Elmasri</b:Last>
+            <b:First>Ramez</b:First>
+          </b:Person>
+          <b:Person>
+            <b:Last>Navathe</b:Last>
+            <b:First>Shamkant B.</b:First>
+          </b:Person>
+        </b:NameList>
+      </b:Author>
+    </b:Author>
+    <b:Title>Fundamentals of database systems</b:Title>
+    <b:Year>2016</b:Year>
+    <b:City/>
+    <b:Publisher>Pearson</b:Publisher>
+    <b:RefOrder>45</b:RefOrder>
+  </b:Source>
+  <b:Source>
+    <b:Tag>Dumas2018</b:Tag>
+    <b:SourceType>Book</b:SourceType>
+    <b:Guid>{16303E17-E4CC-41DD-BC68-AF57BAE34FDA}</b:Guid>
+    <b:LCID>es-GT</b:LCID>
+    <b:Author>
+      <b:Author>
+        <b:NameList>
+          <b:Person>
+            <b:Last>Dumas</b:Last>
+            <b:First>Marlon</b:First>
+          </b:Person>
+          <b:Person>
+            <b:Last>La Rosa</b:Last>
+            <b:First>Marcello</b:First>
+          </b:Person>
+          <b:Person>
+            <b:Last>Mendling</b:Last>
+            <b:First>Jan</b:First>
+          </b:Person>
+          <b:Person>
+            <b:Last>Reijers</b:Last>
+            <b:First>Hajo A.</b:First>
+          </b:Person>
+        </b:NameList>
+      </b:Author>
+    </b:Author>
+    <b:Title>Fundamentals of business process management</b:Title>
+    <b:Year>2018</b:Year>
+    <b:City/>
+    <b:Publisher>Springer</b:Publisher>
+    <b:URL>https://doi.org/10.1007/978-3-662-56509-4</b:URL>
+    <b:RefOrder>46</b:RefOrder>
+  </b:Source>
+  <b:Source>
+    <b:Tag>OPS2025a</b:Tag>
+    <b:SourceType>InternetSite</b:SourceType>
+    <b:Guid>{61D4C5A0-AB94-43C2-9D80-487356E6EF2B}</b:Guid>
+    <b:LCID>es-GT</b:LCID>
+    <b:Author>
+      <b:Author>
+        <b:Corporate>Organización Panamericana de la Salud</b:Corporate>
+      </b:Author>
+    </b:Author>
+    <b:Title>Fortalecimiento de capacidades locales en epidemiología para el control de enfermedades</b:Title>
+    <b:Year>2025</b:Year>
+    <b:URL>https://www.paho.org/es/noticias/27-2-2025-fortalecimiento-capacidades-locales-epidemiologia-para-control-enfermedades</b:URL>
+    <b:RefOrder>47</b:RefOrder>
+  </b:Source>
+  <b:Source>
+    <b:Tag>DigitalOcean2026</b:Tag>
+    <b:SourceType>InternetSite</b:SourceType>
+    <b:Guid>{C95EB6BE-4172-42DF-A30A-A0117BE06387}</b:Guid>
+    <b:LCID>es-GT</b:LCID>
+    <b:Author>
+      <b:Author>
+        <b:Corporate>DigitalOcean</b:Corporate>
+      </b:Author>
+    </b:Author>
+    <b:Title>Droplets</b:Title>
+    <b:Year>2026</b:Year>
+    <b:Publisher>DigitalOcean Documentation</b:Publisher>
+    <b:URL>https://docs.digitalocean.com/products/droplets/</b:URL>
+    <b:RefOrder>48</b:RefOrder>
+  </b:Source>
+  <b:Source>
+    <b:Tag>Congreso2025</b:Tag>
+    <b:SourceType>Report</b:SourceType>
+    <b:Guid>{2BBABD9C-A61F-4086-A25E-ED1161E91D13}</b:Guid>
+    <b:LCID>es-GT</b:LCID>
+    <b:Author>
+      <b:Author>
+        <b:Corporate>Congreso de la República de Guatemala, Departamento de Información Legislativa</b:Corporate>
+      </b:Author>
+    </b:Author>
+    <b:Title>Diario de sesiones: Sesión ordinaria del 17 de junio de 2025</b:Title>
+    <b:Year>2025</b:Year>
+    <b:Institution>Congreso de la República de Guatemala</b:Institution>
+    <b:URL>https://www.congreso.gob.gt/assets/uploads/info_legislativo/diario_de_sesiones/d81e4-diario-final-se_03_17-06-2025.pdf</b:URL>
+    <b:RefOrder>49</b:RefOrder>
+  </b:Source>
+  <b:Source>
+    <b:Tag>Chavez2025</b:Tag>
+    <b:SourceType>Report</b:SourceType>
+    <b:Guid>{7E1F7CB5-6DE5-4B76-B4F7-10C13AE4E4F1}</b:Guid>
+    <b:LCID>es-GT</b:LCID>
+    <b:Author>
+      <b:Author>
+        <b:NameList>
+          <b:Person>
+            <b:Last>Chávez Hernández</b:Last>
+            <b:First>S. A.</b:First>
+          </b:Person>
+        </b:NameList>
+      </b:Author>
+    </b:Author>
+    <b:Title>Diagnóstico institucional y propuesta de solución al impacto de la evaluación de desempeño en la efectividad organizacional del Departamento de Recursos Humanos del Área de Salud de San Marcos</b:Title>
+    <b:Year>2025</b:Year>
+    <b:Institution>Universidad de San Carlos de Guatemala, Centro Universitario de San Marcos</b:Institution>
+    <b:URL>https://cusam.edu.gt/wp-content/uploads/2025/04/LAE-08-CHHSA-Chavez-Hernandez-Sofy-Antonieta.pdf</b:URL>
+    <b:RefOrder>50</b:RefOrder>
+  </b:Source>
+  <b:Source>
+    <b:Tag>ReactSF</b:Tag>
+    <b:SourceType>InternetSite</b:SourceType>
+    <b:Guid>{9738096D-DAA6-4B62-8D4A-1295D2DDE5DE}</b:Guid>
+    <b:LCID>es-GT</b:LCID>
+    <b:Author>
+      <b:Author>
+        <b:Corporate>React</b:Corporate>
+      </b:Author>
+    </b:Author>
+    <b:Title>Describing the UI</b:Title>
+    <b:URL>https://react.dev/learn/describing-the-ui</b:URL>
+    <b:RefOrder>51</b:RefOrder>
+  </b:Source>
+  <b:Source>
+    <b:Tag>Congreso2024</b:Tag>
+    <b:SourceType>Report</b:SourceType>
+    <b:Guid>{530BB1FE-C68F-44AA-86ED-E564FCDC9718}</b:Guid>
+    <b:LCID>es-GT</b:LCID>
+    <b:Author>
+      <b:Author>
+        <b:Corporate>Congreso de la República de Guatemala</b:Corporate>
+      </b:Author>
+    </b:Author>
+    <b:Title>Decreto Número 25-2024, Ley de Vacunación</b:Title>
+    <b:Year>2024</b:Year>
+    <b:Institution>Congreso de la República de Guatemala</b:Institution>
+    <b:URL>https://www.congreso.gob.gt/detalle_pdf/decretos/13653</b:URL>
+    <b:RefOrder>52</b:RefOrder>
+  </b:Source>
+  <b:Source>
+    <b:Tag>OMG2024</b:Tag>
+    <b:SourceType>Report</b:SourceType>
+    <b:Guid>{ADF61670-69CF-47FC-9206-190111232CB3}</b:Guid>
+    <b:LCID>es-GT</b:LCID>
+    <b:Author>
+      <b:Author>
+        <b:Corporate>Object Management Group</b:Corporate>
+      </b:Author>
+    </b:Author>
+    <b:Title>Decision Model and Notation (DMN), Version 1.5</b:Title>
+    <b:Year>2024</b:Year>
+    <b:Institution>Object Management Group</b:Institution>
+    <b:URL>https://www.omg.org/spec/DMN/1.5/PDF</b:URL>
+    <b:RefOrder>53</b:RefOrder>
+  </b:Source>
+  <b:Source>
+    <b:Tag>OMS2023a</b:Tag>
+    <b:SourceType>Report</b:SourceType>
+    <b:Guid>{4FDE01E8-EB10-4C88-8BA2-1A36F7F37952}</b:Guid>
+    <b:LCID>es-GT</b:LCID>
+    <b:Author>
+      <b:Author>
+        <b:Corporate>Organización Mundial de la Salud</b:Corporate>
+      </b:Author>
+    </b:Author>
+    <b:Title>Data quality assurance: Module 1: Framework and metrics</b:Title>
+    <b:Year>2023</b:Year>
+    <b:Institution>Organización Mundial de la Salud</b:Institution>
+    <b:URL>https://www.who.int/publications/i/item/9789240047365</b:URL>
+    <b:RefOrder>54</b:RefOrder>
+  </b:Source>
+  <b:Source>
+    <b:Tag>OMS2020</b:Tag>
+    <b:SourceType>Report</b:SourceType>
+    <b:Guid>{B4C17236-500E-4FF6-94F6-4AF05F44402A}</b:Guid>
+    <b:LCID>es-GT</b:LCID>
+    <b:Author>
+      <b:Author>
+        <b:Corporate>Organización Mundial de la Salud</b:Corporate>
+      </b:Author>
+    </b:Author>
+    <b:Title>Core health facility indicators</b:Title>
+    <b:Year>2020</b:Year>
+    <b:Institution>Organización Mundial de la Salud</b:Institution>
+    <b:URL>https://www.who.int/publications/m/item/core-health-facility-indicators</b:URL>
+    <b:RefOrder>55</b:RefOrder>
+  </b:Source>
+  <b:Source>
+    <b:Tag>SEGEPLAN2026</b:Tag>
+    <b:SourceType>Report</b:SourceType>
+    <b:Guid>{8011DB04-9746-4197-9118-EAD976845E42}</b:Guid>
+    <b:LCID>es-GT</b:LCID>
+    <b:Author>
+      <b:Author>
+        <b:Corporate>Secretaría de Planificación y Programación de la Presidencia</b:Corporate>
+      </b:Author>
+    </b:Author>
+    <b:Title>Construcción puesto de salud Aldea Champollap, San Pedro Sacatepéquez, San Marcos</b:Title>
+    <b:Year>2026</b:Year>
+    <b:Institution>Sistema Nacional de Inversión Pública</b:Institution>
+    <b:URL>https://sistemas.segeplan.gob.gt/share/SCHE%24SINIP/OTROS_DOCUMENTOS/333600-BPOCEFWRIG.pdf</b:URL>
+    <b:RefOrder>56</b:RefOrder>
+  </b:Source>
+  <b:Source>
+    <b:Tag>SCEP2023</b:Tag>
+    <b:SourceType>Report</b:SourceType>
+    <b:Guid>{05DF89DB-7E7E-4AAA-9458-CD7BE6382D71}</b:Guid>
+    <b:LCID>es-GT</b:LCID>
+    <b:Author>
+      <b:Author>
+        <b:Corporate>Secretaría de Coordinación Ejecutiva de la Presidencia</b:Corporate>
+      </b:Author>
+    </b:Author>
+    <b:Title>Caracterización municipal: San Marcos</b:Title>
+    <b:Year>2023</b:Year>
+    <b:Institution>Gobierno de Guatemala</b:Institution>
+    <b:RefOrder>57</b:RefOrder>
+  </b:Source>
+  <b:Source>
+    <b:Tag>OWASPAuthorSF</b:Tag>
+    <b:SourceType>InternetSite</b:SourceType>
+    <b:Guid>{8D9A0B65-6FA1-4A3C-B188-6A2883B9E34D}</b:Guid>
+    <b:LCID>es-GT</b:LCID>
+    <b:Author>
+      <b:Author>
+        <b:Corporate>Open Worldwide Application Security Project Foundation</b:Corporate>
+      </b:Author>
+    </b:Author>
+    <b:Title>Authorization Cheat Sheet</b:Title>
+    <b:Publisher>OWASP Cheat Sheet Series</b:Publisher>
+    <b:URL>https://cheatsheetseries.owasp.org/cheatsheets/Authorization_Cheat_Sheet.html</b:URL>
+    <b:RefOrder>58</b:RefOrder>
+  </b:Source>
+  <b:Source>
+    <b:Tag>OWASPAuthSF</b:Tag>
+    <b:SourceType>InternetSite</b:SourceType>
+    <b:Guid>{9A0E0E31-A70F-4EF9-9B60-3AC924BA18E5}</b:Guid>
+    <b:LCID>es-GT</b:LCID>
+    <b:Author>
+      <b:Author>
+        <b:Corporate>Open Worldwide Application Security Project Foundation</b:Corporate>
+      </b:Author>
+    </b:Author>
+    <b:Title>Authentication Cheat Sheet</b:Title>
+    <b:Publisher>OWASP Cheat Sheet Series</b:Publisher>
+    <b:URL>https://cheatsheetseries.owasp.org/cheatsheets/Authentication_Cheat_Sheet.html</b:URL>
+    <b:RefOrder>59</b:RefOrder>
+  </b:Source>
+  <b:Source>
+    <b:Tag>OMS2022</b:Tag>
+    <b:SourceType>Report</b:SourceType>
+    <b:Guid>{A0050E68-19D4-4DBC-BEAD-1193E9ED13AC}</b:Guid>
+    <b:LCID>es-GT</b:LCID>
+    <b:Author>
+      <b:Author>
+        <b:Corporate>Organización Mundial de la Salud</b:Corporate>
+      </b:Author>
+    </b:Author>
+    <b:Title>Assessing and improving the accuracy of target population estimates for immunization coverage</b:Title>
+    <b:Year>2022</b:Year>
+    <b:Institution>Organización Mundial de la Salud</b:Institution>
+    <b:URL>https://www.who.int/publications/m/item/assessing-and-improving-the-accuracy-of-target-population-estimates-for-immunization-coverage</b:URL>
+    <b:RefOrder>60</b:RefOrder>
+  </b:Source>
+  <b:Source>
+    <b:Tag>Fielding2000</b:Tag>
+    <b:SourceType>Report</b:SourceType>
+    <b:Guid>{92CD8590-6D2F-4B6A-9104-CE817AE40721}</b:Guid>
+    <b:LCID>es-GT</b:LCID>
+    <b:Author>
+      <b:Author>
+        <b:NameList>
+          <b:Person>
+            <b:Last>Fielding</b:Last>
+            <b:First>Roy T.</b:First>
+          </b:Person>
+        </b:NameList>
+      </b:Author>
+    </b:Author>
+    <b:Title>Architectural styles and the design of network-based software architectures</b:Title>
+    <b:Year>2000</b:Year>
+    <b:Institution>University of California, Irvine</b:Institution>
+    <b:URL>https://www.ics.uci.edu/~fielding/pubs/dissertation/top.htm</b:URL>
+    <b:RefOrder>61</b:RefOrder>
+  </b:Source>
+  <b:Source>
+    <b:Tag>Kendall2011</b:Tag>
+    <b:SourceType>Book</b:SourceType>
+    <b:Guid>{FB266088-8CC2-4FE0-A3C4-774269F49E55}</b:Guid>
+    <b:LCID>es-GT</b:LCID>
+    <b:Author>
+      <b:Author>
+        <b:NameList>
+          <b:Person>
+            <b:Last>Kendall</b:Last>
+            <b:First>Kenneth E.</b:First>
+          </b:Person>
+          <b:Person>
+            <b:Last>Kendall</b:Last>
+            <b:First>Julie E.</b:First>
+          </b:Person>
+        </b:NameList>
+      </b:Author>
+    </b:Author>
+    <b:Title>Análisis y diseño de sistemas</b:Title>
+    <b:Year>2011</b:Year>
+    <b:City/>
+    <b:Publisher>Pearson Educación</b:Publisher>
+    <b:RefOrder>62</b:RefOrder>
+  </b:Source>
+  <b:Source>
+    <b:Tag>OMSSFa</b:Tag>
+    <b:SourceType>InternetSite</b:SourceType>
+    <b:Guid>{781C7C73-FDD1-4713-9119-338CBC1AD06A}</b:Guid>
+    <b:LCID>es-GT</b:LCID>
+    <b:Author>
+      <b:Author>
+        <b:Corporate>Organización Mundial de la Salud</b:Corporate>
+      </b:Author>
+    </b:Author>
+    <b:Title>Administrative method: Immunization coverage</b:Title>
+    <b:URL>https://www.who.int/teams/immunization-vaccines-and-biologicals/immunization-analysis-and-insights/global-monitoring/immunization-coverage/administrative-method</b:URL>
+    <b:RefOrder>63</b:RefOrder>
+  </b:Source>
+  <b:Source>
+    <b:Tag>MSPAS2015</b:Tag>
+    <b:SourceType>Report</b:SourceType>
+    <b:Guid>{7EB01B67-E049-44D2-BDE4-D7A5C4F94284}</b:Guid>
+    <b:LCID>es-GT</b:LCID>
+    <b:Author>
+      <b:Author>
+        <b:Corporate>Ministerio de Salud Pública y Asistencia Social</b:Corporate>
+      </b:Author>
+    </b:Author>
+    <b:Title>Acuerdo Ministerial Número 192-2015: Manual de Organización y Funciones de la Unidad del Sistema de Información Gerencial de Salud (SIGSA)</b:Title>
+    <b:Year>2015</b:Year>
+    <b:Institution>Ministerio de Salud Pública y Asistencia Social</b:Institution>
+    <b:URL>https://sigsa.mspas.gob.gt/sigsa/que-es-sigsa</b:URL>
+    <b:RefOrder>64</b:RefOrder>
+  </b:Source>
+  <b:Source>
+    <b:Tag>MSPAS2023</b:Tag>
+    <b:SourceType>Report</b:SourceType>
+    <b:Guid>{1DDF98BF-5F60-4533-9901-DADFC0B00C77}</b:Guid>
+    <b:LCID>es-GT</b:LCID>
+    <b:Author>
+      <b:Author>
+        <b:Corporate>Ministerio de Salud Pública y Asistencia Social</b:Corporate>
+      </b:Author>
+    </b:Author>
+    <b:Title>Acuerdo Ministerial Número 171-2023: Implementar la estructura orgánica interna del Ministerio de Salud Pública y Asistencia Social</b:Title>
+    <b:Year>2023</b:Year>
+    <b:Institution>Ministerio de Salud Pública y Asistencia Social</b:Institution>
+    <b:URL>https://medicamentos.mspas.gob.gt/index.php/legislacion-vigente/acuerdos?download=354%3Aacuerdo-ministerial-numero-171-2023</b:URL>
+    <b:RefOrder>65</b:RefOrder>
+  </b:Source>
+  <b:Source>
+    <b:Tag>Presidencia2023</b:Tag>
+    <b:SourceType>Report</b:SourceType>
+    <b:Guid>{CAD21F7D-B2FE-42A6-8047-64D0683DF873}</b:Guid>
+    <b:LCID>es-GT</b:LCID>
+    <b:Author>
+      <b:Author>
+        <b:Corporate>Presidencia de la República de Guatemala</b:Corporate>
+      </b:Author>
+    </b:Author>
+    <b:Title>Acuerdo Gubernativo Número 59-2023: Reglamento Orgánico Interno del Ministerio de Salud Pública y Asistencia Social</b:Title>
+    <b:Year>2023</b:Year>
+    <b:Institution>Presidencia de la República de Guatemala</b:Institution>
+    <b:URL>https://medicamentos.mspas.gob.gt/index.php/legislacion-vigente/acuerdos?limitstart=0</b:URL>
+    <b:RefOrder>66</b:RefOrder>
+  </b:Source>
+  <b:Source>
+    <b:Tag>MSPASSF</b:Tag>
+    <b:SourceType>InternetSite</b:SourceType>
+    <b:Guid>{783BCCD6-8032-4F8B-AD30-71CA63B2F05C}</b:Guid>
+    <b:LCID>es-GT</b:LCID>
+    <b:Author>
+      <b:Author>
+        <b:Corporate>Ministerio de Salud Pública y Asistencia Social</b:Corporate>
+      </b:Author>
+    </b:Author>
+    <b:Title>Acerca del MSPAS</b:Title>
+    <b:URL>https://www.mspas.gob.gt/institucional/acerca-del-mspas</b:URL>
+    <b:RefOrder>67</b:RefOrder>
+  </b:Source>
+</b:Sources>
 </file>
 
 <file path=customXml/itemProps1.xml><?xml version="1.0" encoding="utf-8"?>
-<ds:datastoreItem xmlns:ds="http://schemas.openxmlformats.org/officeDocument/2006/customXml" ds:itemID="{E50CEAE5-E21A-46D7-98B2-9DD6A8CB0735}">
+<ds:datastoreItem xmlns:ds="http://schemas.openxmlformats.org/officeDocument/2006/customXml" ds:itemID="{7554CA57-6538-4575-9898-C2B00CF14263}">
   <ds:schemaRefs>
     <ds:schemaRef ds:uri="http://schemas.openxmlformats.org/officeDocument/2006/bibliography"/>
   </ds:schemaRefs>

--- a/Proyecto SIRCOVA.docx
+++ b/Proyecto SIRCOVA.docx
@@ -16061,9 +16061,9 @@
                                 <w:lang w:val="es-MX"/>
                               </w:rPr>
                             </w:pPr>
-                            <w:bookmarkStart w:id="103" w:name="_Toc236942819"/>
-                            <w:bookmarkStart w:id="104" w:name="_Toc237049805"/>
-                            <w:bookmarkStart w:id="105" w:name="_Toc236942482"/>
+                            <w:bookmarkStart w:id="101" w:name="_Toc236942819"/>
+                            <w:bookmarkStart w:id="102" w:name="_Toc237049805"/>
+                            <w:bookmarkStart w:id="103" w:name="_Toc236942482"/>
                             <w:r>
                               <w:t>Figura</w:t>
                             </w:r>
@@ -16097,8 +16097,8 @@
                             <w:r>
                               <w:t xml:space="preserve"> </w:t>
                             </w:r>
-                            <w:bookmarkEnd w:id="103"/>
-                            <w:bookmarkEnd w:id="104"/>
+                            <w:bookmarkEnd w:id="101"/>
+                            <w:bookmarkEnd w:id="102"/>
                             <w:r>
                               <w:t>Diagrama de contexto</w:t>
                             </w:r>
@@ -16113,8 +16113,8 @@
                                 <w:lang w:val="es-MX"/>
                               </w:rPr>
                             </w:pPr>
-                            <w:bookmarkStart w:id="106" w:name="_Toc236942820"/>
-                            <w:bookmarkStart w:id="107" w:name="_Toc237049806"/>
+                            <w:bookmarkStart w:id="104" w:name="_Toc236942820"/>
+                            <w:bookmarkStart w:id="105" w:name="_Toc237049806"/>
                             <w:r>
                               <w:t xml:space="preserve">Ilustración  </w:t>
                             </w:r>
@@ -16169,9 +16169,9 @@
                             <w:r>
                               <w:t xml:space="preserve"> Diagrama de contexto del sistema</w:t>
                             </w:r>
+                            <w:bookmarkEnd w:id="103"/>
+                            <w:bookmarkEnd w:id="104"/>
                             <w:bookmarkEnd w:id="105"/>
-                            <w:bookmarkEnd w:id="106"/>
-                            <w:bookmarkEnd w:id="107"/>
                           </w:p>
                         </w:txbxContent>
                       </wps:txbx>
@@ -16850,9 +16850,9 @@
                                 <w:lang w:val="es-MX"/>
                               </w:rPr>
                             </w:pPr>
-                            <w:bookmarkStart w:id="113" w:name="_Toc236942821"/>
-                            <w:bookmarkStart w:id="114" w:name="_Toc237049807"/>
-                            <w:bookmarkStart w:id="115" w:name="_Toc236942483"/>
+                            <w:bookmarkStart w:id="106" w:name="_Toc236942821"/>
+                            <w:bookmarkStart w:id="107" w:name="_Toc237049807"/>
+                            <w:bookmarkStart w:id="108" w:name="_Toc236942483"/>
                             <w:r>
                               <w:t>Figura</w:t>
                             </w:r>
@@ -16886,8 +16886,8 @@
                             <w:r>
                               <w:t xml:space="preserve"> </w:t>
                             </w:r>
-                            <w:bookmarkEnd w:id="113"/>
-                            <w:bookmarkEnd w:id="114"/>
+                            <w:bookmarkEnd w:id="106"/>
+                            <w:bookmarkEnd w:id="107"/>
                             <w:r>
                               <w:t>Flujo del proceso mensual de registro, revisión y análisis</w:t>
                             </w:r>
@@ -16905,8 +16905,8 @@
                                 <w:lang w:val="es-MX"/>
                               </w:rPr>
                             </w:pPr>
-                            <w:bookmarkStart w:id="116" w:name="_Toc236942822"/>
-                            <w:bookmarkStart w:id="117" w:name="_Toc237049808"/>
+                            <w:bookmarkStart w:id="109" w:name="_Toc236942822"/>
+                            <w:bookmarkStart w:id="110" w:name="_Toc237049808"/>
                             <w:r>
                               <w:t xml:space="preserve">Ilustración  </w:t>
                             </w:r>
@@ -16937,9 +16937,9 @@
                             <w:r>
                               <w:t>Diagrama de flujo del sistema</w:t>
                             </w:r>
-                            <w:bookmarkEnd w:id="115"/>
-                            <w:bookmarkEnd w:id="116"/>
-                            <w:bookmarkEnd w:id="117"/>
+                            <w:bookmarkEnd w:id="108"/>
+                            <w:bookmarkEnd w:id="109"/>
+                            <w:bookmarkEnd w:id="110"/>
                           </w:p>
                         </w:txbxContent>
                       </wps:txbx>
@@ -18446,11 +18446,11 @@
         <w:pStyle w:val="Ttulo3"/>
         <w:spacing w:after="0" w:line="360" w:lineRule="auto"/>
       </w:pPr>
-      <w:bookmarkStart w:id="123" w:name="_Toc242292350"/>
+      <w:bookmarkStart w:id="111" w:name="_Toc242292350"/>
       <w:r>
         <w:t>2.1.2 Descripción de módulos</w:t>
       </w:r>
-      <w:bookmarkEnd w:id="123"/>
+      <w:bookmarkEnd w:id="111"/>
     </w:p>
     <w:p>
       <w:pPr>
@@ -21257,7 +21257,7 @@
       <w:r>
         <w:t xml:space="preserve">  </w:t>
       </w:r>
-      <w:bookmarkStart w:id="124" w:name="_Toc242292351"/>
+      <w:bookmarkStart w:id="112" w:name="_Toc242292351"/>
       <w:r>
         <w:t xml:space="preserve">2.2 </w:t>
       </w:r>
@@ -21267,7 +21267,7 @@
         </w:rPr>
         <w:t>Método</w:t>
       </w:r>
-      <w:bookmarkEnd w:id="124"/>
+      <w:bookmarkEnd w:id="112"/>
     </w:p>
     <w:p>
       <w:pPr>
@@ -21582,14 +21582,14 @@
       <w:pPr>
         <w:pStyle w:val="Ttulo3"/>
       </w:pPr>
-      <w:bookmarkStart w:id="125" w:name="_Toc242292352"/>
+      <w:bookmarkStart w:id="113" w:name="_Toc242292352"/>
       <w:r>
         <w:t xml:space="preserve">2.2.1 </w:t>
       </w:r>
       <w:r>
         <w:t>Desarrollo de los sprints</w:t>
       </w:r>
-      <w:bookmarkEnd w:id="125"/>
+      <w:bookmarkEnd w:id="113"/>
     </w:p>
     <w:p>
       <w:pPr>
@@ -22485,7 +22485,7 @@
                                 <w:noProof/>
                               </w:rPr>
                             </w:pPr>
-                            <w:bookmarkStart w:id="126" w:name="_Toc236943127"/>
+                            <w:bookmarkStart w:id="114" w:name="_Toc236943127"/>
                             <w:r>
                               <w:t xml:space="preserve">Imágen </w:t>
                             </w:r>
@@ -22516,7 +22516,7 @@
                             <w:r>
                               <w:t xml:space="preserve"> Metodología Scrum</w:t>
                             </w:r>
-                            <w:bookmarkEnd w:id="126"/>
+                            <w:bookmarkEnd w:id="114"/>
                           </w:p>
                           <w:p/>
                           <w:p>
@@ -22527,7 +22527,7 @@
                                 <w:noProof/>
                               </w:rPr>
                             </w:pPr>
-                            <w:bookmarkStart w:id="127" w:name="_Toc236943128"/>
+                            <w:bookmarkStart w:id="115" w:name="_Toc236943128"/>
                             <w:r>
                               <w:t xml:space="preserve">Imágen </w:t>
                             </w:r>
@@ -22555,7 +22555,7 @@
                             <w:r>
                               <w:t xml:space="preserve"> Metodología Scrum</w:t>
                             </w:r>
-                            <w:bookmarkEnd w:id="127"/>
+                            <w:bookmarkEnd w:id="115"/>
                           </w:p>
                         </w:txbxContent>
                       </wps:txbx>
@@ -22781,7 +22781,7 @@
       <w:pPr>
         <w:pStyle w:val="Ttulo3"/>
       </w:pPr>
-      <w:bookmarkStart w:id="128" w:name="_Toc242292353"/>
+      <w:bookmarkStart w:id="116" w:name="_Toc242292353"/>
       <w:r>
         <w:t>2.2.</w:t>
       </w:r>
@@ -22797,7 +22797,7 @@
       <w:r>
         <w:t>acceso, gestión de usuarios y configuración básica</w:t>
       </w:r>
-      <w:bookmarkEnd w:id="128"/>
+      <w:bookmarkEnd w:id="116"/>
     </w:p>
     <w:p>
       <w:pPr>
@@ -22944,7 +22944,7 @@
       <w:pPr>
         <w:pStyle w:val="Ttulo3"/>
       </w:pPr>
-      <w:bookmarkStart w:id="129" w:name="_Toc242292354"/>
+      <w:bookmarkStart w:id="117" w:name="_Toc242292354"/>
       <w:r>
         <w:t>2.2.</w:t>
       </w:r>
@@ -22960,7 +22960,7 @@
       <w:r>
         <w:t>configuración dinámica y registro de producción</w:t>
       </w:r>
-      <w:bookmarkEnd w:id="129"/>
+      <w:bookmarkEnd w:id="117"/>
     </w:p>
     <w:p>
       <w:pPr>
@@ -23137,7 +23137,7 @@
       <w:pPr>
         <w:pStyle w:val="Ttulo3"/>
       </w:pPr>
-      <w:bookmarkStart w:id="130" w:name="_Toc242292355"/>
+      <w:bookmarkStart w:id="118" w:name="_Toc242292355"/>
       <w:r>
         <w:t>2.2.</w:t>
       </w:r>
@@ -23153,7 +23153,7 @@
       <w:r>
         <w:t>validación, revisión y cierre de reportes</w:t>
       </w:r>
-      <w:bookmarkEnd w:id="130"/>
+      <w:bookmarkEnd w:id="118"/>
     </w:p>
     <w:p>
       <w:pPr>
@@ -23355,7 +23355,7 @@
       <w:pPr>
         <w:pStyle w:val="Ttulo3"/>
       </w:pPr>
-      <w:bookmarkStart w:id="131" w:name="_Toc242292356"/>
+      <w:bookmarkStart w:id="119" w:name="_Toc242292356"/>
       <w:r>
         <w:t>2.2.</w:t>
       </w:r>
@@ -23371,7 +23371,7 @@
       <w:r>
         <w:t>indicadores, análisis y visualización de resultados</w:t>
       </w:r>
-      <w:bookmarkEnd w:id="131"/>
+      <w:bookmarkEnd w:id="119"/>
     </w:p>
     <w:p>
       <w:pPr>
@@ -23567,7 +23567,7 @@
       <w:pPr>
         <w:pStyle w:val="Ttulo3"/>
       </w:pPr>
-      <w:bookmarkStart w:id="132" w:name="_Toc242292357"/>
+      <w:bookmarkStart w:id="120" w:name="_Toc242292357"/>
       <w:r>
         <w:t>2.2.</w:t>
       </w:r>
@@ -23586,7 +23586,7 @@
       <w:r>
         <w:t>reportes, alertas, auditoría y trazabilidad</w:t>
       </w:r>
-      <w:bookmarkEnd w:id="132"/>
+      <w:bookmarkEnd w:id="120"/>
     </w:p>
     <w:p>
       <w:pPr>
@@ -23807,12 +23807,12 @@
           <w:numId w:val="54"/>
         </w:numPr>
       </w:pPr>
-      <w:bookmarkStart w:id="133" w:name="_Toc242292358"/>
+      <w:bookmarkStart w:id="121" w:name="_Toc242292358"/>
       <w:r>
         <w:lastRenderedPageBreak/>
         <w:t>Finalización del proyecto</w:t>
       </w:r>
-      <w:bookmarkEnd w:id="133"/>
+      <w:bookmarkEnd w:id="121"/>
     </w:p>
     <w:p>
       <w:pPr>
@@ -24152,7 +24152,7 @@
       <w:r>
         <w:t xml:space="preserve"> </w:t>
       </w:r>
-      <w:bookmarkStart w:id="134" w:name="_Toc242292359"/>
+      <w:bookmarkStart w:id="122" w:name="_Toc242292359"/>
       <w:r>
         <w:t xml:space="preserve">2.3 </w:t>
       </w:r>
@@ -24162,7 +24162,7 @@
         </w:rPr>
         <w:t>Análisis de viabilidad</w:t>
       </w:r>
-      <w:bookmarkEnd w:id="134"/>
+      <w:bookmarkEnd w:id="122"/>
     </w:p>
     <w:p>
       <w:pPr>
@@ -24217,14 +24217,14 @@
       <w:pPr>
         <w:pStyle w:val="Ttulo3"/>
       </w:pPr>
-      <w:bookmarkStart w:id="135" w:name="_Toc242292360"/>
+      <w:bookmarkStart w:id="123" w:name="_Toc242292360"/>
       <w:r>
         <w:t xml:space="preserve">2.3.1 </w:t>
       </w:r>
       <w:r>
         <w:t>Factibilidad técnica</w:t>
       </w:r>
-      <w:bookmarkEnd w:id="135"/>
+      <w:bookmarkEnd w:id="123"/>
     </w:p>
     <w:p>
       <w:pPr>
@@ -24345,14 +24345,14 @@
       <w:pPr>
         <w:pStyle w:val="Ttulo3"/>
       </w:pPr>
-      <w:bookmarkStart w:id="136" w:name="_Toc242292361"/>
+      <w:bookmarkStart w:id="124" w:name="_Toc242292361"/>
       <w:r>
         <w:t xml:space="preserve">2.3.2 </w:t>
       </w:r>
       <w:r>
         <w:t>Factibilidad operativa</w:t>
       </w:r>
-      <w:bookmarkEnd w:id="136"/>
+      <w:bookmarkEnd w:id="124"/>
     </w:p>
     <w:p>
       <w:pPr>
@@ -24465,14 +24465,14 @@
       <w:pPr>
         <w:pStyle w:val="Ttulo3"/>
       </w:pPr>
-      <w:bookmarkStart w:id="137" w:name="_Toc242292362"/>
+      <w:bookmarkStart w:id="125" w:name="_Toc242292362"/>
       <w:r>
         <w:t xml:space="preserve">2.3.3 </w:t>
       </w:r>
       <w:r>
         <w:t>Factibilidad económica</w:t>
       </w:r>
-      <w:bookmarkEnd w:id="137"/>
+      <w:bookmarkEnd w:id="125"/>
     </w:p>
     <w:p>
       <w:pPr>
@@ -24574,14 +24574,14 @@
       <w:pPr>
         <w:pStyle w:val="Ttulo3"/>
       </w:pPr>
-      <w:bookmarkStart w:id="138" w:name="_Toc242292363"/>
+      <w:bookmarkStart w:id="126" w:name="_Toc242292363"/>
       <w:r>
         <w:t xml:space="preserve">2.3.4 </w:t>
       </w:r>
       <w:r>
         <w:t>Factibilidad legal</w:t>
       </w:r>
-      <w:bookmarkEnd w:id="138"/>
+      <w:bookmarkEnd w:id="126"/>
     </w:p>
     <w:p>
       <w:pPr>
@@ -24700,14 +24700,14 @@
       <w:pPr>
         <w:pStyle w:val="Ttulo3"/>
       </w:pPr>
-      <w:bookmarkStart w:id="139" w:name="_Toc242292364"/>
+      <w:bookmarkStart w:id="127" w:name="_Toc242292364"/>
       <w:r>
         <w:t xml:space="preserve">2.3.5 </w:t>
       </w:r>
       <w:r>
         <w:t>Aspecto ético</w:t>
       </w:r>
-      <w:bookmarkEnd w:id="139"/>
+      <w:bookmarkEnd w:id="127"/>
     </w:p>
     <w:p>
       <w:pPr>
@@ -24808,7 +24808,7 @@
       <w:pPr>
         <w:pStyle w:val="Ttulo2"/>
       </w:pPr>
-      <w:bookmarkStart w:id="140" w:name="_Toc242292365"/>
+      <w:bookmarkStart w:id="128" w:name="_Toc242292365"/>
       <w:r>
         <w:t xml:space="preserve">2.4 </w:t>
       </w:r>
@@ -24818,7 +24818,7 @@
         </w:rPr>
         <w:t>Estimación de costos</w:t>
       </w:r>
-      <w:bookmarkEnd w:id="140"/>
+      <w:bookmarkEnd w:id="128"/>
     </w:p>
     <w:p>
       <w:pPr>
@@ -24837,7 +24837,23 @@
           <w:sz w:val="24"/>
           <w:szCs w:val="24"/>
         </w:rPr>
-        <w:t>Para determinar los recursos económicos necesarios para el desarrollo e implementación de el sistema web, se realizó una estimación de los costos asociados con infraestructura, herramientas de apoyo, capacitación, transporte, documentación y recurso humano. Debido a que la mayor parte de las tecnologías seleccionadas son de código abierto o de uso gratuito, los principales desembolsos corresponden al dominio, alojamiento en la nube y actividades complementarias requeridas durante la ejecución del proyecto. El presupuesto considera un período de funcionamiento de doce meses y contempla el aporte económico realizado por los integrantes del equipo desarrollador.</w:t>
+        <w:t xml:space="preserve">Para determinar los recursos económicos necesarios para el desarrollo e implementación </w:t>
+      </w:r>
+      <w:r>
+        <w:rPr>
+          <w:rFonts w:ascii="Arial" w:hAnsi="Arial" w:cs="Arial"/>
+          <w:sz w:val="24"/>
+          <w:szCs w:val="24"/>
+        </w:rPr>
+        <w:t>del</w:t>
+      </w:r>
+      <w:r>
+        <w:rPr>
+          <w:rFonts w:ascii="Arial" w:hAnsi="Arial" w:cs="Arial"/>
+          <w:sz w:val="24"/>
+          <w:szCs w:val="24"/>
+        </w:rPr>
+        <w:t xml:space="preserve"> sistema web, se realizó una estimación de los costos asociados con infraestructura, herramientas de apoyo, capacitación, transporte, documentación y recurso humano. Debido a que la mayor parte de las tecnologías seleccionadas son de código abierto o de uso gratuito, los principales desembolsos corresponden al dominio, alojamiento en la nube y actividades complementarias requeridas durante la ejecución del proyecto. El presupuesto considera un período de funcionamiento de doce meses y contempla el aporte económico realizado por los integrantes del equipo desarrollador.</w:t>
       </w:r>
     </w:p>
     <w:p>
@@ -24852,41 +24868,28 @@
           <w:szCs w:val="24"/>
         </w:rPr>
       </w:pPr>
-    </w:p>
-    <w:p>
-      <w:pPr>
-        <w:pStyle w:val="Descripcin"/>
-        <w:keepNext/>
-        <w:spacing w:after="0" w:line="360" w:lineRule="auto"/>
-        <w:jc w:val="left"/>
-        <w:rPr>
-          <w:rFonts w:ascii="Arial" w:hAnsi="Arial" w:cs="Arial"/>
-          <w:sz w:val="24"/>
-          <w:szCs w:val="24"/>
-        </w:rPr>
-      </w:pPr>
-      <w:bookmarkStart w:id="141" w:name="_Toc236943086"/>
-      <w:bookmarkStart w:id="142" w:name="_Toc237049718"/>
-      <w:r>
-        <w:rPr>
-          <w:rFonts w:ascii="Arial" w:hAnsi="Arial" w:cs="Arial"/>
-          <w:noProof/>
-          <w:sz w:val="24"/>
-          <w:szCs w:val="24"/>
-        </w:rPr>
+      <w:bookmarkStart w:id="129" w:name="_Toc236943086"/>
+      <w:bookmarkStart w:id="130" w:name="_Toc237049718"/>
+      <w:r>
+        <w:rPr>
+          <w:rFonts w:ascii="Arial" w:hAnsi="Arial" w:cs="Arial"/>
+          <w:sz w:val="24"/>
+          <w:szCs w:val="24"/>
+        </w:rPr>
+        <w:lastRenderedPageBreak/>
         <w:drawing>
-          <wp:anchor distT="0" distB="0" distL="114300" distR="114300" simplePos="0" relativeHeight="251680768" behindDoc="0" locked="0" layoutInCell="1" allowOverlap="1" wp14:anchorId="211D5C89" wp14:editId="7E73B554">
+          <wp:anchor distT="0" distB="0" distL="114300" distR="114300" simplePos="0" relativeHeight="251695104" behindDoc="0" locked="0" layoutInCell="1" allowOverlap="1" wp14:anchorId="3CAA93BB" wp14:editId="28E4AC83">
             <wp:simplePos x="0" y="0"/>
             <wp:positionH relativeFrom="column">
-              <wp:posOffset>13970</wp:posOffset>
+              <wp:posOffset>-138430</wp:posOffset>
             </wp:positionH>
             <wp:positionV relativeFrom="paragraph">
-              <wp:posOffset>259715</wp:posOffset>
+              <wp:posOffset>3561080</wp:posOffset>
             </wp:positionV>
-            <wp:extent cx="5777865" cy="3834130"/>
-            <wp:effectExtent l="0" t="0" r="0" b="0"/>
+            <wp:extent cx="6557010" cy="2278380"/>
+            <wp:effectExtent l="0" t="0" r="0" b="7620"/>
             <wp:wrapTopAndBottom/>
-            <wp:docPr id="22" name="Imagen 22"/>
+            <wp:docPr id="9" name="Imagen 9"/>
             <wp:cNvGraphicFramePr>
               <a:graphicFrameLocks xmlns:a="http://schemas.openxmlformats.org/drawingml/2006/main" noChangeAspect="1"/>
             </wp:cNvGraphicFramePr>
@@ -24897,7 +24900,7 @@
                     <pic:cNvPr id="1" name=""/>
                     <pic:cNvPicPr/>
                   </pic:nvPicPr>
-                  <pic:blipFill rotWithShape="1">
+                  <pic:blipFill>
                     <a:blip r:embed="rId26">
                       <a:extLst>
                         <a:ext uri="{28A0092B-C50C-407E-A947-70E740481C1C}">
@@ -24905,25 +24908,18 @@
                         </a:ext>
                       </a:extLst>
                     </a:blip>
-                    <a:srcRect l="239"/>
-                    <a:stretch/>
+                    <a:stretch>
+                      <a:fillRect/>
+                    </a:stretch>
                   </pic:blipFill>
-                  <pic:spPr bwMode="auto">
+                  <pic:spPr>
                     <a:xfrm>
                       <a:off x="0" y="0"/>
-                      <a:ext cx="5777865" cy="3834130"/>
+                      <a:ext cx="6557010" cy="2278380"/>
                     </a:xfrm>
                     <a:prstGeom prst="rect">
                       <a:avLst/>
                     </a:prstGeom>
-                    <a:ln>
-                      <a:noFill/>
-                    </a:ln>
-                    <a:extLst>
-                      <a:ext uri="{53640926-AAD7-44D8-BBD7-CCE9431645EC}">
-                        <a14:shadowObscured xmlns:a14="http://schemas.microsoft.com/office/drawing/2010/main"/>
-                      </a:ext>
-                    </a:extLst>
                   </pic:spPr>
                 </pic:pic>
               </a:graphicData>
@@ -24931,6 +24927,9 @@
             <wp14:sizeRelH relativeFrom="margin">
               <wp14:pctWidth>0</wp14:pctWidth>
             </wp14:sizeRelH>
+            <wp14:sizeRelV relativeFrom="margin">
+              <wp14:pctHeight>0</wp14:pctHeight>
+            </wp14:sizeRelV>
           </wp:anchor>
         </w:drawing>
       </w:r>
@@ -24940,6 +24939,68 @@
           <w:sz w:val="24"/>
           <w:szCs w:val="24"/>
         </w:rPr>
+        <w:drawing>
+          <wp:anchor distT="0" distB="0" distL="114300" distR="114300" simplePos="0" relativeHeight="251694080" behindDoc="0" locked="0" layoutInCell="1" allowOverlap="1" wp14:anchorId="1DC465BF" wp14:editId="6B3387B4">
+            <wp:simplePos x="0" y="0"/>
+            <wp:positionH relativeFrom="margin">
+              <wp:posOffset>-137795</wp:posOffset>
+            </wp:positionH>
+            <wp:positionV relativeFrom="paragraph">
+              <wp:posOffset>261620</wp:posOffset>
+            </wp:positionV>
+            <wp:extent cx="6563995" cy="3307080"/>
+            <wp:effectExtent l="0" t="0" r="8255" b="7620"/>
+            <wp:wrapTopAndBottom/>
+            <wp:docPr id="4" name="Imagen 4"/>
+            <wp:cNvGraphicFramePr>
+              <a:graphicFrameLocks xmlns:a="http://schemas.openxmlformats.org/drawingml/2006/main" noChangeAspect="1"/>
+            </wp:cNvGraphicFramePr>
+            <a:graphic xmlns:a="http://schemas.openxmlformats.org/drawingml/2006/main">
+              <a:graphicData uri="http://schemas.openxmlformats.org/drawingml/2006/picture">
+                <pic:pic xmlns:pic="http://schemas.openxmlformats.org/drawingml/2006/picture">
+                  <pic:nvPicPr>
+                    <pic:cNvPr id="1" name=""/>
+                    <pic:cNvPicPr/>
+                  </pic:nvPicPr>
+                  <pic:blipFill>
+                    <a:blip r:embed="rId27">
+                      <a:extLst>
+                        <a:ext uri="{28A0092B-C50C-407E-A947-70E740481C1C}">
+                          <a14:useLocalDpi xmlns:a14="http://schemas.microsoft.com/office/drawing/2010/main" val="0"/>
+                        </a:ext>
+                      </a:extLst>
+                    </a:blip>
+                    <a:stretch>
+                      <a:fillRect/>
+                    </a:stretch>
+                  </pic:blipFill>
+                  <pic:spPr>
+                    <a:xfrm>
+                      <a:off x="0" y="0"/>
+                      <a:ext cx="6563995" cy="3307080"/>
+                    </a:xfrm>
+                    <a:prstGeom prst="rect">
+                      <a:avLst/>
+                    </a:prstGeom>
+                  </pic:spPr>
+                </pic:pic>
+              </a:graphicData>
+            </a:graphic>
+            <wp14:sizeRelH relativeFrom="margin">
+              <wp14:pctWidth>0</wp14:pctWidth>
+            </wp14:sizeRelH>
+            <wp14:sizeRelV relativeFrom="margin">
+              <wp14:pctHeight>0</wp14:pctHeight>
+            </wp14:sizeRelV>
+          </wp:anchor>
+        </w:drawing>
+      </w:r>
+      <w:r>
+        <w:rPr>
+          <w:rFonts w:ascii="Arial" w:hAnsi="Arial" w:cs="Arial"/>
+          <w:sz w:val="24"/>
+          <w:szCs w:val="24"/>
+        </w:rPr>
         <w:t xml:space="preserve">Tabla </w:t>
       </w:r>
       <w:r>
@@ -25002,8 +25063,8 @@
       </w:r>
       <w:bookmarkEnd w:id="2"/>
       <w:bookmarkEnd w:id="3"/>
-      <w:bookmarkEnd w:id="141"/>
-      <w:bookmarkEnd w:id="142"/>
+      <w:bookmarkEnd w:id="129"/>
+      <w:bookmarkEnd w:id="130"/>
     </w:p>
     <w:p>
       <w:pPr>
@@ -25045,21 +25106,202 @@
         <w:t xml:space="preserve"> mediante Microsoft Excel</w:t>
       </w:r>
     </w:p>
-    <w:p>
-      <w:pPr>
-        <w:spacing w:after="0" w:line="360" w:lineRule="auto"/>
-        <w:rPr>
-          <w:rFonts w:ascii="Arial" w:hAnsi="Arial" w:cs="Arial"/>
-          <w:sz w:val="24"/>
-          <w:szCs w:val="24"/>
-        </w:rPr>
-      </w:pPr>
-    </w:p>
+    <w:p/>
+    <w:p/>
+    <w:p/>
+    <w:p/>
+    <w:p/>
+    <w:p/>
+    <w:p>
+      <w:pPr>
+        <w:spacing w:after="0" w:line="360" w:lineRule="auto"/>
+        <w:ind w:firstLine="709"/>
+        <w:rPr>
+          <w:rFonts w:ascii="Arial" w:hAnsi="Arial" w:cs="Arial"/>
+          <w:sz w:val="24"/>
+          <w:szCs w:val="24"/>
+        </w:rPr>
+      </w:pPr>
+      <w:r>
+        <w:rPr>
+          <w:rFonts w:ascii="Arial" w:hAnsi="Arial" w:cs="Arial"/>
+          <w:sz w:val="24"/>
+          <w:szCs w:val="24"/>
+        </w:rPr>
+        <w:lastRenderedPageBreak/>
+        <w:t>El financiamiento del proyecto será asumido principalmente por los cuatro integrantes responsables de su desarrollo. Los costos que requieren desembolso económico, estimados en Q2,150.50, serán cubiertos mediante aportes propios distribuidos en partes iguales. Asimismo, el valor correspondiente al talento humano, estimado en Q56,000.00, representa el trabajo aportado por los integrantes durante el desarrollo del proyecto y no constituye un desembolso monetario.</w:t>
+      </w:r>
+    </w:p>
+    <w:p>
+      <w:pPr>
+        <w:spacing w:after="0" w:line="360" w:lineRule="auto"/>
+        <w:ind w:firstLine="709"/>
+        <w:rPr>
+          <w:rFonts w:ascii="Arial" w:hAnsi="Arial" w:cs="Arial"/>
+          <w:sz w:val="24"/>
+          <w:szCs w:val="24"/>
+        </w:rPr>
+      </w:pPr>
+    </w:p>
+    <w:p>
+      <w:pPr>
+        <w:pStyle w:val="Descripcin"/>
+        <w:keepNext/>
+        <w:spacing w:after="0" w:line="360" w:lineRule="auto"/>
+        <w:jc w:val="left"/>
+        <w:rPr>
+          <w:rFonts w:ascii="Arial" w:hAnsi="Arial" w:cs="Arial"/>
+          <w:sz w:val="24"/>
+          <w:szCs w:val="24"/>
+        </w:rPr>
+      </w:pPr>
+      <w:r>
+        <w:rPr>
+          <w:rFonts w:ascii="Arial" w:hAnsi="Arial" w:cs="Arial"/>
+          <w:sz w:val="24"/>
+          <w:szCs w:val="24"/>
+        </w:rPr>
+        <w:drawing>
+          <wp:anchor distT="0" distB="0" distL="114300" distR="114300" simplePos="0" relativeHeight="251696128" behindDoc="0" locked="0" layoutInCell="1" allowOverlap="1" wp14:anchorId="617D2552" wp14:editId="3D54EE03">
+            <wp:simplePos x="0" y="0"/>
+            <wp:positionH relativeFrom="margin">
+              <wp:align>center</wp:align>
+            </wp:positionH>
+            <wp:positionV relativeFrom="paragraph">
+              <wp:posOffset>288290</wp:posOffset>
+            </wp:positionV>
+            <wp:extent cx="6601460" cy="2484120"/>
+            <wp:effectExtent l="0" t="0" r="8890" b="0"/>
+            <wp:wrapTopAndBottom/>
+            <wp:docPr id="24" name="Imagen 24"/>
+            <wp:cNvGraphicFramePr>
+              <a:graphicFrameLocks xmlns:a="http://schemas.openxmlformats.org/drawingml/2006/main" noChangeAspect="1"/>
+            </wp:cNvGraphicFramePr>
+            <a:graphic xmlns:a="http://schemas.openxmlformats.org/drawingml/2006/main">
+              <a:graphicData uri="http://schemas.openxmlformats.org/drawingml/2006/picture">
+                <pic:pic xmlns:pic="http://schemas.openxmlformats.org/drawingml/2006/picture">
+                  <pic:nvPicPr>
+                    <pic:cNvPr id="1" name=""/>
+                    <pic:cNvPicPr/>
+                  </pic:nvPicPr>
+                  <pic:blipFill>
+                    <a:blip r:embed="rId28">
+                      <a:extLst>
+                        <a:ext uri="{28A0092B-C50C-407E-A947-70E740481C1C}">
+                          <a14:useLocalDpi xmlns:a14="http://schemas.microsoft.com/office/drawing/2010/main" val="0"/>
+                        </a:ext>
+                      </a:extLst>
+                    </a:blip>
+                    <a:stretch>
+                      <a:fillRect/>
+                    </a:stretch>
+                  </pic:blipFill>
+                  <pic:spPr>
+                    <a:xfrm>
+                      <a:off x="0" y="0"/>
+                      <a:ext cx="6601460" cy="2484120"/>
+                    </a:xfrm>
+                    <a:prstGeom prst="rect">
+                      <a:avLst/>
+                    </a:prstGeom>
+                  </pic:spPr>
+                </pic:pic>
+              </a:graphicData>
+            </a:graphic>
+            <wp14:sizeRelH relativeFrom="margin">
+              <wp14:pctWidth>0</wp14:pctWidth>
+            </wp14:sizeRelH>
+            <wp14:sizeRelV relativeFrom="margin">
+              <wp14:pctHeight>0</wp14:pctHeight>
+            </wp14:sizeRelV>
+          </wp:anchor>
+        </w:drawing>
+      </w:r>
+      <w:r>
+        <w:rPr>
+          <w:rFonts w:ascii="Arial" w:hAnsi="Arial" w:cs="Arial"/>
+          <w:sz w:val="24"/>
+          <w:szCs w:val="24"/>
+        </w:rPr>
+        <w:t xml:space="preserve"> </w:t>
+      </w:r>
+      <w:r>
+        <w:rPr>
+          <w:rFonts w:ascii="Arial" w:hAnsi="Arial" w:cs="Arial"/>
+          <w:sz w:val="24"/>
+          <w:szCs w:val="24"/>
+        </w:rPr>
+        <w:t>Tabla 2.</w:t>
+      </w:r>
+      <w:r>
+        <w:rPr>
+          <w:rFonts w:ascii="Arial" w:hAnsi="Arial" w:cs="Arial"/>
+          <w:sz w:val="24"/>
+          <w:szCs w:val="24"/>
+        </w:rPr>
+        <w:t>2</w:t>
+      </w:r>
+      <w:r>
+        <w:rPr>
+          <w:rFonts w:ascii="Arial" w:hAnsi="Arial" w:cs="Arial"/>
+          <w:sz w:val="24"/>
+          <w:szCs w:val="24"/>
+        </w:rPr>
+        <w:t xml:space="preserve"> </w:t>
+      </w:r>
+      <w:r>
+        <w:rPr>
+          <w:rFonts w:ascii="Arial" w:hAnsi="Arial" w:cs="Arial"/>
+          <w:sz w:val="24"/>
+          <w:szCs w:val="24"/>
+        </w:rPr>
+        <w:t>Financiamiento</w:t>
+      </w:r>
+      <w:r>
+        <w:rPr>
+          <w:rFonts w:ascii="Arial" w:hAnsi="Arial" w:cs="Arial"/>
+          <w:sz w:val="24"/>
+          <w:szCs w:val="24"/>
+        </w:rPr>
+        <w:t xml:space="preserve"> del proyecto</w:t>
+      </w:r>
+    </w:p>
+    <w:p>
+      <w:pPr>
+        <w:spacing w:after="0" w:line="360" w:lineRule="auto"/>
+        <w:rPr>
+          <w:rFonts w:ascii="Arial" w:hAnsi="Arial" w:cs="Arial"/>
+          <w:sz w:val="24"/>
+          <w:szCs w:val="24"/>
+        </w:rPr>
+      </w:pPr>
+    </w:p>
+    <w:p>
+      <w:pPr>
+        <w:pStyle w:val="Descripcin"/>
+        <w:spacing w:after="0" w:line="360" w:lineRule="auto"/>
+        <w:jc w:val="center"/>
+        <w:rPr>
+          <w:rFonts w:ascii="Arial" w:hAnsi="Arial" w:cs="Arial"/>
+          <w:sz w:val="24"/>
+          <w:szCs w:val="24"/>
+        </w:rPr>
+      </w:pPr>
+      <w:r>
+        <w:rPr>
+          <w:rFonts w:ascii="Arial" w:hAnsi="Arial" w:cs="Arial"/>
+          <w:sz w:val="24"/>
+          <w:szCs w:val="24"/>
+        </w:rPr>
+        <w:t>Fuente: Los autores mediante Microsoft Excel</w:t>
+      </w:r>
+    </w:p>
+    <w:p/>
     <w:p>
       <w:pPr>
         <w:pStyle w:val="Ttulo2"/>
       </w:pPr>
-      <w:bookmarkStart w:id="143" w:name="_Toc242292366"/>
+      <w:bookmarkStart w:id="131" w:name="_Toc242292366"/>
       <w:r>
         <w:t xml:space="preserve">2.5 </w:t>
       </w:r>
@@ -25069,7 +25311,7 @@
         </w:rPr>
         <w:t>Cronograma de actividades</w:t>
       </w:r>
-      <w:bookmarkEnd w:id="143"/>
+      <w:bookmarkEnd w:id="131"/>
     </w:p>
     <w:p>
       <w:pPr>
@@ -25136,7 +25378,7 @@
         <mc:AlternateContent>
           <mc:Choice Requires="wpg">
             <w:drawing>
-              <wp:anchor distT="0" distB="0" distL="114300" distR="114300" simplePos="0" relativeHeight="251693056" behindDoc="0" locked="0" layoutInCell="1" allowOverlap="1" wp14:anchorId="3800553F" wp14:editId="41644CD1">
+              <wp:anchor distT="0" distB="0" distL="114300" distR="114300" simplePos="0" relativeHeight="251693056" behindDoc="0" locked="0" layoutInCell="1" allowOverlap="1" wp14:anchorId="3800553F" wp14:editId="573AC091">
                 <wp:simplePos x="0" y="0"/>
                 <wp:positionH relativeFrom="margin">
                   <wp:align>center</wp:align>
@@ -25188,7 +25430,7 @@
                                 <w:spacing w:line="276" w:lineRule="auto"/>
                                 <w:jc w:val="center"/>
                               </w:pPr>
-                              <w:bookmarkStart w:id="144" w:name="_Toc236942823"/>
+                              <w:bookmarkStart w:id="132" w:name="_Toc236942823"/>
                               <w:r>
                                 <w:t>Figura</w:t>
                               </w:r>
@@ -25219,7 +25461,7 @@
                               <w:r>
                                 <w:t xml:space="preserve">  Diagrama de Gantt del proyecto</w:t>
                               </w:r>
-                              <w:bookmarkEnd w:id="144"/>
+                              <w:bookmarkEnd w:id="132"/>
                             </w:p>
                             <w:p>
                               <w:pPr>
@@ -25258,7 +25500,7 @@
                             </pic:cNvPicPr>
                           </pic:nvPicPr>
                           <pic:blipFill>
-                            <a:blip r:embed="rId27" cstate="print">
+                            <a:blip r:embed="rId29" cstate="print">
                               <a:extLst>
                                 <a:ext uri="{28A0092B-C50C-407E-A947-70E740481C1C}">
                                   <a14:useLocalDpi xmlns:a14="http://schemas.microsoft.com/office/drawing/2010/main" val="0"/>
@@ -25287,7 +25529,7 @@
                             </pic:cNvPicPr>
                           </pic:nvPicPr>
                           <pic:blipFill rotWithShape="1">
-                            <a:blip r:embed="rId28">
+                            <a:blip r:embed="rId30">
                               <a:extLst>
                                 <a:ext uri="{28A0092B-C50C-407E-A947-70E740481C1C}">
                                   <a14:useLocalDpi xmlns:a14="http://schemas.microsoft.com/office/drawing/2010/main" val="0"/>
@@ -25323,7 +25565,7 @@
                             </pic:cNvPicPr>
                           </pic:nvPicPr>
                           <pic:blipFill>
-                            <a:blip r:embed="rId29">
+                            <a:blip r:embed="rId31">
                               <a:extLst>
                                 <a:ext uri="{28A0092B-C50C-407E-A947-70E740481C1C}">
                                   <a14:useLocalDpi xmlns:a14="http://schemas.microsoft.com/office/drawing/2010/main" val="0"/>
@@ -25353,7 +25595,11 @@
           </mc:Choice>
           <mc:Fallback>
             <w:pict>
-              <v:group w14:anchorId="26CA3492" id="Grupo 26" o:spid="_x0000_s1032" style="position:absolute;left:0;text-align:left;margin-left:0;margin-top:33.5pt;width:514.85pt;height:480pt;z-index:251693056;mso-position-horizontal:center;mso-position-horizontal-relative:margin" coordsize="65385,60960" o:gfxdata="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">
+              <v:group w14:anchorId="3800553F" id="Grupo 26" o:spid="_x0000_s1032" style="position:absolute;left:0;text-align:left;margin-left:0;margin-top:33.5pt;width:514.85pt;height:480pt;z-index:251693056;mso-position-horizontal:center;mso-position-horizontal-relative:margin" coordsize="65385,60960" o:gfxdata="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">
+                <v:shapetype id="_x0000_t202" coordsize="21600,21600" o:spt="202" path="m,l,21600r21600,l21600,xe">
+                  <v:stroke joinstyle="miter"/>
+                  <v:path gradientshapeok="t" o:connecttype="rect"/>
+                </v:shapetype>
                 <v:shape id="Cuadro de texto 12" o:spid="_x0000_s1033" type="#_x0000_t202" style="position:absolute;top:58674;width:65385;height:2286;visibility:visible;mso-wrap-style:square;v-text-anchor:top" o:gfxdata="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" stroked="f">
                   <v:textbox inset="0,0,0,0">
                     <w:txbxContent>
@@ -25364,7 +25610,7 @@
                           <w:spacing w:line="276" w:lineRule="auto"/>
                           <w:jc w:val="center"/>
                         </w:pPr>
-                        <w:bookmarkStart w:id="143" w:name="_Toc236942823"/>
+                        <w:bookmarkStart w:id="133" w:name="_Toc236942823"/>
                         <w:r>
                           <w:t>Figura</w:t>
                         </w:r>
@@ -25395,7 +25641,7 @@
                         <w:r>
                           <w:t xml:space="preserve">  Diagrama de Gantt del proyecto</w:t>
                         </w:r>
-                        <w:bookmarkEnd w:id="143"/>
+                        <w:bookmarkEnd w:id="133"/>
                       </w:p>
                       <w:p>
                         <w:pPr>
@@ -25430,13 +25676,13 @@
                     <o:lock v:ext="edit" aspectratio="t"/>
                   </v:shapetype>
                   <v:shape id="Imagen 13" o:spid="_x0000_s1035" type="#_x0000_t75" style="position:absolute;width:57918;height:25793;visibility:visible;mso-wrap-style:square" o:gfxdata="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">
-                    <v:imagedata r:id="rId30" o:title=""/>
+                    <v:imagedata r:id="rId32" o:title=""/>
                   </v:shape>
                   <v:shape id="Imagen 16" o:spid="_x0000_s1036" type="#_x0000_t75" style="position:absolute;left:76;top:25831;width:57461;height:25356;visibility:visible;mso-wrap-style:square" o:gfxdata="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">
-                    <v:imagedata r:id="rId31" o:title="" cropleft="169f"/>
+                    <v:imagedata r:id="rId33" o:title="" cropleft="169f"/>
                   </v:shape>
                   <v:shape id="Imagen 17" o:spid="_x0000_s1037" type="#_x0000_t75" style="position:absolute;left:76;top:51282;width:57918;height:2851;visibility:visible;mso-wrap-style:square" o:gfxdata="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">
-                    <v:imagedata r:id="rId32" o:title=""/>
+                    <v:imagedata r:id="rId34" o:title=""/>
                   </v:shape>
                 </v:group>
                 <w10:wrap type="topAndBottom" anchorx="margin"/>
@@ -25480,12 +25726,12 @@
         <w:pStyle w:val="Ttulo1"/>
         <w:jc w:val="left"/>
       </w:pPr>
-      <w:bookmarkStart w:id="145" w:name="_Toc242292367"/>
+      <w:bookmarkStart w:id="134" w:name="_Toc242292367"/>
       <w:r>
         <w:lastRenderedPageBreak/>
         <w:t>CAPÍTULO 3: MONOGRAFÍA DE LA INSTITUCIÓN</w:t>
       </w:r>
-      <w:bookmarkEnd w:id="145"/>
+      <w:bookmarkEnd w:id="134"/>
     </w:p>
     <w:p>
       <w:pPr>
@@ -25551,7 +25797,7 @@
       <w:pPr>
         <w:pStyle w:val="Ttulo2"/>
       </w:pPr>
-      <w:bookmarkStart w:id="146" w:name="_Toc242292368"/>
+      <w:bookmarkStart w:id="135" w:name="_Toc242292368"/>
       <w:r>
         <w:t xml:space="preserve">3.1 </w:t>
       </w:r>
@@ -25561,17 +25807,17 @@
         </w:rPr>
         <w:t>Reseña histórica</w:t>
       </w:r>
-      <w:bookmarkEnd w:id="146"/>
+      <w:bookmarkEnd w:id="135"/>
     </w:p>
     <w:p>
       <w:pPr>
         <w:pStyle w:val="Ttulo3"/>
       </w:pPr>
-      <w:bookmarkStart w:id="147" w:name="_Toc242292369"/>
+      <w:bookmarkStart w:id="136" w:name="_Toc242292369"/>
       <w:r>
         <w:t>3.1.1 Origen y primeros años</w:t>
       </w:r>
-      <w:bookmarkEnd w:id="147"/>
+      <w:bookmarkEnd w:id="136"/>
     </w:p>
     <w:p>
       <w:pPr>
@@ -25654,11 +25900,11 @@
       <w:pPr>
         <w:pStyle w:val="Ttulo3"/>
       </w:pPr>
-      <w:bookmarkStart w:id="148" w:name="_Toc242292370"/>
+      <w:bookmarkStart w:id="137" w:name="_Toc242292370"/>
       <w:r>
         <w:t>3.1.2 Cambios de sede y crecimiento de la infraestructura</w:t>
       </w:r>
-      <w:bookmarkEnd w:id="148"/>
+      <w:bookmarkEnd w:id="137"/>
     </w:p>
     <w:p>
       <w:pPr>
@@ -25760,11 +26006,11 @@
       <w:pPr>
         <w:pStyle w:val="Ttulo3"/>
       </w:pPr>
-      <w:bookmarkStart w:id="149" w:name="_Toc242292371"/>
+      <w:bookmarkStart w:id="138" w:name="_Toc242292371"/>
       <w:r>
         <w:t>3.1.3 Transformación de Área de Salud a DDRISS</w:t>
       </w:r>
-      <w:bookmarkEnd w:id="149"/>
+      <w:bookmarkEnd w:id="138"/>
     </w:p>
     <w:p>
       <w:pPr>
@@ -25858,7 +26104,7 @@
       <w:pPr>
         <w:pStyle w:val="Ttulo2"/>
       </w:pPr>
-      <w:bookmarkStart w:id="150" w:name="_Toc242292372"/>
+      <w:bookmarkStart w:id="139" w:name="_Toc242292372"/>
       <w:r>
         <w:t xml:space="preserve">3.2 </w:t>
       </w:r>
@@ -25868,7 +26114,7 @@
         </w:rPr>
         <w:t>Naturaleza institucional y dependencia administrativa</w:t>
       </w:r>
-      <w:bookmarkEnd w:id="150"/>
+      <w:bookmarkEnd w:id="139"/>
     </w:p>
     <w:p>
       <w:pPr>
@@ -25969,7 +26215,7 @@
       <w:pPr>
         <w:pStyle w:val="Ttulo2"/>
       </w:pPr>
-      <w:bookmarkStart w:id="151" w:name="_Toc242292373"/>
+      <w:bookmarkStart w:id="140" w:name="_Toc242292373"/>
       <w:r>
         <w:t xml:space="preserve">3.3 </w:t>
       </w:r>
@@ -25979,7 +26225,7 @@
         </w:rPr>
         <w:t>Ubicación y cobertura territorial</w:t>
       </w:r>
-      <w:bookmarkEnd w:id="151"/>
+      <w:bookmarkEnd w:id="140"/>
     </w:p>
     <w:p>
       <w:pPr>
@@ -26056,7 +26302,7 @@
           <w:rStyle w:val="Encabezadonivel2"/>
         </w:rPr>
       </w:pPr>
-      <w:bookmarkStart w:id="152" w:name="_Toc242292374"/>
+      <w:bookmarkStart w:id="141" w:name="_Toc242292374"/>
       <w:r>
         <w:t xml:space="preserve">3.4 </w:t>
       </w:r>
@@ -26066,7 +26312,7 @@
         </w:rPr>
         <w:t>Funciones, programas y ámbitos de atención</w:t>
       </w:r>
-      <w:bookmarkEnd w:id="152"/>
+      <w:bookmarkEnd w:id="141"/>
     </w:p>
     <w:p>
       <w:pPr>
@@ -26186,7 +26432,7 @@
       <w:pPr>
         <w:pStyle w:val="Ttulo2"/>
       </w:pPr>
-      <w:bookmarkStart w:id="153" w:name="_Toc242292375"/>
+      <w:bookmarkStart w:id="142" w:name="_Toc242292375"/>
       <w:r>
         <w:t>3.5</w:t>
       </w:r>
@@ -26196,17 +26442,17 @@
         </w:rPr>
         <w:t xml:space="preserve"> Identidad institucional</w:t>
       </w:r>
-      <w:bookmarkEnd w:id="153"/>
+      <w:bookmarkEnd w:id="142"/>
     </w:p>
     <w:p>
       <w:pPr>
         <w:pStyle w:val="Ttulo3"/>
       </w:pPr>
-      <w:bookmarkStart w:id="154" w:name="_Toc242292376"/>
+      <w:bookmarkStart w:id="143" w:name="_Toc242292376"/>
       <w:r>
         <w:t>3.5.1 Misión y visión</w:t>
       </w:r>
-      <w:bookmarkEnd w:id="154"/>
+      <w:bookmarkEnd w:id="143"/>
     </w:p>
     <w:p>
       <w:pPr>
@@ -26312,11 +26558,11 @@
           <w:bCs w:val="0"/>
         </w:rPr>
       </w:pPr>
-      <w:bookmarkStart w:id="155" w:name="_Toc242292377"/>
+      <w:bookmarkStart w:id="144" w:name="_Toc242292377"/>
       <w:r>
         <w:t>3.5.2 Valores y orientación institucional</w:t>
       </w:r>
-      <w:bookmarkEnd w:id="155"/>
+      <w:bookmarkEnd w:id="144"/>
     </w:p>
     <w:p>
       <w:pPr>
@@ -26399,7 +26645,7 @@
       <w:pPr>
         <w:pStyle w:val="Ttulo2"/>
       </w:pPr>
-      <w:bookmarkStart w:id="156" w:name="_Toc242292378"/>
+      <w:bookmarkStart w:id="145" w:name="_Toc242292378"/>
       <w:r>
         <w:t xml:space="preserve">3.6 </w:t>
       </w:r>
@@ -26409,17 +26655,17 @@
         </w:rPr>
         <w:t>Estructura organizativa</w:t>
       </w:r>
-      <w:bookmarkEnd w:id="156"/>
+      <w:bookmarkEnd w:id="145"/>
     </w:p>
     <w:p>
       <w:pPr>
         <w:pStyle w:val="Ttulo3"/>
       </w:pPr>
-      <w:bookmarkStart w:id="157" w:name="_Toc242292379"/>
+      <w:bookmarkStart w:id="146" w:name="_Toc242292379"/>
       <w:r>
         <w:t>3.6.1 Dirección departamental y departamentos</w:t>
       </w:r>
-      <w:bookmarkEnd w:id="157"/>
+      <w:bookmarkEnd w:id="146"/>
     </w:p>
     <w:p>
       <w:pPr>
@@ -26718,11 +26964,11 @@
       <w:pPr>
         <w:pStyle w:val="Ttulo3"/>
       </w:pPr>
-      <w:bookmarkStart w:id="158" w:name="_Toc242292380"/>
+      <w:bookmarkStart w:id="147" w:name="_Toc242292380"/>
       <w:r>
         <w:t>3.6.2 Organización del área de Enfermería</w:t>
       </w:r>
-      <w:bookmarkEnd w:id="158"/>
+      <w:bookmarkEnd w:id="147"/>
     </w:p>
     <w:p>
       <w:pPr>
@@ -26805,7 +27051,7 @@
       <w:pPr>
         <w:pStyle w:val="Ttulo2"/>
       </w:pPr>
-      <w:bookmarkStart w:id="159" w:name="_Toc242292381"/>
+      <w:bookmarkStart w:id="148" w:name="_Toc242292381"/>
       <w:r>
         <w:t xml:space="preserve">3.7 </w:t>
       </w:r>
@@ -26815,7 +27061,7 @@
         </w:rPr>
         <w:t>Financiamiento y cooperación institucional</w:t>
       </w:r>
-      <w:bookmarkEnd w:id="159"/>
+      <w:bookmarkEnd w:id="148"/>
     </w:p>
     <w:p>
       <w:pPr>
@@ -26939,7 +27185,7 @@
           <w:bCs/>
         </w:rPr>
       </w:pPr>
-      <w:bookmarkStart w:id="160" w:name="_Toc242292382"/>
+      <w:bookmarkStart w:id="149" w:name="_Toc242292382"/>
       <w:r>
         <w:rPr>
           <w:rStyle w:val="Encabezadonivel2"/>
@@ -26947,7 +27193,7 @@
         </w:rPr>
         <w:t>3.8 Red de establecimientos y población atendida</w:t>
       </w:r>
-      <w:bookmarkEnd w:id="160"/>
+      <w:bookmarkEnd w:id="149"/>
     </w:p>
     <w:p>
       <w:pPr>
@@ -27065,12 +27311,12 @@
         <w:spacing w:line="360" w:lineRule="auto"/>
         <w:ind w:firstLineChars="0" w:firstLine="0"/>
       </w:pPr>
-      <w:bookmarkStart w:id="161" w:name="_Toc242292383"/>
+      <w:bookmarkStart w:id="150" w:name="_Toc242292383"/>
       <w:r>
         <w:lastRenderedPageBreak/>
         <w:t>CAPÍTULO 4: MARCO TEÓRICO</w:t>
       </w:r>
-      <w:bookmarkEnd w:id="161"/>
+      <w:bookmarkEnd w:id="150"/>
     </w:p>
     <w:p>
       <w:pPr>
@@ -27087,7 +27333,7 @@
       <w:pPr>
         <w:pStyle w:val="Ttulo2"/>
       </w:pPr>
-      <w:bookmarkStart w:id="162" w:name="_Toc242292384"/>
+      <w:bookmarkStart w:id="151" w:name="_Toc242292384"/>
       <w:r>
         <w:t xml:space="preserve">4.1 </w:t>
       </w:r>
@@ -27097,7 +27343,7 @@
         </w:rPr>
         <w:t>Aplicación web</w:t>
       </w:r>
-      <w:bookmarkEnd w:id="162"/>
+      <w:bookmarkEnd w:id="151"/>
     </w:p>
     <w:p>
       <w:pPr>
@@ -27133,11 +27379,11 @@
       <w:pPr>
         <w:pStyle w:val="Ttulo3"/>
       </w:pPr>
-      <w:bookmarkStart w:id="163" w:name="_Toc242292385"/>
+      <w:bookmarkStart w:id="152" w:name="_Toc242292385"/>
       <w:r>
         <w:t>4.1.1 Concepto y evolución de las aplicaciones web</w:t>
       </w:r>
-      <w:bookmarkEnd w:id="163"/>
+      <w:bookmarkEnd w:id="152"/>
     </w:p>
     <w:p>
       <w:pPr>
@@ -27220,11 +27466,11 @@
       <w:pPr>
         <w:pStyle w:val="Ttulo3"/>
       </w:pPr>
-      <w:bookmarkStart w:id="164" w:name="_Toc242292386"/>
+      <w:bookmarkStart w:id="153" w:name="_Toc242292386"/>
       <w:r>
         <w:t>4.1.2 Arquitectura de aplicaciones web</w:t>
       </w:r>
-      <w:bookmarkEnd w:id="164"/>
+      <w:bookmarkEnd w:id="153"/>
     </w:p>
     <w:p>
       <w:pPr>
@@ -27372,11 +27618,11 @@
       <w:pPr>
         <w:pStyle w:val="Ttulo3"/>
       </w:pPr>
-      <w:bookmarkStart w:id="165" w:name="_Toc242292387"/>
+      <w:bookmarkStart w:id="154" w:name="_Toc242292387"/>
       <w:r>
         <w:t>4.1.3 Arquitectura cliente-servidor</w:t>
       </w:r>
-      <w:bookmarkEnd w:id="165"/>
+      <w:bookmarkEnd w:id="154"/>
     </w:p>
     <w:p>
       <w:pPr>
@@ -27478,11 +27724,11 @@
       <w:pPr>
         <w:pStyle w:val="Ttulo3"/>
       </w:pPr>
-      <w:bookmarkStart w:id="166" w:name="_Toc242292388"/>
+      <w:bookmarkStart w:id="155" w:name="_Toc242292388"/>
       <w:r>
         <w:t>4.1.4 Arquitectura Modelo-Vista-Controlador (MVC)</w:t>
       </w:r>
-      <w:bookmarkEnd w:id="166"/>
+      <w:bookmarkEnd w:id="155"/>
     </w:p>
     <w:p>
       <w:pPr>
@@ -27556,11 +27802,11 @@
       <w:pPr>
         <w:pStyle w:val="Ttulo3"/>
       </w:pPr>
-      <w:bookmarkStart w:id="167" w:name="_Toc242292389"/>
+      <w:bookmarkStart w:id="156" w:name="_Toc242292389"/>
       <w:r>
         <w:t>4.1.5 Interfaz de usuario y frontend</w:t>
       </w:r>
-      <w:bookmarkEnd w:id="167"/>
+      <w:bookmarkEnd w:id="156"/>
     </w:p>
     <w:p>
       <w:pPr>
@@ -27643,11 +27889,11 @@
       <w:pPr>
         <w:pStyle w:val="Ttulo3"/>
       </w:pPr>
-      <w:bookmarkStart w:id="168" w:name="_Toc242292390"/>
+      <w:bookmarkStart w:id="157" w:name="_Toc242292390"/>
       <w:r>
         <w:t>4.1.6 Backend y lógica de negocio</w:t>
       </w:r>
-      <w:bookmarkEnd w:id="168"/>
+      <w:bookmarkEnd w:id="157"/>
     </w:p>
     <w:p>
       <w:pPr>
@@ -27721,11 +27967,11 @@
       <w:pPr>
         <w:pStyle w:val="Ttulo3"/>
       </w:pPr>
-      <w:bookmarkStart w:id="169" w:name="_Toc242292391"/>
+      <w:bookmarkStart w:id="158" w:name="_Toc242292391"/>
       <w:r>
         <w:t>4.1.7 Bases de datos relacionales</w:t>
       </w:r>
-      <w:bookmarkEnd w:id="169"/>
+      <w:bookmarkEnd w:id="158"/>
     </w:p>
     <w:p>
       <w:pPr>
@@ -27818,11 +28064,11 @@
       <w:pPr>
         <w:pStyle w:val="Ttulo3"/>
       </w:pPr>
-      <w:bookmarkStart w:id="170" w:name="_Toc242292392"/>
+      <w:bookmarkStart w:id="159" w:name="_Toc242292392"/>
       <w:r>
         <w:t>4.1.8 Comunicación entre componentes de una aplicación web</w:t>
       </w:r>
-      <w:bookmarkEnd w:id="170"/>
+      <w:bookmarkEnd w:id="159"/>
     </w:p>
     <w:p>
       <w:pPr>
@@ -27905,11 +28151,11 @@
       <w:pPr>
         <w:pStyle w:val="Ttulo3"/>
       </w:pPr>
-      <w:bookmarkStart w:id="171" w:name="_Toc242292393"/>
+      <w:bookmarkStart w:id="160" w:name="_Toc242292393"/>
       <w:r>
         <w:t>4.1.9 Gestión de usuarios, autenticación y autorización</w:t>
       </w:r>
-      <w:bookmarkEnd w:id="171"/>
+      <w:bookmarkEnd w:id="160"/>
     </w:p>
     <w:p>
       <w:pPr>
@@ -27992,11 +28238,11 @@
       <w:pPr>
         <w:pStyle w:val="Ttulo3"/>
       </w:pPr>
-      <w:bookmarkStart w:id="172" w:name="_Toc242292394"/>
+      <w:bookmarkStart w:id="161" w:name="_Toc242292394"/>
       <w:r>
         <w:t>4.1.10 Usabilidad y diseño adaptable</w:t>
       </w:r>
-      <w:bookmarkEnd w:id="172"/>
+      <w:bookmarkEnd w:id="161"/>
     </w:p>
     <w:p>
       <w:pPr>
@@ -28079,11 +28325,11 @@
       <w:pPr>
         <w:pStyle w:val="Ttulo3"/>
       </w:pPr>
-      <w:bookmarkStart w:id="173" w:name="_Toc242292395"/>
+      <w:bookmarkStart w:id="162" w:name="_Toc242292395"/>
       <w:r>
         <w:t>4.1.11 Seguridad e integridad de la información</w:t>
       </w:r>
-      <w:bookmarkEnd w:id="173"/>
+      <w:bookmarkEnd w:id="162"/>
     </w:p>
     <w:p>
       <w:pPr>
@@ -28157,11 +28403,11 @@
       <w:pPr>
         <w:pStyle w:val="Ttulo3"/>
       </w:pPr>
-      <w:bookmarkStart w:id="174" w:name="_Toc242292396"/>
+      <w:bookmarkStart w:id="163" w:name="_Toc242292396"/>
       <w:r>
         <w:t>4.1.12 Despliegue de aplicaciones web en la nube</w:t>
       </w:r>
-      <w:bookmarkEnd w:id="174"/>
+      <w:bookmarkEnd w:id="163"/>
     </w:p>
     <w:p>
       <w:pPr>
@@ -28244,11 +28490,11 @@
       <w:pPr>
         <w:pStyle w:val="Ttulo3"/>
       </w:pPr>
-      <w:bookmarkStart w:id="175" w:name="_Toc242292397"/>
+      <w:bookmarkStart w:id="164" w:name="_Toc242292397"/>
       <w:r>
         <w:t>4.1.13 Tecnologías utilizadas en el proyecto</w:t>
       </w:r>
-      <w:bookmarkEnd w:id="175"/>
+      <w:bookmarkEnd w:id="164"/>
     </w:p>
     <w:p>
       <w:pPr>
@@ -28416,7 +28662,7 @@
       <w:pPr>
         <w:pStyle w:val="Ttulo2"/>
       </w:pPr>
-      <w:bookmarkStart w:id="176" w:name="_Toc242292398"/>
+      <w:bookmarkStart w:id="165" w:name="_Toc242292398"/>
       <w:r>
         <w:t xml:space="preserve">4.2 </w:t>
       </w:r>
@@ -28426,7 +28672,7 @@
         </w:rPr>
         <w:t>Registro de producción de vacunación</w:t>
       </w:r>
-      <w:bookmarkEnd w:id="176"/>
+      <w:bookmarkEnd w:id="165"/>
     </w:p>
     <w:p>
       <w:pPr>
@@ -28492,11 +28738,11 @@
       <w:pPr>
         <w:pStyle w:val="Ttulo3"/>
       </w:pPr>
-      <w:bookmarkStart w:id="177" w:name="_Toc242292399"/>
+      <w:bookmarkStart w:id="166" w:name="_Toc242292399"/>
       <w:r>
         <w:t>4.2.1 Vacunación e inmunización</w:t>
       </w:r>
-      <w:bookmarkEnd w:id="177"/>
+      <w:bookmarkEnd w:id="166"/>
     </w:p>
     <w:p>
       <w:pPr>
@@ -28579,11 +28825,11 @@
       <w:pPr>
         <w:pStyle w:val="Ttulo3"/>
       </w:pPr>
-      <w:bookmarkStart w:id="178" w:name="_Toc242292400"/>
+      <w:bookmarkStart w:id="167" w:name="_Toc242292400"/>
       <w:r>
         <w:t>4.2.2 Importancia de los programas de vacunación</w:t>
       </w:r>
-      <w:bookmarkEnd w:id="178"/>
+      <w:bookmarkEnd w:id="167"/>
     </w:p>
     <w:p>
       <w:pPr>
@@ -28677,11 +28923,11 @@
       <w:pPr>
         <w:pStyle w:val="Ttulo3"/>
       </w:pPr>
-      <w:bookmarkStart w:id="179" w:name="_Toc242292401"/>
+      <w:bookmarkStart w:id="168" w:name="_Toc242292401"/>
       <w:r>
         <w:t>4.2.3 Producción de vacunación</w:t>
       </w:r>
-      <w:bookmarkEnd w:id="179"/>
+      <w:bookmarkEnd w:id="168"/>
     </w:p>
     <w:p>
       <w:pPr>
@@ -28783,11 +29029,11 @@
       <w:pPr>
         <w:pStyle w:val="Ttulo3"/>
       </w:pPr>
-      <w:bookmarkStart w:id="180" w:name="_Toc242292402"/>
+      <w:bookmarkStart w:id="169" w:name="_Toc242292402"/>
       <w:r>
         <w:t>4.2.4 Datos que integran un registro de producción de vacunación</w:t>
       </w:r>
-      <w:bookmarkEnd w:id="180"/>
+      <w:bookmarkEnd w:id="169"/>
     </w:p>
     <w:p>
       <w:pPr>
@@ -29044,11 +29290,11 @@
       <w:pPr>
         <w:pStyle w:val="Ttulo3"/>
       </w:pPr>
-      <w:bookmarkStart w:id="181" w:name="_Toc242292403"/>
+      <w:bookmarkStart w:id="170" w:name="_Toc242292403"/>
       <w:r>
         <w:t>4.2.5 Registro de información sanitaria</w:t>
       </w:r>
-      <w:bookmarkEnd w:id="181"/>
+      <w:bookmarkEnd w:id="170"/>
     </w:p>
     <w:p>
       <w:pPr>
@@ -29150,11 +29396,11 @@
       <w:pPr>
         <w:pStyle w:val="Ttulo3"/>
       </w:pPr>
-      <w:bookmarkStart w:id="182" w:name="_Toc242292404"/>
+      <w:bookmarkStart w:id="171" w:name="_Toc242292404"/>
       <w:r>
         <w:t>4.2.6 Estandarización de registros</w:t>
       </w:r>
-      <w:bookmarkEnd w:id="182"/>
+      <w:bookmarkEnd w:id="171"/>
     </w:p>
     <w:p>
       <w:pPr>
@@ -29248,11 +29494,11 @@
       <w:pPr>
         <w:pStyle w:val="Ttulo3"/>
       </w:pPr>
-      <w:bookmarkStart w:id="183" w:name="_Toc242292405"/>
+      <w:bookmarkStart w:id="172" w:name="_Toc242292405"/>
       <w:r>
         <w:t>4.2.7 Calidad de los datos</w:t>
       </w:r>
-      <w:bookmarkEnd w:id="183"/>
+      <w:bookmarkEnd w:id="172"/>
     </w:p>
     <w:p>
       <w:pPr>
@@ -29418,11 +29664,11 @@
       <w:pPr>
         <w:pStyle w:val="Ttulo3"/>
       </w:pPr>
-      <w:bookmarkStart w:id="184" w:name="_Toc242292406"/>
+      <w:bookmarkStart w:id="173" w:name="_Toc242292406"/>
       <w:r>
         <w:t>4.2.8 Validación e integridad de los registros</w:t>
       </w:r>
-      <w:bookmarkEnd w:id="184"/>
+      <w:bookmarkEnd w:id="173"/>
     </w:p>
     <w:p>
       <w:pPr>
@@ -29524,11 +29770,11 @@
       <w:pPr>
         <w:pStyle w:val="Ttulo3"/>
       </w:pPr>
-      <w:bookmarkStart w:id="185" w:name="_Toc242292407"/>
+      <w:bookmarkStart w:id="174" w:name="_Toc242292407"/>
       <w:r>
         <w:t>4.2.9 Consolidación de información</w:t>
       </w:r>
-      <w:bookmarkEnd w:id="185"/>
+      <w:bookmarkEnd w:id="174"/>
     </w:p>
     <w:p>
       <w:pPr>
@@ -29621,11 +29867,11 @@
       <w:pPr>
         <w:pStyle w:val="Ttulo3"/>
       </w:pPr>
-      <w:bookmarkStart w:id="186" w:name="_Toc242292408"/>
+      <w:bookmarkStart w:id="175" w:name="_Toc242292408"/>
       <w:r>
         <w:t>4.2.10 Centralización de datos</w:t>
       </w:r>
-      <w:bookmarkEnd w:id="186"/>
+      <w:bookmarkEnd w:id="175"/>
     </w:p>
     <w:p>
       <w:pPr>
@@ -29707,11 +29953,11 @@
       <w:pPr>
         <w:pStyle w:val="Ttulo3"/>
       </w:pPr>
-      <w:bookmarkStart w:id="187" w:name="_Toc242292409"/>
+      <w:bookmarkStart w:id="176" w:name="_Toc242292409"/>
       <w:r>
         <w:t>4.2.11 Digitalización de registros sanitarios</w:t>
       </w:r>
-      <w:bookmarkEnd w:id="187"/>
+      <w:bookmarkEnd w:id="176"/>
     </w:p>
     <w:p>
       <w:pPr>
@@ -29827,11 +30073,11 @@
       <w:pPr>
         <w:pStyle w:val="Ttulo3"/>
       </w:pPr>
-      <w:bookmarkStart w:id="188" w:name="_Toc242292410"/>
+      <w:bookmarkStart w:id="177" w:name="_Toc242292410"/>
       <w:r>
         <w:t>4.2.12 Formulario 5C o Consolidado Mensual de Vacunación</w:t>
       </w:r>
-      <w:bookmarkEnd w:id="188"/>
+      <w:bookmarkEnd w:id="177"/>
     </w:p>
     <w:p>
       <w:pPr>
@@ -29952,7 +30198,7 @@
       <w:pPr>
         <w:pStyle w:val="Ttulo2"/>
       </w:pPr>
-      <w:bookmarkStart w:id="189" w:name="_Toc242292411"/>
+      <w:bookmarkStart w:id="178" w:name="_Toc242292411"/>
       <w:r>
         <w:lastRenderedPageBreak/>
         <w:t>4.3</w:t>
@@ -29963,7 +30209,7 @@
         </w:rPr>
         <w:t xml:space="preserve"> Automatización de procesos de información</w:t>
       </w:r>
-      <w:bookmarkEnd w:id="189"/>
+      <w:bookmarkEnd w:id="178"/>
     </w:p>
     <w:p>
       <w:pPr>
@@ -30023,11 +30269,11 @@
       <w:pPr>
         <w:pStyle w:val="Ttulo3"/>
       </w:pPr>
-      <w:bookmarkStart w:id="190" w:name="_Toc242292412"/>
+      <w:bookmarkStart w:id="179" w:name="_Toc242292412"/>
       <w:r>
         <w:t>4.3.1 Concepto y evolución de la automatización</w:t>
       </w:r>
-      <w:bookmarkEnd w:id="190"/>
+      <w:bookmarkEnd w:id="179"/>
     </w:p>
     <w:p>
       <w:pPr>
@@ -30130,11 +30376,11 @@
       <w:pPr>
         <w:pStyle w:val="Ttulo3"/>
       </w:pPr>
-      <w:bookmarkStart w:id="191" w:name="_Toc242292413"/>
+      <w:bookmarkStart w:id="180" w:name="_Toc242292413"/>
       <w:r>
         <w:t>4.3.2 Procesamiento de información</w:t>
       </w:r>
-      <w:bookmarkEnd w:id="191"/>
+      <w:bookmarkEnd w:id="180"/>
     </w:p>
     <w:p>
       <w:pPr>
@@ -30357,11 +30603,11 @@
       <w:pPr>
         <w:pStyle w:val="Ttulo3"/>
       </w:pPr>
-      <w:bookmarkStart w:id="192" w:name="_Toc242292414"/>
+      <w:bookmarkStart w:id="181" w:name="_Toc242292414"/>
       <w:r>
         <w:t>4.3.3 Automatización de procesos administrativos</w:t>
       </w:r>
-      <w:bookmarkEnd w:id="192"/>
+      <w:bookmarkEnd w:id="181"/>
     </w:p>
     <w:p>
       <w:pPr>
@@ -30452,11 +30698,11 @@
       <w:pPr>
         <w:pStyle w:val="Ttulo3"/>
       </w:pPr>
-      <w:bookmarkStart w:id="193" w:name="_Toc242292415"/>
+      <w:bookmarkStart w:id="182" w:name="_Toc242292415"/>
       <w:r>
         <w:t>4.3.4 Reglas de negocio</w:t>
       </w:r>
-      <w:bookmarkEnd w:id="193"/>
+      <w:bookmarkEnd w:id="182"/>
     </w:p>
     <w:p>
       <w:pPr>
@@ -30568,11 +30814,11 @@
       <w:pPr>
         <w:pStyle w:val="Ttulo3"/>
       </w:pPr>
-      <w:bookmarkStart w:id="194" w:name="_Toc242292416"/>
+      <w:bookmarkStart w:id="183" w:name="_Toc242292416"/>
       <w:r>
         <w:t>4.3.5 Validación automática de datos</w:t>
       </w:r>
-      <w:bookmarkEnd w:id="194"/>
+      <w:bookmarkEnd w:id="183"/>
     </w:p>
     <w:p>
       <w:pPr>
@@ -30716,11 +30962,11 @@
       <w:pPr>
         <w:pStyle w:val="Ttulo3"/>
       </w:pPr>
-      <w:bookmarkStart w:id="195" w:name="_Toc242292417"/>
+      <w:bookmarkStart w:id="184" w:name="_Toc242292417"/>
       <w:r>
         <w:t>4.3.6 Consolidación y cálculo automatizado</w:t>
       </w:r>
-      <w:bookmarkEnd w:id="195"/>
+      <w:bookmarkEnd w:id="184"/>
     </w:p>
     <w:p>
       <w:pPr>
@@ -30832,11 +31078,11 @@
       <w:pPr>
         <w:pStyle w:val="Ttulo3"/>
       </w:pPr>
-      <w:bookmarkStart w:id="196" w:name="_Toc242292418"/>
+      <w:bookmarkStart w:id="185" w:name="_Toc242292418"/>
       <w:r>
         <w:t>4.3.7 Automatización de reportes</w:t>
       </w:r>
-      <w:bookmarkEnd w:id="196"/>
+      <w:bookmarkEnd w:id="185"/>
     </w:p>
     <w:p>
       <w:pPr>
@@ -30948,11 +31194,11 @@
       <w:pPr>
         <w:pStyle w:val="Ttulo3"/>
       </w:pPr>
-      <w:bookmarkStart w:id="197" w:name="_Toc242292419"/>
+      <w:bookmarkStart w:id="186" w:name="_Toc242292419"/>
       <w:r>
         <w:t>4.3.8 Beneficios de la automatización</w:t>
       </w:r>
-      <w:bookmarkEnd w:id="197"/>
+      <w:bookmarkEnd w:id="186"/>
     </w:p>
     <w:p>
       <w:pPr>
@@ -31154,11 +31400,11 @@
       <w:pPr>
         <w:pStyle w:val="Ttulo3"/>
       </w:pPr>
-      <w:bookmarkStart w:id="198" w:name="_Toc242292420"/>
+      <w:bookmarkStart w:id="187" w:name="_Toc242292420"/>
       <w:r>
         <w:t>4.3.9 Limitaciones y supervisión humana</w:t>
       </w:r>
-      <w:bookmarkEnd w:id="198"/>
+      <w:bookmarkEnd w:id="187"/>
     </w:p>
     <w:p>
       <w:pPr>
@@ -31270,7 +31516,7 @@
       <w:pPr>
         <w:pStyle w:val="Ttulo2"/>
       </w:pPr>
-      <w:bookmarkStart w:id="199" w:name="_Toc242292421"/>
+      <w:bookmarkStart w:id="188" w:name="_Toc242292421"/>
       <w:r>
         <w:t>4.4</w:t>
       </w:r>
@@ -31280,7 +31526,7 @@
         </w:rPr>
         <w:t xml:space="preserve"> Informes y cobertura de vacunación</w:t>
       </w:r>
-      <w:bookmarkEnd w:id="199"/>
+      <w:bookmarkEnd w:id="188"/>
     </w:p>
     <w:p>
       <w:pPr>
@@ -31328,11 +31574,11 @@
       <w:pPr>
         <w:pStyle w:val="Ttulo3"/>
       </w:pPr>
-      <w:bookmarkStart w:id="200" w:name="_Toc242292422"/>
+      <w:bookmarkStart w:id="189" w:name="_Toc242292422"/>
       <w:r>
         <w:t>4.4.1 Informes en los sistemas de información</w:t>
       </w:r>
-      <w:bookmarkEnd w:id="200"/>
+      <w:bookmarkEnd w:id="189"/>
     </w:p>
     <w:p>
       <w:pPr>
@@ -31423,11 +31669,11 @@
       <w:pPr>
         <w:pStyle w:val="Ttulo3"/>
       </w:pPr>
-      <w:bookmarkStart w:id="201" w:name="_Toc242292423"/>
+      <w:bookmarkStart w:id="190" w:name="_Toc242292423"/>
       <w:r>
         <w:t>4.4.2 Informes sanitarios</w:t>
       </w:r>
-      <w:bookmarkEnd w:id="201"/>
+      <w:bookmarkEnd w:id="190"/>
     </w:p>
     <w:p>
       <w:pPr>
@@ -31518,11 +31764,11 @@
       <w:pPr>
         <w:pStyle w:val="Ttulo3"/>
       </w:pPr>
-      <w:bookmarkStart w:id="202" w:name="_Toc242292424"/>
+      <w:bookmarkStart w:id="191" w:name="_Toc242292424"/>
       <w:r>
         <w:t>4.4.3 Periodicidad y consolidación de informes</w:t>
       </w:r>
-      <w:bookmarkEnd w:id="202"/>
+      <w:bookmarkEnd w:id="191"/>
     </w:p>
     <w:p>
       <w:pPr>
@@ -31639,11 +31885,11 @@
           <w:lang w:eastAsia="es-GT"/>
         </w:rPr>
       </w:pPr>
-      <w:bookmarkStart w:id="203" w:name="_Toc242292425"/>
+      <w:bookmarkStart w:id="192" w:name="_Toc242292425"/>
       <w:r>
         <w:t>4.4.4 Indicadores de salud</w:t>
       </w:r>
-      <w:bookmarkEnd w:id="203"/>
+      <w:bookmarkEnd w:id="192"/>
     </w:p>
     <w:p>
       <w:pPr>
@@ -31760,11 +32006,11 @@
       <w:pPr>
         <w:pStyle w:val="Ttulo3"/>
       </w:pPr>
-      <w:bookmarkStart w:id="204" w:name="_Toc242292426"/>
+      <w:bookmarkStart w:id="193" w:name="_Toc242292426"/>
       <w:r>
         <w:t>4.4.5 Cobertura de vacunación</w:t>
       </w:r>
-      <w:bookmarkEnd w:id="204"/>
+      <w:bookmarkEnd w:id="193"/>
     </w:p>
     <w:p>
       <w:pPr>
@@ -31855,11 +32101,11 @@
       <w:pPr>
         <w:pStyle w:val="Ttulo3"/>
       </w:pPr>
-      <w:bookmarkStart w:id="205" w:name="_Toc242292427"/>
+      <w:bookmarkStart w:id="194" w:name="_Toc242292427"/>
       <w:r>
         <w:t>4.4.6 Cálculo de la cobertura de vacunación</w:t>
       </w:r>
-      <w:bookmarkEnd w:id="205"/>
+      <w:bookmarkEnd w:id="194"/>
     </w:p>
     <w:p>
       <w:pPr>
@@ -32013,11 +32259,11 @@
       <w:pPr>
         <w:pStyle w:val="Ttulo3"/>
       </w:pPr>
-      <w:bookmarkStart w:id="206" w:name="_Toc242292428"/>
+      <w:bookmarkStart w:id="195" w:name="_Toc242292428"/>
       <w:r>
         <w:t>4.4.7 Metas de cobertura de vacunación</w:t>
       </w:r>
-      <w:bookmarkEnd w:id="206"/>
+      <w:bookmarkEnd w:id="195"/>
     </w:p>
     <w:p>
       <w:pPr>
@@ -32108,11 +32354,11 @@
       <w:pPr>
         <w:pStyle w:val="Ttulo3"/>
       </w:pPr>
-      <w:bookmarkStart w:id="207" w:name="_Toc242292429"/>
+      <w:bookmarkStart w:id="196" w:name="_Toc242292429"/>
       <w:r>
         <w:t>4.4.8 Homogeneidad de la cobertura</w:t>
       </w:r>
-      <w:bookmarkEnd w:id="207"/>
+      <w:bookmarkEnd w:id="196"/>
     </w:p>
     <w:p>
       <w:pPr>
@@ -32214,11 +32460,11 @@
       <w:pPr>
         <w:pStyle w:val="Ttulo3"/>
       </w:pPr>
-      <w:bookmarkStart w:id="208" w:name="_Toc242292430"/>
+      <w:bookmarkStart w:id="197" w:name="_Toc242292430"/>
       <w:r>
         <w:t>4.4.9 Interpretación de indicadores de cobertura</w:t>
       </w:r>
-      <w:bookmarkEnd w:id="208"/>
+      <w:bookmarkEnd w:id="197"/>
     </w:p>
     <w:p>
       <w:pPr>
@@ -32321,11 +32567,11 @@
       <w:pPr>
         <w:pStyle w:val="Ttulo3"/>
       </w:pPr>
-      <w:bookmarkStart w:id="209" w:name="_Toc242292431"/>
+      <w:bookmarkStart w:id="198" w:name="_Toc242292431"/>
       <w:r>
         <w:t>4.4.10 Visualización de información</w:t>
       </w:r>
-      <w:bookmarkEnd w:id="209"/>
+      <w:bookmarkEnd w:id="198"/>
     </w:p>
     <w:p>
       <w:pPr>
@@ -32437,11 +32683,11 @@
       <w:pPr>
         <w:pStyle w:val="Ttulo3"/>
       </w:pPr>
-      <w:bookmarkStart w:id="210" w:name="_Toc242292432"/>
+      <w:bookmarkStart w:id="199" w:name="_Toc242292432"/>
       <w:r>
         <w:t>4.4.11 Tableros de control</w:t>
       </w:r>
-      <w:bookmarkEnd w:id="210"/>
+      <w:bookmarkEnd w:id="199"/>
     </w:p>
     <w:p>
       <w:pPr>
@@ -32574,11 +32820,11 @@
       <w:pPr>
         <w:pStyle w:val="Ttulo3"/>
       </w:pPr>
-      <w:bookmarkStart w:id="211" w:name="_Toc242292433"/>
+      <w:bookmarkStart w:id="200" w:name="_Toc242292433"/>
       <w:r>
         <w:t>4.4.12 Información para la toma de decisiones</w:t>
       </w:r>
-      <w:bookmarkEnd w:id="211"/>
+      <w:bookmarkEnd w:id="200"/>
     </w:p>
     <w:p>
       <w:pPr>
@@ -32705,7 +32951,7 @@
           <w:rStyle w:val="Encabezadonivel2"/>
         </w:rPr>
       </w:pPr>
-      <w:bookmarkStart w:id="212" w:name="_Toc242292434"/>
+      <w:bookmarkStart w:id="201" w:name="_Toc242292434"/>
       <w:r>
         <w:t xml:space="preserve">4.5 </w:t>
       </w:r>
@@ -32715,7 +32961,7 @@
         </w:rPr>
         <w:t>DDRISS de San Marcos y gestión de información sanitaria</w:t>
       </w:r>
-      <w:bookmarkEnd w:id="212"/>
+      <w:bookmarkEnd w:id="201"/>
     </w:p>
     <w:p>
       <w:pPr>
@@ -32759,11 +33005,11 @@
       <w:pPr>
         <w:pStyle w:val="Ttulo3"/>
       </w:pPr>
-      <w:bookmarkStart w:id="213" w:name="_Toc242292435"/>
+      <w:bookmarkStart w:id="202" w:name="_Toc242292435"/>
       <w:r>
         <w:t>4.5.1 Sistemas de información en salud</w:t>
       </w:r>
-      <w:bookmarkEnd w:id="213"/>
+      <w:bookmarkEnd w:id="202"/>
     </w:p>
     <w:p>
       <w:pPr>
@@ -32865,11 +33111,11 @@
       <w:pPr>
         <w:pStyle w:val="Ttulo3"/>
       </w:pPr>
-      <w:bookmarkStart w:id="214" w:name="_Toc242292436"/>
+      <w:bookmarkStart w:id="203" w:name="_Toc242292436"/>
       <w:r>
         <w:t>4.5.2 Gestión de información en salud</w:t>
       </w:r>
-      <w:bookmarkEnd w:id="214"/>
+      <w:bookmarkEnd w:id="203"/>
     </w:p>
     <w:p>
       <w:pPr>
@@ -32971,11 +33217,11 @@
       <w:pPr>
         <w:pStyle w:val="Ttulo3"/>
       </w:pPr>
-      <w:bookmarkStart w:id="215" w:name="_Toc242292437"/>
+      <w:bookmarkStart w:id="204" w:name="_Toc242292437"/>
       <w:r>
         <w:t>4.5.3 Organización del sistema de salud pública de Guatemala</w:t>
       </w:r>
-      <w:bookmarkEnd w:id="215"/>
+      <w:bookmarkEnd w:id="204"/>
     </w:p>
     <w:p>
       <w:pPr>
@@ -33077,11 +33323,11 @@
       <w:pPr>
         <w:pStyle w:val="Ttulo3"/>
       </w:pPr>
-      <w:bookmarkStart w:id="216" w:name="_Toc242292438"/>
+      <w:bookmarkStart w:id="205" w:name="_Toc242292438"/>
       <w:r>
         <w:t>4.5.4 Ministerio de Salud Pública y Asistencia Social</w:t>
       </w:r>
-      <w:bookmarkEnd w:id="216"/>
+      <w:bookmarkEnd w:id="205"/>
     </w:p>
     <w:p>
       <w:pPr>
@@ -33183,11 +33429,11 @@
       <w:pPr>
         <w:pStyle w:val="Ttulo3"/>
       </w:pPr>
-      <w:bookmarkStart w:id="217" w:name="_Toc242292439"/>
+      <w:bookmarkStart w:id="206" w:name="_Toc242292439"/>
       <w:r>
         <w:t>4.5.5 Sistema de Información Gerencial de Salud</w:t>
       </w:r>
-      <w:bookmarkEnd w:id="217"/>
+      <w:bookmarkEnd w:id="206"/>
     </w:p>
     <w:p>
       <w:pPr>
@@ -33280,11 +33526,11 @@
       <w:pPr>
         <w:pStyle w:val="Ttulo3"/>
       </w:pPr>
-      <w:bookmarkStart w:id="218" w:name="_Toc242292440"/>
+      <w:bookmarkStart w:id="207" w:name="_Toc242292440"/>
       <w:r>
         <w:t>4.5.6 Direcciones Departamentales de Redes Integradas de Servicios de Salud</w:t>
       </w:r>
-      <w:bookmarkEnd w:id="218"/>
+      <w:bookmarkEnd w:id="207"/>
     </w:p>
     <w:p>
       <w:pPr>
@@ -33358,11 +33604,11 @@
       <w:pPr>
         <w:pStyle w:val="Ttulo3"/>
       </w:pPr>
-      <w:bookmarkStart w:id="219" w:name="_Toc242292441"/>
+      <w:bookmarkStart w:id="208" w:name="_Toc242292441"/>
       <w:r>
         <w:t>4.5.7 Gestión de información en una DDRISS</w:t>
       </w:r>
-      <w:bookmarkEnd w:id="219"/>
+      <w:bookmarkEnd w:id="208"/>
     </w:p>
     <w:p>
       <w:pPr>
@@ -33456,11 +33702,11 @@
       <w:pPr>
         <w:pStyle w:val="Ttulo3"/>
       </w:pPr>
-      <w:bookmarkStart w:id="220" w:name="_Toc242292442"/>
+      <w:bookmarkStart w:id="209" w:name="_Toc242292442"/>
       <w:r>
         <w:t>4.5.8 Flujo de información sanitaria</w:t>
       </w:r>
-      <w:bookmarkEnd w:id="220"/>
+      <w:bookmarkEnd w:id="209"/>
     </w:p>
     <w:p>
       <w:pPr>
@@ -33592,11 +33838,11 @@
       <w:pPr>
         <w:pStyle w:val="Ttulo3"/>
       </w:pPr>
-      <w:bookmarkStart w:id="221" w:name="_Toc242292443"/>
+      <w:bookmarkStart w:id="210" w:name="_Toc242292443"/>
       <w:r>
         <w:t>4.5.9 Municipios y establecimientos de salud como unidades de reporte</w:t>
       </w:r>
-      <w:bookmarkEnd w:id="221"/>
+      <w:bookmarkEnd w:id="210"/>
     </w:p>
     <w:p>
       <w:pPr>
@@ -33698,11 +33944,11 @@
       <w:pPr>
         <w:pStyle w:val="Ttulo3"/>
       </w:pPr>
-      <w:bookmarkStart w:id="222" w:name="_Toc242292444"/>
+      <w:bookmarkStart w:id="211" w:name="_Toc242292444"/>
       <w:r>
         <w:t>4.5.10 Información epidemiológica y vigilancia</w:t>
       </w:r>
-      <w:bookmarkEnd w:id="222"/>
+      <w:bookmarkEnd w:id="211"/>
     </w:p>
     <w:p>
       <w:pPr>
@@ -33795,12 +34041,12 @@
       <w:pPr>
         <w:pStyle w:val="Ttulo3"/>
       </w:pPr>
-      <w:bookmarkStart w:id="223" w:name="_Toc242292445"/>
+      <w:bookmarkStart w:id="212" w:name="_Toc242292445"/>
       <w:r>
         <w:lastRenderedPageBreak/>
         <w:t>4.5.11 DDRISS San Marcos como contexto de aplicación</w:t>
       </w:r>
-      <w:bookmarkEnd w:id="223"/>
+      <w:bookmarkEnd w:id="212"/>
     </w:p>
     <w:p>
       <w:pPr>
@@ -33915,11 +34161,11 @@
       <w:pPr>
         <w:pStyle w:val="Ttulo3"/>
       </w:pPr>
-      <w:bookmarkStart w:id="224" w:name="_Toc242292446"/>
+      <w:bookmarkStart w:id="213" w:name="_Toc242292446"/>
       <w:r>
         <w:t>4.5.12 Marco normativo relacionado con vacunación e información sanitaria</w:t>
       </w:r>
-      <w:bookmarkEnd w:id="224"/>
+      <w:bookmarkEnd w:id="213"/>
     </w:p>
     <w:p>
       <w:pPr>
@@ -34331,11 +34577,11 @@
         <w:spacing w:line="360" w:lineRule="auto"/>
         <w:ind w:firstLineChars="0" w:firstLine="0"/>
       </w:pPr>
-      <w:bookmarkStart w:id="225" w:name="_Toc242292447"/>
+      <w:bookmarkStart w:id="214" w:name="_Toc242292447"/>
       <w:r>
         <w:t>BIBLIOGRAFÍA</w:t>
       </w:r>
-      <w:bookmarkEnd w:id="225"/>
+      <w:bookmarkEnd w:id="214"/>
     </w:p>
     <w:p>
       <w:pPr>
@@ -37142,7 +37388,7 @@
         <w:iCs/>
         <w:noProof/>
       </w:rPr>
-      <w:t>CAPÍTULO 3: MONOGRAFÍA DE LA INSTITUCIÓN</w:t>
+      <w:t>CAPÍTULO 2: DISEÑO Y MÉTODO</w:t>
     </w:r>
     <w:r>
       <w:rPr>
@@ -37197,7 +37443,7 @@
         <w:iCs/>
         <w:noProof/>
       </w:rPr>
-      <w:t>Ubicación y cobertura territorial</w:t>
+      <w:t>Reseña histórica</w:t>
     </w:r>
     <w:r>
       <w:rPr>
@@ -43991,7 +44237,6 @@
   <w:style w:type="character" w:default="1" w:styleId="Fuentedeprrafopredeter">
     <w:name w:val="Default Paragraph Font"/>
     <w:uiPriority w:val="1"/>
-    <w:semiHidden/>
     <w:unhideWhenUsed/>
   </w:style>
   <w:style w:type="table" w:default="1" w:styleId="Tablanormal">
